--- a/deliverables/BRING_Care_팀_운영_인수인계서_20260803.docx
+++ b/deliverables/BRING_Care_팀_운영_인수인계서_20260803.docx
@@ -215,7 +215,7 @@
                 <w:color w:val="17365D"/>
                 <w:sz w:val="17"/>
               </w:rPr>
-              <w:t>Apps Script</w:t>
+              <w:t>대상</w:t>
             </w:r>
           </w:p>
         </w:tc>
@@ -241,7 +241,7 @@
                 <w:color w:val="1F2937"/>
                 <w:sz w:val="17"/>
               </w:rPr>
-              <w:t>complaint-workflow-20260730-v52</w:t>
+              <w:t>BRING Care 운영팀</w:t>
             </w:r>
           </w:p>
         </w:tc>
@@ -438,7 +438,7 @@
           <w:color w:val="1F2937"/>
           <w:sz w:val="22"/>
         </w:rPr>
-        <w:t>세입자가 Google Form 또는 카카오 챗봇으로 민원을 접수하면 Apps Script가 계약 건물과 민원을 연결하고, 접수 안내·상담 요약·업체 분류·견적 비교·건물주 승인까지 처리한 뒤 Firebase 케이스를 GitHub Pages 관리자 화면에 실시간으로 보여주는 시스템입니다.</w:t>
+        <w:t>세입자가 Google Form 또는 카카오 챗봇으로 민원을 접수하면 자동화 시스템이 계약 건물과 민원을 연결하고, 접수 안내·상담 요약·업체 분류·견적 비교·건물주 승인까지 처리한 뒤 케이스를 관리자 화면에 실시간으로 보여주는 시스템입니다.</w:t>
       </w:r>
     </w:p>
     <w:p>
@@ -865,7 +865,7 @@
                 <w:color w:val="1F2937"/>
                 <w:sz w:val="17"/>
               </w:rPr>
-              <w:t>Apps Script 웹 앱</w:t>
+              <w:t>건물지도</w:t>
             </w:r>
           </w:p>
         </w:tc>
@@ -893,7 +893,7 @@
                   <w:color w:val="2E74B5"/>
                   <w:u w:val="single"/>
                 </w:rPr>
-                <w:t>https://script.google.com/macros/s/AKfycbxGAdtEDoNifxkM-e_Jm7dBkCnjM4oPJqz8RxZXoMoSKod5M_m9Yj2b11-nI97zmfd6Jw/exec</w:t>
+                <w:t>https://bringengineering.github.io/FM/wonju-map.html</w:t>
               </w:r>
             </w:hyperlink>
           </w:p>
@@ -921,7 +921,7 @@
                 <w:color w:val="1F2937"/>
                 <w:sz w:val="17"/>
               </w:rPr>
-              <w:t>문자, 파일 업로드, 승인 화면, 자동화 API</w:t>
+              <w:t>원주 유지보수 업체 확인</w:t>
             </w:r>
           </w:p>
         </w:tc>
@@ -953,7 +953,7 @@
                 <w:color w:val="1F2937"/>
                 <w:sz w:val="17"/>
               </w:rPr>
-              <w:t>건물지도</w:t>
+              <w:t>Firebase DB</w:t>
             </w:r>
           </w:p>
         </w:tc>
@@ -980,7 +980,7 @@
                   <w:color w:val="2E74B5"/>
                   <w:u w:val="single"/>
                 </w:rPr>
-                <w:t>https://bringengineering.github.io/FM/wonju-map.html</w:t>
+                <w:t>https://bring-fm-hj-default-rtdb.asia-southeast1.firebasedatabase.app</w:t>
               </w:r>
             </w:hyperlink>
           </w:p>
@@ -1007,7 +1007,7 @@
                 <w:color w:val="1F2937"/>
                 <w:sz w:val="17"/>
               </w:rPr>
-              <w:t>원주 유지보수 업체 확인</w:t>
+              <w:t>케이스·설정·입금 캘린더 데이터</w:t>
             </w:r>
           </w:p>
         </w:tc>
@@ -1040,7 +1040,7 @@
                 <w:color w:val="1F2937"/>
                 <w:sz w:val="17"/>
               </w:rPr>
-              <w:t>Firebase DB</w:t>
+              <w:t>Kakao 채널</w:t>
             </w:r>
           </w:p>
         </w:tc>
@@ -1068,7 +1068,7 @@
                   <w:color w:val="2E74B5"/>
                   <w:u w:val="single"/>
                 </w:rPr>
-                <w:t>https://bring-fm-hj-default-rtdb.asia-southeast1.firebasedatabase.app</w:t>
+                <w:t>http://pf.kakao.com/_xnaRfX</w:t>
               </w:r>
             </w:hyperlink>
           </w:p>
@@ -1077,92 +1077,6 @@
           <w:tcPr>
             <w:tcW w:type="dxa" w:w="3960"/>
             <w:shd w:fill="F8FAFC"/>
-            <w:tcMar>
-              <w:top w:w="80" w:type="dxa"/>
-              <w:start w:w="120" w:type="dxa"/>
-              <w:bottom w:w="80" w:type="dxa"/>
-              <w:end w:w="120" w:type="dxa"/>
-            </w:tcMar>
-            <w:vAlign w:val="center"/>
-          </w:tcPr>
-          <w:p>
-            <w:pPr>
-              <w:spacing w:after="0" w:line="259" w:lineRule="auto"/>
-            </w:pPr>
-            <w:r/>
-            <w:r>
-              <w:rPr>
-                <w:rFonts w:ascii="Calibri" w:hAnsi="Calibri" w:eastAsia="Malgun Gothic"/>
-                <w:color w:val="1F2937"/>
-                <w:sz w:val="17"/>
-              </w:rPr>
-              <w:t>케이스·설정·입금 캘린더 데이터</w:t>
-            </w:r>
-          </w:p>
-        </w:tc>
-      </w:tr>
-      <w:tr>
-        <w:trPr>
-          <w:cantSplit/>
-        </w:trPr>
-        <w:tc>
-          <w:tcPr>
-            <w:tcW w:type="dxa" w:w="1700"/>
-            <w:tcMar>
-              <w:top w:w="80" w:type="dxa"/>
-              <w:start w:w="120" w:type="dxa"/>
-              <w:bottom w:w="80" w:type="dxa"/>
-              <w:end w:w="120" w:type="dxa"/>
-            </w:tcMar>
-            <w:vAlign w:val="center"/>
-          </w:tcPr>
-          <w:p>
-            <w:pPr>
-              <w:spacing w:after="0" w:line="259" w:lineRule="auto"/>
-              <w:jc w:val="center"/>
-            </w:pPr>
-            <w:r/>
-            <w:r>
-              <w:rPr>
-                <w:rFonts w:ascii="Calibri" w:hAnsi="Calibri" w:eastAsia="Malgun Gothic"/>
-                <w:color w:val="1F2937"/>
-                <w:sz w:val="17"/>
-              </w:rPr>
-              <w:t>Kakao 채널</w:t>
-            </w:r>
-          </w:p>
-        </w:tc>
-        <w:tc>
-          <w:tcPr>
-            <w:tcW w:type="dxa" w:w="3700"/>
-            <w:tcMar>
-              <w:top w:w="80" w:type="dxa"/>
-              <w:start w:w="120" w:type="dxa"/>
-              <w:bottom w:w="80" w:type="dxa"/>
-              <w:end w:w="120" w:type="dxa"/>
-            </w:tcMar>
-            <w:vAlign w:val="center"/>
-          </w:tcPr>
-          <w:p>
-            <w:pPr>
-              <w:spacing w:after="0" w:line="259" w:lineRule="auto"/>
-            </w:pPr>
-            <w:r/>
-            <w:hyperlink r:id="rId17">
-              <w:r>
-                <w:rPr>
-                  <w:rFonts w:ascii="Calibri" w:hAnsi="Calibri" w:eastAsia="Malgun Gothic"/>
-                  <w:color w:val="2E74B5"/>
-                  <w:u w:val="single"/>
-                </w:rPr>
-                <w:t>http://pf.kakao.com/_xnaRfX</w:t>
-              </w:r>
-            </w:hyperlink>
-          </w:p>
-        </w:tc>
-        <w:tc>
-          <w:tcPr>
-            <w:tcW w:type="dxa" w:w="3960"/>
             <w:tcMar>
               <w:top w:w="80" w:type="dxa"/>
               <w:start w:w="120" w:type="dxa"/>
@@ -1440,7 +1354,7 @@
                 <w:color w:val="1F2937"/>
                 <w:sz w:val="17"/>
               </w:rPr>
-              <w:t>자동화 관리자</w:t>
+              <w:t>시스템 관리자</w:t>
             </w:r>
           </w:p>
         </w:tc>
@@ -1467,7 +1381,7 @@
                 <w:color w:val="1F2937"/>
                 <w:sz w:val="17"/>
               </w:rPr>
-              <w:t>Apps Script 설정·재배포, 트리거·실행 로그 확인</w:t>
+              <w:t>연동 상태·발송 결과·오류 기록 확인</w:t>
             </w:r>
           </w:p>
         </w:tc>
@@ -1494,7 +1408,7 @@
                 <w:color w:val="1F2937"/>
                 <w:sz w:val="17"/>
               </w:rPr>
-              <w:t>응답 시트 편집자, Apps Script 편집, Drive 편집</w:t>
+              <w:t>응답 시트 편집자, Drive 편집, 관련 서비스 콘솔</w:t>
             </w:r>
           </w:p>
         </w:tc>
@@ -1938,7 +1852,7 @@
           <w:color w:val="2E74B5"/>
           <w:sz w:val="26"/>
         </w:rPr>
-        <w:t>4.2 자동화 관리자 추가 권한</w:t>
+        <w:t>4.2 시스템 관리자 추가 권한</w:t>
       </w:r>
     </w:p>
     <w:p>
@@ -1980,35 +1894,6 @@
           <w:color w:val="1F2937"/>
           <w:sz w:val="21"/>
         </w:rPr>
-        <w:t xml:space="preserve">응답 시트의 </w:t>
-      </w:r>
-      <w:r>
-        <w:rPr>
-          <w:rFonts w:ascii="Consolas" w:hAnsi="Consolas" w:eastAsia="Malgun Gothic"/>
-          <w:color w:val="1F4D78"/>
-          <w:sz w:val="21"/>
-        </w:rPr>
-        <w:t>확장 프로그램 → Apps Script</w:t>
-      </w:r>
-      <w:r>
-        <w:rPr>
-          <w:rFonts w:ascii="Calibri" w:hAnsi="Calibri" w:eastAsia="Malgun Gothic"/>
-          <w:color w:val="1F2937"/>
-          <w:sz w:val="21"/>
-        </w:rPr>
-        <w:t>가 열리는지 확인합니다.</w:t>
-      </w:r>
-    </w:p>
-    <w:p>
-      <w:pPr>
-        <w:pStyle w:val="ListNumber"/>
-      </w:pPr>
-      <w:r>
-        <w:rPr>
-          <w:rFonts w:ascii="Calibri" w:hAnsi="Calibri" w:eastAsia="Malgun Gothic"/>
-          <w:color w:val="1F2937"/>
-          <w:sz w:val="21"/>
-        </w:rPr>
         <w:t>온보딩·견적·사업자등록증 Drive 폴더에 편집 권한을 부여합니다.</w:t>
       </w:r>
     </w:p>
@@ -2022,7 +1907,7 @@
           <w:color w:val="1F2937"/>
           <w:sz w:val="21"/>
         </w:rPr>
-        <w:t>Apps Script 실행 권한 승인과 웹 앱 배포는 자동화 책임자만 수행합니다.</w:t>
+        <w:t>네이버클라우드 SENS, Kakao, Firebase Console 권한은 업무상 필요한 사람에게만 별도로 초대합니다.</w:t>
       </w:r>
     </w:p>
     <w:p>
@@ -2035,7 +1920,7 @@
           <w:color w:val="1F2937"/>
           <w:sz w:val="21"/>
         </w:rPr>
-        <w:t>네이버클라우드 SENS, Kakao, Firebase Console 권한은 업무상 필요한 사람에게만 별도로 초대합니다.</w:t>
+        <w:t>권한을 부여한 뒤 테스트 케이스로 문자 발송, 파일 열람, 단계 전환을 확인합니다.</w:t>
       </w:r>
     </w:p>
     <w:p>
@@ -2132,23 +2017,7 @@
           <w:color w:val="1F2937"/>
           <w:sz w:val="21"/>
         </w:rPr>
-        <w:t xml:space="preserve">비밀키는 GitHub에 기록하지 않고 Apps Script </w:t>
-      </w:r>
-      <w:r>
-        <w:rPr>
-          <w:rFonts w:ascii="Consolas" w:hAnsi="Consolas" w:eastAsia="Malgun Gothic"/>
-          <w:color w:val="1F4D78"/>
-          <w:sz w:val="21"/>
-        </w:rPr>
-        <w:t>스크립트 속성</w:t>
-      </w:r>
-      <w:r>
-        <w:rPr>
-          <w:rFonts w:ascii="Calibri" w:hAnsi="Calibri" w:eastAsia="Malgun Gothic"/>
-          <w:color w:val="1F2937"/>
-          <w:sz w:val="21"/>
-        </w:rPr>
-        <w:t xml:space="preserve"> 또는 서비스별 비밀 저장소에서만 관리합니다.</w:t>
+        <w:t>비밀키는 GitHub에 기록하지 않고 서비스별 비밀 저장소에서만 관리합니다.</w:t>
       </w:r>
     </w:p>
     <w:p>
@@ -2368,23 +2237,7 @@
           <w:color w:val="1F2937"/>
           <w:sz w:val="21"/>
         </w:rPr>
-        <w:t xml:space="preserve">Apps Script의 </w:t>
-      </w:r>
-      <w:r>
-        <w:rPr>
-          <w:rFonts w:ascii="Consolas" w:hAnsi="Consolas" w:eastAsia="Malgun Gothic"/>
-          <w:color w:val="1F4D78"/>
-          <w:sz w:val="21"/>
-        </w:rPr>
-        <w:t>syncPaymentBuildings</w:t>
-      </w:r>
-      <w:r>
-        <w:rPr>
-          <w:rFonts w:ascii="Calibri" w:hAnsi="Calibri" w:eastAsia="Malgun Gothic"/>
-          <w:color w:val="1F2937"/>
-          <w:sz w:val="21"/>
-        </w:rPr>
-        <w:t xml:space="preserve">를 실행하거나 관리자 화면에서 </w:t>
+        <w:t xml:space="preserve">관리자 화면에서 </w:t>
       </w:r>
       <w:r>
         <w:rPr>
@@ -4953,23 +4806,7 @@
           <w:color w:val="1F2937"/>
           <w:sz w:val="21"/>
         </w:rPr>
-        <w:t xml:space="preserve">폼 제출 트리거 </w:t>
-      </w:r>
-      <w:r>
-        <w:rPr>
-          <w:rFonts w:ascii="Consolas" w:hAnsi="Consolas" w:eastAsia="Malgun Gothic"/>
-          <w:color w:val="1F4D78"/>
-          <w:sz w:val="21"/>
-        </w:rPr>
-        <w:t>onComplaintFormSubmit</w:t>
-      </w:r>
-      <w:r>
-        <w:rPr>
-          <w:rFonts w:ascii="Calibri" w:hAnsi="Calibri" w:eastAsia="Malgun Gothic"/>
-          <w:color w:val="1F2937"/>
-          <w:sz w:val="21"/>
-        </w:rPr>
-        <w:t>이 응답을 읽습니다.</w:t>
+        <w:t>자동화 시스템이 새 폼 응답을 읽습니다.</w:t>
       </w:r>
     </w:p>
     <w:p>
@@ -4982,7 +4819,7 @@
           <w:color w:val="1F2937"/>
           <w:sz w:val="21"/>
         </w:rPr>
-        <w:t>Apps Script가 온보딩 DOCX 본문을 검색해 계약 건물을 정합니다.</w:t>
+        <w:t>온보딩 DOCX 본문을 검색해 계약 건물을 정합니다.</w:t>
       </w:r>
     </w:p>
     <w:p>
@@ -6647,124 +6484,6 @@
                 <w:color w:val="1F4D78"/>
                 <w:sz w:val="17"/>
               </w:rPr>
-              <w:t>apps-script/complaint-intake-to-firebase.gs</w:t>
-            </w:r>
-          </w:p>
-        </w:tc>
-        <w:tc>
-          <w:tcPr>
-            <w:tcW w:type="dxa" w:w="6860"/>
-            <w:tcMar>
-              <w:top w:w="80" w:type="dxa"/>
-              <w:start w:w="120" w:type="dxa"/>
-              <w:bottom w:w="80" w:type="dxa"/>
-              <w:end w:w="120" w:type="dxa"/>
-            </w:tcMar>
-            <w:vAlign w:val="center"/>
-          </w:tcPr>
-          <w:p>
-            <w:pPr>
-              <w:spacing w:after="0" w:line="259" w:lineRule="auto"/>
-            </w:pPr>
-            <w:r/>
-            <w:r>
-              <w:rPr>
-                <w:rFonts w:ascii="Calibri" w:hAnsi="Calibri" w:eastAsia="Malgun Gothic"/>
-                <w:color w:val="1F2937"/>
-                <w:sz w:val="17"/>
-              </w:rPr>
-              <w:t>접수·문자·Drive·견적·승인·입금 자동화</w:t>
-            </w:r>
-          </w:p>
-        </w:tc>
-      </w:tr>
-      <w:tr>
-        <w:trPr>
-          <w:cantSplit/>
-        </w:trPr>
-        <w:tc>
-          <w:tcPr>
-            <w:tcW w:type="dxa" w:w="2500"/>
-            <w:shd w:fill="F8FAFC"/>
-            <w:tcMar>
-              <w:top w:w="80" w:type="dxa"/>
-              <w:start w:w="120" w:type="dxa"/>
-              <w:bottom w:w="80" w:type="dxa"/>
-              <w:end w:w="120" w:type="dxa"/>
-            </w:tcMar>
-            <w:vAlign w:val="center"/>
-          </w:tcPr>
-          <w:p>
-            <w:pPr>
-              <w:spacing w:after="0" w:line="259" w:lineRule="auto"/>
-              <w:jc w:val="center"/>
-            </w:pPr>
-            <w:r/>
-            <w:r>
-              <w:rPr>
-                <w:rFonts w:ascii="Consolas" w:hAnsi="Consolas" w:eastAsia="Malgun Gothic"/>
-                <w:color w:val="1F4D78"/>
-                <w:sz w:val="17"/>
-              </w:rPr>
-              <w:t>apps-script/appsscript.json</w:t>
-            </w:r>
-          </w:p>
-        </w:tc>
-        <w:tc>
-          <w:tcPr>
-            <w:tcW w:type="dxa" w:w="6860"/>
-            <w:shd w:fill="F8FAFC"/>
-            <w:tcMar>
-              <w:top w:w="80" w:type="dxa"/>
-              <w:start w:w="120" w:type="dxa"/>
-              <w:bottom w:w="80" w:type="dxa"/>
-              <w:end w:w="120" w:type="dxa"/>
-            </w:tcMar>
-            <w:vAlign w:val="center"/>
-          </w:tcPr>
-          <w:p>
-            <w:pPr>
-              <w:spacing w:after="0" w:line="259" w:lineRule="auto"/>
-            </w:pPr>
-            <w:r/>
-            <w:r>
-              <w:rPr>
-                <w:rFonts w:ascii="Calibri" w:hAnsi="Calibri" w:eastAsia="Malgun Gothic"/>
-                <w:color w:val="1F2937"/>
-                <w:sz w:val="17"/>
-              </w:rPr>
-              <w:t>Apps Script 권한·고급 서비스 설정</w:t>
-            </w:r>
-          </w:p>
-        </w:tc>
-      </w:tr>
-      <w:tr>
-        <w:trPr>
-          <w:cantSplit/>
-        </w:trPr>
-        <w:tc>
-          <w:tcPr>
-            <w:tcW w:type="dxa" w:w="2500"/>
-            <w:tcMar>
-              <w:top w:w="80" w:type="dxa"/>
-              <w:start w:w="120" w:type="dxa"/>
-              <w:bottom w:w="80" w:type="dxa"/>
-              <w:end w:w="120" w:type="dxa"/>
-            </w:tcMar>
-            <w:vAlign w:val="center"/>
-          </w:tcPr>
-          <w:p>
-            <w:pPr>
-              <w:spacing w:after="0" w:line="259" w:lineRule="auto"/>
-              <w:jc w:val="center"/>
-            </w:pPr>
-            <w:r/>
-            <w:r>
-              <w:rPr>
-                <w:rFonts w:ascii="Consolas" w:hAnsi="Consolas" w:eastAsia="Malgun Gothic"/>
-                <w:color w:val="1F4D78"/>
-                <w:sz w:val="17"/>
-              </w:rPr>
               <w:t>database.rules.json</w:t>
             </w:r>
           </w:p>
@@ -6796,66 +6515,6 @@
           </w:p>
         </w:tc>
       </w:tr>
-      <w:tr>
-        <w:trPr>
-          <w:cantSplit/>
-        </w:trPr>
-        <w:tc>
-          <w:tcPr>
-            <w:tcW w:type="dxa" w:w="2500"/>
-            <w:shd w:fill="F8FAFC"/>
-            <w:tcMar>
-              <w:top w:w="80" w:type="dxa"/>
-              <w:start w:w="120" w:type="dxa"/>
-              <w:bottom w:w="80" w:type="dxa"/>
-              <w:end w:w="120" w:type="dxa"/>
-            </w:tcMar>
-            <w:vAlign w:val="center"/>
-          </w:tcPr>
-          <w:p>
-            <w:pPr>
-              <w:spacing w:after="0" w:line="259" w:lineRule="auto"/>
-              <w:jc w:val="center"/>
-            </w:pPr>
-            <w:r/>
-            <w:r>
-              <w:rPr>
-                <w:rFonts w:ascii="Consolas" w:hAnsi="Consolas" w:eastAsia="Malgun Gothic"/>
-                <w:color w:val="1F4D78"/>
-                <w:sz w:val="17"/>
-              </w:rPr>
-              <w:t>apps-script/README.md</w:t>
-            </w:r>
-          </w:p>
-        </w:tc>
-        <w:tc>
-          <w:tcPr>
-            <w:tcW w:type="dxa" w:w="6860"/>
-            <w:shd w:fill="F8FAFC"/>
-            <w:tcMar>
-              <w:top w:w="80" w:type="dxa"/>
-              <w:start w:w="120" w:type="dxa"/>
-              <w:bottom w:w="80" w:type="dxa"/>
-              <w:end w:w="120" w:type="dxa"/>
-            </w:tcMar>
-            <w:vAlign w:val="center"/>
-          </w:tcPr>
-          <w:p>
-            <w:pPr>
-              <w:spacing w:after="0" w:line="259" w:lineRule="auto"/>
-            </w:pPr>
-            <w:r/>
-            <w:r>
-              <w:rPr>
-                <w:rFonts w:ascii="Calibri" w:hAnsi="Calibri" w:eastAsia="Malgun Gothic"/>
-                <w:color w:val="1F2937"/>
-                <w:sz w:val="17"/>
-              </w:rPr>
-              <w:t>Apps Script 상세 설치·테스트 절차</w:t>
-            </w:r>
-          </w:p>
-        </w:tc>
-      </w:tr>
     </w:tbl>
     <w:p>
       <w:pPr>
@@ -6872,1353 +6531,7 @@
           <w:color w:val="2E74B5"/>
           <w:sz w:val="32"/>
         </w:rPr>
-        <w:t>10. Apps Script 운영과 배포</w:t>
-      </w:r>
-    </w:p>
-    <w:p>
-      <w:pPr>
-        <w:pStyle w:val="Heading2"/>
-      </w:pPr>
-      <w:r>
-        <w:rPr>
-          <w:rFonts w:ascii="Calibri" w:hAnsi="Calibri" w:eastAsia="Malgun Gothic"/>
-          <w:color w:val="2E74B5"/>
-          <w:sz w:val="26"/>
-        </w:rPr>
-        <w:t>10.1 코드 변경 후 반영</w:t>
-      </w:r>
-    </w:p>
-    <w:p>
-      <w:pPr>
-        <w:pStyle w:val="ListNumber"/>
-      </w:pPr>
-      <w:r>
-        <w:rPr>
-          <w:rFonts w:ascii="Calibri" w:hAnsi="Calibri" w:eastAsia="Malgun Gothic"/>
-          <w:color w:val="1F2937"/>
-          <w:sz w:val="21"/>
-        </w:rPr>
-        <w:t xml:space="preserve">로컬 </w:t>
-      </w:r>
-      <w:r>
-        <w:rPr>
-          <w:rFonts w:ascii="Consolas" w:hAnsi="Consolas" w:eastAsia="Malgun Gothic"/>
-          <w:color w:val="1F4D78"/>
-          <w:sz w:val="21"/>
-        </w:rPr>
-        <w:t>apps-script/complaint-intake-to-firebase.gs</w:t>
-      </w:r>
-      <w:r>
-        <w:rPr>
-          <w:rFonts w:ascii="Calibri" w:hAnsi="Calibri" w:eastAsia="Malgun Gothic"/>
-          <w:color w:val="1F2937"/>
-          <w:sz w:val="21"/>
-        </w:rPr>
-        <w:t>의 최신 코드를 확인합니다.</w:t>
-      </w:r>
-    </w:p>
-    <w:p>
-      <w:pPr>
-        <w:pStyle w:val="ListNumber"/>
-      </w:pPr>
-      <w:r>
-        <w:rPr>
-          <w:rFonts w:ascii="Calibri" w:hAnsi="Calibri" w:eastAsia="Malgun Gothic"/>
-          <w:color w:val="1F2937"/>
-          <w:sz w:val="21"/>
-        </w:rPr>
-        <w:t xml:space="preserve">Google 응답 시트에서 </w:t>
-      </w:r>
-      <w:r>
-        <w:rPr>
-          <w:rFonts w:ascii="Consolas" w:hAnsi="Consolas" w:eastAsia="Malgun Gothic"/>
-          <w:color w:val="1F4D78"/>
-          <w:sz w:val="21"/>
-        </w:rPr>
-        <w:t>확장 프로그램 → Apps Script</w:t>
-      </w:r>
-      <w:r>
-        <w:rPr>
-          <w:rFonts w:ascii="Calibri" w:hAnsi="Calibri" w:eastAsia="Malgun Gothic"/>
-          <w:color w:val="1F2937"/>
-          <w:sz w:val="21"/>
-        </w:rPr>
-        <w:t>를 엽니다.</w:t>
-      </w:r>
-    </w:p>
-    <w:p>
-      <w:pPr>
-        <w:pStyle w:val="ListNumber"/>
-      </w:pPr>
-      <w:r>
-        <w:rPr>
-          <w:rFonts w:ascii="Consolas" w:hAnsi="Consolas" w:eastAsia="Malgun Gothic"/>
-          <w:color w:val="1F4D78"/>
-          <w:sz w:val="21"/>
-        </w:rPr>
-        <w:t>Code.gs</w:t>
-      </w:r>
-      <w:r>
-        <w:rPr>
-          <w:rFonts w:ascii="Calibri" w:hAnsi="Calibri" w:eastAsia="Malgun Gothic"/>
-          <w:color w:val="1F2937"/>
-          <w:sz w:val="21"/>
-        </w:rPr>
-        <w:t xml:space="preserve"> 전체를 최신 코드로 교체하고 저장합니다.</w:t>
-      </w:r>
-    </w:p>
-    <w:p>
-      <w:pPr>
-        <w:pStyle w:val="ListNumber"/>
-      </w:pPr>
-      <w:r>
-        <w:rPr>
-          <w:rFonts w:ascii="Consolas" w:hAnsi="Consolas" w:eastAsia="Malgun Gothic"/>
-          <w:color w:val="1F4D78"/>
-          <w:sz w:val="21"/>
-        </w:rPr>
-        <w:t>appsscript.json</w:t>
-      </w:r>
-      <w:r>
-        <w:rPr>
-          <w:rFonts w:ascii="Calibri" w:hAnsi="Calibri" w:eastAsia="Malgun Gothic"/>
-          <w:color w:val="1F2937"/>
-          <w:sz w:val="21"/>
-        </w:rPr>
-        <w:t xml:space="preserve"> 변경이 있으면 매니페스트도 교체합니다.</w:t>
-      </w:r>
-    </w:p>
-    <w:p>
-      <w:pPr>
-        <w:pStyle w:val="ListNumber"/>
-      </w:pPr>
-      <w:r>
-        <w:rPr>
-          <w:rFonts w:ascii="Calibri" w:hAnsi="Calibri" w:eastAsia="Malgun Gothic"/>
-          <w:color w:val="1F2937"/>
-          <w:sz w:val="21"/>
-        </w:rPr>
-        <w:t xml:space="preserve">새 권한이 추가됐다면 </w:t>
-      </w:r>
-      <w:r>
-        <w:rPr>
-          <w:rFonts w:ascii="Consolas" w:hAnsi="Consolas" w:eastAsia="Malgun Gothic"/>
-          <w:color w:val="1F4D78"/>
-          <w:sz w:val="21"/>
-        </w:rPr>
-        <w:t>authorizeDriveAccess</w:t>
-      </w:r>
-      <w:r>
-        <w:rPr>
-          <w:rFonts w:ascii="Calibri" w:hAnsi="Calibri" w:eastAsia="Malgun Gothic"/>
-          <w:color w:val="1F2937"/>
-          <w:sz w:val="21"/>
-        </w:rPr>
-        <w:t xml:space="preserve"> 또는 관련 설정 함수를 실행해 승인합니다.</w:t>
-      </w:r>
-    </w:p>
-    <w:p>
-      <w:pPr>
-        <w:pStyle w:val="ListNumber"/>
-      </w:pPr>
-      <w:r>
-        <w:rPr>
-          <w:rFonts w:ascii="Consolas" w:hAnsi="Consolas" w:eastAsia="Malgun Gothic"/>
-          <w:color w:val="1F4D78"/>
-          <w:sz w:val="21"/>
-        </w:rPr>
-        <w:t>배포 → 배포 관리 → 편집 → 새 버전 → 배포</w:t>
-      </w:r>
-      <w:r>
-        <w:rPr>
-          <w:rFonts w:ascii="Calibri" w:hAnsi="Calibri" w:eastAsia="Malgun Gothic"/>
-          <w:color w:val="1F2937"/>
-          <w:sz w:val="21"/>
-        </w:rPr>
-        <w:t>를 실행합니다.</w:t>
-      </w:r>
-    </w:p>
-    <w:p>
-      <w:pPr>
-        <w:pStyle w:val="ListNumber"/>
-      </w:pPr>
-      <w:r>
-        <w:rPr>
-          <w:rFonts w:ascii="Calibri" w:hAnsi="Calibri" w:eastAsia="Malgun Gothic"/>
-          <w:color w:val="1F2937"/>
-          <w:sz w:val="21"/>
-        </w:rPr>
-        <w:t>웹 앱 URL이 바뀌지 않았는지 확인합니다.</w:t>
-      </w:r>
-    </w:p>
-    <w:p>
-      <w:pPr>
-        <w:pStyle w:val="ListNumber"/>
-      </w:pPr>
-      <w:r>
-        <w:rPr>
-          <w:rFonts w:ascii="Calibri" w:hAnsi="Calibri" w:eastAsia="Malgun Gothic"/>
-          <w:color w:val="1F2937"/>
-          <w:sz w:val="21"/>
-        </w:rPr>
-        <w:t xml:space="preserve">웹 앱 주소에 </w:t>
-      </w:r>
-      <w:r>
-        <w:rPr>
-          <w:rFonts w:ascii="Consolas" w:hAnsi="Consolas" w:eastAsia="Malgun Gothic"/>
-          <w:color w:val="1F4D78"/>
-          <w:sz w:val="21"/>
-        </w:rPr>
-        <w:t>?action=health</w:t>
-      </w:r>
-      <w:r>
-        <w:rPr>
-          <w:rFonts w:ascii="Calibri" w:hAnsi="Calibri" w:eastAsia="Malgun Gothic"/>
-          <w:color w:val="1F2937"/>
-          <w:sz w:val="21"/>
-        </w:rPr>
-        <w:t xml:space="preserve"> 또는 시스템의 상태 확인 요청을 보내 현재 빌드를 확인합니다.</w:t>
-      </w:r>
-    </w:p>
-    <w:p>
-      <w:pPr>
-        <w:pStyle w:val="ListNumber"/>
-      </w:pPr>
-      <w:r>
-        <w:rPr>
-          <w:rFonts w:ascii="Calibri" w:hAnsi="Calibri" w:eastAsia="Malgun Gothic"/>
-          <w:color w:val="1F2937"/>
-          <w:sz w:val="21"/>
-        </w:rPr>
-        <w:t>실제 테스트 케이스 1건으로 문자·파일 업로드·상태 전환을 확인합니다.</w:t>
-      </w:r>
-    </w:p>
-    <w:p>
-      <w:pPr>
-        <w:pStyle w:val="Heading2"/>
-      </w:pPr>
-      <w:r>
-        <w:rPr>
-          <w:rFonts w:ascii="Calibri" w:hAnsi="Calibri" w:eastAsia="Malgun Gothic"/>
-          <w:color w:val="2E74B5"/>
-          <w:sz w:val="26"/>
-        </w:rPr>
-        <w:t>10.2 주요 스크립트 속성</w:t>
-      </w:r>
-    </w:p>
-    <w:tbl>
-      <w:tblPr>
-        <w:tblStyle w:val="TableGrid"/>
-        <w:tblW w:type="dxa" w:w="9360"/>
-        <w:jc w:val="left"/>
-        <w:tblLayout w:type="fixed"/>
-        <w:tblLook w:firstColumn="1" w:firstRow="1" w:lastColumn="0" w:lastRow="0" w:noHBand="0" w:noVBand="1" w:val="04A0"/>
-        <w:tblInd w:w="120" w:type="dxa"/>
-      </w:tblPr>
-      <w:tblGrid>
-        <w:gridCol w:w="1700"/>
-        <w:gridCol w:w="3700"/>
-        <w:gridCol w:w="3960"/>
-      </w:tblGrid>
-      <w:tr>
-        <w:trPr>
-          <w:tblHeader w:val="true"/>
-          <w:cantSplit/>
-        </w:trPr>
-        <w:tc>
-          <w:tcPr>
-            <w:tcW w:type="dxa" w:w="1700"/>
-            <w:shd w:fill="E8EEF5"/>
-            <w:tcMar>
-              <w:top w:w="80" w:type="dxa"/>
-              <w:start w:w="120" w:type="dxa"/>
-              <w:bottom w:w="80" w:type="dxa"/>
-              <w:end w:w="120" w:type="dxa"/>
-            </w:tcMar>
-            <w:vAlign w:val="center"/>
-          </w:tcPr>
-          <w:p>
-            <w:pPr>
-              <w:spacing w:after="0" w:line="259" w:lineRule="auto"/>
-              <w:jc w:val="center"/>
-            </w:pPr>
-            <w:r>
-              <w:rPr>
-                <w:b/>
-                <w:color w:val="17365D"/>
-              </w:rPr>
-            </w:r>
-            <w:r>
-              <w:rPr>
-                <w:rFonts w:ascii="Calibri" w:hAnsi="Calibri" w:eastAsia="Malgun Gothic"/>
-                <w:b/>
-                <w:color w:val="17365D"/>
-                <w:sz w:val="17"/>
-              </w:rPr>
-              <w:t>영역</w:t>
-            </w:r>
-          </w:p>
-        </w:tc>
-        <w:tc>
-          <w:tcPr>
-            <w:tcW w:type="dxa" w:w="3700"/>
-            <w:shd w:fill="E8EEF5"/>
-            <w:tcMar>
-              <w:top w:w="80" w:type="dxa"/>
-              <w:start w:w="120" w:type="dxa"/>
-              <w:bottom w:w="80" w:type="dxa"/>
-              <w:end w:w="120" w:type="dxa"/>
-            </w:tcMar>
-            <w:vAlign w:val="center"/>
-          </w:tcPr>
-          <w:p>
-            <w:pPr>
-              <w:spacing w:after="0" w:line="259" w:lineRule="auto"/>
-              <w:jc w:val="center"/>
-            </w:pPr>
-            <w:r>
-              <w:rPr>
-                <w:b/>
-                <w:color w:val="17365D"/>
-              </w:rPr>
-            </w:r>
-            <w:r>
-              <w:rPr>
-                <w:rFonts w:ascii="Calibri" w:hAnsi="Calibri" w:eastAsia="Malgun Gothic"/>
-                <w:b/>
-                <w:color w:val="17365D"/>
-                <w:sz w:val="17"/>
-              </w:rPr>
-              <w:t>속성 이름</w:t>
-            </w:r>
-          </w:p>
-        </w:tc>
-        <w:tc>
-          <w:tcPr>
-            <w:tcW w:type="dxa" w:w="3960"/>
-            <w:shd w:fill="E8EEF5"/>
-            <w:tcMar>
-              <w:top w:w="80" w:type="dxa"/>
-              <w:start w:w="120" w:type="dxa"/>
-              <w:bottom w:w="80" w:type="dxa"/>
-              <w:end w:w="120" w:type="dxa"/>
-            </w:tcMar>
-            <w:vAlign w:val="center"/>
-          </w:tcPr>
-          <w:p>
-            <w:pPr>
-              <w:spacing w:after="0" w:line="259" w:lineRule="auto"/>
-              <w:jc w:val="center"/>
-            </w:pPr>
-            <w:r>
-              <w:rPr>
-                <w:b/>
-                <w:color w:val="17365D"/>
-              </w:rPr>
-            </w:r>
-            <w:r>
-              <w:rPr>
-                <w:rFonts w:ascii="Calibri" w:hAnsi="Calibri" w:eastAsia="Malgun Gothic"/>
-                <w:b/>
-                <w:color w:val="17365D"/>
-                <w:sz w:val="17"/>
-              </w:rPr>
-              <w:t>주의</w:t>
-            </w:r>
-          </w:p>
-        </w:tc>
-      </w:tr>
-      <w:tr>
-        <w:trPr>
-          <w:cantSplit/>
-        </w:trPr>
-        <w:tc>
-          <w:tcPr>
-            <w:tcW w:type="dxa" w:w="1700"/>
-            <w:tcMar>
-              <w:top w:w="80" w:type="dxa"/>
-              <w:start w:w="120" w:type="dxa"/>
-              <w:bottom w:w="80" w:type="dxa"/>
-              <w:end w:w="120" w:type="dxa"/>
-            </w:tcMar>
-            <w:vAlign w:val="center"/>
-          </w:tcPr>
-          <w:p>
-            <w:pPr>
-              <w:spacing w:after="0" w:line="259" w:lineRule="auto"/>
-              <w:jc w:val="center"/>
-            </w:pPr>
-            <w:r/>
-            <w:r>
-              <w:rPr>
-                <w:rFonts w:ascii="Calibri" w:hAnsi="Calibri" w:eastAsia="Malgun Gothic"/>
-                <w:color w:val="1F2937"/>
-                <w:sz w:val="17"/>
-              </w:rPr>
-              <w:t>SENS</w:t>
-            </w:r>
-          </w:p>
-        </w:tc>
-        <w:tc>
-          <w:tcPr>
-            <w:tcW w:type="dxa" w:w="3700"/>
-            <w:tcMar>
-              <w:top w:w="80" w:type="dxa"/>
-              <w:start w:w="120" w:type="dxa"/>
-              <w:bottom w:w="80" w:type="dxa"/>
-              <w:end w:w="120" w:type="dxa"/>
-            </w:tcMar>
-            <w:vAlign w:val="center"/>
-          </w:tcPr>
-          <w:p>
-            <w:pPr>
-              <w:spacing w:after="0" w:line="259" w:lineRule="auto"/>
-            </w:pPr>
-            <w:r/>
-            <w:r>
-              <w:rPr>
-                <w:rFonts w:ascii="Consolas" w:hAnsi="Consolas" w:eastAsia="Malgun Gothic"/>
-                <w:color w:val="1F4D78"/>
-                <w:sz w:val="17"/>
-              </w:rPr>
-              <w:t>NCP_SENS_SERVICE_ID</w:t>
-            </w:r>
-            <w:r>
-              <w:rPr>
-                <w:rFonts w:ascii="Calibri" w:hAnsi="Calibri" w:eastAsia="Malgun Gothic"/>
-                <w:color w:val="1F2937"/>
-                <w:sz w:val="17"/>
-              </w:rPr>
-              <w:t xml:space="preserve">, </w:t>
-            </w:r>
-            <w:r>
-              <w:rPr>
-                <w:rFonts w:ascii="Consolas" w:hAnsi="Consolas" w:eastAsia="Malgun Gothic"/>
-                <w:color w:val="1F4D78"/>
-                <w:sz w:val="17"/>
-              </w:rPr>
-              <w:t>NCP_ACCESS_KEY</w:t>
-            </w:r>
-            <w:r>
-              <w:rPr>
-                <w:rFonts w:ascii="Calibri" w:hAnsi="Calibri" w:eastAsia="Malgun Gothic"/>
-                <w:color w:val="1F2937"/>
-                <w:sz w:val="17"/>
-              </w:rPr>
-              <w:t xml:space="preserve">, </w:t>
-            </w:r>
-            <w:r>
-              <w:rPr>
-                <w:rFonts w:ascii="Consolas" w:hAnsi="Consolas" w:eastAsia="Malgun Gothic"/>
-                <w:color w:val="1F4D78"/>
-                <w:sz w:val="17"/>
-              </w:rPr>
-              <w:t>NCP_SECRET_KEY</w:t>
-            </w:r>
-            <w:r>
-              <w:rPr>
-                <w:rFonts w:ascii="Calibri" w:hAnsi="Calibri" w:eastAsia="Malgun Gothic"/>
-                <w:color w:val="1F2937"/>
-                <w:sz w:val="17"/>
-              </w:rPr>
-              <w:t xml:space="preserve">, </w:t>
-            </w:r>
-            <w:r>
-              <w:rPr>
-                <w:rFonts w:ascii="Consolas" w:hAnsi="Consolas" w:eastAsia="Malgun Gothic"/>
-                <w:color w:val="1F4D78"/>
-                <w:sz w:val="17"/>
-              </w:rPr>
-              <w:t>NCP_SENS_FROM</w:t>
-            </w:r>
-            <w:r>
-              <w:rPr>
-                <w:rFonts w:ascii="Calibri" w:hAnsi="Calibri" w:eastAsia="Malgun Gothic"/>
-                <w:color w:val="1F2937"/>
-                <w:sz w:val="17"/>
-              </w:rPr>
-              <w:t xml:space="preserve">, </w:t>
-            </w:r>
-            <w:r>
-              <w:rPr>
-                <w:rFonts w:ascii="Consolas" w:hAnsi="Consolas" w:eastAsia="Malgun Gothic"/>
-                <w:color w:val="1F4D78"/>
-                <w:sz w:val="17"/>
-              </w:rPr>
-              <w:t>SMS_ENABLED</w:t>
-            </w:r>
-          </w:p>
-        </w:tc>
-        <w:tc>
-          <w:tcPr>
-            <w:tcW w:type="dxa" w:w="3960"/>
-            <w:tcMar>
-              <w:top w:w="80" w:type="dxa"/>
-              <w:start w:w="120" w:type="dxa"/>
-              <w:bottom w:w="80" w:type="dxa"/>
-              <w:end w:w="120" w:type="dxa"/>
-            </w:tcMar>
-            <w:vAlign w:val="center"/>
-          </w:tcPr>
-          <w:p>
-            <w:pPr>
-              <w:spacing w:after="0" w:line="259" w:lineRule="auto"/>
-            </w:pPr>
-            <w:r/>
-            <w:r>
-              <w:rPr>
-                <w:rFonts w:ascii="Calibri" w:hAnsi="Calibri" w:eastAsia="Malgun Gothic"/>
-                <w:color w:val="1F2937"/>
-                <w:sz w:val="17"/>
-              </w:rPr>
-              <w:t>발신번호는 반드시 승인된 번호</w:t>
-            </w:r>
-          </w:p>
-        </w:tc>
-      </w:tr>
-      <w:tr>
-        <w:trPr>
-          <w:cantSplit/>
-        </w:trPr>
-        <w:tc>
-          <w:tcPr>
-            <w:tcW w:type="dxa" w:w="1700"/>
-            <w:shd w:fill="F8FAFC"/>
-            <w:tcMar>
-              <w:top w:w="80" w:type="dxa"/>
-              <w:start w:w="120" w:type="dxa"/>
-              <w:bottom w:w="80" w:type="dxa"/>
-              <w:end w:w="120" w:type="dxa"/>
-            </w:tcMar>
-            <w:vAlign w:val="center"/>
-          </w:tcPr>
-          <w:p>
-            <w:pPr>
-              <w:spacing w:after="0" w:line="259" w:lineRule="auto"/>
-              <w:jc w:val="center"/>
-            </w:pPr>
-            <w:r/>
-            <w:r>
-              <w:rPr>
-                <w:rFonts w:ascii="Calibri" w:hAnsi="Calibri" w:eastAsia="Malgun Gothic"/>
-                <w:color w:val="1F2937"/>
-                <w:sz w:val="17"/>
-              </w:rPr>
-              <w:t>테스트</w:t>
-            </w:r>
-          </w:p>
-        </w:tc>
-        <w:tc>
-          <w:tcPr>
-            <w:tcW w:type="dxa" w:w="3700"/>
-            <w:shd w:fill="F8FAFC"/>
-            <w:tcMar>
-              <w:top w:w="80" w:type="dxa"/>
-              <w:start w:w="120" w:type="dxa"/>
-              <w:bottom w:w="80" w:type="dxa"/>
-              <w:end w:w="120" w:type="dxa"/>
-            </w:tcMar>
-            <w:vAlign w:val="center"/>
-          </w:tcPr>
-          <w:p>
-            <w:pPr>
-              <w:spacing w:after="0" w:line="259" w:lineRule="auto"/>
-            </w:pPr>
-            <w:r/>
-            <w:r>
-              <w:rPr>
-                <w:rFonts w:ascii="Consolas" w:hAnsi="Consolas" w:eastAsia="Malgun Gothic"/>
-                <w:color w:val="1F4D78"/>
-                <w:sz w:val="17"/>
-              </w:rPr>
-              <w:t>NCP_SENS_TEST_TO</w:t>
-            </w:r>
-          </w:p>
-        </w:tc>
-        <w:tc>
-          <w:tcPr>
-            <w:tcW w:type="dxa" w:w="3960"/>
-            <w:shd w:fill="F8FAFC"/>
-            <w:tcMar>
-              <w:top w:w="80" w:type="dxa"/>
-              <w:start w:w="120" w:type="dxa"/>
-              <w:bottom w:w="80" w:type="dxa"/>
-              <w:end w:w="120" w:type="dxa"/>
-            </w:tcMar>
-            <w:vAlign w:val="center"/>
-          </w:tcPr>
-          <w:p>
-            <w:pPr>
-              <w:spacing w:after="0" w:line="259" w:lineRule="auto"/>
-            </w:pPr>
-            <w:r/>
-            <w:r>
-              <w:rPr>
-                <w:rFonts w:ascii="Calibri" w:hAnsi="Calibri" w:eastAsia="Malgun Gothic"/>
-                <w:color w:val="1F2937"/>
-                <w:sz w:val="17"/>
-              </w:rPr>
-              <w:t>운영 수신자와 분리</w:t>
-            </w:r>
-          </w:p>
-        </w:tc>
-      </w:tr>
-      <w:tr>
-        <w:trPr>
-          <w:cantSplit/>
-        </w:trPr>
-        <w:tc>
-          <w:tcPr>
-            <w:tcW w:type="dxa" w:w="1700"/>
-            <w:tcMar>
-              <w:top w:w="80" w:type="dxa"/>
-              <w:start w:w="120" w:type="dxa"/>
-              <w:bottom w:w="80" w:type="dxa"/>
-              <w:end w:w="120" w:type="dxa"/>
-            </w:tcMar>
-            <w:vAlign w:val="center"/>
-          </w:tcPr>
-          <w:p>
-            <w:pPr>
-              <w:spacing w:after="0" w:line="259" w:lineRule="auto"/>
-              <w:jc w:val="center"/>
-            </w:pPr>
-            <w:r/>
-            <w:r>
-              <w:rPr>
-                <w:rFonts w:ascii="Calibri" w:hAnsi="Calibri" w:eastAsia="Malgun Gothic"/>
-                <w:color w:val="1F2937"/>
-                <w:sz w:val="17"/>
-              </w:rPr>
-              <w:t>견적 회신</w:t>
-            </w:r>
-          </w:p>
-        </w:tc>
-        <w:tc>
-          <w:tcPr>
-            <w:tcW w:type="dxa" w:w="3700"/>
-            <w:tcMar>
-              <w:top w:w="80" w:type="dxa"/>
-              <w:start w:w="120" w:type="dxa"/>
-              <w:bottom w:w="80" w:type="dxa"/>
-              <w:end w:w="120" w:type="dxa"/>
-            </w:tcMar>
-            <w:vAlign w:val="center"/>
-          </w:tcPr>
-          <w:p>
-            <w:pPr>
-              <w:spacing w:after="0" w:line="259" w:lineRule="auto"/>
-            </w:pPr>
-            <w:r/>
-            <w:r>
-              <w:rPr>
-                <w:rFonts w:ascii="Consolas" w:hAnsi="Consolas" w:eastAsia="Malgun Gothic"/>
-                <w:color w:val="1F4D78"/>
-                <w:sz w:val="17"/>
-              </w:rPr>
-              <w:t>VENDOR_QUOTE_REPLY_EMAIL</w:t>
-            </w:r>
-          </w:p>
-        </w:tc>
-        <w:tc>
-          <w:tcPr>
-            <w:tcW w:type="dxa" w:w="3960"/>
-            <w:tcMar>
-              <w:top w:w="80" w:type="dxa"/>
-              <w:start w:w="120" w:type="dxa"/>
-              <w:bottom w:w="80" w:type="dxa"/>
-              <w:end w:w="120" w:type="dxa"/>
-            </w:tcMar>
-            <w:vAlign w:val="center"/>
-          </w:tcPr>
-          <w:p>
-            <w:pPr>
-              <w:spacing w:after="0" w:line="259" w:lineRule="auto"/>
-            </w:pPr>
-            <w:r/>
-            <w:r>
-              <w:rPr>
-                <w:rFonts w:ascii="Calibri" w:hAnsi="Calibri" w:eastAsia="Malgun Gothic"/>
-                <w:color w:val="1F2937"/>
-                <w:sz w:val="17"/>
-              </w:rPr>
-              <w:t>기본 운영 메일 확인</w:t>
-            </w:r>
-          </w:p>
-        </w:tc>
-      </w:tr>
-      <w:tr>
-        <w:trPr>
-          <w:cantSplit/>
-        </w:trPr>
-        <w:tc>
-          <w:tcPr>
-            <w:tcW w:type="dxa" w:w="1700"/>
-            <w:shd w:fill="F8FAFC"/>
-            <w:tcMar>
-              <w:top w:w="80" w:type="dxa"/>
-              <w:start w:w="120" w:type="dxa"/>
-              <w:bottom w:w="80" w:type="dxa"/>
-              <w:end w:w="120" w:type="dxa"/>
-            </w:tcMar>
-            <w:vAlign w:val="center"/>
-          </w:tcPr>
-          <w:p>
-            <w:pPr>
-              <w:spacing w:after="0" w:line="259" w:lineRule="auto"/>
-              <w:jc w:val="center"/>
-            </w:pPr>
-            <w:r/>
-            <w:r>
-              <w:rPr>
-                <w:rFonts w:ascii="Calibri" w:hAnsi="Calibri" w:eastAsia="Malgun Gothic"/>
-                <w:color w:val="1F2937"/>
-                <w:sz w:val="17"/>
-              </w:rPr>
-              <w:t>MinerU</w:t>
-            </w:r>
-          </w:p>
-        </w:tc>
-        <w:tc>
-          <w:tcPr>
-            <w:tcW w:type="dxa" w:w="3700"/>
-            <w:shd w:fill="F8FAFC"/>
-            <w:tcMar>
-              <w:top w:w="80" w:type="dxa"/>
-              <w:start w:w="120" w:type="dxa"/>
-              <w:bottom w:w="80" w:type="dxa"/>
-              <w:end w:w="120" w:type="dxa"/>
-            </w:tcMar>
-            <w:vAlign w:val="center"/>
-          </w:tcPr>
-          <w:p>
-            <w:pPr>
-              <w:spacing w:after="0" w:line="259" w:lineRule="auto"/>
-            </w:pPr>
-            <w:r/>
-            <w:r>
-              <w:rPr>
-                <w:rFonts w:ascii="Consolas" w:hAnsi="Consolas" w:eastAsia="Malgun Gothic"/>
-                <w:color w:val="1F4D78"/>
-                <w:sz w:val="17"/>
-              </w:rPr>
-              <w:t>MINERU_API_KEY</w:t>
-            </w:r>
-            <w:r>
-              <w:rPr>
-                <w:rFonts w:ascii="Calibri" w:hAnsi="Calibri" w:eastAsia="Malgun Gothic"/>
-                <w:color w:val="1F2937"/>
-                <w:sz w:val="17"/>
-              </w:rPr>
-              <w:t xml:space="preserve">, </w:t>
-            </w:r>
-            <w:r>
-              <w:rPr>
-                <w:rFonts w:ascii="Consolas" w:hAnsi="Consolas" w:eastAsia="Malgun Gothic"/>
-                <w:color w:val="1F4D78"/>
-                <w:sz w:val="17"/>
-              </w:rPr>
-              <w:t>MINERU_API_URL</w:t>
-            </w:r>
-            <w:r>
-              <w:rPr>
-                <w:rFonts w:ascii="Calibri" w:hAnsi="Calibri" w:eastAsia="Malgun Gothic"/>
-                <w:color w:val="1F2937"/>
-                <w:sz w:val="17"/>
-              </w:rPr>
-              <w:t xml:space="preserve">, </w:t>
-            </w:r>
-            <w:r>
-              <w:rPr>
-                <w:rFonts w:ascii="Consolas" w:hAnsi="Consolas" w:eastAsia="Malgun Gothic"/>
-                <w:color w:val="1F4D78"/>
-                <w:sz w:val="17"/>
-              </w:rPr>
-              <w:t>MINERU_SYNC_ENABLED</w:t>
-            </w:r>
-            <w:r>
-              <w:rPr>
-                <w:rFonts w:ascii="Calibri" w:hAnsi="Calibri" w:eastAsia="Malgun Gothic"/>
-                <w:color w:val="1F2937"/>
-                <w:sz w:val="17"/>
-              </w:rPr>
-              <w:t xml:space="preserve">, </w:t>
-            </w:r>
-            <w:r>
-              <w:rPr>
-                <w:rFonts w:ascii="Consolas" w:hAnsi="Consolas" w:eastAsia="Malgun Gothic"/>
-                <w:color w:val="1F4D78"/>
-                <w:sz w:val="17"/>
-              </w:rPr>
-              <w:t>MINERU_MAX_WAIT_SECONDS</w:t>
-            </w:r>
-          </w:p>
-        </w:tc>
-        <w:tc>
-          <w:tcPr>
-            <w:tcW w:type="dxa" w:w="3960"/>
-            <w:shd w:fill="F8FAFC"/>
-            <w:tcMar>
-              <w:top w:w="80" w:type="dxa"/>
-              <w:start w:w="120" w:type="dxa"/>
-              <w:bottom w:w="80" w:type="dxa"/>
-              <w:end w:w="120" w:type="dxa"/>
-            </w:tcMar>
-            <w:vAlign w:val="center"/>
-          </w:tcPr>
-          <w:p>
-            <w:pPr>
-              <w:spacing w:after="0" w:line="259" w:lineRule="auto"/>
-            </w:pPr>
-            <w:r/>
-            <w:r>
-              <w:rPr>
-                <w:rFonts w:ascii="Calibri" w:hAnsi="Calibri" w:eastAsia="Malgun Gothic"/>
-                <w:color w:val="1F2937"/>
-                <w:sz w:val="17"/>
-              </w:rPr>
-              <w:t>실시간 대기는 업로드를 느리게 할 수 있음</w:t>
-            </w:r>
-          </w:p>
-        </w:tc>
-      </w:tr>
-      <w:tr>
-        <w:trPr>
-          <w:cantSplit/>
-        </w:trPr>
-        <w:tc>
-          <w:tcPr>
-            <w:tcW w:type="dxa" w:w="1700"/>
-            <w:tcMar>
-              <w:top w:w="80" w:type="dxa"/>
-              <w:start w:w="120" w:type="dxa"/>
-              <w:bottom w:w="80" w:type="dxa"/>
-              <w:end w:w="120" w:type="dxa"/>
-            </w:tcMar>
-            <w:vAlign w:val="center"/>
-          </w:tcPr>
-          <w:p>
-            <w:pPr>
-              <w:spacing w:after="0" w:line="259" w:lineRule="auto"/>
-              <w:jc w:val="center"/>
-            </w:pPr>
-            <w:r/>
-            <w:r>
-              <w:rPr>
-                <w:rFonts w:ascii="Calibri" w:hAnsi="Calibri" w:eastAsia="Malgun Gothic"/>
-                <w:color w:val="1F2937"/>
-                <w:sz w:val="17"/>
-              </w:rPr>
-              <w:t>카카오 알림톡</w:t>
-            </w:r>
-          </w:p>
-        </w:tc>
-        <w:tc>
-          <w:tcPr>
-            <w:tcW w:type="dxa" w:w="3700"/>
-            <w:tcMar>
-              <w:top w:w="80" w:type="dxa"/>
-              <w:start w:w="120" w:type="dxa"/>
-              <w:bottom w:w="80" w:type="dxa"/>
-              <w:end w:w="120" w:type="dxa"/>
-            </w:tcMar>
-            <w:vAlign w:val="center"/>
-          </w:tcPr>
-          <w:p>
-            <w:pPr>
-              <w:spacing w:after="0" w:line="259" w:lineRule="auto"/>
-            </w:pPr>
-            <w:r/>
-            <w:r>
-              <w:rPr>
-                <w:rFonts w:ascii="Consolas" w:hAnsi="Consolas" w:eastAsia="Malgun Gothic"/>
-                <w:color w:val="1F4D78"/>
-                <w:sz w:val="17"/>
-              </w:rPr>
-              <w:t>KAKAO_ALIMTALK_ENABLED</w:t>
-            </w:r>
-            <w:r>
-              <w:rPr>
-                <w:rFonts w:ascii="Calibri" w:hAnsi="Calibri" w:eastAsia="Malgun Gothic"/>
-                <w:color w:val="1F2937"/>
-                <w:sz w:val="17"/>
-              </w:rPr>
-              <w:t xml:space="preserve">, </w:t>
-            </w:r>
-            <w:r>
-              <w:rPr>
-                <w:rFonts w:ascii="Consolas" w:hAnsi="Consolas" w:eastAsia="Malgun Gothic"/>
-                <w:color w:val="1F4D78"/>
-                <w:sz w:val="17"/>
-              </w:rPr>
-              <w:t>NCP_BIZ_MESSAGE_SERVICE_ID</w:t>
-            </w:r>
-            <w:r>
-              <w:rPr>
-                <w:rFonts w:ascii="Calibri" w:hAnsi="Calibri" w:eastAsia="Malgun Gothic"/>
-                <w:color w:val="1F2937"/>
-                <w:sz w:val="17"/>
-              </w:rPr>
-              <w:t xml:space="preserve">, </w:t>
-            </w:r>
-            <w:r>
-              <w:rPr>
-                <w:rFonts w:ascii="Consolas" w:hAnsi="Consolas" w:eastAsia="Malgun Gothic"/>
-                <w:color w:val="1F4D78"/>
-                <w:sz w:val="17"/>
-              </w:rPr>
-              <w:t>KAKAO_CHANNEL_ID</w:t>
-            </w:r>
-            <w:r>
-              <w:rPr>
-                <w:rFonts w:ascii="Calibri" w:hAnsi="Calibri" w:eastAsia="Malgun Gothic"/>
-                <w:color w:val="1F2937"/>
-                <w:sz w:val="17"/>
-              </w:rPr>
-              <w:t xml:space="preserve">, </w:t>
-            </w:r>
-            <w:r>
-              <w:rPr>
-                <w:rFonts w:ascii="Consolas" w:hAnsi="Consolas" w:eastAsia="Malgun Gothic"/>
-                <w:color w:val="1F4D78"/>
-                <w:sz w:val="17"/>
-              </w:rPr>
-              <w:t>KAKAO_TEMPLATE_*</w:t>
-            </w:r>
-          </w:p>
-        </w:tc>
-        <w:tc>
-          <w:tcPr>
-            <w:tcW w:type="dxa" w:w="3960"/>
-            <w:tcMar>
-              <w:top w:w="80" w:type="dxa"/>
-              <w:start w:w="120" w:type="dxa"/>
-              <w:bottom w:w="80" w:type="dxa"/>
-              <w:end w:w="120" w:type="dxa"/>
-            </w:tcMar>
-            <w:vAlign w:val="center"/>
-          </w:tcPr>
-          <w:p>
-            <w:pPr>
-              <w:spacing w:after="0" w:line="259" w:lineRule="auto"/>
-            </w:pPr>
-            <w:r/>
-            <w:r>
-              <w:rPr>
-                <w:rFonts w:ascii="Calibri" w:hAnsi="Calibri" w:eastAsia="Malgun Gothic"/>
-                <w:color w:val="1F2937"/>
-                <w:sz w:val="17"/>
-              </w:rPr>
-              <w:t>템플릿 승인 후 활성화</w:t>
-            </w:r>
-          </w:p>
-        </w:tc>
-      </w:tr>
-      <w:tr>
-        <w:trPr>
-          <w:cantSplit/>
-        </w:trPr>
-        <w:tc>
-          <w:tcPr>
-            <w:tcW w:type="dxa" w:w="1700"/>
-            <w:shd w:fill="F8FAFC"/>
-            <w:tcMar>
-              <w:top w:w="80" w:type="dxa"/>
-              <w:start w:w="120" w:type="dxa"/>
-              <w:bottom w:w="80" w:type="dxa"/>
-              <w:end w:w="120" w:type="dxa"/>
-            </w:tcMar>
-            <w:vAlign w:val="center"/>
-          </w:tcPr>
-          <w:p>
-            <w:pPr>
-              <w:spacing w:after="0" w:line="259" w:lineRule="auto"/>
-              <w:jc w:val="center"/>
-            </w:pPr>
-            <w:r/>
-            <w:r>
-              <w:rPr>
-                <w:rFonts w:ascii="Calibri" w:hAnsi="Calibri" w:eastAsia="Malgun Gothic"/>
-                <w:color w:val="1F2937"/>
-                <w:sz w:val="17"/>
-              </w:rPr>
-              <w:t>카카오 챗봇</w:t>
-            </w:r>
-          </w:p>
-        </w:tc>
-        <w:tc>
-          <w:tcPr>
-            <w:tcW w:type="dxa" w:w="3700"/>
-            <w:shd w:fill="F8FAFC"/>
-            <w:tcMar>
-              <w:top w:w="80" w:type="dxa"/>
-              <w:start w:w="120" w:type="dxa"/>
-              <w:bottom w:w="80" w:type="dxa"/>
-              <w:end w:w="120" w:type="dxa"/>
-            </w:tcMar>
-            <w:vAlign w:val="center"/>
-          </w:tcPr>
-          <w:p>
-            <w:pPr>
-              <w:spacing w:after="0" w:line="259" w:lineRule="auto"/>
-            </w:pPr>
-            <w:r/>
-            <w:r>
-              <w:rPr>
-                <w:rFonts w:ascii="Consolas" w:hAnsi="Consolas" w:eastAsia="Malgun Gothic"/>
-                <w:color w:val="1F4D78"/>
-                <w:sz w:val="17"/>
-              </w:rPr>
-              <w:t>KAKAO_CHATBOT_INTAKE_ENABLED</w:t>
-            </w:r>
-            <w:r>
-              <w:rPr>
-                <w:rFonts w:ascii="Calibri" w:hAnsi="Calibri" w:eastAsia="Malgun Gothic"/>
-                <w:color w:val="1F2937"/>
-                <w:sz w:val="17"/>
-              </w:rPr>
-              <w:t xml:space="preserve">, </w:t>
-            </w:r>
-            <w:r>
-              <w:rPr>
-                <w:rFonts w:ascii="Consolas" w:hAnsi="Consolas" w:eastAsia="Malgun Gothic"/>
-                <w:color w:val="1F4D78"/>
-                <w:sz w:val="17"/>
-              </w:rPr>
-              <w:t>KAKAO_CHATBOT_SKILL_TOKEN</w:t>
-            </w:r>
-            <w:r>
-              <w:rPr>
-                <w:rFonts w:ascii="Calibri" w:hAnsi="Calibri" w:eastAsia="Malgun Gothic"/>
-                <w:color w:val="1F2937"/>
-                <w:sz w:val="17"/>
-              </w:rPr>
-              <w:t xml:space="preserve">, </w:t>
-            </w:r>
-            <w:r>
-              <w:rPr>
-                <w:rFonts w:ascii="Consolas" w:hAnsi="Consolas" w:eastAsia="Malgun Gothic"/>
-                <w:color w:val="1F4D78"/>
-                <w:sz w:val="17"/>
-              </w:rPr>
-              <w:t>KAKAO_CHATBOT_BOT_ID</w:t>
-            </w:r>
-            <w:r>
-              <w:rPr>
-                <w:rFonts w:ascii="Calibri" w:hAnsi="Calibri" w:eastAsia="Malgun Gothic"/>
-                <w:color w:val="1F2937"/>
-                <w:sz w:val="17"/>
-              </w:rPr>
-              <w:t xml:space="preserve">, </w:t>
-            </w:r>
-            <w:r>
-              <w:rPr>
-                <w:rFonts w:ascii="Consolas" w:hAnsi="Consolas" w:eastAsia="Malgun Gothic"/>
-                <w:color w:val="1F4D78"/>
-                <w:sz w:val="17"/>
-              </w:rPr>
-              <w:t>KAKAO_CHATBOT_PHOTO_BLOCK_ID</w:t>
-            </w:r>
-          </w:p>
-        </w:tc>
-        <w:tc>
-          <w:tcPr>
-            <w:tcW w:type="dxa" w:w="3960"/>
-            <w:shd w:fill="F8FAFC"/>
-            <w:tcMar>
-              <w:top w:w="80" w:type="dxa"/>
-              <w:start w:w="120" w:type="dxa"/>
-              <w:bottom w:w="80" w:type="dxa"/>
-              <w:end w:w="120" w:type="dxa"/>
-            </w:tcMar>
-            <w:vAlign w:val="center"/>
-          </w:tcPr>
-          <w:p>
-            <w:pPr>
-              <w:spacing w:after="0" w:line="259" w:lineRule="auto"/>
-            </w:pPr>
-            <w:r/>
-            <w:r>
-              <w:rPr>
-                <w:rFonts w:ascii="Calibri" w:hAnsi="Calibri" w:eastAsia="Malgun Gothic"/>
-                <w:color w:val="1F2937"/>
-                <w:sz w:val="17"/>
-              </w:rPr>
-              <w:t>토큰 공개 금지</w:t>
-            </w:r>
-          </w:p>
-        </w:tc>
-      </w:tr>
-      <w:tr>
-        <w:trPr>
-          <w:cantSplit/>
-        </w:trPr>
-        <w:tc>
-          <w:tcPr>
-            <w:tcW w:type="dxa" w:w="1700"/>
-            <w:tcMar>
-              <w:top w:w="80" w:type="dxa"/>
-              <w:start w:w="120" w:type="dxa"/>
-              <w:bottom w:w="80" w:type="dxa"/>
-              <w:end w:w="120" w:type="dxa"/>
-            </w:tcMar>
-            <w:vAlign w:val="center"/>
-          </w:tcPr>
-          <w:p>
-            <w:pPr>
-              <w:spacing w:after="0" w:line="259" w:lineRule="auto"/>
-              <w:jc w:val="center"/>
-            </w:pPr>
-            <w:r/>
-            <w:r>
-              <w:rPr>
-                <w:rFonts w:ascii="Calibri" w:hAnsi="Calibri" w:eastAsia="Malgun Gothic"/>
-                <w:color w:val="1F2937"/>
-                <w:sz w:val="17"/>
-              </w:rPr>
-              <w:t>팝빌</w:t>
-            </w:r>
-          </w:p>
-        </w:tc>
-        <w:tc>
-          <w:tcPr>
-            <w:tcW w:type="dxa" w:w="3700"/>
-            <w:tcMar>
-              <w:top w:w="80" w:type="dxa"/>
-              <w:start w:w="120" w:type="dxa"/>
-              <w:bottom w:w="80" w:type="dxa"/>
-              <w:end w:w="120" w:type="dxa"/>
-            </w:tcMar>
-            <w:vAlign w:val="center"/>
-          </w:tcPr>
-          <w:p>
-            <w:pPr>
-              <w:spacing w:after="0" w:line="259" w:lineRule="auto"/>
-            </w:pPr>
-            <w:r/>
-            <w:r>
-              <w:rPr>
-                <w:rFonts w:ascii="Consolas" w:hAnsi="Consolas" w:eastAsia="Malgun Gothic"/>
-                <w:color w:val="1F4D78"/>
-                <w:sz w:val="17"/>
-              </w:rPr>
-              <w:t>POPBILL_IS_TEST</w:t>
-            </w:r>
-            <w:r>
-              <w:rPr>
-                <w:rFonts w:ascii="Calibri" w:hAnsi="Calibri" w:eastAsia="Malgun Gothic"/>
-                <w:color w:val="1F2937"/>
-                <w:sz w:val="17"/>
-              </w:rPr>
-              <w:t xml:space="preserve">, </w:t>
-            </w:r>
-            <w:r>
-              <w:rPr>
-                <w:rFonts w:ascii="Consolas" w:hAnsi="Consolas" w:eastAsia="Malgun Gothic"/>
-                <w:color w:val="1F4D78"/>
-                <w:sz w:val="17"/>
-              </w:rPr>
-              <w:t>POPBILL_LINK_ID</w:t>
-            </w:r>
-            <w:r>
-              <w:rPr>
-                <w:rFonts w:ascii="Calibri" w:hAnsi="Calibri" w:eastAsia="Malgun Gothic"/>
-                <w:color w:val="1F2937"/>
-                <w:sz w:val="17"/>
-              </w:rPr>
-              <w:t xml:space="preserve">, </w:t>
-            </w:r>
-            <w:r>
-              <w:rPr>
-                <w:rFonts w:ascii="Consolas" w:hAnsi="Consolas" w:eastAsia="Malgun Gothic"/>
-                <w:color w:val="1F4D78"/>
-                <w:sz w:val="17"/>
-              </w:rPr>
-              <w:t>POPBILL_SECRET_KEY</w:t>
-            </w:r>
-            <w:r>
-              <w:rPr>
-                <w:rFonts w:ascii="Calibri" w:hAnsi="Calibri" w:eastAsia="Malgun Gothic"/>
-                <w:color w:val="1F2937"/>
-                <w:sz w:val="17"/>
-              </w:rPr>
-              <w:t xml:space="preserve">, </w:t>
-            </w:r>
-            <w:r>
-              <w:rPr>
-                <w:rFonts w:ascii="Consolas" w:hAnsi="Consolas" w:eastAsia="Malgun Gothic"/>
-                <w:color w:val="1F4D78"/>
-                <w:sz w:val="17"/>
-              </w:rPr>
-              <w:t>POPBILL_CORP_NUM</w:t>
-            </w:r>
-            <w:r>
-              <w:rPr>
-                <w:rFonts w:ascii="Calibri" w:hAnsi="Calibri" w:eastAsia="Malgun Gothic"/>
-                <w:color w:val="1F2937"/>
-                <w:sz w:val="17"/>
-              </w:rPr>
-              <w:t xml:space="preserve">, </w:t>
-            </w:r>
-            <w:r>
-              <w:rPr>
-                <w:rFonts w:ascii="Consolas" w:hAnsi="Consolas" w:eastAsia="Malgun Gothic"/>
-                <w:color w:val="1F4D78"/>
-                <w:sz w:val="17"/>
-              </w:rPr>
-              <w:t>POPBILL_USER_ID</w:t>
-            </w:r>
-          </w:p>
-        </w:tc>
-        <w:tc>
-          <w:tcPr>
-            <w:tcW w:type="dxa" w:w="3960"/>
-            <w:tcMar>
-              <w:top w:w="80" w:type="dxa"/>
-              <w:start w:w="120" w:type="dxa"/>
-              <w:bottom w:w="80" w:type="dxa"/>
-              <w:end w:w="120" w:type="dxa"/>
-            </w:tcMar>
-            <w:vAlign w:val="center"/>
-          </w:tcPr>
-          <w:p>
-            <w:pPr>
-              <w:spacing w:after="0" w:line="259" w:lineRule="auto"/>
-            </w:pPr>
-            <w:r/>
-            <w:r>
-              <w:rPr>
-                <w:rFonts w:ascii="Calibri" w:hAnsi="Calibri" w:eastAsia="Malgun Gothic"/>
-                <w:color w:val="1F2937"/>
-                <w:sz w:val="17"/>
-              </w:rPr>
-              <w:t>SecretKey 공개 금지</w:t>
-            </w:r>
-          </w:p>
-        </w:tc>
-      </w:tr>
-      <w:tr>
-        <w:trPr>
-          <w:cantSplit/>
-        </w:trPr>
-        <w:tc>
-          <w:tcPr>
-            <w:tcW w:type="dxa" w:w="1700"/>
-            <w:shd w:fill="F8FAFC"/>
-            <w:tcMar>
-              <w:top w:w="80" w:type="dxa"/>
-              <w:start w:w="120" w:type="dxa"/>
-              <w:bottom w:w="80" w:type="dxa"/>
-              <w:end w:w="120" w:type="dxa"/>
-            </w:tcMar>
-            <w:vAlign w:val="center"/>
-          </w:tcPr>
-          <w:p>
-            <w:pPr>
-              <w:spacing w:after="0" w:line="259" w:lineRule="auto"/>
-              <w:jc w:val="center"/>
-            </w:pPr>
-            <w:r/>
-            <w:r>
-              <w:rPr>
-                <w:rFonts w:ascii="Calibri" w:hAnsi="Calibri" w:eastAsia="Malgun Gothic"/>
-                <w:color w:val="1F2937"/>
-                <w:sz w:val="17"/>
-              </w:rPr>
-              <w:t>입금 관리</w:t>
-            </w:r>
-          </w:p>
-        </w:tc>
-        <w:tc>
-          <w:tcPr>
-            <w:tcW w:type="dxa" w:w="3700"/>
-            <w:shd w:fill="F8FAFC"/>
-            <w:tcMar>
-              <w:top w:w="80" w:type="dxa"/>
-              <w:start w:w="120" w:type="dxa"/>
-              <w:bottom w:w="80" w:type="dxa"/>
-              <w:end w:w="120" w:type="dxa"/>
-            </w:tcMar>
-            <w:vAlign w:val="center"/>
-          </w:tcPr>
-          <w:p>
-            <w:pPr>
-              <w:spacing w:after="0" w:line="259" w:lineRule="auto"/>
-            </w:pPr>
-            <w:r/>
-            <w:r>
-              <w:rPr>
-                <w:rFonts w:ascii="Consolas" w:hAnsi="Consolas" w:eastAsia="Malgun Gothic"/>
-                <w:color w:val="1F4D78"/>
-                <w:sz w:val="17"/>
-              </w:rPr>
-              <w:t>PAYMENT_SCHEDULE_SPREADSHEET_ID</w:t>
-            </w:r>
-          </w:p>
-        </w:tc>
-        <w:tc>
-          <w:tcPr>
-            <w:tcW w:type="dxa" w:w="3960"/>
-            <w:shd w:fill="F8FAFC"/>
-            <w:tcMar>
-              <w:top w:w="80" w:type="dxa"/>
-              <w:start w:w="120" w:type="dxa"/>
-              <w:bottom w:w="80" w:type="dxa"/>
-              <w:end w:w="120" w:type="dxa"/>
-            </w:tcMar>
-            <w:vAlign w:val="center"/>
-          </w:tcPr>
-          <w:p>
-            <w:pPr>
-              <w:spacing w:after="0" w:line="259" w:lineRule="auto"/>
-            </w:pPr>
-            <w:r/>
-            <w:r>
-              <w:rPr>
-                <w:rFonts w:ascii="Calibri" w:hAnsi="Calibri" w:eastAsia="Malgun Gothic"/>
-                <w:color w:val="1F2937"/>
-                <w:sz w:val="17"/>
-              </w:rPr>
-              <w:t>계정별 캘린더와 혼동 금지</w:t>
-            </w:r>
-          </w:p>
-        </w:tc>
-      </w:tr>
-    </w:tbl>
-    <w:p>
-      <w:pPr>
-        <w:spacing w:after="40"/>
-      </w:pPr>
-    </w:p>
-    <w:p>
-      <w:pPr>
-        <w:spacing w:before="80" w:after="160"/>
-        <w:ind w:left="259" w:right="259"/>
-        <w:shd w:fill="FFF7DF"/>
-        <w:pBdr>
-          <w:left w:val="single" w:sz="18" w:space="8" w:color="C69214"/>
-        </w:pBdr>
-      </w:pPr>
-      <w:r>
-        <w:rPr>
-          <w:rFonts w:ascii="Calibri" w:hAnsi="Calibri" w:eastAsia="Malgun Gothic"/>
-          <w:color w:val="1F2937"/>
-          <w:sz w:val="20"/>
-        </w:rPr>
-        <w:t>속성의 실제 비밀값은 이 문서와 GitHub에 적지 않습니다. 계정 책임자의 비밀번호 관리 도구에서 별도로 인계합니다.</w:t>
-      </w:r>
-    </w:p>
-    <w:p>
-      <w:pPr>
-        <w:pStyle w:val="Heading1"/>
-      </w:pPr>
-      <w:r>
-        <w:rPr>
-          <w:rFonts w:ascii="Calibri" w:hAnsi="Calibri" w:eastAsia="Malgun Gothic"/>
-          <w:color w:val="2E74B5"/>
-          <w:sz w:val="32"/>
-        </w:rPr>
-        <w:t>11. GitHub Pages 배포</w:t>
+        <w:t>10. GitHub Pages 배포</w:t>
       </w:r>
     </w:p>
     <w:p>
@@ -8372,7 +6685,7 @@
           <w:color w:val="2E74B5"/>
           <w:sz w:val="32"/>
         </w:rPr>
-        <w:t>12. 자주 발생하는 문제</w:t>
+        <w:t>11. 자주 발생하는 문제</w:t>
       </w:r>
     </w:p>
     <w:tbl>
@@ -8737,15 +7050,7 @@
                 <w:color w:val="1F2937"/>
                 <w:sz w:val="17"/>
               </w:rPr>
-              <w:t xml:space="preserve">발신번호 승인 상태와 </w:t>
-            </w:r>
-            <w:r>
-              <w:rPr>
-                <w:rFonts w:ascii="Consolas" w:hAnsi="Consolas" w:eastAsia="Malgun Gothic"/>
-                <w:color w:val="1F4D78"/>
-                <w:sz w:val="17"/>
-              </w:rPr>
-              <w:t>NCP_SENS_FROM</w:t>
+              <w:t>발신번호 승인 상태</w:t>
             </w:r>
           </w:p>
         </w:tc>
@@ -8771,7 +7076,7 @@
                 <w:color w:val="1F2937"/>
                 <w:sz w:val="17"/>
               </w:rPr>
-              <w:t>승인된 번호를 하이픈 없이 저장 후 재배포 불필요, 재시도</w:t>
+              <w:t>승인된 발신번호인지 확인한 뒤 시스템 관리자에게 재시도 요청</w:t>
             </w:r>
           </w:p>
         </w:tc>
@@ -8998,19 +7303,11 @@
             <w:r/>
             <w:r>
               <w:rPr>
-                <w:rFonts w:ascii="Consolas" w:hAnsi="Consolas" w:eastAsia="Malgun Gothic"/>
-                <w:color w:val="1F4D78"/>
-                <w:sz w:val="17"/>
-              </w:rPr>
-              <w:t>MINERU_SYNC_ENABLED</w:t>
-            </w:r>
-            <w:r>
-              <w:rPr>
                 <w:rFonts w:ascii="Calibri" w:hAnsi="Calibri" w:eastAsia="Malgun Gothic"/>
                 <w:color w:val="1F2937"/>
                 <w:sz w:val="17"/>
               </w:rPr>
-              <w:t>, 파일 크기</w:t>
+              <w:t>파일 크기와 분석 대기 상태</w:t>
             </w:r>
           </w:p>
         </w:tc>
@@ -9037,23 +7334,7 @@
                 <w:color w:val="1F2937"/>
                 <w:sz w:val="17"/>
               </w:rPr>
-              <w:t xml:space="preserve">기본값 </w:t>
-            </w:r>
-            <w:r>
-              <w:rPr>
-                <w:rFonts w:ascii="Consolas" w:hAnsi="Consolas" w:eastAsia="Malgun Gothic"/>
-                <w:color w:val="1F4D78"/>
-                <w:sz w:val="17"/>
-              </w:rPr>
-              <w:t>false</w:t>
-            </w:r>
-            <w:r>
-              <w:rPr>
-                <w:rFonts w:ascii="Calibri" w:hAnsi="Calibri" w:eastAsia="Malgun Gothic"/>
-                <w:color w:val="1F2937"/>
-                <w:sz w:val="17"/>
-              </w:rPr>
-              <w:t>, 파일 5MB 이하 확인</w:t>
+              <w:t>파일 5MB 이하인지 확인하고 완료될 때까지 같은 파일을 다시 올리지 않음</w:t>
             </w:r>
           </w:p>
         </w:tc>
@@ -9111,7 +7392,7 @@
                 <w:color w:val="1F2937"/>
                 <w:sz w:val="17"/>
               </w:rPr>
-              <w:t>업체명/사업자번호 매칭, OCR 권한</w:t>
+              <w:t>업체명/사업자번호 매칭</w:t>
             </w:r>
           </w:p>
         </w:tc>
@@ -9137,7 +7418,7 @@
                 <w:color w:val="1F2937"/>
                 <w:sz w:val="17"/>
               </w:rPr>
-              <w:t>이름 정리, Drive API, MinerU 키 확인 후 재작성</w:t>
+              <w:t>견적서와 사업자등록증의 업체명을 확인한 뒤 재작성</w:t>
             </w:r>
           </w:p>
         </w:tc>
@@ -9197,7 +7478,7 @@
                 <w:color w:val="1F2937"/>
                 <w:sz w:val="17"/>
               </w:rPr>
-              <w:t>오래 열린 브라우저, 전체 저장 코드</w:t>
+              <w:t>오래 열린 브라우저, 여러 탭 동시 수정</w:t>
             </w:r>
           </w:p>
         </w:tc>
@@ -9224,23 +7505,7 @@
                 <w:color w:val="1F2937"/>
                 <w:sz w:val="17"/>
               </w:rPr>
-              <w:t xml:space="preserve">새로고침 후 Firebase </w:t>
-            </w:r>
-            <w:r>
-              <w:rPr>
-                <w:rFonts w:ascii="Consolas" w:hAnsi="Consolas" w:eastAsia="Malgun Gothic"/>
-                <w:color w:val="1F4D78"/>
-                <w:sz w:val="17"/>
-              </w:rPr>
-              <w:t>automationState</w:t>
-            </w:r>
-            <w:r>
-              <w:rPr>
-                <w:rFonts w:ascii="Calibri" w:hAnsi="Calibri" w:eastAsia="Malgun Gothic"/>
-                <w:color w:val="1F2937"/>
-                <w:sz w:val="17"/>
-              </w:rPr>
-              <w:t xml:space="preserve"> 확인, 부분 업데이트 유지</w:t>
+              <w:t>다른 탭을 닫고 새로고침한 뒤 다시 처리</w:t>
             </w:r>
           </w:p>
         </w:tc>
@@ -9384,7 +7649,7 @@
                 <w:color w:val="1F2937"/>
                 <w:sz w:val="17"/>
               </w:rPr>
-              <w:t>Apps Script 최신 배포와 링크 사전검증</w:t>
+              <w:t>문자에 포함된 링크와 승인 화면 상태</w:t>
             </w:r>
           </w:p>
         </w:tc>
@@ -9411,7 +7676,7 @@
                 <w:color w:val="1F2937"/>
                 <w:sz w:val="17"/>
               </w:rPr>
-              <w:t>웹 앱 새 버전 배포 후 ⑧ 재시도</w:t>
+              <w:t>시스템 관리자에게 링크 재생성 후 ⑧ 재발송 요청</w:t>
             </w:r>
           </w:p>
         </w:tc>
@@ -9469,7 +7734,7 @@
                 <w:color w:val="1F2937"/>
                 <w:sz w:val="17"/>
               </w:rPr>
-              <w:t>SENS 요청 결과 저장, Firebase 업데이트</w:t>
+              <w:t>발송 결과와 케이스 기록</w:t>
             </w:r>
           </w:p>
         </w:tc>
@@ -9495,23 +7760,7 @@
                 <w:color w:val="1F2937"/>
                 <w:sz w:val="17"/>
               </w:rPr>
-              <w:t xml:space="preserve">실행 로그와 </w:t>
-            </w:r>
-            <w:r>
-              <w:rPr>
-                <w:rFonts w:ascii="Consolas" w:hAnsi="Consolas" w:eastAsia="Malgun Gothic"/>
-                <w:color w:val="1F4D78"/>
-                <w:sz w:val="17"/>
-              </w:rPr>
-              <w:t>ownerRecommendationMms</w:t>
-            </w:r>
-            <w:r>
-              <w:rPr>
-                <w:rFonts w:ascii="Calibri" w:hAnsi="Calibri" w:eastAsia="Malgun Gothic"/>
-                <w:color w:val="1F2937"/>
-                <w:sz w:val="17"/>
-              </w:rPr>
-              <w:t xml:space="preserve"> 확인</w:t>
+              <w:t>시스템 관리자에게 발송 기록과 케이스 ID 전달</w:t>
             </w:r>
           </w:p>
         </w:tc>
@@ -9571,7 +7820,7 @@
                 <w:color w:val="1F2937"/>
                 <w:sz w:val="17"/>
               </w:rPr>
-              <w:t>Apps Script 실행 계정의 폴더 권한</w:t>
+              <w:t>로그인 계정의 폴더 공유 권한</w:t>
             </w:r>
           </w:p>
         </w:tc>
@@ -9594,19 +7843,11 @@
             <w:r/>
             <w:r>
               <w:rPr>
-                <w:rFonts w:ascii="Consolas" w:hAnsi="Consolas" w:eastAsia="Malgun Gothic"/>
-                <w:color w:val="1F4D78"/>
-                <w:sz w:val="17"/>
-              </w:rPr>
-              <w:t>authorizeDriveAccess</w:t>
-            </w:r>
-            <w:r>
-              <w:rPr>
                 <w:rFonts w:ascii="Calibri" w:hAnsi="Calibri" w:eastAsia="Malgun Gothic"/>
                 <w:color w:val="1F2937"/>
                 <w:sz w:val="17"/>
               </w:rPr>
-              <w:t xml:space="preserve"> 실행, scope 승인, 새 배포</w:t>
+              <w:t>운영 Drive를 편집자로 다시 공유하고 재시도</w:t>
             </w:r>
           </w:p>
         </w:tc>
@@ -9798,7 +8039,7 @@
           <w:color w:val="2E74B5"/>
           <w:sz w:val="32"/>
         </w:rPr>
-        <w:t>13. 테스트 체크리스트</w:t>
+        <w:t>12. 테스트 체크리스트</w:t>
       </w:r>
     </w:p>
     <w:p>
@@ -9811,7 +8052,7 @@
           <w:color w:val="2E74B5"/>
           <w:sz w:val="26"/>
         </w:rPr>
-        <w:t>13.1 신규 건물 도입 테스트</w:t>
+        <w:t>12.1 신규 건물 도입 테스트</w:t>
       </w:r>
     </w:p>
     <w:p>
@@ -9954,7 +8195,7 @@
           <w:color w:val="2E74B5"/>
           <w:sz w:val="26"/>
         </w:rPr>
-        <w:t>13.2 배포 후 최소 점검</w:t>
+        <w:t>12.2 배포 후 최소 점검</w:t>
       </w:r>
     </w:p>
     <w:p>
@@ -9968,19 +8209,6 @@
           <w:sz w:val="21"/>
         </w:rPr>
         <w:t>관리자 화면 버전이 최신이다.</w:t>
-      </w:r>
-    </w:p>
-    <w:p>
-      <w:pPr>
-        <w:pStyle w:val="ListBullet"/>
-      </w:pPr>
-      <w:r>
-        <w:rPr>
-          <w:rFonts w:ascii="Calibri" w:hAnsi="Calibri" w:eastAsia="Malgun Gothic"/>
-          <w:color w:val="1F2937"/>
-          <w:sz w:val="21"/>
-        </w:rPr>
-        <w:t>Apps Script health 응답 빌드가 최신이다.</w:t>
       </w:r>
     </w:p>
     <w:p>
@@ -10076,7 +8304,7 @@
           <w:color w:val="2E74B5"/>
           <w:sz w:val="32"/>
         </w:rPr>
-        <w:t>14. 보안과 개인정보 주의</w:t>
+        <w:t>13. 보안과 개인정보 주의</w:t>
       </w:r>
     </w:p>
     <w:p>
@@ -10290,7 +8518,7 @@
           <w:color w:val="2E74B5"/>
           <w:sz w:val="32"/>
         </w:rPr>
-        <w:t>15. 인계 완료 확인표</w:t>
+        <w:t>14. 인계 완료 확인표</w:t>
       </w:r>
     </w:p>
     <w:tbl>
@@ -10998,7 +9226,7 @@
                 <w:color w:val="1F2937"/>
                 <w:sz w:val="17"/>
               </w:rPr>
-              <w:t>Apps Script 새 버전 배포 실습</w:t>
+              <w:t>비밀키 보관 위치 인계</w:t>
             </w:r>
           </w:p>
         </w:tc>
@@ -11067,7 +9295,7 @@
                 <w:color w:val="1F2937"/>
                 <w:sz w:val="17"/>
               </w:rPr>
-              <w:t>비밀키 보관 위치 인계</w:t>
+              <w:t>퇴사자 권한 회수 절차 확인</w:t>
             </w:r>
           </w:p>
         </w:tc>
@@ -11110,74 +9338,6 @@
           </w:p>
         </w:tc>
       </w:tr>
-      <w:tr>
-        <w:trPr>
-          <w:cantSplit/>
-        </w:trPr>
-        <w:tc>
-          <w:tcPr>
-            <w:tcW w:type="dxa" w:w="1700"/>
-            <w:tcMar>
-              <w:top w:w="80" w:type="dxa"/>
-              <w:start w:w="120" w:type="dxa"/>
-              <w:bottom w:w="80" w:type="dxa"/>
-              <w:end w:w="120" w:type="dxa"/>
-            </w:tcMar>
-            <w:vAlign w:val="center"/>
-          </w:tcPr>
-          <w:p>
-            <w:pPr>
-              <w:spacing w:after="0" w:line="259" w:lineRule="auto"/>
-              <w:jc w:val="center"/>
-            </w:pPr>
-            <w:r/>
-            <w:r>
-              <w:rPr>
-                <w:rFonts w:ascii="Calibri" w:hAnsi="Calibri" w:eastAsia="Malgun Gothic"/>
-                <w:color w:val="1F2937"/>
-                <w:sz w:val="17"/>
-              </w:rPr>
-              <w:t>퇴사자 권한 회수 절차 확인</w:t>
-            </w:r>
-          </w:p>
-        </w:tc>
-        <w:tc>
-          <w:tcPr>
-            <w:tcW w:type="dxa" w:w="3700"/>
-            <w:tcMar>
-              <w:top w:w="80" w:type="dxa"/>
-              <w:start w:w="120" w:type="dxa"/>
-              <w:bottom w:w="80" w:type="dxa"/>
-              <w:end w:w="120" w:type="dxa"/>
-            </w:tcMar>
-            <w:vAlign w:val="center"/>
-          </w:tcPr>
-          <w:p>
-            <w:pPr>
-              <w:spacing w:after="0" w:line="259" w:lineRule="auto"/>
-            </w:pPr>
-            <w:r/>
-          </w:p>
-        </w:tc>
-        <w:tc>
-          <w:tcPr>
-            <w:tcW w:type="dxa" w:w="3960"/>
-            <w:tcMar>
-              <w:top w:w="80" w:type="dxa"/>
-              <w:start w:w="120" w:type="dxa"/>
-              <w:bottom w:w="80" w:type="dxa"/>
-              <w:end w:w="120" w:type="dxa"/>
-            </w:tcMar>
-            <w:vAlign w:val="center"/>
-          </w:tcPr>
-          <w:p>
-            <w:pPr>
-              <w:spacing w:after="0" w:line="259" w:lineRule="auto"/>
-            </w:pPr>
-            <w:r/>
-          </w:p>
-        </w:tc>
-      </w:tr>
     </w:tbl>
     <w:p>
       <w:pPr>
@@ -11194,7 +9354,7 @@
           <w:color w:val="2E74B5"/>
           <w:sz w:val="32"/>
         </w:rPr>
-        <w:t>16. 인계 시 팀이 채울 연락처</w:t>
+        <w:t>15. 인계 시 팀이 채울 연락처</w:t>
       </w:r>
     </w:p>
     <w:tbl>
@@ -11889,23 +10049,7 @@
           <w:color w:val="1F2937"/>
           <w:sz w:val="22"/>
         </w:rPr>
-        <w:t xml:space="preserve">이 문서는 팀 운영의 시작점입니다. 세부 Apps Script 설치·템플릿·테스트 절차는 </w:t>
-      </w:r>
-      <w:r>
-        <w:rPr>
-          <w:rFonts w:ascii="Consolas" w:hAnsi="Consolas" w:eastAsia="Malgun Gothic"/>
-          <w:color w:val="1F4D78"/>
-          <w:sz w:val="22"/>
-        </w:rPr>
-        <w:t>apps-script/README.md</w:t>
-      </w:r>
-      <w:r>
-        <w:rPr>
-          <w:rFonts w:ascii="Calibri" w:hAnsi="Calibri" w:eastAsia="Malgun Gothic"/>
-          <w:color w:val="1F2937"/>
-          <w:sz w:val="22"/>
-        </w:rPr>
-        <w:t xml:space="preserve">, 코드 구조와 최신 변경사항은 </w:t>
+        <w:t xml:space="preserve">이 문서는 팀 운영의 시작점입니다. 화면 기능과 최신 변경사항은 </w:t>
       </w:r>
       <w:r>
         <w:rPr>
@@ -11921,39 +10065,7 @@
           <w:color w:val="1F2937"/>
           <w:sz w:val="22"/>
         </w:rPr>
-        <w:t xml:space="preserve">와 </w:t>
-      </w:r>
-      <w:r>
-        <w:rPr>
-          <w:rFonts w:ascii="Consolas" w:hAnsi="Consolas" w:eastAsia="Malgun Gothic"/>
-          <w:color w:val="1F4D78"/>
-          <w:sz w:val="22"/>
-        </w:rPr>
-        <w:t>index.html</w:t>
-      </w:r>
-      <w:r>
-        <w:rPr>
-          <w:rFonts w:ascii="Calibri" w:hAnsi="Calibri" w:eastAsia="Malgun Gothic"/>
-          <w:color w:val="1F2937"/>
-          <w:sz w:val="22"/>
-        </w:rPr>
-        <w:t xml:space="preserve">의 </w:t>
-      </w:r>
-      <w:r>
-        <w:rPr>
-          <w:rFonts w:ascii="Consolas" w:hAnsi="Consolas" w:eastAsia="Malgun Gothic"/>
-          <w:color w:val="1F4D78"/>
-          <w:sz w:val="22"/>
-        </w:rPr>
-        <w:t>CHANGELOG</w:t>
-      </w:r>
-      <w:r>
-        <w:rPr>
-          <w:rFonts w:ascii="Calibri" w:hAnsi="Calibri" w:eastAsia="Malgun Gothic"/>
-          <w:color w:val="1F2937"/>
-          <w:sz w:val="22"/>
-        </w:rPr>
-        <w:t>를 함께 확인합니다.</w:t>
+        <w:t>와 관리자 화면의 업데이트 내역을 함께 확인합니다.</w:t>
       </w:r>
     </w:p>
     <w:sectPr>

--- a/deliverables/BRING_Care_팀_운영_인수인계서_20260803.docx
+++ b/deliverables/BRING_Care_팀_운영_인수인계서_20260803.docx
@@ -27,7 +27,7 @@
           <w:color w:val="17365D"/>
           <w:sz w:val="62"/>
         </w:rPr>
-        <w:t>팀 운영 인수인계서</w:t>
+        <w:t>케이스 운영 인수인계서</w:t>
       </w:r>
     </w:p>
     <w:p>
@@ -40,7 +40,7 @@
           <w:color w:val="667085"/>
           <w:sz w:val="27"/>
         </w:rPr>
-        <w:t>계정 등록부터 민원 접수, 견적, 승인, 입금 확인까지</w:t>
+        <w:t>민원 접수부터 견적, 승인, 공사와 사후관리까지</w:t>
       </w:r>
     </w:p>
     <w:tbl>
@@ -331,7 +331,7 @@
           <w:color w:val="1F2937"/>
           <w:sz w:val="21"/>
         </w:rPr>
-        <w:t>⑤ 업체 선택·견적 요청, ⑥ 견적서·사업자등록증 업로드, ⑩ 실제 입금 확인은 사람이 확인합니다. 나머지 주요 단계는 조건 충족 시 자동 진행됩니다.</w:t>
+        <w:t>케이스에서 노란색 ‘진행중’ 단계를 찾고, 그 단계의 확인·발송·업로드를 끝내면 다음 단계로 넘어갑니다.</w:t>
       </w:r>
     </w:p>
     <w:p>
@@ -345,7 +345,7 @@
           <w:color w:val="2E74B5"/>
           <w:sz w:val="32"/>
         </w:rPr>
-        <w:t>첫날 확인할 것</w:t>
+        <w:t>처음 맡은 케이스에서 확인할 것</w:t>
       </w:r>
     </w:p>
     <w:p>
@@ -358,7 +358,7 @@
           <w:color w:val="1F2937"/>
           <w:sz w:val="21"/>
         </w:rPr>
-        <w:t>관리자 대시보드 Google 로그인</w:t>
+        <w:t>건물명·호실·증상과 사진 확인</w:t>
       </w:r>
     </w:p>
     <w:p>
@@ -371,7 +371,7 @@
           <w:color w:val="1F2937"/>
           <w:sz w:val="21"/>
         </w:rPr>
-        <w:t>응답 시트와 Drive 파일 열람</w:t>
+        <w:t>현재 진행중인 단계 확인</w:t>
       </w:r>
     </w:p>
     <w:p>
@@ -384,7 +384,7 @@
           <w:color w:val="1F2937"/>
           <w:sz w:val="21"/>
         </w:rPr>
-        <w:t>테스트 민원 1건으로 ①~⑤ 전환 확인</w:t>
+        <w:t>⑤ 업체 선택과 발송 전 확인</w:t>
       </w:r>
     </w:p>
     <w:p>
@@ -397,7 +397,7 @@
           <w:color w:val="1F2937"/>
           <w:sz w:val="21"/>
         </w:rPr>
-        <w:t>견적 업로드와 입금 확인 절차 실습</w:t>
+        <w:t>⑥ 견적 업로드와 ⑩ 입금 확인 실습</w:t>
       </w:r>
     </w:p>
     <w:p>
@@ -420,25 +420,45 @@
     </w:p>
     <w:p>
       <w:pPr>
-        <w:pStyle w:val="Heading1"/>
+        <w:spacing w:before="80" w:after="160"/>
+        <w:ind w:left="259" w:right="259"/>
+        <w:shd w:fill="FFF7DF"/>
+        <w:pBdr>
+          <w:left w:val="single" w:sz="18" w:space="8" w:color="C69214"/>
+        </w:pBdr>
       </w:pPr>
       <w:r>
         <w:rPr>
           <w:rFonts w:ascii="Calibri" w:hAnsi="Calibri" w:eastAsia="Malgun Gothic"/>
-          <w:color w:val="2E74B5"/>
-          <w:sz w:val="32"/>
+          <w:b/>
+          <w:color w:val="1F2937"/>
+          <w:sz w:val="20"/>
         </w:rPr>
-        <w:t>1. 시스템을 한 문장으로 이해하기</w:t>
+        <w:t>이 문서만 기억하면 됩니다.</w:t>
       </w:r>
-    </w:p>
-    <w:p>
       <w:r>
         <w:rPr>
           <w:rFonts w:ascii="Calibri" w:hAnsi="Calibri" w:eastAsia="Malgun Gothic"/>
           <w:color w:val="1F2937"/>
-          <w:sz w:val="22"/>
+          <w:sz w:val="20"/>
         </w:rPr>
-        <w:t>세입자가 Google Form 또는 카카오 챗봇으로 민원을 접수하면 자동화 시스템이 계약 건물과 민원을 연결하고, 접수 안내·상담 요약·업체 분류·견적 비교·건물주 승인까지 처리한 뒤 케이스를 관리자 화면에 실시간으로 보여주는 시스템입니다.</w:t>
+        <w:t xml:space="preserve"> 케이스 한 건은 민원 한 건입니다. 화면에서 현재 </w:t>
+      </w:r>
+      <w:r>
+        <w:rPr>
+          <w:rFonts w:ascii="Consolas" w:hAnsi="Consolas" w:eastAsia="Malgun Gothic"/>
+          <w:color w:val="1F4D78"/>
+          <w:sz w:val="20"/>
+        </w:rPr>
+        <w:t>진행중</w:t>
+      </w:r>
+      <w:r>
+        <w:rPr>
+          <w:rFonts w:ascii="Calibri" w:hAnsi="Calibri" w:eastAsia="Malgun Gothic"/>
+          <w:color w:val="1F2937"/>
+          <w:sz w:val="20"/>
+        </w:rPr>
+        <w:t>인 단계를 찾고, 그 단계에 필요한 확인이나 업로드를 마치면 다음 단계로 넘어갑니다.</w:t>
       </w:r>
     </w:p>
     <w:p>
@@ -451,7 +471,600 @@
           <w:color w:val="2E74B5"/>
           <w:sz w:val="32"/>
         </w:rPr>
-        <w:t>2. 자주 쓰는 운영 주소</w:t>
+        <w:t>1. 케이스란 무엇인가</w:t>
+      </w:r>
+    </w:p>
+    <w:p>
+      <w:r>
+        <w:rPr>
+          <w:rFonts w:ascii="Calibri" w:hAnsi="Calibri" w:eastAsia="Malgun Gothic"/>
+          <w:color w:val="1F2937"/>
+          <w:sz w:val="22"/>
+        </w:rPr>
+        <w:t>세입자가 민원을 접수하면 관리자 화면 왼쪽에 케이스가 한 건 생성됩니다. 케이스에는 접수번호, 건물명, 호실, 증상, 사진, 방문 가능 시간, 업체 요청, 견적, 건물주 승인, 입금과 공사 기록이 한곳에 모입니다.</w:t>
+      </w:r>
+    </w:p>
+    <w:p>
+      <w:pPr>
+        <w:pStyle w:val="Heading2"/>
+      </w:pPr>
+      <w:r>
+        <w:rPr>
+          <w:rFonts w:ascii="Calibri" w:hAnsi="Calibri" w:eastAsia="Malgun Gothic"/>
+          <w:color w:val="2E74B5"/>
+          <w:sz w:val="26"/>
+        </w:rPr>
+        <w:t>1.1 화면에서 먼저 볼 곳</w:t>
+      </w:r>
+    </w:p>
+    <w:p>
+      <w:pPr>
+        <w:pStyle w:val="ListNumber"/>
+      </w:pPr>
+      <w:r>
+        <w:rPr>
+          <w:rFonts w:ascii="Calibri" w:hAnsi="Calibri" w:eastAsia="Malgun Gothic"/>
+          <w:color w:val="1F2937"/>
+          <w:sz w:val="21"/>
+        </w:rPr>
+        <w:t>왼쪽 목록에서 새 케이스를 선택합니다.</w:t>
+      </w:r>
+    </w:p>
+    <w:p>
+      <w:pPr>
+        <w:pStyle w:val="ListNumber"/>
+      </w:pPr>
+      <w:r>
+        <w:rPr>
+          <w:rFonts w:ascii="Calibri" w:hAnsi="Calibri" w:eastAsia="Malgun Gothic"/>
+          <w:color w:val="1F2937"/>
+          <w:sz w:val="21"/>
+        </w:rPr>
+        <w:t>화면 위쪽에서 건물명, 호실, 문제 유형과 증상을 확인합니다.</w:t>
+      </w:r>
+    </w:p>
+    <w:p>
+      <w:pPr>
+        <w:pStyle w:val="ListNumber"/>
+      </w:pPr>
+      <w:r>
+        <w:rPr>
+          <w:rFonts w:ascii="Calibri" w:hAnsi="Calibri" w:eastAsia="Malgun Gothic"/>
+          <w:color w:val="1F2937"/>
+          <w:sz w:val="21"/>
+        </w:rPr>
+        <w:t xml:space="preserve">진행률 아래에서 노란색 </w:t>
+      </w:r>
+      <w:r>
+        <w:rPr>
+          <w:rFonts w:ascii="Consolas" w:hAnsi="Consolas" w:eastAsia="Malgun Gothic"/>
+          <w:color w:val="1F4D78"/>
+          <w:sz w:val="21"/>
+        </w:rPr>
+        <w:t>진행중</w:t>
+      </w:r>
+      <w:r>
+        <w:rPr>
+          <w:rFonts w:ascii="Calibri" w:hAnsi="Calibri" w:eastAsia="Malgun Gothic"/>
+          <w:color w:val="1F2937"/>
+          <w:sz w:val="21"/>
+        </w:rPr>
+        <w:t xml:space="preserve"> 단계를 찾습니다.</w:t>
+      </w:r>
+    </w:p>
+    <w:p>
+      <w:pPr>
+        <w:pStyle w:val="ListNumber"/>
+      </w:pPr>
+      <w:r>
+        <w:rPr>
+          <w:rFonts w:ascii="Calibri" w:hAnsi="Calibri" w:eastAsia="Malgun Gothic"/>
+          <w:color w:val="1F2937"/>
+          <w:sz w:val="21"/>
+        </w:rPr>
+        <w:t>해당 단계의 메모와 버튼을 확인합니다.</w:t>
+      </w:r>
+    </w:p>
+    <w:p>
+      <w:pPr>
+        <w:pStyle w:val="ListNumber"/>
+      </w:pPr>
+      <w:r>
+        <w:rPr>
+          <w:rFonts w:ascii="Calibri" w:hAnsi="Calibri" w:eastAsia="Malgun Gothic"/>
+          <w:color w:val="1F2937"/>
+          <w:sz w:val="21"/>
+        </w:rPr>
+        <w:t xml:space="preserve">필요한 작업을 마친 뒤 다음 단계가 </w:t>
+      </w:r>
+      <w:r>
+        <w:rPr>
+          <w:rFonts w:ascii="Consolas" w:hAnsi="Consolas" w:eastAsia="Malgun Gothic"/>
+          <w:color w:val="1F4D78"/>
+          <w:sz w:val="21"/>
+        </w:rPr>
+        <w:t>진행중</w:t>
+      </w:r>
+      <w:r>
+        <w:rPr>
+          <w:rFonts w:ascii="Calibri" w:hAnsi="Calibri" w:eastAsia="Malgun Gothic"/>
+          <w:color w:val="1F2937"/>
+          <w:sz w:val="21"/>
+        </w:rPr>
+        <w:t>으로 바뀌었는지 확인합니다.</w:t>
+      </w:r>
+    </w:p>
+    <w:p>
+      <w:pPr>
+        <w:pStyle w:val="Heading2"/>
+      </w:pPr>
+      <w:r>
+        <w:rPr>
+          <w:rFonts w:ascii="Calibri" w:hAnsi="Calibri" w:eastAsia="Malgun Gothic"/>
+          <w:color w:val="2E74B5"/>
+          <w:sz w:val="26"/>
+        </w:rPr>
+        <w:t>1.2 케이스에서 확인할 기본 정보</w:t>
+      </w:r>
+    </w:p>
+    <w:tbl>
+      <w:tblPr>
+        <w:tblStyle w:val="TableGrid"/>
+        <w:tblW w:type="dxa" w:w="9360"/>
+        <w:jc w:val="left"/>
+        <w:tblLayout w:type="fixed"/>
+        <w:tblLook w:firstColumn="1" w:firstRow="1" w:lastColumn="0" w:lastRow="0" w:noHBand="0" w:noVBand="1" w:val="04A0"/>
+        <w:tblInd w:w="120" w:type="dxa"/>
+      </w:tblPr>
+      <w:tblGrid>
+        <w:gridCol w:w="2500"/>
+        <w:gridCol w:w="6860"/>
+      </w:tblGrid>
+      <w:tr>
+        <w:trPr>
+          <w:tblHeader w:val="true"/>
+          <w:cantSplit/>
+        </w:trPr>
+        <w:tc>
+          <w:tcPr>
+            <w:tcW w:type="dxa" w:w="2500"/>
+            <w:shd w:fill="E8EEF5"/>
+            <w:tcMar>
+              <w:top w:w="80" w:type="dxa"/>
+              <w:start w:w="120" w:type="dxa"/>
+              <w:bottom w:w="80" w:type="dxa"/>
+              <w:end w:w="120" w:type="dxa"/>
+            </w:tcMar>
+            <w:vAlign w:val="center"/>
+          </w:tcPr>
+          <w:p>
+            <w:pPr>
+              <w:spacing w:after="0" w:line="259" w:lineRule="auto"/>
+              <w:jc w:val="center"/>
+            </w:pPr>
+            <w:r>
+              <w:rPr>
+                <w:b/>
+                <w:color w:val="17365D"/>
+              </w:rPr>
+            </w:r>
+            <w:r>
+              <w:rPr>
+                <w:rFonts w:ascii="Calibri" w:hAnsi="Calibri" w:eastAsia="Malgun Gothic"/>
+                <w:b/>
+                <w:color w:val="17365D"/>
+                <w:sz w:val="17"/>
+              </w:rPr>
+              <w:t>확인 항목</w:t>
+            </w:r>
+          </w:p>
+        </w:tc>
+        <w:tc>
+          <w:tcPr>
+            <w:tcW w:type="dxa" w:w="6860"/>
+            <w:shd w:fill="E8EEF5"/>
+            <w:tcMar>
+              <w:top w:w="80" w:type="dxa"/>
+              <w:start w:w="120" w:type="dxa"/>
+              <w:bottom w:w="80" w:type="dxa"/>
+              <w:end w:w="120" w:type="dxa"/>
+            </w:tcMar>
+            <w:vAlign w:val="center"/>
+          </w:tcPr>
+          <w:p>
+            <w:pPr>
+              <w:spacing w:after="0" w:line="259" w:lineRule="auto"/>
+              <w:jc w:val="center"/>
+            </w:pPr>
+            <w:r>
+              <w:rPr>
+                <w:b/>
+                <w:color w:val="17365D"/>
+              </w:rPr>
+            </w:r>
+            <w:r>
+              <w:rPr>
+                <w:rFonts w:ascii="Calibri" w:hAnsi="Calibri" w:eastAsia="Malgun Gothic"/>
+                <w:b/>
+                <w:color w:val="17365D"/>
+                <w:sz w:val="17"/>
+              </w:rPr>
+              <w:t>확인하는 이유</w:t>
+            </w:r>
+          </w:p>
+        </w:tc>
+      </w:tr>
+      <w:tr>
+        <w:trPr>
+          <w:cantSplit/>
+        </w:trPr>
+        <w:tc>
+          <w:tcPr>
+            <w:tcW w:type="dxa" w:w="2500"/>
+            <w:tcMar>
+              <w:top w:w="80" w:type="dxa"/>
+              <w:start w:w="120" w:type="dxa"/>
+              <w:bottom w:w="80" w:type="dxa"/>
+              <w:end w:w="120" w:type="dxa"/>
+            </w:tcMar>
+            <w:vAlign w:val="center"/>
+          </w:tcPr>
+          <w:p>
+            <w:pPr>
+              <w:spacing w:after="0" w:line="259" w:lineRule="auto"/>
+              <w:jc w:val="center"/>
+            </w:pPr>
+            <w:r/>
+            <w:r>
+              <w:rPr>
+                <w:rFonts w:ascii="Calibri" w:hAnsi="Calibri" w:eastAsia="Malgun Gothic"/>
+                <w:color w:val="1F2937"/>
+                <w:sz w:val="17"/>
+              </w:rPr>
+              <w:t>접수번호</w:t>
+            </w:r>
+          </w:p>
+        </w:tc>
+        <w:tc>
+          <w:tcPr>
+            <w:tcW w:type="dxa" w:w="6860"/>
+            <w:tcMar>
+              <w:top w:w="80" w:type="dxa"/>
+              <w:start w:w="120" w:type="dxa"/>
+              <w:bottom w:w="80" w:type="dxa"/>
+              <w:end w:w="120" w:type="dxa"/>
+            </w:tcMar>
+            <w:vAlign w:val="center"/>
+          </w:tcPr>
+          <w:p>
+            <w:pPr>
+              <w:spacing w:after="0" w:line="259" w:lineRule="auto"/>
+            </w:pPr>
+            <w:r/>
+            <w:r>
+              <w:rPr>
+                <w:rFonts w:ascii="Calibri" w:hAnsi="Calibri" w:eastAsia="Malgun Gothic"/>
+                <w:color w:val="1F2937"/>
+                <w:sz w:val="17"/>
+              </w:rPr>
+              <w:t>문자, 견적서, 파일을 같은 민원으로 구분하기 위해 사용</w:t>
+            </w:r>
+          </w:p>
+        </w:tc>
+      </w:tr>
+      <w:tr>
+        <w:trPr>
+          <w:cantSplit/>
+        </w:trPr>
+        <w:tc>
+          <w:tcPr>
+            <w:tcW w:type="dxa" w:w="2500"/>
+            <w:shd w:fill="F8FAFC"/>
+            <w:tcMar>
+              <w:top w:w="80" w:type="dxa"/>
+              <w:start w:w="120" w:type="dxa"/>
+              <w:bottom w:w="80" w:type="dxa"/>
+              <w:end w:w="120" w:type="dxa"/>
+            </w:tcMar>
+            <w:vAlign w:val="center"/>
+          </w:tcPr>
+          <w:p>
+            <w:pPr>
+              <w:spacing w:after="0" w:line="259" w:lineRule="auto"/>
+              <w:jc w:val="center"/>
+            </w:pPr>
+            <w:r/>
+            <w:r>
+              <w:rPr>
+                <w:rFonts w:ascii="Calibri" w:hAnsi="Calibri" w:eastAsia="Malgun Gothic"/>
+                <w:color w:val="1F2937"/>
+                <w:sz w:val="17"/>
+              </w:rPr>
+              <w:t>건물명·호실</w:t>
+            </w:r>
+          </w:p>
+        </w:tc>
+        <w:tc>
+          <w:tcPr>
+            <w:tcW w:type="dxa" w:w="6860"/>
+            <w:shd w:fill="F8FAFC"/>
+            <w:tcMar>
+              <w:top w:w="80" w:type="dxa"/>
+              <w:start w:w="120" w:type="dxa"/>
+              <w:bottom w:w="80" w:type="dxa"/>
+              <w:end w:w="120" w:type="dxa"/>
+            </w:tcMar>
+            <w:vAlign w:val="center"/>
+          </w:tcPr>
+          <w:p>
+            <w:pPr>
+              <w:spacing w:after="0" w:line="259" w:lineRule="auto"/>
+            </w:pPr>
+            <w:r/>
+            <w:r>
+              <w:rPr>
+                <w:rFonts w:ascii="Calibri" w:hAnsi="Calibri" w:eastAsia="Malgun Gothic"/>
+                <w:color w:val="1F2937"/>
+                <w:sz w:val="17"/>
+              </w:rPr>
+              <w:t>다른 건물이나 세대와 혼동하지 않기 위해 확인</w:t>
+            </w:r>
+          </w:p>
+        </w:tc>
+      </w:tr>
+      <w:tr>
+        <w:trPr>
+          <w:cantSplit/>
+        </w:trPr>
+        <w:tc>
+          <w:tcPr>
+            <w:tcW w:type="dxa" w:w="2500"/>
+            <w:tcMar>
+              <w:top w:w="80" w:type="dxa"/>
+              <w:start w:w="120" w:type="dxa"/>
+              <w:bottom w:w="80" w:type="dxa"/>
+              <w:end w:w="120" w:type="dxa"/>
+            </w:tcMar>
+            <w:vAlign w:val="center"/>
+          </w:tcPr>
+          <w:p>
+            <w:pPr>
+              <w:spacing w:after="0" w:line="259" w:lineRule="auto"/>
+              <w:jc w:val="center"/>
+            </w:pPr>
+            <w:r/>
+            <w:r>
+              <w:rPr>
+                <w:rFonts w:ascii="Calibri" w:hAnsi="Calibri" w:eastAsia="Malgun Gothic"/>
+                <w:color w:val="1F2937"/>
+                <w:sz w:val="17"/>
+              </w:rPr>
+              <w:t>증상</w:t>
+            </w:r>
+          </w:p>
+        </w:tc>
+        <w:tc>
+          <w:tcPr>
+            <w:tcW w:type="dxa" w:w="6860"/>
+            <w:tcMar>
+              <w:top w:w="80" w:type="dxa"/>
+              <w:start w:w="120" w:type="dxa"/>
+              <w:bottom w:w="80" w:type="dxa"/>
+              <w:end w:w="120" w:type="dxa"/>
+            </w:tcMar>
+            <w:vAlign w:val="center"/>
+          </w:tcPr>
+          <w:p>
+            <w:pPr>
+              <w:spacing w:after="0" w:line="259" w:lineRule="auto"/>
+            </w:pPr>
+            <w:r/>
+            <w:r>
+              <w:rPr>
+                <w:rFonts w:ascii="Calibri" w:hAnsi="Calibri" w:eastAsia="Malgun Gothic"/>
+                <w:color w:val="1F2937"/>
+                <w:sz w:val="17"/>
+              </w:rPr>
+              <w:t>어떤 업체에 요청할지 판단하는 기준</w:t>
+            </w:r>
+          </w:p>
+        </w:tc>
+      </w:tr>
+      <w:tr>
+        <w:trPr>
+          <w:cantSplit/>
+        </w:trPr>
+        <w:tc>
+          <w:tcPr>
+            <w:tcW w:type="dxa" w:w="2500"/>
+            <w:shd w:fill="F8FAFC"/>
+            <w:tcMar>
+              <w:top w:w="80" w:type="dxa"/>
+              <w:start w:w="120" w:type="dxa"/>
+              <w:bottom w:w="80" w:type="dxa"/>
+              <w:end w:w="120" w:type="dxa"/>
+            </w:tcMar>
+            <w:vAlign w:val="center"/>
+          </w:tcPr>
+          <w:p>
+            <w:pPr>
+              <w:spacing w:after="0" w:line="259" w:lineRule="auto"/>
+              <w:jc w:val="center"/>
+            </w:pPr>
+            <w:r/>
+            <w:r>
+              <w:rPr>
+                <w:rFonts w:ascii="Calibri" w:hAnsi="Calibri" w:eastAsia="Malgun Gothic"/>
+                <w:color w:val="1F2937"/>
+                <w:sz w:val="17"/>
+              </w:rPr>
+              <w:t>사진</w:t>
+            </w:r>
+          </w:p>
+        </w:tc>
+        <w:tc>
+          <w:tcPr>
+            <w:tcW w:type="dxa" w:w="6860"/>
+            <w:shd w:fill="F8FAFC"/>
+            <w:tcMar>
+              <w:top w:w="80" w:type="dxa"/>
+              <w:start w:w="120" w:type="dxa"/>
+              <w:bottom w:w="80" w:type="dxa"/>
+              <w:end w:w="120" w:type="dxa"/>
+            </w:tcMar>
+            <w:vAlign w:val="center"/>
+          </w:tcPr>
+          <w:p>
+            <w:pPr>
+              <w:spacing w:after="0" w:line="259" w:lineRule="auto"/>
+            </w:pPr>
+            <w:r/>
+            <w:r>
+              <w:rPr>
+                <w:rFonts w:ascii="Calibri" w:hAnsi="Calibri" w:eastAsia="Malgun Gothic"/>
+                <w:color w:val="1F2937"/>
+                <w:sz w:val="17"/>
+              </w:rPr>
+              <w:t>업체가 현장 상황을 미리 확인하는 자료</w:t>
+            </w:r>
+          </w:p>
+        </w:tc>
+      </w:tr>
+      <w:tr>
+        <w:trPr>
+          <w:cantSplit/>
+        </w:trPr>
+        <w:tc>
+          <w:tcPr>
+            <w:tcW w:type="dxa" w:w="2500"/>
+            <w:tcMar>
+              <w:top w:w="80" w:type="dxa"/>
+              <w:start w:w="120" w:type="dxa"/>
+              <w:bottom w:w="80" w:type="dxa"/>
+              <w:end w:w="120" w:type="dxa"/>
+            </w:tcMar>
+            <w:vAlign w:val="center"/>
+          </w:tcPr>
+          <w:p>
+            <w:pPr>
+              <w:spacing w:after="0" w:line="259" w:lineRule="auto"/>
+              <w:jc w:val="center"/>
+            </w:pPr>
+            <w:r/>
+            <w:r>
+              <w:rPr>
+                <w:rFonts w:ascii="Calibri" w:hAnsi="Calibri" w:eastAsia="Malgun Gothic"/>
+                <w:color w:val="1F2937"/>
+                <w:sz w:val="17"/>
+              </w:rPr>
+              <w:t>방문 가능 시간</w:t>
+            </w:r>
+          </w:p>
+        </w:tc>
+        <w:tc>
+          <w:tcPr>
+            <w:tcW w:type="dxa" w:w="6860"/>
+            <w:tcMar>
+              <w:top w:w="80" w:type="dxa"/>
+              <w:start w:w="120" w:type="dxa"/>
+              <w:bottom w:w="80" w:type="dxa"/>
+              <w:end w:w="120" w:type="dxa"/>
+            </w:tcMar>
+            <w:vAlign w:val="center"/>
+          </w:tcPr>
+          <w:p>
+            <w:pPr>
+              <w:spacing w:after="0" w:line="259" w:lineRule="auto"/>
+            </w:pPr>
+            <w:r/>
+            <w:r>
+              <w:rPr>
+                <w:rFonts w:ascii="Calibri" w:hAnsi="Calibri" w:eastAsia="Malgun Gothic"/>
+                <w:color w:val="1F2937"/>
+                <w:sz w:val="17"/>
+              </w:rPr>
+              <w:t>업체 방문 일정을 잡는 기준</w:t>
+            </w:r>
+          </w:p>
+        </w:tc>
+      </w:tr>
+      <w:tr>
+        <w:trPr>
+          <w:cantSplit/>
+        </w:trPr>
+        <w:tc>
+          <w:tcPr>
+            <w:tcW w:type="dxa" w:w="2500"/>
+            <w:shd w:fill="F8FAFC"/>
+            <w:tcMar>
+              <w:top w:w="80" w:type="dxa"/>
+              <w:start w:w="120" w:type="dxa"/>
+              <w:bottom w:w="80" w:type="dxa"/>
+              <w:end w:w="120" w:type="dxa"/>
+            </w:tcMar>
+            <w:vAlign w:val="center"/>
+          </w:tcPr>
+          <w:p>
+            <w:pPr>
+              <w:spacing w:after="0" w:line="259" w:lineRule="auto"/>
+              <w:jc w:val="center"/>
+            </w:pPr>
+            <w:r/>
+            <w:r>
+              <w:rPr>
+                <w:rFonts w:ascii="Calibri" w:hAnsi="Calibri" w:eastAsia="Malgun Gothic"/>
+                <w:color w:val="1F2937"/>
+                <w:sz w:val="17"/>
+              </w:rPr>
+              <w:t>연락처</w:t>
+            </w:r>
+          </w:p>
+        </w:tc>
+        <w:tc>
+          <w:tcPr>
+            <w:tcW w:type="dxa" w:w="6860"/>
+            <w:shd w:fill="F8FAFC"/>
+            <w:tcMar>
+              <w:top w:w="80" w:type="dxa"/>
+              <w:start w:w="120" w:type="dxa"/>
+              <w:bottom w:w="80" w:type="dxa"/>
+              <w:end w:w="120" w:type="dxa"/>
+            </w:tcMar>
+            <w:vAlign w:val="center"/>
+          </w:tcPr>
+          <w:p>
+            <w:pPr>
+              <w:spacing w:after="0" w:line="259" w:lineRule="auto"/>
+            </w:pPr>
+            <w:r/>
+            <w:r>
+              <w:rPr>
+                <w:rFonts w:ascii="Calibri" w:hAnsi="Calibri" w:eastAsia="Malgun Gothic"/>
+                <w:color w:val="1F2937"/>
+                <w:sz w:val="17"/>
+              </w:rPr>
+              <w:t>세입자·건물주·업체 발송 전에 마지막으로 확인</w:t>
+            </w:r>
+          </w:p>
+        </w:tc>
+      </w:tr>
+    </w:tbl>
+    <w:p>
+      <w:pPr>
+        <w:spacing w:after="40"/>
+      </w:pPr>
+    </w:p>
+    <w:p>
+      <w:pPr>
+        <w:pStyle w:val="Heading1"/>
+      </w:pPr>
+      <w:r>
+        <w:rPr>
+          <w:rFonts w:ascii="Calibri" w:hAnsi="Calibri" w:eastAsia="Malgun Gothic"/>
+          <w:color w:val="2E74B5"/>
+          <w:sz w:val="32"/>
+        </w:rPr>
+        <w:t>2. 단계 상태 읽는 법</w:t>
       </w:r>
     </w:p>
     <w:tbl>
@@ -503,7 +1116,7 @@
                 <w:color w:val="17365D"/>
                 <w:sz w:val="17"/>
               </w:rPr>
-              <w:t>구분</w:t>
+              <w:t>화면 표시</w:t>
             </w:r>
           </w:p>
         </w:tc>
@@ -537,7 +1150,7 @@
                 <w:color w:val="17365D"/>
                 <w:sz w:val="17"/>
               </w:rPr>
-              <w:t>주소</w:t>
+              <w:t>뜻</w:t>
             </w:r>
           </w:p>
         </w:tc>
@@ -571,7 +1184,7 @@
                 <w:color w:val="17365D"/>
                 <w:sz w:val="17"/>
               </w:rPr>
-              <w:t>용도</w:t>
+              <w:t>팀원이 할 일</w:t>
             </w:r>
           </w:p>
         </w:tc>
@@ -603,7 +1216,7 @@
                 <w:color w:val="1F2937"/>
                 <w:sz w:val="17"/>
               </w:rPr>
-              <w:t>관리자 대시보드</w:t>
+              <w:t>잠김</w:t>
             </w:r>
           </w:p>
         </w:tc>
@@ -623,16 +1236,14 @@
               <w:spacing w:after="0" w:line="259" w:lineRule="auto"/>
             </w:pPr>
             <w:r/>
-            <w:hyperlink r:id="rId11">
-              <w:r>
-                <w:rPr>
-                  <w:rFonts w:ascii="Calibri" w:hAnsi="Calibri" w:eastAsia="Malgun Gothic"/>
-                  <w:color w:val="2E74B5"/>
-                  <w:u w:val="single"/>
-                </w:rPr>
-                <w:t>https://bringengineering.github.io/FM/</w:t>
-              </w:r>
-            </w:hyperlink>
+            <w:r>
+              <w:rPr>
+                <w:rFonts w:ascii="Calibri" w:hAnsi="Calibri" w:eastAsia="Malgun Gothic"/>
+                <w:color w:val="1F2937"/>
+                <w:sz w:val="17"/>
+              </w:rPr>
+              <w:t>앞 단계가 끝나지 않아 아직 열리지 않음</w:t>
+            </w:r>
           </w:p>
         </w:tc>
         <w:tc>
@@ -657,7 +1268,7 @@
                 <w:color w:val="1F2937"/>
                 <w:sz w:val="17"/>
               </w:rPr>
-              <w:t>케이스, 단계, 견적, 입금 캘린더 운영</w:t>
+              <w:t>앞 단계부터 처리</w:t>
             </w:r>
           </w:p>
         </w:tc>
@@ -690,7 +1301,7 @@
                 <w:color w:val="1F2937"/>
                 <w:sz w:val="17"/>
               </w:rPr>
-              <w:t>Google 민원 접수폼</w:t>
+              <w:t>대기</w:t>
             </w:r>
           </w:p>
         </w:tc>
@@ -711,16 +1322,14 @@
               <w:spacing w:after="0" w:line="259" w:lineRule="auto"/>
             </w:pPr>
             <w:r/>
-            <w:hyperlink r:id="rId12">
-              <w:r>
-                <w:rPr>
-                  <w:rFonts w:ascii="Calibri" w:hAnsi="Calibri" w:eastAsia="Malgun Gothic"/>
-                  <w:color w:val="2E74B5"/>
-                  <w:u w:val="single"/>
-                </w:rPr>
-                <w:t>https://docs.google.com/forms/d/e/1FAIpQLSfzi-H-abXT-dgsU5rF8vgkWuKtbltr9acgWClVeQ5W297DiA/viewform</w:t>
-              </w:r>
-            </w:hyperlink>
+            <w:r>
+              <w:rPr>
+                <w:rFonts w:ascii="Calibri" w:hAnsi="Calibri" w:eastAsia="Malgun Gothic"/>
+                <w:color w:val="1F2937"/>
+                <w:sz w:val="17"/>
+              </w:rPr>
+              <w:t>처리 순서를 기다리는 상태</w:t>
+            </w:r>
           </w:p>
         </w:tc>
         <w:tc>
@@ -746,7 +1355,7 @@
                 <w:color w:val="1F2937"/>
                 <w:sz w:val="17"/>
               </w:rPr>
-              <w:t>세입자 민원 접수</w:t>
+              <w:t>앞 단계 완료 여부 확인</w:t>
             </w:r>
           </w:p>
         </w:tc>
@@ -778,7 +1387,7 @@
                 <w:color w:val="1F2937"/>
                 <w:sz w:val="17"/>
               </w:rPr>
-              <w:t>Google 응답 시트</w:t>
+              <w:t>진행중</w:t>
             </w:r>
           </w:p>
         </w:tc>
@@ -798,16 +1407,14 @@
               <w:spacing w:after="0" w:line="259" w:lineRule="auto"/>
             </w:pPr>
             <w:r/>
-            <w:hyperlink r:id="rId13">
-              <w:r>
-                <w:rPr>
-                  <w:rFonts w:ascii="Calibri" w:hAnsi="Calibri" w:eastAsia="Malgun Gothic"/>
-                  <w:color w:val="2E74B5"/>
-                  <w:u w:val="single"/>
-                </w:rPr>
-                <w:t>https://docs.google.com/spreadsheets/d/1HI6KzIMomL6vOUPs8zZDhXHktL1cWRDcg93lflsuojA/edit</w:t>
-              </w:r>
-            </w:hyperlink>
+            <w:r>
+              <w:rPr>
+                <w:rFonts w:ascii="Calibri" w:hAnsi="Calibri" w:eastAsia="Malgun Gothic"/>
+                <w:color w:val="1F2937"/>
+                <w:sz w:val="17"/>
+              </w:rPr>
+              <w:t>지금 처리해야 하는 단계</w:t>
+            </w:r>
           </w:p>
         </w:tc>
         <w:tc>
@@ -832,7 +1439,7 @@
                 <w:color w:val="1F2937"/>
                 <w:sz w:val="17"/>
               </w:rPr>
-              <w:t>원본 개인정보, 사진, 자동 분석 결과 확인</w:t>
+              <w:t>메모와 버튼을 확인하고 작업</w:t>
             </w:r>
           </w:p>
         </w:tc>
@@ -865,496 +1472,7 @@
                 <w:color w:val="1F2937"/>
                 <w:sz w:val="17"/>
               </w:rPr>
-              <w:t>건물지도</w:t>
-            </w:r>
-          </w:p>
-        </w:tc>
-        <w:tc>
-          <w:tcPr>
-            <w:tcW w:type="dxa" w:w="3700"/>
-            <w:shd w:fill="F8FAFC"/>
-            <w:tcMar>
-              <w:top w:w="80" w:type="dxa"/>
-              <w:start w:w="120" w:type="dxa"/>
-              <w:bottom w:w="80" w:type="dxa"/>
-              <w:end w:w="120" w:type="dxa"/>
-            </w:tcMar>
-            <w:vAlign w:val="center"/>
-          </w:tcPr>
-          <w:p>
-            <w:pPr>
-              <w:spacing w:after="0" w:line="259" w:lineRule="auto"/>
-            </w:pPr>
-            <w:r/>
-            <w:hyperlink r:id="rId14">
-              <w:r>
-                <w:rPr>
-                  <w:rFonts w:ascii="Calibri" w:hAnsi="Calibri" w:eastAsia="Malgun Gothic"/>
-                  <w:color w:val="2E74B5"/>
-                  <w:u w:val="single"/>
-                </w:rPr>
-                <w:t>https://bringengineering.github.io/FM/wonju-map.html</w:t>
-              </w:r>
-            </w:hyperlink>
-          </w:p>
-        </w:tc>
-        <w:tc>
-          <w:tcPr>
-            <w:tcW w:type="dxa" w:w="3960"/>
-            <w:shd w:fill="F8FAFC"/>
-            <w:tcMar>
-              <w:top w:w="80" w:type="dxa"/>
-              <w:start w:w="120" w:type="dxa"/>
-              <w:bottom w:w="80" w:type="dxa"/>
-              <w:end w:w="120" w:type="dxa"/>
-            </w:tcMar>
-            <w:vAlign w:val="center"/>
-          </w:tcPr>
-          <w:p>
-            <w:pPr>
-              <w:spacing w:after="0" w:line="259" w:lineRule="auto"/>
-            </w:pPr>
-            <w:r/>
-            <w:r>
-              <w:rPr>
-                <w:rFonts w:ascii="Calibri" w:hAnsi="Calibri" w:eastAsia="Malgun Gothic"/>
-                <w:color w:val="1F2937"/>
-                <w:sz w:val="17"/>
-              </w:rPr>
-              <w:t>원주 유지보수 업체 확인</w:t>
-            </w:r>
-          </w:p>
-        </w:tc>
-      </w:tr>
-      <w:tr>
-        <w:trPr>
-          <w:cantSplit/>
-        </w:trPr>
-        <w:tc>
-          <w:tcPr>
-            <w:tcW w:type="dxa" w:w="1700"/>
-            <w:tcMar>
-              <w:top w:w="80" w:type="dxa"/>
-              <w:start w:w="120" w:type="dxa"/>
-              <w:bottom w:w="80" w:type="dxa"/>
-              <w:end w:w="120" w:type="dxa"/>
-            </w:tcMar>
-            <w:vAlign w:val="center"/>
-          </w:tcPr>
-          <w:p>
-            <w:pPr>
-              <w:spacing w:after="0" w:line="259" w:lineRule="auto"/>
-              <w:jc w:val="center"/>
-            </w:pPr>
-            <w:r/>
-            <w:r>
-              <w:rPr>
-                <w:rFonts w:ascii="Calibri" w:hAnsi="Calibri" w:eastAsia="Malgun Gothic"/>
-                <w:color w:val="1F2937"/>
-                <w:sz w:val="17"/>
-              </w:rPr>
-              <w:t>Firebase DB</w:t>
-            </w:r>
-          </w:p>
-        </w:tc>
-        <w:tc>
-          <w:tcPr>
-            <w:tcW w:type="dxa" w:w="3700"/>
-            <w:tcMar>
-              <w:top w:w="80" w:type="dxa"/>
-              <w:start w:w="120" w:type="dxa"/>
-              <w:bottom w:w="80" w:type="dxa"/>
-              <w:end w:w="120" w:type="dxa"/>
-            </w:tcMar>
-            <w:vAlign w:val="center"/>
-          </w:tcPr>
-          <w:p>
-            <w:pPr>
-              <w:spacing w:after="0" w:line="259" w:lineRule="auto"/>
-            </w:pPr>
-            <w:r/>
-            <w:hyperlink r:id="rId15">
-              <w:r>
-                <w:rPr>
-                  <w:rFonts w:ascii="Calibri" w:hAnsi="Calibri" w:eastAsia="Malgun Gothic"/>
-                  <w:color w:val="2E74B5"/>
-                  <w:u w:val="single"/>
-                </w:rPr>
-                <w:t>https://bring-fm-hj-default-rtdb.asia-southeast1.firebasedatabase.app</w:t>
-              </w:r>
-            </w:hyperlink>
-          </w:p>
-        </w:tc>
-        <w:tc>
-          <w:tcPr>
-            <w:tcW w:type="dxa" w:w="3960"/>
-            <w:tcMar>
-              <w:top w:w="80" w:type="dxa"/>
-              <w:start w:w="120" w:type="dxa"/>
-              <w:bottom w:w="80" w:type="dxa"/>
-              <w:end w:w="120" w:type="dxa"/>
-            </w:tcMar>
-            <w:vAlign w:val="center"/>
-          </w:tcPr>
-          <w:p>
-            <w:pPr>
-              <w:spacing w:after="0" w:line="259" w:lineRule="auto"/>
-            </w:pPr>
-            <w:r/>
-            <w:r>
-              <w:rPr>
-                <w:rFonts w:ascii="Calibri" w:hAnsi="Calibri" w:eastAsia="Malgun Gothic"/>
-                <w:color w:val="1F2937"/>
-                <w:sz w:val="17"/>
-              </w:rPr>
-              <w:t>케이스·설정·입금 캘린더 데이터</w:t>
-            </w:r>
-          </w:p>
-        </w:tc>
-      </w:tr>
-      <w:tr>
-        <w:trPr>
-          <w:cantSplit/>
-        </w:trPr>
-        <w:tc>
-          <w:tcPr>
-            <w:tcW w:type="dxa" w:w="1700"/>
-            <w:shd w:fill="F8FAFC"/>
-            <w:tcMar>
-              <w:top w:w="80" w:type="dxa"/>
-              <w:start w:w="120" w:type="dxa"/>
-              <w:bottom w:w="80" w:type="dxa"/>
-              <w:end w:w="120" w:type="dxa"/>
-            </w:tcMar>
-            <w:vAlign w:val="center"/>
-          </w:tcPr>
-          <w:p>
-            <w:pPr>
-              <w:spacing w:after="0" w:line="259" w:lineRule="auto"/>
-              <w:jc w:val="center"/>
-            </w:pPr>
-            <w:r/>
-            <w:r>
-              <w:rPr>
-                <w:rFonts w:ascii="Calibri" w:hAnsi="Calibri" w:eastAsia="Malgun Gothic"/>
-                <w:color w:val="1F2937"/>
-                <w:sz w:val="17"/>
-              </w:rPr>
-              <w:t>Kakao 채널</w:t>
-            </w:r>
-          </w:p>
-        </w:tc>
-        <w:tc>
-          <w:tcPr>
-            <w:tcW w:type="dxa" w:w="3700"/>
-            <w:shd w:fill="F8FAFC"/>
-            <w:tcMar>
-              <w:top w:w="80" w:type="dxa"/>
-              <w:start w:w="120" w:type="dxa"/>
-              <w:bottom w:w="80" w:type="dxa"/>
-              <w:end w:w="120" w:type="dxa"/>
-            </w:tcMar>
-            <w:vAlign w:val="center"/>
-          </w:tcPr>
-          <w:p>
-            <w:pPr>
-              <w:spacing w:after="0" w:line="259" w:lineRule="auto"/>
-            </w:pPr>
-            <w:r/>
-            <w:hyperlink r:id="rId16">
-              <w:r>
-                <w:rPr>
-                  <w:rFonts w:ascii="Calibri" w:hAnsi="Calibri" w:eastAsia="Malgun Gothic"/>
-                  <w:color w:val="2E74B5"/>
-                  <w:u w:val="single"/>
-                </w:rPr>
-                <w:t>http://pf.kakao.com/_xnaRfX</w:t>
-              </w:r>
-            </w:hyperlink>
-          </w:p>
-        </w:tc>
-        <w:tc>
-          <w:tcPr>
-            <w:tcW w:type="dxa" w:w="3960"/>
-            <w:shd w:fill="F8FAFC"/>
-            <w:tcMar>
-              <w:top w:w="80" w:type="dxa"/>
-              <w:start w:w="120" w:type="dxa"/>
-              <w:bottom w:w="80" w:type="dxa"/>
-              <w:end w:w="120" w:type="dxa"/>
-            </w:tcMar>
-            <w:vAlign w:val="center"/>
-          </w:tcPr>
-          <w:p>
-            <w:pPr>
-              <w:spacing w:after="0" w:line="259" w:lineRule="auto"/>
-            </w:pPr>
-            <w:r/>
-            <w:r>
-              <w:rPr>
-                <w:rFonts w:ascii="Calibri" w:hAnsi="Calibri" w:eastAsia="Malgun Gothic"/>
-                <w:color w:val="1F2937"/>
-                <w:sz w:val="17"/>
-              </w:rPr>
-              <w:t>알림톡·챗봇 운영 채널</w:t>
-            </w:r>
-          </w:p>
-        </w:tc>
-      </w:tr>
-    </w:tbl>
-    <w:p>
-      <w:pPr>
-        <w:spacing w:after="40"/>
-      </w:pPr>
-    </w:p>
-    <w:p>
-      <w:pPr>
-        <w:pStyle w:val="Heading1"/>
-      </w:pPr>
-      <w:r>
-        <w:rPr>
-          <w:rFonts w:ascii="Calibri" w:hAnsi="Calibri" w:eastAsia="Malgun Gothic"/>
-          <w:color w:val="2E74B5"/>
-          <w:sz w:val="32"/>
-        </w:rPr>
-        <w:t>3. 누가 무엇을 담당하는가</w:t>
-      </w:r>
-    </w:p>
-    <w:tbl>
-      <w:tblPr>
-        <w:tblStyle w:val="TableGrid"/>
-        <w:tblW w:type="dxa" w:w="9360"/>
-        <w:jc w:val="left"/>
-        <w:tblLayout w:type="fixed"/>
-        <w:tblLook w:firstColumn="1" w:firstRow="1" w:lastColumn="0" w:lastRow="0" w:noHBand="0" w:noVBand="1" w:val="04A0"/>
-        <w:tblInd w:w="120" w:type="dxa"/>
-      </w:tblPr>
-      <w:tblGrid>
-        <w:gridCol w:w="1700"/>
-        <w:gridCol w:w="3700"/>
-        <w:gridCol w:w="3960"/>
-      </w:tblGrid>
-      <w:tr>
-        <w:trPr>
-          <w:tblHeader w:val="true"/>
-          <w:cantSplit/>
-        </w:trPr>
-        <w:tc>
-          <w:tcPr>
-            <w:tcW w:type="dxa" w:w="1700"/>
-            <w:shd w:fill="E8EEF5"/>
-            <w:tcMar>
-              <w:top w:w="80" w:type="dxa"/>
-              <w:start w:w="120" w:type="dxa"/>
-              <w:bottom w:w="80" w:type="dxa"/>
-              <w:end w:w="120" w:type="dxa"/>
-            </w:tcMar>
-            <w:vAlign w:val="center"/>
-          </w:tcPr>
-          <w:p>
-            <w:pPr>
-              <w:spacing w:after="0" w:line="259" w:lineRule="auto"/>
-              <w:jc w:val="center"/>
-            </w:pPr>
-            <w:r>
-              <w:rPr>
-                <w:b/>
-                <w:color w:val="17365D"/>
-              </w:rPr>
-            </w:r>
-            <w:r>
-              <w:rPr>
-                <w:rFonts w:ascii="Calibri" w:hAnsi="Calibri" w:eastAsia="Malgun Gothic"/>
-                <w:b/>
-                <w:color w:val="17365D"/>
-                <w:sz w:val="17"/>
-              </w:rPr>
-              <w:t>역할</w:t>
-            </w:r>
-          </w:p>
-        </w:tc>
-        <w:tc>
-          <w:tcPr>
-            <w:tcW w:type="dxa" w:w="3700"/>
-            <w:shd w:fill="E8EEF5"/>
-            <w:tcMar>
-              <w:top w:w="80" w:type="dxa"/>
-              <w:start w:w="120" w:type="dxa"/>
-              <w:bottom w:w="80" w:type="dxa"/>
-              <w:end w:w="120" w:type="dxa"/>
-            </w:tcMar>
-            <w:vAlign w:val="center"/>
-          </w:tcPr>
-          <w:p>
-            <w:pPr>
-              <w:spacing w:after="0" w:line="259" w:lineRule="auto"/>
-              <w:jc w:val="center"/>
-            </w:pPr>
-            <w:r>
-              <w:rPr>
-                <w:b/>
-                <w:color w:val="17365D"/>
-              </w:rPr>
-            </w:r>
-            <w:r>
-              <w:rPr>
-                <w:rFonts w:ascii="Calibri" w:hAnsi="Calibri" w:eastAsia="Malgun Gothic"/>
-                <w:b/>
-                <w:color w:val="17365D"/>
-                <w:sz w:val="17"/>
-              </w:rPr>
-              <w:t>주 업무</w:t>
-            </w:r>
-          </w:p>
-        </w:tc>
-        <w:tc>
-          <w:tcPr>
-            <w:tcW w:type="dxa" w:w="3960"/>
-            <w:shd w:fill="E8EEF5"/>
-            <w:tcMar>
-              <w:top w:w="80" w:type="dxa"/>
-              <w:start w:w="120" w:type="dxa"/>
-              <w:bottom w:w="80" w:type="dxa"/>
-              <w:end w:w="120" w:type="dxa"/>
-            </w:tcMar>
-            <w:vAlign w:val="center"/>
-          </w:tcPr>
-          <w:p>
-            <w:pPr>
-              <w:spacing w:after="0" w:line="259" w:lineRule="auto"/>
-              <w:jc w:val="center"/>
-            </w:pPr>
-            <w:r>
-              <w:rPr>
-                <w:b/>
-                <w:color w:val="17365D"/>
-              </w:rPr>
-            </w:r>
-            <w:r>
-              <w:rPr>
-                <w:rFonts w:ascii="Calibri" w:hAnsi="Calibri" w:eastAsia="Malgun Gothic"/>
-                <w:b/>
-                <w:color w:val="17365D"/>
-                <w:sz w:val="17"/>
-              </w:rPr>
-              <w:t>필요한 권한</w:t>
-            </w:r>
-          </w:p>
-        </w:tc>
-      </w:tr>
-      <w:tr>
-        <w:trPr>
-          <w:cantSplit/>
-        </w:trPr>
-        <w:tc>
-          <w:tcPr>
-            <w:tcW w:type="dxa" w:w="1700"/>
-            <w:tcMar>
-              <w:top w:w="80" w:type="dxa"/>
-              <w:start w:w="120" w:type="dxa"/>
-              <w:bottom w:w="80" w:type="dxa"/>
-              <w:end w:w="120" w:type="dxa"/>
-            </w:tcMar>
-            <w:vAlign w:val="center"/>
-          </w:tcPr>
-          <w:p>
-            <w:pPr>
-              <w:spacing w:after="0" w:line="259" w:lineRule="auto"/>
-              <w:jc w:val="center"/>
-            </w:pPr>
-            <w:r/>
-            <w:r>
-              <w:rPr>
-                <w:rFonts w:ascii="Calibri" w:hAnsi="Calibri" w:eastAsia="Malgun Gothic"/>
-                <w:color w:val="1F2937"/>
-                <w:sz w:val="17"/>
-              </w:rPr>
-              <w:t>운영 담당자</w:t>
-            </w:r>
-          </w:p>
-        </w:tc>
-        <w:tc>
-          <w:tcPr>
-            <w:tcW w:type="dxa" w:w="3700"/>
-            <w:tcMar>
-              <w:top w:w="80" w:type="dxa"/>
-              <w:start w:w="120" w:type="dxa"/>
-              <w:bottom w:w="80" w:type="dxa"/>
-              <w:end w:w="120" w:type="dxa"/>
-            </w:tcMar>
-            <w:vAlign w:val="center"/>
-          </w:tcPr>
-          <w:p>
-            <w:pPr>
-              <w:spacing w:after="0" w:line="259" w:lineRule="auto"/>
-            </w:pPr>
-            <w:r/>
-            <w:r>
-              <w:rPr>
-                <w:rFonts w:ascii="Calibri" w:hAnsi="Calibri" w:eastAsia="Malgun Gothic"/>
-                <w:color w:val="1F2937"/>
-                <w:sz w:val="17"/>
-              </w:rPr>
-              <w:t>케이스 확인, 업체 선택, 견적 업로드, 입금 확인</w:t>
-            </w:r>
-          </w:p>
-        </w:tc>
-        <w:tc>
-          <w:tcPr>
-            <w:tcW w:type="dxa" w:w="3960"/>
-            <w:tcMar>
-              <w:top w:w="80" w:type="dxa"/>
-              <w:start w:w="120" w:type="dxa"/>
-              <w:bottom w:w="80" w:type="dxa"/>
-              <w:end w:w="120" w:type="dxa"/>
-            </w:tcMar>
-            <w:vAlign w:val="center"/>
-          </w:tcPr>
-          <w:p>
-            <w:pPr>
-              <w:spacing w:after="0" w:line="259" w:lineRule="auto"/>
-            </w:pPr>
-            <w:r/>
-            <w:r>
-              <w:rPr>
-                <w:rFonts w:ascii="Calibri" w:hAnsi="Calibri" w:eastAsia="Malgun Gothic"/>
-                <w:color w:val="1F2937"/>
-                <w:sz w:val="17"/>
-              </w:rPr>
-              <w:t>관리자 화면 로그인, 응답 시트·Drive 열람/편집</w:t>
-            </w:r>
-          </w:p>
-        </w:tc>
-      </w:tr>
-      <w:tr>
-        <w:trPr>
-          <w:cantSplit/>
-        </w:trPr>
-        <w:tc>
-          <w:tcPr>
-            <w:tcW w:type="dxa" w:w="1700"/>
-            <w:shd w:fill="F8FAFC"/>
-            <w:tcMar>
-              <w:top w:w="80" w:type="dxa"/>
-              <w:start w:w="120" w:type="dxa"/>
-              <w:bottom w:w="80" w:type="dxa"/>
-              <w:end w:w="120" w:type="dxa"/>
-            </w:tcMar>
-            <w:vAlign w:val="center"/>
-          </w:tcPr>
-          <w:p>
-            <w:pPr>
-              <w:spacing w:after="0" w:line="259" w:lineRule="auto"/>
-              <w:jc w:val="center"/>
-            </w:pPr>
-            <w:r/>
-            <w:r>
-              <w:rPr>
-                <w:rFonts w:ascii="Calibri" w:hAnsi="Calibri" w:eastAsia="Malgun Gothic"/>
-                <w:color w:val="1F2937"/>
-                <w:sz w:val="17"/>
-              </w:rPr>
-              <w:t>시스템 관리자</w:t>
+              <w:t>완료</w:t>
             </w:r>
           </w:p>
         </w:tc>
@@ -1381,7 +1499,7 @@
                 <w:color w:val="1F2937"/>
                 <w:sz w:val="17"/>
               </w:rPr>
-              <w:t>연동 상태·발송 결과·오류 기록 확인</w:t>
+              <w:t>필요한 처리가 끝난 단계</w:t>
             </w:r>
           </w:p>
         </w:tc>
@@ -1408,262 +1526,7 @@
                 <w:color w:val="1F2937"/>
                 <w:sz w:val="17"/>
               </w:rPr>
-              <w:t>응답 시트 편집자, Drive 편집, 관련 서비스 콘솔</w:t>
-            </w:r>
-          </w:p>
-        </w:tc>
-      </w:tr>
-      <w:tr>
-        <w:trPr>
-          <w:cantSplit/>
-        </w:trPr>
-        <w:tc>
-          <w:tcPr>
-            <w:tcW w:type="dxa" w:w="1700"/>
-            <w:tcMar>
-              <w:top w:w="80" w:type="dxa"/>
-              <w:start w:w="120" w:type="dxa"/>
-              <w:bottom w:w="80" w:type="dxa"/>
-              <w:end w:w="120" w:type="dxa"/>
-            </w:tcMar>
-            <w:vAlign w:val="center"/>
-          </w:tcPr>
-          <w:p>
-            <w:pPr>
-              <w:spacing w:after="0" w:line="259" w:lineRule="auto"/>
-              <w:jc w:val="center"/>
-            </w:pPr>
-            <w:r/>
-            <w:r>
-              <w:rPr>
-                <w:rFonts w:ascii="Calibri" w:hAnsi="Calibri" w:eastAsia="Malgun Gothic"/>
-                <w:color w:val="1F2937"/>
-                <w:sz w:val="17"/>
-              </w:rPr>
-              <w:t>개발 담당자</w:t>
-            </w:r>
-          </w:p>
-        </w:tc>
-        <w:tc>
-          <w:tcPr>
-            <w:tcW w:type="dxa" w:w="3700"/>
-            <w:tcMar>
-              <w:top w:w="80" w:type="dxa"/>
-              <w:start w:w="120" w:type="dxa"/>
-              <w:bottom w:w="80" w:type="dxa"/>
-              <w:end w:w="120" w:type="dxa"/>
-            </w:tcMar>
-            <w:vAlign w:val="center"/>
-          </w:tcPr>
-          <w:p>
-            <w:pPr>
-              <w:spacing w:after="0" w:line="259" w:lineRule="auto"/>
-            </w:pPr>
-            <w:r/>
-            <w:r>
-              <w:rPr>
-                <w:rFonts w:ascii="Calibri" w:hAnsi="Calibri" w:eastAsia="Malgun Gothic"/>
-                <w:color w:val="1F2937"/>
-                <w:sz w:val="17"/>
-              </w:rPr>
-              <w:t>GitHub Pages, Firebase, 코드 수정·테스트</w:t>
-            </w:r>
-          </w:p>
-        </w:tc>
-        <w:tc>
-          <w:tcPr>
-            <w:tcW w:type="dxa" w:w="3960"/>
-            <w:tcMar>
-              <w:top w:w="80" w:type="dxa"/>
-              <w:start w:w="120" w:type="dxa"/>
-              <w:bottom w:w="80" w:type="dxa"/>
-              <w:end w:w="120" w:type="dxa"/>
-            </w:tcMar>
-            <w:vAlign w:val="center"/>
-          </w:tcPr>
-          <w:p>
-            <w:pPr>
-              <w:spacing w:after="0" w:line="259" w:lineRule="auto"/>
-            </w:pPr>
-            <w:r/>
-            <w:r>
-              <w:rPr>
-                <w:rFonts w:ascii="Calibri" w:hAnsi="Calibri" w:eastAsia="Malgun Gothic"/>
-                <w:color w:val="1F2937"/>
-                <w:sz w:val="17"/>
-              </w:rPr>
-              <w:t>GitHub 쓰기, Firebase Console, 배포 도구</w:t>
-            </w:r>
-          </w:p>
-        </w:tc>
-      </w:tr>
-      <w:tr>
-        <w:trPr>
-          <w:cantSplit/>
-        </w:trPr>
-        <w:tc>
-          <w:tcPr>
-            <w:tcW w:type="dxa" w:w="1700"/>
-            <w:shd w:fill="F8FAFC"/>
-            <w:tcMar>
-              <w:top w:w="80" w:type="dxa"/>
-              <w:start w:w="120" w:type="dxa"/>
-              <w:bottom w:w="80" w:type="dxa"/>
-              <w:end w:w="120" w:type="dxa"/>
-            </w:tcMar>
-            <w:vAlign w:val="center"/>
-          </w:tcPr>
-          <w:p>
-            <w:pPr>
-              <w:spacing w:after="0" w:line="259" w:lineRule="auto"/>
-              <w:jc w:val="center"/>
-            </w:pPr>
-            <w:r/>
-            <w:r>
-              <w:rPr>
-                <w:rFonts w:ascii="Calibri" w:hAnsi="Calibri" w:eastAsia="Malgun Gothic"/>
-                <w:color w:val="1F2937"/>
-                <w:sz w:val="17"/>
-              </w:rPr>
-              <w:t>정산 담당자</w:t>
-            </w:r>
-          </w:p>
-        </w:tc>
-        <w:tc>
-          <w:tcPr>
-            <w:tcW w:type="dxa" w:w="3700"/>
-            <w:shd w:fill="F8FAFC"/>
-            <w:tcMar>
-              <w:top w:w="80" w:type="dxa"/>
-              <w:start w:w="120" w:type="dxa"/>
-              <w:bottom w:w="80" w:type="dxa"/>
-              <w:end w:w="120" w:type="dxa"/>
-            </w:tcMar>
-            <w:vAlign w:val="center"/>
-          </w:tcPr>
-          <w:p>
-            <w:pPr>
-              <w:spacing w:after="0" w:line="259" w:lineRule="auto"/>
-            </w:pPr>
-            <w:r/>
-            <w:r>
-              <w:rPr>
-                <w:rFonts w:ascii="Calibri" w:hAnsi="Calibri" w:eastAsia="Malgun Gothic"/>
-                <w:color w:val="1F2937"/>
-                <w:sz w:val="17"/>
-              </w:rPr>
-              <w:t>입금 캘린더, 계좌 연결, 입금 확정</w:t>
-            </w:r>
-          </w:p>
-        </w:tc>
-        <w:tc>
-          <w:tcPr>
-            <w:tcW w:type="dxa" w:w="3960"/>
-            <w:shd w:fill="F8FAFC"/>
-            <w:tcMar>
-              <w:top w:w="80" w:type="dxa"/>
-              <w:start w:w="120" w:type="dxa"/>
-              <w:bottom w:w="80" w:type="dxa"/>
-              <w:end w:w="120" w:type="dxa"/>
-            </w:tcMar>
-            <w:vAlign w:val="center"/>
-          </w:tcPr>
-          <w:p>
-            <w:pPr>
-              <w:spacing w:after="0" w:line="259" w:lineRule="auto"/>
-            </w:pPr>
-            <w:r/>
-            <w:r>
-              <w:rPr>
-                <w:rFonts w:ascii="Calibri" w:hAnsi="Calibri" w:eastAsia="Malgun Gothic"/>
-                <w:color w:val="1F2937"/>
-                <w:sz w:val="17"/>
-              </w:rPr>
-              <w:t>지정 Google 계정, 팝빌 또는 은행 조회 권한</w:t>
-            </w:r>
-          </w:p>
-        </w:tc>
-      </w:tr>
-      <w:tr>
-        <w:trPr>
-          <w:cantSplit/>
-        </w:trPr>
-        <w:tc>
-          <w:tcPr>
-            <w:tcW w:type="dxa" w:w="1700"/>
-            <w:tcMar>
-              <w:top w:w="80" w:type="dxa"/>
-              <w:start w:w="120" w:type="dxa"/>
-              <w:bottom w:w="80" w:type="dxa"/>
-              <w:end w:w="120" w:type="dxa"/>
-            </w:tcMar>
-            <w:vAlign w:val="center"/>
-          </w:tcPr>
-          <w:p>
-            <w:pPr>
-              <w:spacing w:after="0" w:line="259" w:lineRule="auto"/>
-              <w:jc w:val="center"/>
-            </w:pPr>
-            <w:r/>
-            <w:r>
-              <w:rPr>
-                <w:rFonts w:ascii="Calibri" w:hAnsi="Calibri" w:eastAsia="Malgun Gothic"/>
-                <w:color w:val="1F2937"/>
-                <w:sz w:val="17"/>
-              </w:rPr>
-              <w:t>계정 책임자</w:t>
-            </w:r>
-          </w:p>
-        </w:tc>
-        <w:tc>
-          <w:tcPr>
-            <w:tcW w:type="dxa" w:w="3700"/>
-            <w:tcMar>
-              <w:top w:w="80" w:type="dxa"/>
-              <w:start w:w="120" w:type="dxa"/>
-              <w:bottom w:w="80" w:type="dxa"/>
-              <w:end w:w="120" w:type="dxa"/>
-            </w:tcMar>
-            <w:vAlign w:val="center"/>
-          </w:tcPr>
-          <w:p>
-            <w:pPr>
-              <w:spacing w:after="0" w:line="259" w:lineRule="auto"/>
-            </w:pPr>
-            <w:r/>
-            <w:r>
-              <w:rPr>
-                <w:rFonts w:ascii="Calibri" w:hAnsi="Calibri" w:eastAsia="Malgun Gothic"/>
-                <w:color w:val="1F2937"/>
-                <w:sz w:val="17"/>
-              </w:rPr>
-              <w:t>비밀키, 콘솔 관리자, 퇴사자 권한 회수</w:t>
-            </w:r>
-          </w:p>
-        </w:tc>
-        <w:tc>
-          <w:tcPr>
-            <w:tcW w:type="dxa" w:w="3960"/>
-            <w:tcMar>
-              <w:top w:w="80" w:type="dxa"/>
-              <w:start w:w="120" w:type="dxa"/>
-              <w:bottom w:w="80" w:type="dxa"/>
-              <w:end w:w="120" w:type="dxa"/>
-            </w:tcMar>
-            <w:vAlign w:val="center"/>
-          </w:tcPr>
-          <w:p>
-            <w:pPr>
-              <w:spacing w:after="0" w:line="259" w:lineRule="auto"/>
-            </w:pPr>
-            <w:r/>
-            <w:r>
-              <w:rPr>
-                <w:rFonts w:ascii="Calibri" w:hAnsi="Calibri" w:eastAsia="Malgun Gothic"/>
-                <w:color w:val="1F2937"/>
-                <w:sz w:val="17"/>
-              </w:rPr>
-              <w:t>Google/NCP/Kakao/GitHub/Firebase 최고 관리자</w:t>
+              <w:t>특별한 문제가 없으면 수정하지 않음</w:t>
             </w:r>
           </w:p>
         </w:tc>
@@ -1686,40 +1549,10 @@
       <w:r>
         <w:rPr>
           <w:rFonts w:ascii="Calibri" w:hAnsi="Calibri" w:eastAsia="Malgun Gothic"/>
-          <w:b/>
           <w:color w:val="1F2937"/>
           <w:sz w:val="20"/>
         </w:rPr>
-        <w:t>중요</w:t>
-      </w:r>
-      <w:r>
-        <w:rPr>
-          <w:rFonts w:ascii="Calibri" w:hAnsi="Calibri" w:eastAsia="Malgun Gothic"/>
-          <w:color w:val="1F2937"/>
-          <w:sz w:val="20"/>
-        </w:rPr>
-        <w:t xml:space="preserve"> 입금확인 캘린더는 </w:t>
-      </w:r>
-      <w:r>
-        <w:rPr>
-          <w:rFonts w:ascii="Consolas" w:hAnsi="Consolas" w:eastAsia="Malgun Gothic"/>
-          <w:color w:val="1F4D78"/>
-          <w:sz w:val="20"/>
-        </w:rPr>
-        <w:t>paymentCalendars/{Google UID}</w:t>
-      </w:r>
-      <w:r>
-        <w:rPr>
-          <w:rFonts w:ascii="Calibri" w:hAnsi="Calibri" w:eastAsia="Malgun Gothic"/>
-          <w:color w:val="1F2937"/>
-          <w:sz w:val="20"/>
-        </w:rPr>
-        <w:t>에 저장되어 Google 계정별로 분리됩니다. 여러 명이 같은 캘린더를 운영해야 하면 당분간 지정된 정산용 Google 계정 하나를 사용하거나, 공유형 권한 구조를 별도로 개발해야 합니다.</w:t>
-      </w:r>
-    </w:p>
-    <w:p>
-      <w:r>
-        <w:br w:type="page"/>
+        <w:t>완료된 단계를 다시 진행중으로 바꾸면 뒤 단계도 영향을 받을 수 있습니다. 잘못 처리한 경우가 아니라면 완료 상태를 되돌리지 않습니다.</w:t>
       </w:r>
     </w:p>
     <w:p>
@@ -1732,7 +1565,7 @@
           <w:color w:val="2E74B5"/>
           <w:sz w:val="32"/>
         </w:rPr>
-        <w:t>4. 팀원 사용자 등록</w:t>
+        <w:t>3. 케이스 전체 흐름 한눈에 보기</w:t>
       </w:r>
     </w:p>
     <w:p>
@@ -1745,846 +1578,7 @@
           <w:color w:val="2E74B5"/>
           <w:sz w:val="26"/>
         </w:rPr>
-        <w:t>4.1 일반 운영 담당자 등록</w:t>
-      </w:r>
-    </w:p>
-    <w:p>
-      <w:pPr>
-        <w:pStyle w:val="ListNumber"/>
-      </w:pPr>
-      <w:r>
-        <w:rPr>
-          <w:rFonts w:ascii="Calibri" w:hAnsi="Calibri" w:eastAsia="Malgun Gothic"/>
-          <w:color w:val="1F2937"/>
-          <w:sz w:val="21"/>
-        </w:rPr>
-        <w:t>팀원이 사용할 Google 계정을 준비합니다. 개인 계정보다 회사용 계정을 권장합니다.</w:t>
-      </w:r>
-    </w:p>
-    <w:p>
-      <w:pPr>
-        <w:pStyle w:val="ListNumber"/>
-      </w:pPr>
-      <w:r>
-        <w:rPr>
-          <w:rFonts w:ascii="Calibri" w:hAnsi="Calibri" w:eastAsia="Malgun Gothic"/>
-          <w:color w:val="1F2937"/>
-          <w:sz w:val="21"/>
-        </w:rPr>
-        <w:t xml:space="preserve">팀원이 관리자 대시보드에 접속해 </w:t>
-      </w:r>
-      <w:r>
-        <w:rPr>
-          <w:rFonts w:ascii="Consolas" w:hAnsi="Consolas" w:eastAsia="Malgun Gothic"/>
-          <w:color w:val="1F4D78"/>
-          <w:sz w:val="21"/>
-        </w:rPr>
-        <w:t>Google로 로그인</w:t>
-      </w:r>
-      <w:r>
-        <w:rPr>
-          <w:rFonts w:ascii="Calibri" w:hAnsi="Calibri" w:eastAsia="Malgun Gothic"/>
-          <w:color w:val="1F2937"/>
-          <w:sz w:val="21"/>
-        </w:rPr>
-        <w:t>을 누릅니다.</w:t>
-      </w:r>
-    </w:p>
-    <w:p>
-      <w:pPr>
-        <w:pStyle w:val="ListNumber"/>
-      </w:pPr>
-      <w:r>
-        <w:rPr>
-          <w:rFonts w:ascii="Calibri" w:hAnsi="Calibri" w:eastAsia="Malgun Gothic"/>
-          <w:color w:val="1F2937"/>
-          <w:sz w:val="21"/>
-        </w:rPr>
-        <w:t>첫 로그인 시 Firebase Authentication 사용자 목록에 계정이 자동 생성됩니다. 별도 회원가입 화면은 없습니다.</w:t>
-      </w:r>
-    </w:p>
-    <w:p>
-      <w:pPr>
-        <w:pStyle w:val="ListNumber"/>
-      </w:pPr>
-      <w:r>
-        <w:rPr>
-          <w:rFonts w:ascii="Calibri" w:hAnsi="Calibri" w:eastAsia="Malgun Gothic"/>
-          <w:color w:val="1F2937"/>
-          <w:sz w:val="21"/>
-        </w:rPr>
-        <w:t>Google 응답 시트와 운영 Drive 폴더를 해당 계정에 공유합니다.</w:t>
-      </w:r>
-    </w:p>
-    <w:p>
-      <w:pPr>
-        <w:pStyle w:val="ListNumber"/>
-      </w:pPr>
-      <w:r>
-        <w:rPr>
-          <w:rFonts w:ascii="Calibri" w:hAnsi="Calibri" w:eastAsia="Malgun Gothic"/>
-          <w:color w:val="1F2937"/>
-          <w:sz w:val="21"/>
-        </w:rPr>
-        <w:t>관리자 화면에서 케이스 목록이 보이는지, 응답 시트와 견적 원본 링크가 열리는지 확인합니다.</w:t>
-      </w:r>
-    </w:p>
-    <w:p>
-      <w:pPr>
-        <w:pStyle w:val="ListNumber"/>
-      </w:pPr>
-      <w:r>
-        <w:rPr>
-          <w:rFonts w:ascii="Calibri" w:hAnsi="Calibri" w:eastAsia="Malgun Gothic"/>
-          <w:color w:val="1F2937"/>
-          <w:sz w:val="21"/>
-        </w:rPr>
-        <w:t>입금확인 담당자라면 지정 정산 계정 사용 여부와 계좌 연결 상태를 추가로 확인합니다.</w:t>
-      </w:r>
-    </w:p>
-    <w:p>
-      <w:pPr>
-        <w:pStyle w:val="Heading2"/>
-      </w:pPr>
-      <w:r>
-        <w:rPr>
-          <w:rFonts w:ascii="Calibri" w:hAnsi="Calibri" w:eastAsia="Malgun Gothic"/>
-          <w:color w:val="2E74B5"/>
-          <w:sz w:val="26"/>
-        </w:rPr>
-        <w:t>4.2 시스템 관리자 추가 권한</w:t>
-      </w:r>
-    </w:p>
-    <w:p>
-      <w:pPr>
-        <w:pStyle w:val="ListNumber"/>
-      </w:pPr>
-      <w:r>
-        <w:rPr>
-          <w:rFonts w:ascii="Calibri" w:hAnsi="Calibri" w:eastAsia="Malgun Gothic"/>
-          <w:color w:val="1F2937"/>
-          <w:sz w:val="21"/>
-        </w:rPr>
-        <w:t xml:space="preserve">Google 응답 시트를 </w:t>
-      </w:r>
-      <w:r>
-        <w:rPr>
-          <w:rFonts w:ascii="Consolas" w:hAnsi="Consolas" w:eastAsia="Malgun Gothic"/>
-          <w:color w:val="1F4D78"/>
-          <w:sz w:val="21"/>
-        </w:rPr>
-        <w:t>편집자</w:t>
-      </w:r>
-      <w:r>
-        <w:rPr>
-          <w:rFonts w:ascii="Calibri" w:hAnsi="Calibri" w:eastAsia="Malgun Gothic"/>
-          <w:color w:val="1F2937"/>
-          <w:sz w:val="21"/>
-        </w:rPr>
-        <w:t>로 공유합니다.</w:t>
-      </w:r>
-    </w:p>
-    <w:p>
-      <w:pPr>
-        <w:pStyle w:val="ListNumber"/>
-      </w:pPr>
-      <w:r>
-        <w:rPr>
-          <w:rFonts w:ascii="Calibri" w:hAnsi="Calibri" w:eastAsia="Malgun Gothic"/>
-          <w:color w:val="1F2937"/>
-          <w:sz w:val="21"/>
-        </w:rPr>
-        <w:t>온보딩·견적·사업자등록증 Drive 폴더에 편집 권한을 부여합니다.</w:t>
-      </w:r>
-    </w:p>
-    <w:p>
-      <w:pPr>
-        <w:pStyle w:val="ListNumber"/>
-      </w:pPr>
-      <w:r>
-        <w:rPr>
-          <w:rFonts w:ascii="Calibri" w:hAnsi="Calibri" w:eastAsia="Malgun Gothic"/>
-          <w:color w:val="1F2937"/>
-          <w:sz w:val="21"/>
-        </w:rPr>
-        <w:t>네이버클라우드 SENS, Kakao, Firebase Console 권한은 업무상 필요한 사람에게만 별도로 초대합니다.</w:t>
-      </w:r>
-    </w:p>
-    <w:p>
-      <w:pPr>
-        <w:pStyle w:val="ListNumber"/>
-      </w:pPr>
-      <w:r>
-        <w:rPr>
-          <w:rFonts w:ascii="Calibri" w:hAnsi="Calibri" w:eastAsia="Malgun Gothic"/>
-          <w:color w:val="1F2937"/>
-          <w:sz w:val="21"/>
-        </w:rPr>
-        <w:t>권한을 부여한 뒤 테스트 케이스로 문자 발송, 파일 열람, 단계 전환을 확인합니다.</w:t>
-      </w:r>
-    </w:p>
-    <w:p>
-      <w:pPr>
-        <w:pStyle w:val="Heading2"/>
-      </w:pPr>
-      <w:r>
-        <w:rPr>
-          <w:rFonts w:ascii="Calibri" w:hAnsi="Calibri" w:eastAsia="Malgun Gothic"/>
-          <w:color w:val="2E74B5"/>
-          <w:sz w:val="26"/>
-        </w:rPr>
-        <w:t>4.3 개발 담당자 추가 권한</w:t>
-      </w:r>
-    </w:p>
-    <w:p>
-      <w:pPr>
-        <w:pStyle w:val="ListNumber"/>
-      </w:pPr>
-      <w:r>
-        <w:rPr>
-          <w:rFonts w:ascii="Calibri" w:hAnsi="Calibri" w:eastAsia="Malgun Gothic"/>
-          <w:color w:val="1F2937"/>
-          <w:sz w:val="21"/>
-        </w:rPr>
-        <w:t xml:space="preserve">GitHub 저장소 </w:t>
-      </w:r>
-      <w:r>
-        <w:rPr>
-          <w:rFonts w:ascii="Consolas" w:hAnsi="Consolas" w:eastAsia="Malgun Gothic"/>
-          <w:color w:val="1F4D78"/>
-          <w:sz w:val="21"/>
-        </w:rPr>
-        <w:t>bringengineering/FM</w:t>
-      </w:r>
-      <w:r>
-        <w:rPr>
-          <w:rFonts w:ascii="Calibri" w:hAnsi="Calibri" w:eastAsia="Malgun Gothic"/>
-          <w:color w:val="1F2937"/>
-          <w:sz w:val="21"/>
-        </w:rPr>
-        <w:t>에 Collaborator 또는 팀 권한을 부여합니다.</w:t>
-      </w:r>
-    </w:p>
-    <w:p>
-      <w:pPr>
-        <w:pStyle w:val="ListNumber"/>
-      </w:pPr>
-      <w:r>
-        <w:rPr>
-          <w:rFonts w:ascii="Calibri" w:hAnsi="Calibri" w:eastAsia="Malgun Gothic"/>
-          <w:color w:val="1F2937"/>
-          <w:sz w:val="21"/>
-        </w:rPr>
-        <w:t xml:space="preserve">Firebase 프로젝트 </w:t>
-      </w:r>
-      <w:r>
-        <w:rPr>
-          <w:rFonts w:ascii="Consolas" w:hAnsi="Consolas" w:eastAsia="Malgun Gothic"/>
-          <w:color w:val="1F4D78"/>
-          <w:sz w:val="21"/>
-        </w:rPr>
-        <w:t>bring-fm-hj</w:t>
-      </w:r>
-      <w:r>
-        <w:rPr>
-          <w:rFonts w:ascii="Calibri" w:hAnsi="Calibri" w:eastAsia="Malgun Gothic"/>
-          <w:color w:val="1F2937"/>
-          <w:sz w:val="21"/>
-        </w:rPr>
-        <w:t>에 필요한 최소 역할을 부여합니다.</w:t>
-      </w:r>
-    </w:p>
-    <w:p>
-      <w:pPr>
-        <w:pStyle w:val="ListNumber"/>
-      </w:pPr>
-      <w:r>
-        <w:rPr>
-          <w:rFonts w:ascii="Calibri" w:hAnsi="Calibri" w:eastAsia="Malgun Gothic"/>
-          <w:color w:val="1F2937"/>
-          <w:sz w:val="21"/>
-        </w:rPr>
-        <w:t>배포 브랜치와 GitHub Pages 설정을 확인합니다.</w:t>
-      </w:r>
-    </w:p>
-    <w:p>
-      <w:pPr>
-        <w:pStyle w:val="ListNumber"/>
-      </w:pPr>
-      <w:r>
-        <w:rPr>
-          <w:rFonts w:ascii="Calibri" w:hAnsi="Calibri" w:eastAsia="Malgun Gothic"/>
-          <w:color w:val="1F2937"/>
-          <w:sz w:val="21"/>
-        </w:rPr>
-        <w:t>비밀키는 GitHub에 기록하지 않고 서비스별 비밀 저장소에서만 관리합니다.</w:t>
-      </w:r>
-    </w:p>
-    <w:p>
-      <w:pPr>
-        <w:pStyle w:val="Heading2"/>
-      </w:pPr>
-      <w:r>
-        <w:rPr>
-          <w:rFonts w:ascii="Calibri" w:hAnsi="Calibri" w:eastAsia="Malgun Gothic"/>
-          <w:color w:val="2E74B5"/>
-          <w:sz w:val="26"/>
-        </w:rPr>
-        <w:t>4.4 퇴사자·담당 변경 시 권한 회수</w:t>
-      </w:r>
-    </w:p>
-    <w:p>
-      <w:pPr>
-        <w:pStyle w:val="ListNumber"/>
-      </w:pPr>
-      <w:r>
-        <w:rPr>
-          <w:rFonts w:ascii="Calibri" w:hAnsi="Calibri" w:eastAsia="Malgun Gothic"/>
-          <w:color w:val="1F2937"/>
-          <w:sz w:val="21"/>
-        </w:rPr>
-        <w:t>Google Drive와 응답 시트 공유를 제거합니다.</w:t>
-      </w:r>
-    </w:p>
-    <w:p>
-      <w:pPr>
-        <w:pStyle w:val="ListNumber"/>
-      </w:pPr>
-      <w:r>
-        <w:rPr>
-          <w:rFonts w:ascii="Calibri" w:hAnsi="Calibri" w:eastAsia="Malgun Gothic"/>
-          <w:color w:val="1F2937"/>
-          <w:sz w:val="21"/>
-        </w:rPr>
-        <w:t>Firebase Authentication에서 사용자를 사용 중지하거나 삭제합니다.</w:t>
-      </w:r>
-    </w:p>
-    <w:p>
-      <w:pPr>
-        <w:pStyle w:val="ListNumber"/>
-      </w:pPr>
-      <w:r>
-        <w:rPr>
-          <w:rFonts w:ascii="Calibri" w:hAnsi="Calibri" w:eastAsia="Malgun Gothic"/>
-          <w:color w:val="1F2937"/>
-          <w:sz w:val="21"/>
-        </w:rPr>
-        <w:t>GitHub Collaborator, Firebase Console, NCP, Kakao 권한을 제거합니다.</w:t>
-      </w:r>
-    </w:p>
-    <w:p>
-      <w:pPr>
-        <w:pStyle w:val="ListNumber"/>
-      </w:pPr>
-      <w:r>
-        <w:rPr>
-          <w:rFonts w:ascii="Calibri" w:hAnsi="Calibri" w:eastAsia="Malgun Gothic"/>
-          <w:color w:val="1F2937"/>
-          <w:sz w:val="21"/>
-        </w:rPr>
-        <w:t>입금 캘린더가 해당 사용자 UID에만 있다면 필요한 데이터를 먼저 인계합니다.</w:t>
-      </w:r>
-    </w:p>
-    <w:p>
-      <w:pPr>
-        <w:pStyle w:val="ListNumber"/>
-      </w:pPr>
-      <w:r>
-        <w:rPr>
-          <w:rFonts w:ascii="Calibri" w:hAnsi="Calibri" w:eastAsia="Malgun Gothic"/>
-          <w:color w:val="1F2937"/>
-          <w:sz w:val="21"/>
-        </w:rPr>
-        <w:t>비밀키를 직접 알았던 담당자가 퇴사하면 NCP Secret Key, MinerU 토큰, Popbill SecretKey 등을 교체합니다.</w:t>
-      </w:r>
-    </w:p>
-    <w:p>
-      <w:pPr>
-        <w:pStyle w:val="Heading1"/>
-      </w:pPr>
-      <w:r>
-        <w:rPr>
-          <w:rFonts w:ascii="Calibri" w:hAnsi="Calibri" w:eastAsia="Malgun Gothic"/>
-          <w:color w:val="2E74B5"/>
-          <w:sz w:val="32"/>
-        </w:rPr>
-        <w:t>5. 신규 운영 대상 등록</w:t>
-      </w:r>
-    </w:p>
-    <w:p>
-      <w:pPr>
-        <w:pStyle w:val="Heading2"/>
-      </w:pPr>
-      <w:r>
-        <w:rPr>
-          <w:rFonts w:ascii="Calibri" w:hAnsi="Calibri" w:eastAsia="Malgun Gothic"/>
-          <w:color w:val="2E74B5"/>
-          <w:sz w:val="26"/>
-        </w:rPr>
-        <w:t>5.1 신규 관리 건물·건물주 등록</w:t>
-      </w:r>
-    </w:p>
-    <w:p>
-      <w:pPr>
-        <w:pStyle w:val="ListNumber"/>
-      </w:pPr>
-      <w:r>
-        <w:rPr>
-          <w:rFonts w:ascii="Calibri" w:hAnsi="Calibri" w:eastAsia="Malgun Gothic"/>
-          <w:color w:val="1F2937"/>
-          <w:sz w:val="21"/>
-        </w:rPr>
-        <w:t>온보딩 DOCX를 작성합니다.</w:t>
-      </w:r>
-    </w:p>
-    <w:p>
-      <w:pPr>
-        <w:pStyle w:val="ListNumber"/>
-      </w:pPr>
-      <w:r>
-        <w:rPr>
-          <w:rFonts w:ascii="Calibri" w:hAnsi="Calibri" w:eastAsia="Malgun Gothic"/>
-          <w:color w:val="1F2937"/>
-          <w:sz w:val="21"/>
-        </w:rPr>
-        <w:t xml:space="preserve">본문에 최소 </w:t>
-      </w:r>
-      <w:r>
-        <w:rPr>
-          <w:rFonts w:ascii="Consolas" w:hAnsi="Consolas" w:eastAsia="Malgun Gothic"/>
-          <w:color w:val="1F4D78"/>
-          <w:sz w:val="21"/>
-        </w:rPr>
-        <w:t>건물명</w:t>
-      </w:r>
-      <w:r>
-        <w:rPr>
-          <w:rFonts w:ascii="Calibri" w:hAnsi="Calibri" w:eastAsia="Malgun Gothic"/>
-          <w:color w:val="1F2937"/>
-          <w:sz w:val="21"/>
-        </w:rPr>
-        <w:t xml:space="preserve">, </w:t>
-      </w:r>
-      <w:r>
-        <w:rPr>
-          <w:rFonts w:ascii="Consolas" w:hAnsi="Consolas" w:eastAsia="Malgun Gothic"/>
-          <w:color w:val="1F4D78"/>
-          <w:sz w:val="21"/>
-        </w:rPr>
-        <w:t>건물 주소</w:t>
-      </w:r>
-      <w:r>
-        <w:rPr>
-          <w:rFonts w:ascii="Calibri" w:hAnsi="Calibri" w:eastAsia="Malgun Gothic"/>
-          <w:color w:val="1F2937"/>
-          <w:sz w:val="21"/>
-        </w:rPr>
-        <w:t xml:space="preserve">, </w:t>
-      </w:r>
-      <w:r>
-        <w:rPr>
-          <w:rFonts w:ascii="Consolas" w:hAnsi="Consolas" w:eastAsia="Malgun Gothic"/>
-          <w:color w:val="1F4D78"/>
-          <w:sz w:val="21"/>
-        </w:rPr>
-        <w:t>건물주명</w:t>
-      </w:r>
-      <w:r>
-        <w:rPr>
-          <w:rFonts w:ascii="Calibri" w:hAnsi="Calibri" w:eastAsia="Malgun Gothic"/>
-          <w:color w:val="1F2937"/>
-          <w:sz w:val="21"/>
-        </w:rPr>
-        <w:t xml:space="preserve">, </w:t>
-      </w:r>
-      <w:r>
-        <w:rPr>
-          <w:rFonts w:ascii="Consolas" w:hAnsi="Consolas" w:eastAsia="Malgun Gothic"/>
-          <w:color w:val="1F4D78"/>
-          <w:sz w:val="21"/>
-        </w:rPr>
-        <w:t>건물주 연락처</w:t>
-      </w:r>
-      <w:r>
-        <w:rPr>
-          <w:rFonts w:ascii="Calibri" w:hAnsi="Calibri" w:eastAsia="Malgun Gothic"/>
-          <w:color w:val="1F2937"/>
-          <w:sz w:val="21"/>
-        </w:rPr>
-        <w:t>를 명확한 라벨로 적습니다.</w:t>
-      </w:r>
-    </w:p>
-    <w:p>
-      <w:pPr>
-        <w:pStyle w:val="ListNumber"/>
-      </w:pPr>
-      <w:r>
-        <w:rPr>
-          <w:rFonts w:ascii="Calibri" w:hAnsi="Calibri" w:eastAsia="Malgun Gothic"/>
-          <w:color w:val="1F2937"/>
-          <w:sz w:val="21"/>
-        </w:rPr>
-        <w:t>온보딩 Drive 폴더에 DOCX를 올립니다.</w:t>
-      </w:r>
-    </w:p>
-    <w:p>
-      <w:pPr>
-        <w:pStyle w:val="ListNumber"/>
-      </w:pPr>
-      <w:r>
-        <w:rPr>
-          <w:rFonts w:ascii="Calibri" w:hAnsi="Calibri" w:eastAsia="Malgun Gothic"/>
-          <w:color w:val="1F2937"/>
-          <w:sz w:val="21"/>
-        </w:rPr>
-        <w:t xml:space="preserve">관리자 화면에서 </w:t>
-      </w:r>
-      <w:r>
-        <w:rPr>
-          <w:rFonts w:ascii="Consolas" w:hAnsi="Consolas" w:eastAsia="Malgun Gothic"/>
-          <w:color w:val="1F4D78"/>
-          <w:sz w:val="21"/>
-        </w:rPr>
-        <w:t>온보딩 건물 새로고침</w:t>
-      </w:r>
-      <w:r>
-        <w:rPr>
-          <w:rFonts w:ascii="Calibri" w:hAnsi="Calibri" w:eastAsia="Malgun Gothic"/>
-          <w:color w:val="1F2937"/>
-          <w:sz w:val="21"/>
-        </w:rPr>
-        <w:t>을 누릅니다.</w:t>
-      </w:r>
-    </w:p>
-    <w:p>
-      <w:pPr>
-        <w:pStyle w:val="ListNumber"/>
-      </w:pPr>
-      <w:r>
-        <w:rPr>
-          <w:rFonts w:ascii="Calibri" w:hAnsi="Calibri" w:eastAsia="Malgun Gothic"/>
-          <w:color w:val="1F2937"/>
-          <w:sz w:val="21"/>
-        </w:rPr>
-        <w:t>같은 건물명과 주소로 테스트 민원 1건을 제출합니다.</w:t>
-      </w:r>
-    </w:p>
-    <w:p>
-      <w:pPr>
-        <w:pStyle w:val="ListNumber"/>
-      </w:pPr>
-      <w:r>
-        <w:rPr>
-          <w:rFonts w:ascii="Calibri" w:hAnsi="Calibri" w:eastAsia="Malgun Gothic"/>
-          <w:color w:val="1F2937"/>
-          <w:sz w:val="21"/>
-        </w:rPr>
-        <w:t xml:space="preserve">① 단계가 </w:t>
-      </w:r>
-      <w:r>
-        <w:rPr>
-          <w:rFonts w:ascii="Consolas" w:hAnsi="Consolas" w:eastAsia="Malgun Gothic"/>
-          <w:color w:val="1F4D78"/>
-          <w:sz w:val="21"/>
-        </w:rPr>
-        <w:t>온보딩 연결</w:t>
-      </w:r>
-      <w:r>
-        <w:rPr>
-          <w:rFonts w:ascii="Calibri" w:hAnsi="Calibri" w:eastAsia="Malgun Gothic"/>
-          <w:color w:val="1F2937"/>
-          <w:sz w:val="21"/>
-        </w:rPr>
-        <w:t>로 완료되고 파일 링크가 열리는지 확인합니다.</w:t>
-      </w:r>
-    </w:p>
-    <w:p>
-      <w:r>
-        <w:rPr>
-          <w:rFonts w:ascii="Calibri" w:hAnsi="Calibri" w:eastAsia="Malgun Gothic"/>
-          <w:color w:val="1F2937"/>
-          <w:sz w:val="22"/>
-        </w:rPr>
-        <w:t>온보딩 매칭 순서는 다음과 같습니다.</w:t>
-      </w:r>
-    </w:p>
-    <w:p>
-      <w:pPr>
-        <w:pStyle w:val="ListNumber"/>
-      </w:pPr>
-      <w:r>
-        <w:rPr>
-          <w:rFonts w:ascii="Calibri" w:hAnsi="Calibri" w:eastAsia="Malgun Gothic"/>
-          <w:color w:val="1F2937"/>
-          <w:sz w:val="21"/>
-        </w:rPr>
-        <w:t>건물명과 주소 정확 일치</w:t>
-      </w:r>
-    </w:p>
-    <w:p>
-      <w:pPr>
-        <w:pStyle w:val="ListNumber"/>
-      </w:pPr>
-      <w:r>
-        <w:rPr>
-          <w:rFonts w:ascii="Calibri" w:hAnsi="Calibri" w:eastAsia="Malgun Gothic"/>
-          <w:color w:val="1F2937"/>
-          <w:sz w:val="21"/>
-        </w:rPr>
-        <w:t>공백·특수문자를 정리한 건물명 일치</w:t>
-      </w:r>
-    </w:p>
-    <w:p>
-      <w:pPr>
-        <w:pStyle w:val="ListNumber"/>
-      </w:pPr>
-      <w:r>
-        <w:rPr>
-          <w:rFonts w:ascii="Calibri" w:hAnsi="Calibri" w:eastAsia="Malgun Gothic"/>
-          <w:color w:val="1F2937"/>
-          <w:sz w:val="21"/>
-        </w:rPr>
-        <w:t>건물명 60%와 주소 40%를 반영한 유사도 최고 후보</w:t>
-      </w:r>
-    </w:p>
-    <w:p>
-      <w:pPr>
-        <w:pStyle w:val="ListNumber"/>
-      </w:pPr>
-      <w:r>
-        <w:rPr>
-          <w:rFonts w:ascii="Calibri" w:hAnsi="Calibri" w:eastAsia="Malgun Gothic"/>
-          <w:color w:val="1F2937"/>
-          <w:sz w:val="21"/>
-        </w:rPr>
-        <w:t>동점이면 주소 유사도가 높은 문서, 그다음 Drive 수정일이 최신인 문서</w:t>
-      </w:r>
-    </w:p>
-    <w:p>
-      <w:pPr>
-        <w:spacing w:before="80" w:after="160"/>
-        <w:ind w:left="259" w:right="259"/>
-        <w:shd w:fill="FFF7DF"/>
-        <w:pBdr>
-          <w:left w:val="single" w:sz="18" w:space="8" w:color="C69214"/>
-        </w:pBdr>
-      </w:pPr>
-      <w:r>
-        <w:rPr>
-          <w:rFonts w:ascii="Calibri" w:hAnsi="Calibri" w:eastAsia="Malgun Gothic"/>
-          <w:color w:val="1F2937"/>
-          <w:sz w:val="20"/>
-        </w:rPr>
-        <w:t>파일명만으로는 매칭하지 않습니다. DOCX 본문에 건물명과 주소가 들어 있어야 합니다.</w:t>
-      </w:r>
-    </w:p>
-    <w:p>
-      <w:pPr>
-        <w:pStyle w:val="Heading2"/>
-      </w:pPr>
-      <w:r>
-        <w:rPr>
-          <w:rFonts w:ascii="Calibri" w:hAnsi="Calibri" w:eastAsia="Malgun Gothic"/>
-          <w:color w:val="2E74B5"/>
-          <w:sz w:val="26"/>
-        </w:rPr>
-        <w:t>5.2 신규 세입자 등록</w:t>
-      </w:r>
-    </w:p>
-    <w:p>
-      <w:pPr>
-        <w:pStyle w:val="ListBullet"/>
-      </w:pPr>
-      <w:r>
-        <w:rPr>
-          <w:rFonts w:ascii="Calibri" w:hAnsi="Calibri" w:eastAsia="Malgun Gothic"/>
-          <w:color w:val="1F2937"/>
-          <w:sz w:val="21"/>
-        </w:rPr>
-        <w:t>민원 접수만 이용하는 세입자는 사전 계정 등록이 필요 없습니다. QR 또는 Google Form/카카오 챗봇 접수 시 케이스가 생성됩니다.</w:t>
-      </w:r>
-    </w:p>
-    <w:p>
-      <w:pPr>
-        <w:pStyle w:val="ListBullet"/>
-      </w:pPr>
-      <w:r>
-        <w:rPr>
-          <w:rFonts w:ascii="Calibri" w:hAnsi="Calibri" w:eastAsia="Malgun Gothic"/>
-          <w:color w:val="1F2937"/>
-          <w:sz w:val="21"/>
-        </w:rPr>
-        <w:t>월세 입금 관리 대상 세입자는 입금확인 캘린더에 납부 일정, 입금자명, 금액, 납부일을 별도로 등록합니다.</w:t>
-      </w:r>
-    </w:p>
-    <w:p>
-      <w:pPr>
-        <w:pStyle w:val="ListBullet"/>
-      </w:pPr>
-      <w:r>
-        <w:rPr>
-          <w:rFonts w:ascii="Calibri" w:hAnsi="Calibri" w:eastAsia="Malgun Gothic"/>
-          <w:color w:val="1F2937"/>
-          <w:sz w:val="21"/>
-        </w:rPr>
-        <w:t>개인정보 원본은 응답 시트와 권한 있는 Drive에서 확인하고, Firebase 화면에는 마스킹된 정보만 사용합니다.</w:t>
-      </w:r>
-    </w:p>
-    <w:p>
-      <w:pPr>
-        <w:pStyle w:val="Heading2"/>
-      </w:pPr>
-      <w:r>
-        <w:rPr>
-          <w:rFonts w:ascii="Calibri" w:hAnsi="Calibri" w:eastAsia="Malgun Gothic"/>
-          <w:color w:val="2E74B5"/>
-          <w:sz w:val="26"/>
-        </w:rPr>
-        <w:t>5.3 신규 업체 등록</w:t>
-      </w:r>
-    </w:p>
-    <w:p>
-      <w:pPr>
-        <w:pStyle w:val="ListNumber"/>
-      </w:pPr>
-      <w:r>
-        <w:rPr>
-          <w:rFonts w:ascii="Calibri" w:hAnsi="Calibri" w:eastAsia="Malgun Gothic"/>
-          <w:color w:val="1F2937"/>
-          <w:sz w:val="21"/>
-        </w:rPr>
-        <w:t>건물지도와 연결된 업체 데이터에 업체명, 분류, 서비스, 전화번호, 주소를 등록합니다.</w:t>
-      </w:r>
-    </w:p>
-    <w:p>
-      <w:pPr>
-        <w:pStyle w:val="ListNumber"/>
-      </w:pPr>
-      <w:r>
-        <w:rPr>
-          <w:rFonts w:ascii="Calibri" w:hAnsi="Calibri" w:eastAsia="Malgun Gothic"/>
-          <w:color w:val="1F2937"/>
-          <w:sz w:val="21"/>
-        </w:rPr>
-        <w:t>⑤ 후보에는 원주 유지보수 업체만 표시됩니다.</w:t>
-      </w:r>
-    </w:p>
-    <w:p>
-      <w:pPr>
-        <w:pStyle w:val="ListNumber"/>
-      </w:pPr>
-      <w:r>
-        <w:rPr>
-          <w:rFonts w:ascii="Calibri" w:hAnsi="Calibri" w:eastAsia="Malgun Gothic"/>
-          <w:color w:val="1F2937"/>
-          <w:sz w:val="21"/>
-        </w:rPr>
-        <w:t>민원 주소와 같은 동·읍·면, 유효한 전화번호 보유 업체가 먼저 정렬됩니다.</w:t>
-      </w:r>
-    </w:p>
-    <w:p>
-      <w:pPr>
-        <w:pStyle w:val="ListNumber"/>
-      </w:pPr>
-      <w:r>
-        <w:rPr>
-          <w:rFonts w:ascii="Calibri" w:hAnsi="Calibri" w:eastAsia="Malgun Gothic"/>
-          <w:color w:val="1F2937"/>
-          <w:sz w:val="21"/>
-        </w:rPr>
-        <w:t xml:space="preserve">SENS MMS 발송 대상은 </w:t>
-      </w:r>
-      <w:r>
-        <w:rPr>
-          <w:rFonts w:ascii="Consolas" w:hAnsi="Consolas" w:eastAsia="Malgun Gothic"/>
-          <w:color w:val="1F4D78"/>
-          <w:sz w:val="21"/>
-        </w:rPr>
-        <w:t>010/011/016/017/018/019</w:t>
-      </w:r>
-      <w:r>
-        <w:rPr>
-          <w:rFonts w:ascii="Calibri" w:hAnsi="Calibri" w:eastAsia="Malgun Gothic"/>
-          <w:color w:val="1F2937"/>
-          <w:sz w:val="21"/>
-        </w:rPr>
-        <w:t xml:space="preserve"> 휴대폰 번호입니다. </w:t>
-      </w:r>
-      <w:r>
-        <w:rPr>
-          <w:rFonts w:ascii="Consolas" w:hAnsi="Consolas" w:eastAsia="Malgun Gothic"/>
-          <w:color w:val="1F4D78"/>
-          <w:sz w:val="21"/>
-        </w:rPr>
-        <w:t>033</w:t>
-      </w:r>
-      <w:r>
-        <w:rPr>
-          <w:rFonts w:ascii="Calibri" w:hAnsi="Calibri" w:eastAsia="Malgun Gothic"/>
-          <w:color w:val="1F2937"/>
-          <w:sz w:val="21"/>
-        </w:rPr>
-        <w:t xml:space="preserve">과 </w:t>
-      </w:r>
-      <w:r>
-        <w:rPr>
-          <w:rFonts w:ascii="Consolas" w:hAnsi="Consolas" w:eastAsia="Malgun Gothic"/>
-          <w:color w:val="1F4D78"/>
-          <w:sz w:val="21"/>
-        </w:rPr>
-        <w:t>0507</w:t>
-      </w:r>
-      <w:r>
-        <w:rPr>
-          <w:rFonts w:ascii="Calibri" w:hAnsi="Calibri" w:eastAsia="Malgun Gothic"/>
-          <w:color w:val="1F2937"/>
-          <w:sz w:val="21"/>
-        </w:rPr>
-        <w:t>만 있는 업체는 참고용으로 보이지만 문자 대상이 아닙니다.</w:t>
-      </w:r>
-    </w:p>
-    <w:p>
-      <w:pPr>
-        <w:pStyle w:val="ListNumber"/>
-      </w:pPr>
-      <w:r>
-        <w:rPr>
-          <w:rFonts w:ascii="Calibri" w:hAnsi="Calibri" w:eastAsia="Malgun Gothic"/>
-          <w:color w:val="1F2937"/>
-          <w:sz w:val="21"/>
-        </w:rPr>
-        <w:t>민원 유형과 업체 분류가 맞는 테스트 케이스에서 후보 노출과 선택 상태를 확인합니다.</w:t>
-      </w:r>
-    </w:p>
-    <w:p>
-      <w:r>
-        <w:br w:type="page"/>
-      </w:r>
-    </w:p>
-    <w:p>
-      <w:pPr>
-        <w:pStyle w:val="Heading1"/>
-      </w:pPr>
-      <w:r>
-        <w:rPr>
-          <w:rFonts w:ascii="Calibri" w:hAnsi="Calibri" w:eastAsia="Malgun Gothic"/>
-          <w:color w:val="2E74B5"/>
-          <w:sz w:val="32"/>
-        </w:rPr>
-        <w:t>6. 전체 처리 흐름</w:t>
-      </w:r>
-    </w:p>
-    <w:p>
-      <w:pPr>
-        <w:pStyle w:val="Heading2"/>
-      </w:pPr>
-      <w:r>
-        <w:rPr>
-          <w:rFonts w:ascii="Calibri" w:hAnsi="Calibri" w:eastAsia="Malgun Gothic"/>
-          <w:color w:val="2E74B5"/>
-          <w:sz w:val="26"/>
-        </w:rPr>
-        <w:t>6.1 접수부터 업체 요청까지</w:t>
+        <w:t>3.1 접수와 업체 요청</w:t>
       </w:r>
     </w:p>
     <w:tbl>
@@ -2671,7 +1665,7 @@
                 <w:color w:val="17365D"/>
                 <w:sz w:val="16"/>
               </w:rPr>
-              <w:t>처리 내용</w:t>
+              <w:t>무엇을 하는가</w:t>
             </w:r>
           </w:p>
         </w:tc>
@@ -2705,7 +1699,7 @@
                 <w:color w:val="17365D"/>
                 <w:sz w:val="16"/>
               </w:rPr>
-              <w:t>자동/수동</w:t>
+              <w:t>누가 처리하는가</w:t>
             </w:r>
           </w:p>
         </w:tc>
@@ -2796,7 +1790,7 @@
                 <w:color w:val="1F2937"/>
                 <w:sz w:val="16"/>
               </w:rPr>
-              <w:t>온보딩 DOCX와 건물 매칭</w:t>
+              <w:t>민원 건물과 온보딩 파일 연결</w:t>
             </w:r>
           </w:p>
         </w:tc>
@@ -2848,7 +1842,7 @@
                 <w:color w:val="1F2937"/>
                 <w:sz w:val="16"/>
               </w:rPr>
-              <w:t>계약 건물 1건 확정</w:t>
+              <w:t>건물 1건이 연결됨</w:t>
             </w:r>
           </w:p>
         </w:tc>
@@ -2907,7 +1901,7 @@
                 <w:color w:val="1F2937"/>
                 <w:sz w:val="16"/>
               </w:rPr>
-              <w:t>세입자·건물주 접수 알림</w:t>
+              <w:t>세입자와 건물주에게 접수 문자 발송</w:t>
             </w:r>
           </w:p>
         </w:tc>
@@ -3018,7 +2012,7 @@
                 <w:color w:val="1F2937"/>
                 <w:sz w:val="16"/>
               </w:rPr>
-              <w:t>접수 내용으로 상담카드 작성</w:t>
+              <w:t>접수 내용을 상담카드로 정리</w:t>
             </w:r>
           </w:p>
         </w:tc>
@@ -3129,7 +2123,7 @@
                 <w:color w:val="1F2937"/>
                 <w:sz w:val="16"/>
               </w:rPr>
-              <w:t>문제 유형·업체 분류·긴급도 작성</w:t>
+              <w:t>문제 유형과 업체 종류 분류</w:t>
             </w:r>
           </w:p>
         </w:tc>
@@ -3183,7 +2177,7 @@
                 <w:color w:val="1F2937"/>
                 <w:sz w:val="16"/>
               </w:rPr>
-              <w:t>분류 완료, 업체 후보 준비</w:t>
+              <w:t>업체 후보 준비</w:t>
             </w:r>
           </w:p>
         </w:tc>
@@ -3240,7 +2234,7 @@
                 <w:color w:val="1F2937"/>
                 <w:sz w:val="16"/>
               </w:rPr>
-              <w:t>업체 선택 후 현장 사진 MMS 발송</w:t>
+              <w:t>업체 선택 후 사진과 요청 문구 발송</w:t>
             </w:r>
           </w:p>
         </w:tc>
@@ -3266,7 +2260,7 @@
                 <w:color w:val="1F2937"/>
                 <w:sz w:val="16"/>
               </w:rPr>
-              <w:t>수동</w:t>
+              <w:t>담당자</w:t>
             </w:r>
           </w:p>
         </w:tc>
@@ -3313,7 +2307,7 @@
           <w:color w:val="2E74B5"/>
           <w:sz w:val="26"/>
         </w:rPr>
-        <w:t>6.2 견적부터 승인까지</w:t>
+        <w:t>3.2 견적과 건물주 승인</w:t>
       </w:r>
     </w:p>
     <w:tbl>
@@ -3400,7 +2394,7 @@
                 <w:color w:val="17365D"/>
                 <w:sz w:val="16"/>
               </w:rPr>
-              <w:t>처리 내용</w:t>
+              <w:t>무엇을 하는가</w:t>
             </w:r>
           </w:p>
         </w:tc>
@@ -3434,7 +2428,7 @@
                 <w:color w:val="17365D"/>
                 <w:sz w:val="16"/>
               </w:rPr>
-              <w:t>자동/수동</w:t>
+              <w:t>누가 처리하는가</w:t>
             </w:r>
           </w:p>
         </w:tc>
@@ -3525,7 +2519,7 @@
                 <w:color w:val="1F2937"/>
                 <w:sz w:val="16"/>
               </w:rPr>
-              <w:t>견적서·사업자등록증 업로드, 브링 엑셀 생성</w:t>
+              <w:t>견적서와 사업자등록증 업로드</w:t>
             </w:r>
           </w:p>
         </w:tc>
@@ -3551,7 +2545,7 @@
                 <w:color w:val="1F2937"/>
                 <w:sz w:val="16"/>
               </w:rPr>
-              <w:t>수동 업로드 + 자동 분석</w:t>
+              <w:t>담당자</w:t>
             </w:r>
           </w:p>
         </w:tc>
@@ -3577,7 +2571,7 @@
                 <w:color w:val="1F2937"/>
                 <w:sz w:val="16"/>
               </w:rPr>
-              <w:t>금액 확인 견적 1건 이상</w:t>
+              <w:t>금액이 확인된 견적 1건 이상</w:t>
             </w:r>
           </w:p>
         </w:tc>
@@ -3636,7 +2630,7 @@
                 <w:color w:val="1F2937"/>
                 <w:sz w:val="16"/>
               </w:rPr>
-              <w:t>원본 견적금액 최저가 업체 선정</w:t>
+              <w:t>가장 낮은 원본 견적금액의 업체 추천</w:t>
             </w:r>
           </w:p>
         </w:tc>
@@ -3690,7 +2684,7 @@
                 <w:color w:val="1F2937"/>
                 <w:sz w:val="16"/>
               </w:rPr>
-              <w:t>추천 카드와 브링 금액 생성</w:t>
+              <w:t>추천 업체와 브링 견적 생성</w:t>
             </w:r>
           </w:p>
         </w:tc>
@@ -3747,7 +2741,7 @@
                 <w:color w:val="1F2937"/>
                 <w:sz w:val="16"/>
               </w:rPr>
-              <w:t>추천 이미지와 모바일 승인 링크 발송</w:t>
+              <w:t>추천 이미지와 승인 링크 발송</w:t>
             </w:r>
           </w:p>
         </w:tc>
@@ -3799,7 +2793,7 @@
                 <w:color w:val="1F2937"/>
                 <w:sz w:val="16"/>
               </w:rPr>
-              <w:t>알림톡 또는 MMS 접수 성공</w:t>
+              <w:t>건물주 발송 성공</w:t>
             </w:r>
           </w:p>
         </w:tc>
@@ -3858,7 +2852,7 @@
                 <w:color w:val="1F2937"/>
                 <w:sz w:val="16"/>
               </w:rPr>
-              <w:t>건물주가 승인 또는 다른 견적 선택</w:t>
+              <w:t>건물주가 승인 또는 다른 견적 요청</w:t>
             </w:r>
           </w:p>
         </w:tc>
@@ -3912,7 +2906,7 @@
                 <w:color w:val="1F2937"/>
                 <w:sz w:val="16"/>
               </w:rPr>
-              <w:t>승인 시 ⑩ 진입, 재견적 시 ⑤ 복귀</w:t>
+              <w:t>승인하면 ⑩으로 이동</w:t>
             </w:r>
           </w:p>
         </w:tc>
@@ -3969,7 +2963,7 @@
                 <w:color w:val="1F2937"/>
                 <w:sz w:val="16"/>
               </w:rPr>
-              <w:t>관리자가 실제 사업자계좌 입금 확인</w:t>
+              <w:t>실제 사업자계좌 입금 확인</w:t>
             </w:r>
           </w:p>
         </w:tc>
@@ -3995,7 +2989,7 @@
                 <w:color w:val="1F2937"/>
                 <w:sz w:val="16"/>
               </w:rPr>
-              <w:t>수동</w:t>
+              <w:t>담당자</w:t>
             </w:r>
           </w:p>
         </w:tc>
@@ -4042,7 +3036,7 @@
           <w:color w:val="2E74B5"/>
           <w:sz w:val="26"/>
         </w:rPr>
-        <w:t>6.3 공사와 사후관리</w:t>
+        <w:t>3.3 공사와 사후관리</w:t>
       </w:r>
     </w:p>
     <w:tbl>
@@ -4128,7 +3122,7 @@
                 <w:color w:val="17365D"/>
                 <w:sz w:val="17"/>
               </w:rPr>
-              <w:t>현재 운영 방식</w:t>
+              <w:t>무엇을 남기는가</w:t>
             </w:r>
           </w:p>
         </w:tc>
@@ -4162,7 +3156,7 @@
                 <w:color w:val="17365D"/>
                 <w:sz w:val="17"/>
               </w:rPr>
-              <w:t>핵심 산출물</w:t>
+              <w:t>기본 처리 방식</w:t>
             </w:r>
           </w:p>
         </w:tc>
@@ -4220,7 +3214,7 @@
                 <w:color w:val="1F2937"/>
                 <w:sz w:val="17"/>
               </w:rPr>
-              <w:t>담당자 확인 중심</w:t>
+              <w:t>확정 업체와 방문 일정</w:t>
             </w:r>
           </w:p>
         </w:tc>
@@ -4246,7 +3240,7 @@
                 <w:color w:val="1F2937"/>
                 <w:sz w:val="17"/>
               </w:rPr>
-              <w:t>확정 업체, 방문 일정</w:t>
+              <w:t>담당자 확인</w:t>
             </w:r>
           </w:p>
         </w:tc>
@@ -4306,7 +3300,7 @@
                 <w:color w:val="1F2937"/>
                 <w:sz w:val="17"/>
               </w:rPr>
-              <w:t>수동 진행</w:t>
+              <w:t>현장 점검 내용</w:t>
             </w:r>
           </w:p>
         </w:tc>
@@ -4333,7 +3327,7 @@
                 <w:color w:val="1F2937"/>
                 <w:sz w:val="17"/>
               </w:rPr>
-              <w:t>점검 체크리스트</w:t>
+              <w:t>점검표 작성</w:t>
             </w:r>
           </w:p>
         </w:tc>
@@ -4391,7 +3385,7 @@
                 <w:color w:val="1F2937"/>
                 <w:sz w:val="17"/>
               </w:rPr>
-              <w:t>수동 업로드</w:t>
+              <w:t>공사 전·후 사진</w:t>
             </w:r>
           </w:p>
         </w:tc>
@@ -4417,7 +3411,7 @@
                 <w:color w:val="1F2937"/>
                 <w:sz w:val="17"/>
               </w:rPr>
-              <w:t>전·후 사진</w:t>
+              <w:t>사진 업로드</w:t>
             </w:r>
           </w:p>
         </w:tc>
@@ -4477,7 +3471,7 @@
                 <w:color w:val="1F2937"/>
                 <w:sz w:val="17"/>
               </w:rPr>
-              <w:t>문서 생성·확인</w:t>
+              <w:t>작업 전후 비교 내용</w:t>
             </w:r>
           </w:p>
         </w:tc>
@@ -4504,7 +3498,7 @@
                 <w:color w:val="1F2937"/>
                 <w:sz w:val="17"/>
               </w:rPr>
-              <w:t>작업 전후 보고서</w:t>
+              <w:t>보고서 생성·확인</w:t>
             </w:r>
           </w:p>
         </w:tc>
@@ -4562,7 +3556,7 @@
                 <w:color w:val="1F2937"/>
                 <w:sz w:val="17"/>
               </w:rPr>
-              <w:t>수동 확인</w:t>
+              <w:t>세금계산서, 영수증, 정산자료</w:t>
             </w:r>
           </w:p>
         </w:tc>
@@ -4588,7 +3582,7 @@
                 <w:color w:val="1F2937"/>
                 <w:sz w:val="17"/>
               </w:rPr>
-              <w:t>세금계산서·영수증·정산자료</w:t>
+              <w:t>담당자 확인</w:t>
             </w:r>
           </w:p>
         </w:tc>
@@ -4648,7 +3642,7 @@
                 <w:color w:val="1F2937"/>
                 <w:sz w:val="17"/>
               </w:rPr>
-              <w:t>수동/문서 기능</w:t>
+              <w:t>건물별 처리 내역</w:t>
             </w:r>
           </w:p>
         </w:tc>
@@ -4675,7 +3669,7 @@
                 <w:color w:val="1F2937"/>
                 <w:sz w:val="17"/>
               </w:rPr>
-              <w:t>건물별 월간 리포트</w:t>
+              <w:t>리포트 작성</w:t>
             </w:r>
           </w:p>
         </w:tc>
@@ -4733,7 +3727,7 @@
                 <w:color w:val="1F2937"/>
                 <w:sz w:val="17"/>
               </w:rPr>
-              <w:t>운영 기록</w:t>
+              <w:t>하자, 재방문, A/S 기록</w:t>
             </w:r>
           </w:p>
         </w:tc>
@@ -4759,7 +3753,7 @@
                 <w:color w:val="1F2937"/>
                 <w:sz w:val="17"/>
               </w:rPr>
-              <w:t>하자·재방문·A/S 기록</w:t>
+              <w:t>지속 기록</w:t>
             </w:r>
           </w:p>
         </w:tc>
@@ -4771,6 +3765,11 @@
       </w:pPr>
     </w:p>
     <w:p>
+      <w:r>
+        <w:br w:type="page"/>
+      </w:r>
+    </w:p>
+    <w:p>
       <w:pPr>
         <w:pStyle w:val="Heading1"/>
       </w:pPr>
@@ -4780,7 +3779,7 @@
           <w:color w:val="2E74B5"/>
           <w:sz w:val="32"/>
         </w:rPr>
-        <w:t>7. 자동화 로직을 쉽게 이해하기</w:t>
+        <w:t>4. ①~④ 접수 확인</w:t>
       </w:r>
     </w:p>
     <w:p>
@@ -4793,7 +3792,48 @@
           <w:color w:val="2E74B5"/>
           <w:sz w:val="26"/>
         </w:rPr>
-        <w:t>7.1 ①~⑤</w:t>
+        <w:t>4.1 ① 온보딩 연결 확인</w:t>
+      </w:r>
+    </w:p>
+    <w:p>
+      <w:r>
+        <w:rPr>
+          <w:rFonts w:ascii="Calibri" w:hAnsi="Calibri" w:eastAsia="Malgun Gothic"/>
+          <w:color w:val="1F2937"/>
+          <w:sz w:val="22"/>
+        </w:rPr>
+        <w:t>새 케이스가 들어오면 시스템이 건물명과 주소를 기준으로 온보딩 파일을 찾습니다. 정상 연결되면 ①이 완료되고 ②가 진행중으로 바뀝니다.</w:t>
+      </w:r>
+    </w:p>
+    <w:p>
+      <w:r>
+        <w:rPr>
+          <w:rFonts w:ascii="Calibri" w:hAnsi="Calibri" w:eastAsia="Malgun Gothic"/>
+          <w:color w:val="1F2937"/>
+          <w:sz w:val="22"/>
+        </w:rPr>
+        <w:t>확인할 내용:</w:t>
+      </w:r>
+    </w:p>
+    <w:p>
+      <w:pPr>
+        <w:pStyle w:val="ListBullet"/>
+      </w:pPr>
+      <w:r>
+        <w:rPr>
+          <w:rFonts w:ascii="Consolas" w:hAnsi="Consolas" w:eastAsia="Malgun Gothic"/>
+          <w:color w:val="1F4D78"/>
+          <w:sz w:val="21"/>
+        </w:rPr>
+        <w:t>온보딩 연결</w:t>
+      </w:r>
+      <w:r>
+        <w:rPr>
+          <w:rFonts w:ascii="Calibri" w:hAnsi="Calibri" w:eastAsia="Malgun Gothic"/>
+          <w:color w:val="1F2937"/>
+          <w:sz w:val="21"/>
+        </w:rPr>
+        <w:t xml:space="preserve"> 표시가 있는지 확인합니다.</w:t>
       </w:r>
     </w:p>
     <w:p>
@@ -4806,7 +3846,7 @@
           <w:color w:val="1F2937"/>
           <w:sz w:val="21"/>
         </w:rPr>
-        <w:t>자동화 시스템이 새 폼 응답을 읽습니다.</w:t>
+        <w:t>연결된 건물명과 민원 건물명이 같은지 확인합니다.</w:t>
       </w:r>
     </w:p>
     <w:p>
@@ -4819,7 +3859,90 @@
           <w:color w:val="1F2937"/>
           <w:sz w:val="21"/>
         </w:rPr>
-        <w:t>온보딩 DOCX 본문을 검색해 계약 건물을 정합니다.</w:t>
+        <w:t>건물주 연락처가 다른 건물의 정보가 아닌지 확인합니다.</w:t>
+      </w:r>
+    </w:p>
+    <w:p>
+      <w:r>
+        <w:rPr>
+          <w:rFonts w:ascii="Consolas" w:hAnsi="Consolas" w:eastAsia="Malgun Gothic"/>
+          <w:color w:val="1F4D78"/>
+          <w:sz w:val="22"/>
+        </w:rPr>
+        <w:t>온보딩 파일 미매칭</w:t>
+      </w:r>
+      <w:r>
+        <w:rPr>
+          <w:rFonts w:ascii="Calibri" w:hAnsi="Calibri" w:eastAsia="Malgun Gothic"/>
+          <w:color w:val="1F2937"/>
+          <w:sz w:val="22"/>
+        </w:rPr>
+        <w:t>일 때:</w:t>
+      </w:r>
+    </w:p>
+    <w:p>
+      <w:pPr>
+        <w:pStyle w:val="ListNumber"/>
+      </w:pPr>
+      <w:r>
+        <w:rPr>
+          <w:rFonts w:ascii="Calibri" w:hAnsi="Calibri" w:eastAsia="Malgun Gothic"/>
+          <w:color w:val="1F2937"/>
+          <w:sz w:val="21"/>
+        </w:rPr>
+        <w:t>민원에 입력된 건물명과 주소를 확인합니다.</w:t>
+      </w:r>
+    </w:p>
+    <w:p>
+      <w:pPr>
+        <w:pStyle w:val="ListNumber"/>
+      </w:pPr>
+      <w:r>
+        <w:rPr>
+          <w:rFonts w:ascii="Calibri" w:hAnsi="Calibri" w:eastAsia="Malgun Gothic"/>
+          <w:color w:val="1F2937"/>
+          <w:sz w:val="21"/>
+        </w:rPr>
+        <w:t>온보딩 문서에 같은 건물명과 주소가 적혀 있는지 확인합니다.</w:t>
+      </w:r>
+    </w:p>
+    <w:p>
+      <w:pPr>
+        <w:pStyle w:val="ListNumber"/>
+      </w:pPr>
+      <w:r>
+        <w:rPr>
+          <w:rFonts w:ascii="Calibri" w:hAnsi="Calibri" w:eastAsia="Malgun Gothic"/>
+          <w:color w:val="1F2937"/>
+          <w:sz w:val="21"/>
+        </w:rPr>
+        <w:t>건물명 표기가 다르면 같은 이름으로 정리합니다.</w:t>
+      </w:r>
+    </w:p>
+    <w:p>
+      <w:pPr>
+        <w:pStyle w:val="ListNumber"/>
+      </w:pPr>
+      <w:r>
+        <w:rPr>
+          <w:rFonts w:ascii="Calibri" w:hAnsi="Calibri" w:eastAsia="Malgun Gothic"/>
+          <w:color w:val="1F2937"/>
+          <w:sz w:val="21"/>
+        </w:rPr>
+        <w:t>연결이 해결되기 전에는 업체 발송을 진행하지 않습니다.</w:t>
+      </w:r>
+    </w:p>
+    <w:p>
+      <w:pPr>
+        <w:pStyle w:val="Heading2"/>
+      </w:pPr>
+      <w:r>
+        <w:rPr>
+          <w:rFonts w:ascii="Calibri" w:hAnsi="Calibri" w:eastAsia="Malgun Gothic"/>
+          <w:color w:val="2E74B5"/>
+          <w:sz w:val="26"/>
+        </w:rPr>
+        <w:t>4.2 ②~④ 자동 처리 확인</w:t>
       </w:r>
     </w:p>
     <w:p>
@@ -4832,7 +3955,7 @@
           <w:color w:val="1F2937"/>
           <w:sz w:val="21"/>
         </w:rPr>
-        <w:t>매칭 성공 시 ① 완료 후 ② 알림을 자동 발송합니다.</w:t>
+        <w:t>② 발송이 성공하면 ③ 상담카드가 자동으로 작성됩니다.</w:t>
       </w:r>
     </w:p>
     <w:p>
@@ -4845,7 +3968,7 @@
           <w:color w:val="1F2937"/>
           <w:sz w:val="21"/>
         </w:rPr>
-        <w:t>②가 성공하면 ③ 상담카드와 ④ 업체 분류를 자동 완료하고 ⑤를 진행중으로 엽니다.</w:t>
+        <w:t>③이 완료되면 ④에서 문제 유형과 업체 종류가 정리됩니다.</w:t>
       </w:r>
     </w:p>
     <w:p>
@@ -4858,7 +3981,7 @@
           <w:color w:val="1F2937"/>
           <w:sz w:val="21"/>
         </w:rPr>
-        <w:t>⑤는 관리자가 업체를 선택하고 확인 모달에서 MMS 발송을 실행합니다.</w:t>
+        <w:t>④가 완료되면 ⑤가 진행중으로 열립니다.</w:t>
       </w:r>
     </w:p>
     <w:p>
@@ -4871,7 +3994,30 @@
           <w:color w:val="1F2937"/>
           <w:sz w:val="21"/>
         </w:rPr>
-        <w:t>모든 선택 업체 발송이 성공해야 ⑥으로 넘어갑니다.</w:t>
+        <w:t>자동 단계가 멈추면 해당 단계 메모의 실패 사유를 먼저 읽습니다.</w:t>
+      </w:r>
+    </w:p>
+    <w:p>
+      <w:pPr>
+        <w:pStyle w:val="Heading1"/>
+      </w:pPr>
+      <w:r>
+        <w:rPr>
+          <w:rFonts w:ascii="Calibri" w:hAnsi="Calibri" w:eastAsia="Malgun Gothic"/>
+          <w:color w:val="2E74B5"/>
+          <w:sz w:val="32"/>
+        </w:rPr>
+        <w:t>5. ⑤ 업체 견적 요청</w:t>
+      </w:r>
+    </w:p>
+    <w:p>
+      <w:r>
+        <w:rPr>
+          <w:rFonts w:ascii="Calibri" w:hAnsi="Calibri" w:eastAsia="Malgun Gothic"/>
+          <w:color w:val="1F2937"/>
+          <w:sz w:val="22"/>
+        </w:rPr>
+        <w:t>⑤는 담당자가 직접 처리하는 첫 번째 단계입니다.</w:t>
       </w:r>
     </w:p>
     <w:p>
@@ -4884,7 +4030,226 @@
           <w:color w:val="2E74B5"/>
           <w:sz w:val="26"/>
         </w:rPr>
-        <w:t>7.2 ⑥ 견적 처리</w:t>
+        <w:t>5.1 업체 선택</w:t>
+      </w:r>
+    </w:p>
+    <w:p>
+      <w:pPr>
+        <w:pStyle w:val="ListNumber"/>
+      </w:pPr>
+      <w:r>
+        <w:rPr>
+          <w:rFonts w:ascii="Calibri" w:hAnsi="Calibri" w:eastAsia="Malgun Gothic"/>
+          <w:color w:val="1F2937"/>
+          <w:sz w:val="21"/>
+        </w:rPr>
+        <w:t>업체 후보에서 민원 유형과 맞는 업체를 확인합니다.</w:t>
+      </w:r>
+    </w:p>
+    <w:p>
+      <w:pPr>
+        <w:pStyle w:val="ListNumber"/>
+      </w:pPr>
+      <w:r>
+        <w:rPr>
+          <w:rFonts w:ascii="Calibri" w:hAnsi="Calibri" w:eastAsia="Malgun Gothic"/>
+          <w:color w:val="1F2937"/>
+          <w:sz w:val="21"/>
+        </w:rPr>
+        <w:t>전화번호가 휴대폰 번호인 업체를 선택합니다.</w:t>
+      </w:r>
+    </w:p>
+    <w:p>
+      <w:pPr>
+        <w:pStyle w:val="ListNumber"/>
+      </w:pPr>
+      <w:r>
+        <w:rPr>
+          <w:rFonts w:ascii="Calibri" w:hAnsi="Calibri" w:eastAsia="Malgun Gothic"/>
+          <w:color w:val="1F2937"/>
+          <w:sz w:val="21"/>
+        </w:rPr>
+        <w:t>주소, 서비스 내용, 평점과 비고를 함께 확인합니다.</w:t>
+      </w:r>
+    </w:p>
+    <w:p>
+      <w:pPr>
+        <w:pStyle w:val="ListNumber"/>
+      </w:pPr>
+      <w:r>
+        <w:rPr>
+          <w:rFonts w:ascii="Calibri" w:hAnsi="Calibri" w:eastAsia="Malgun Gothic"/>
+          <w:color w:val="1F2937"/>
+          <w:sz w:val="21"/>
+        </w:rPr>
+        <w:t xml:space="preserve">필요한 업체만 </w:t>
+      </w:r>
+      <w:r>
+        <w:rPr>
+          <w:rFonts w:ascii="Consolas" w:hAnsi="Consolas" w:eastAsia="Malgun Gothic"/>
+          <w:color w:val="1F4D78"/>
+          <w:sz w:val="21"/>
+        </w:rPr>
+        <w:t>선택</w:t>
+      </w:r>
+      <w:r>
+        <w:rPr>
+          <w:rFonts w:ascii="Calibri" w:hAnsi="Calibri" w:eastAsia="Malgun Gothic"/>
+          <w:color w:val="1F2937"/>
+          <w:sz w:val="21"/>
+        </w:rPr>
+        <w:t>합니다. 다시 누르면 선택이 해제됩니다.</w:t>
+      </w:r>
+    </w:p>
+    <w:p>
+      <w:pPr>
+        <w:spacing w:before="80" w:after="160"/>
+        <w:ind w:left="259" w:right="259"/>
+        <w:shd w:fill="FFF7DF"/>
+        <w:pBdr>
+          <w:left w:val="single" w:sz="18" w:space="8" w:color="C69214"/>
+        </w:pBdr>
+      </w:pPr>
+      <w:r>
+        <w:rPr>
+          <w:rFonts w:ascii="Consolas" w:hAnsi="Consolas" w:eastAsia="Malgun Gothic"/>
+          <w:color w:val="1F4D78"/>
+          <w:sz w:val="20"/>
+        </w:rPr>
+        <w:t>033</w:t>
+      </w:r>
+      <w:r>
+        <w:rPr>
+          <w:rFonts w:ascii="Calibri" w:hAnsi="Calibri" w:eastAsia="Malgun Gothic"/>
+          <w:color w:val="1F2937"/>
+          <w:sz w:val="20"/>
+        </w:rPr>
+        <w:t xml:space="preserve"> 일반전화와 </w:t>
+      </w:r>
+      <w:r>
+        <w:rPr>
+          <w:rFonts w:ascii="Consolas" w:hAnsi="Consolas" w:eastAsia="Malgun Gothic"/>
+          <w:color w:val="1F4D78"/>
+          <w:sz w:val="20"/>
+        </w:rPr>
+        <w:t>0507</w:t>
+      </w:r>
+      <w:r>
+        <w:rPr>
+          <w:rFonts w:ascii="Calibri" w:hAnsi="Calibri" w:eastAsia="Malgun Gothic"/>
+          <w:color w:val="1F2937"/>
+          <w:sz w:val="20"/>
+        </w:rPr>
+        <w:t xml:space="preserve"> 안심번호만 있는 업체는 문자 발송 대상이 아닙니다. </w:t>
+      </w:r>
+      <w:r>
+        <w:rPr>
+          <w:rFonts w:ascii="Consolas" w:hAnsi="Consolas" w:eastAsia="Malgun Gothic"/>
+          <w:color w:val="1F4D78"/>
+          <w:sz w:val="20"/>
+        </w:rPr>
+        <w:t>010</w:t>
+      </w:r>
+      <w:r>
+        <w:rPr>
+          <w:rFonts w:ascii="Calibri" w:hAnsi="Calibri" w:eastAsia="Malgun Gothic"/>
+          <w:color w:val="1F2937"/>
+          <w:sz w:val="20"/>
+        </w:rPr>
+        <w:t xml:space="preserve">, </w:t>
+      </w:r>
+      <w:r>
+        <w:rPr>
+          <w:rFonts w:ascii="Consolas" w:hAnsi="Consolas" w:eastAsia="Malgun Gothic"/>
+          <w:color w:val="1F4D78"/>
+          <w:sz w:val="20"/>
+        </w:rPr>
+        <w:t>011</w:t>
+      </w:r>
+      <w:r>
+        <w:rPr>
+          <w:rFonts w:ascii="Calibri" w:hAnsi="Calibri" w:eastAsia="Malgun Gothic"/>
+          <w:color w:val="1F2937"/>
+          <w:sz w:val="20"/>
+        </w:rPr>
+        <w:t xml:space="preserve">, </w:t>
+      </w:r>
+      <w:r>
+        <w:rPr>
+          <w:rFonts w:ascii="Consolas" w:hAnsi="Consolas" w:eastAsia="Malgun Gothic"/>
+          <w:color w:val="1F4D78"/>
+          <w:sz w:val="20"/>
+        </w:rPr>
+        <w:t>016</w:t>
+      </w:r>
+      <w:r>
+        <w:rPr>
+          <w:rFonts w:ascii="Calibri" w:hAnsi="Calibri" w:eastAsia="Malgun Gothic"/>
+          <w:color w:val="1F2937"/>
+          <w:sz w:val="20"/>
+        </w:rPr>
+        <w:t xml:space="preserve">, </w:t>
+      </w:r>
+      <w:r>
+        <w:rPr>
+          <w:rFonts w:ascii="Consolas" w:hAnsi="Consolas" w:eastAsia="Malgun Gothic"/>
+          <w:color w:val="1F4D78"/>
+          <w:sz w:val="20"/>
+        </w:rPr>
+        <w:t>017</w:t>
+      </w:r>
+      <w:r>
+        <w:rPr>
+          <w:rFonts w:ascii="Calibri" w:hAnsi="Calibri" w:eastAsia="Malgun Gothic"/>
+          <w:color w:val="1F2937"/>
+          <w:sz w:val="20"/>
+        </w:rPr>
+        <w:t xml:space="preserve">, </w:t>
+      </w:r>
+      <w:r>
+        <w:rPr>
+          <w:rFonts w:ascii="Consolas" w:hAnsi="Consolas" w:eastAsia="Malgun Gothic"/>
+          <w:color w:val="1F4D78"/>
+          <w:sz w:val="20"/>
+        </w:rPr>
+        <w:t>018</w:t>
+      </w:r>
+      <w:r>
+        <w:rPr>
+          <w:rFonts w:ascii="Calibri" w:hAnsi="Calibri" w:eastAsia="Malgun Gothic"/>
+          <w:color w:val="1F2937"/>
+          <w:sz w:val="20"/>
+        </w:rPr>
+        <w:t xml:space="preserve">, </w:t>
+      </w:r>
+      <w:r>
+        <w:rPr>
+          <w:rFonts w:ascii="Consolas" w:hAnsi="Consolas" w:eastAsia="Malgun Gothic"/>
+          <w:color w:val="1F4D78"/>
+          <w:sz w:val="20"/>
+        </w:rPr>
+        <w:t>019</w:t>
+      </w:r>
+      <w:r>
+        <w:rPr>
+          <w:rFonts w:ascii="Calibri" w:hAnsi="Calibri" w:eastAsia="Malgun Gothic"/>
+          <w:color w:val="1F2937"/>
+          <w:sz w:val="20"/>
+        </w:rPr>
+        <w:t xml:space="preserve"> 휴대폰 번호가 있어야 합니다.</w:t>
+      </w:r>
+    </w:p>
+    <w:p>
+      <w:pPr>
+        <w:pStyle w:val="Heading2"/>
+      </w:pPr>
+      <w:r>
+        <w:rPr>
+          <w:rFonts w:ascii="Calibri" w:hAnsi="Calibri" w:eastAsia="Malgun Gothic"/>
+          <w:color w:val="2E74B5"/>
+          <w:sz w:val="26"/>
+        </w:rPr>
+        <w:t>5.2 발송 전 확인</w:t>
       </w:r>
     </w:p>
     <w:p>
@@ -4897,23 +4262,7 @@
           <w:color w:val="1F2937"/>
           <w:sz w:val="21"/>
         </w:rPr>
-        <w:t xml:space="preserve">원본 견적서는 케이스 폴더의 </w:t>
-      </w:r>
-      <w:r>
-        <w:rPr>
-          <w:rFonts w:ascii="Consolas" w:hAnsi="Consolas" w:eastAsia="Malgun Gothic"/>
-          <w:color w:val="1F4D78"/>
-          <w:sz w:val="21"/>
-        </w:rPr>
-        <w:t>원본 견적서</w:t>
-      </w:r>
-      <w:r>
-        <w:rPr>
-          <w:rFonts w:ascii="Calibri" w:hAnsi="Calibri" w:eastAsia="Malgun Gothic"/>
-          <w:color w:val="1F2937"/>
-          <w:sz w:val="21"/>
-        </w:rPr>
-        <w:t>에 저장합니다.</w:t>
+        <w:t>선택 업체명이 맞는지 확인합니다.</w:t>
       </w:r>
     </w:p>
     <w:p>
@@ -4926,23 +4275,7 @@
           <w:color w:val="1F2937"/>
           <w:sz w:val="21"/>
         </w:rPr>
-        <w:t xml:space="preserve">사업자등록증은 같은 케이스 폴더의 </w:t>
-      </w:r>
-      <w:r>
-        <w:rPr>
-          <w:rFonts w:ascii="Consolas" w:hAnsi="Consolas" w:eastAsia="Malgun Gothic"/>
-          <w:color w:val="1F4D78"/>
-          <w:sz w:val="21"/>
-        </w:rPr>
-        <w:t>사업자등록증</w:t>
-      </w:r>
-      <w:r>
-        <w:rPr>
-          <w:rFonts w:ascii="Calibri" w:hAnsi="Calibri" w:eastAsia="Malgun Gothic"/>
-          <w:color w:val="1F2937"/>
-          <w:sz w:val="21"/>
-        </w:rPr>
-        <w:t>에 별도로 저장합니다.</w:t>
+        <w:t>수신번호가 올바른지 확인합니다.</w:t>
       </w:r>
     </w:p>
     <w:p>
@@ -4955,7 +4288,7 @@
           <w:color w:val="1F2937"/>
           <w:sz w:val="21"/>
         </w:rPr>
-        <w:t>XLSX/DOCX는 본문을 직접 읽고, PDF/JPG/PNG는 Drive OCR을 사용합니다.</w:t>
+        <w:t>현장 사진이 첨부되어 있는지 확인합니다.</w:t>
       </w:r>
     </w:p>
     <w:p>
@@ -4968,7 +4301,7 @@
           <w:color w:val="1F2937"/>
           <w:sz w:val="21"/>
         </w:rPr>
-        <w:t>HWPX는 XML 텍스트를 보조로 읽고, HWP는 수동 확인 대상으로 남을 수 있습니다.</w:t>
+        <w:t>발송 문구의 증상과 방문 가능 시간이 맞는지 확인합니다.</w:t>
       </w:r>
     </w:p>
     <w:p>
@@ -4981,7 +4314,36 @@
           <w:color w:val="1F2937"/>
           <w:sz w:val="21"/>
         </w:rPr>
-        <w:t>사업자등록증은 사업자번호, 대표자, 주소, 업태, 업종, 전화, 이메일의 빈칸을 보충합니다.</w:t>
+        <w:t xml:space="preserve">견적 회신 이메일이 </w:t>
+      </w:r>
+      <w:r>
+        <w:rPr>
+          <w:rFonts w:ascii="Consolas" w:hAnsi="Consolas" w:eastAsia="Malgun Gothic"/>
+          <w:color w:val="1F4D78"/>
+          <w:sz w:val="21"/>
+        </w:rPr>
+        <w:t>bringengineering1008@gmail.com</w:t>
+      </w:r>
+      <w:r>
+        <w:rPr>
+          <w:rFonts w:ascii="Calibri" w:hAnsi="Calibri" w:eastAsia="Malgun Gothic"/>
+          <w:color w:val="1F2937"/>
+          <w:sz w:val="21"/>
+        </w:rPr>
+        <w:t>인지 확인합니다.</w:t>
+      </w:r>
+    </w:p>
+    <w:p>
+      <w:pPr>
+        <w:pStyle w:val="Heading2"/>
+      </w:pPr>
+      <w:r>
+        <w:rPr>
+          <w:rFonts w:ascii="Calibri" w:hAnsi="Calibri" w:eastAsia="Malgun Gothic"/>
+          <w:color w:val="2E74B5"/>
+          <w:sz w:val="26"/>
+        </w:rPr>
+        <w:t>5.3 발송 후 확인</w:t>
       </w:r>
     </w:p>
     <w:p>
@@ -4994,7 +4356,7 @@
           <w:color w:val="1F2937"/>
           <w:sz w:val="21"/>
         </w:rPr>
-        <w:t>기본 추출 후 빈칸이 남고 MinerU 설정이 있을 때만 MinerU OCR을 보조 호출합니다.</w:t>
+        <w:t>선택 업체가 모두 성공해야 ⑤가 완료됩니다.</w:t>
       </w:r>
     </w:p>
     <w:p>
@@ -5007,7 +4369,7 @@
           <w:color w:val="1F2937"/>
           <w:sz w:val="21"/>
         </w:rPr>
-        <w:t>브링 견적서는 원본 금액에 10%를 가산하고 최종금액을 100원 단위로 반올림합니다.</w:t>
+        <w:t>일부 업체가 실패하면 ⑤는 진행중으로 남습니다.</w:t>
       </w:r>
     </w:p>
     <w:p>
@@ -5020,20 +4382,7 @@
           <w:color w:val="1F2937"/>
           <w:sz w:val="21"/>
         </w:rPr>
-        <w:t>⑦ 최저가 비교는 가산 전 원본 금액을 사용하고, 건물주에게는 가산 후 브링 최종금액을 보여줍니다.</w:t>
-      </w:r>
-    </w:p>
-    <w:p>
-      <w:pPr>
-        <w:pStyle w:val="Heading2"/>
-      </w:pPr>
-      <w:r>
-        <w:rPr>
-          <w:rFonts w:ascii="Calibri" w:hAnsi="Calibri" w:eastAsia="Malgun Gothic"/>
-          <w:color w:val="2E74B5"/>
-          <w:sz w:val="26"/>
-        </w:rPr>
-        <w:t>7.3 ⑦~⑩</w:t>
+        <w:t>실패한 업체와 사유를 확인하고 해당 업체만 다시 처리합니다.</w:t>
       </w:r>
     </w:p>
     <w:p>
@@ -5046,284 +4395,7 @@
           <w:color w:val="1F2937"/>
           <w:sz w:val="21"/>
         </w:rPr>
-        <w:t>금액 있는 견적 중 원본 금액이 가장 낮은 1건을 추천합니다.</w:t>
-      </w:r>
-    </w:p>
-    <w:p>
-      <w:pPr>
-        <w:pStyle w:val="ListBullet"/>
-      </w:pPr>
-      <w:r>
-        <w:rPr>
-          <w:rFonts w:ascii="Calibri" w:hAnsi="Calibri" w:eastAsia="Malgun Gothic"/>
-          <w:color w:val="1F2937"/>
-          <w:sz w:val="21"/>
-        </w:rPr>
-        <w:t>⑧ 진입 전에 모바일 승인 링크가 실제로 열리는지 확인합니다.</w:t>
-      </w:r>
-    </w:p>
-    <w:p>
-      <w:pPr>
-        <w:pStyle w:val="ListBullet"/>
-      </w:pPr>
-      <w:r>
-        <w:rPr>
-          <w:rFonts w:ascii="Calibri" w:hAnsi="Calibri" w:eastAsia="Malgun Gothic"/>
-          <w:color w:val="1F2937"/>
-          <w:sz w:val="21"/>
-        </w:rPr>
-        <w:t>카카오 알림톡이 준비되어 있으면 알림톡을 우선하고, 설정에 따라 SENS SMS/MMS를 사용합니다.</w:t>
-      </w:r>
-    </w:p>
-    <w:p>
-      <w:pPr>
-        <w:pStyle w:val="ListBullet"/>
-      </w:pPr>
-      <w:r>
-        <w:rPr>
-          <w:rFonts w:ascii="Calibri" w:hAnsi="Calibri" w:eastAsia="Malgun Gothic"/>
-          <w:color w:val="1F2937"/>
-          <w:sz w:val="21"/>
-        </w:rPr>
-        <w:t xml:space="preserve">건물주가 </w:t>
-      </w:r>
-      <w:r>
-        <w:rPr>
-          <w:rFonts w:ascii="Consolas" w:hAnsi="Consolas" w:eastAsia="Malgun Gothic"/>
-          <w:color w:val="1F4D78"/>
-          <w:sz w:val="21"/>
-        </w:rPr>
-        <w:t>승인하고 입금 진행</w:t>
-      </w:r>
-      <w:r>
-        <w:rPr>
-          <w:rFonts w:ascii="Calibri" w:hAnsi="Calibri" w:eastAsia="Malgun Gothic"/>
-          <w:color w:val="1F2937"/>
-          <w:sz w:val="21"/>
-        </w:rPr>
-        <w:t>을 선택하면 ⑨ 완료, ⑩ 진행중이 됩니다.</w:t>
-      </w:r>
-    </w:p>
-    <w:p>
-      <w:pPr>
-        <w:pStyle w:val="ListBullet"/>
-      </w:pPr>
-      <w:r>
-        <w:rPr>
-          <w:rFonts w:ascii="Consolas" w:hAnsi="Consolas" w:eastAsia="Malgun Gothic"/>
-          <w:color w:val="1F4D78"/>
-          <w:sz w:val="21"/>
-        </w:rPr>
-        <w:t>다른 견적 요청</w:t>
-      </w:r>
-      <w:r>
-        <w:rPr>
-          <w:rFonts w:ascii="Calibri" w:hAnsi="Calibri" w:eastAsia="Malgun Gothic"/>
-          <w:color w:val="1F2937"/>
-          <w:sz w:val="21"/>
-        </w:rPr>
-        <w:t>을 선택하면 기존 회차는 이력으로 남기고 ⑤부터 다시 시작합니다.</w:t>
-      </w:r>
-    </w:p>
-    <w:p>
-      <w:pPr>
-        <w:pStyle w:val="ListBullet"/>
-      </w:pPr>
-      <w:r>
-        <w:rPr>
-          <w:rFonts w:ascii="Calibri" w:hAnsi="Calibri" w:eastAsia="Malgun Gothic"/>
-          <w:color w:val="1F2937"/>
-          <w:sz w:val="21"/>
-        </w:rPr>
-        <w:t>⑩은 자동 입금 확정이 아니라 관리자가 실제 계좌 내역을 보고 누르는 단계입니다.</w:t>
-      </w:r>
-    </w:p>
-    <w:p>
-      <w:pPr>
-        <w:pStyle w:val="Heading1"/>
-      </w:pPr>
-      <w:r>
-        <w:rPr>
-          <w:rFonts w:ascii="Calibri" w:hAnsi="Calibri" w:eastAsia="Malgun Gothic"/>
-          <w:color w:val="2E74B5"/>
-          <w:sz w:val="32"/>
-        </w:rPr>
-        <w:t>8. 매일 운영 순서</w:t>
-      </w:r>
-    </w:p>
-    <w:p>
-      <w:pPr>
-        <w:pStyle w:val="ListNumber"/>
-      </w:pPr>
-      <w:r>
-        <w:rPr>
-          <w:rFonts w:ascii="Calibri" w:hAnsi="Calibri" w:eastAsia="Malgun Gothic"/>
-          <w:color w:val="1F2937"/>
-          <w:sz w:val="21"/>
-        </w:rPr>
-        <w:t>관리자 화면에 Google 로그인합니다.</w:t>
-      </w:r>
-    </w:p>
-    <w:p>
-      <w:pPr>
-        <w:pStyle w:val="ListNumber"/>
-      </w:pPr>
-      <w:r>
-        <w:rPr>
-          <w:rFonts w:ascii="Calibri" w:hAnsi="Calibri" w:eastAsia="Malgun Gothic"/>
-          <w:color w:val="1F2937"/>
-          <w:sz w:val="21"/>
-        </w:rPr>
-        <w:t>상단 연결 상태가 실시간 연결인지 확인합니다.</w:t>
-      </w:r>
-    </w:p>
-    <w:p>
-      <w:pPr>
-        <w:pStyle w:val="ListNumber"/>
-      </w:pPr>
-      <w:r>
-        <w:rPr>
-          <w:rFonts w:ascii="Calibri" w:hAnsi="Calibri" w:eastAsia="Malgun Gothic"/>
-          <w:color w:val="1F2937"/>
-          <w:sz w:val="21"/>
-        </w:rPr>
-        <w:t>새 케이스가 ⑤에서 대기 중인지 확인합니다.</w:t>
-      </w:r>
-    </w:p>
-    <w:p>
-      <w:pPr>
-        <w:pStyle w:val="ListNumber"/>
-      </w:pPr>
-      <w:r>
-        <w:rPr>
-          <w:rFonts w:ascii="Calibri" w:hAnsi="Calibri" w:eastAsia="Malgun Gothic"/>
-          <w:color w:val="1F2937"/>
-          <w:sz w:val="21"/>
-        </w:rPr>
-        <w:t>⑤에서 업체 연락처와 사진을 확인하고 업체를 선택해 MMS를 보냅니다.</w:t>
-      </w:r>
-    </w:p>
-    <w:p>
-      <w:pPr>
-        <w:pStyle w:val="ListNumber"/>
-      </w:pPr>
-      <w:r>
-        <w:rPr>
-          <w:rFonts w:ascii="Calibri" w:hAnsi="Calibri" w:eastAsia="Malgun Gothic"/>
-          <w:color w:val="1F2937"/>
-          <w:sz w:val="21"/>
-        </w:rPr>
-        <w:t>회신된 견적서와 사업자등록증을 ⑥에 업로드합니다.</w:t>
-      </w:r>
-    </w:p>
-    <w:p>
-      <w:pPr>
-        <w:pStyle w:val="ListNumber"/>
-      </w:pPr>
-      <w:r>
-        <w:rPr>
-          <w:rFonts w:ascii="Calibri" w:hAnsi="Calibri" w:eastAsia="Malgun Gothic"/>
-          <w:color w:val="1F2937"/>
-          <w:sz w:val="21"/>
-        </w:rPr>
-        <w:t xml:space="preserve">추출 금액과 품목이 원본과 맞는지 확인합니다. 틀리면 금액을 수정하고 </w:t>
-      </w:r>
-      <w:r>
-        <w:rPr>
-          <w:rFonts w:ascii="Consolas" w:hAnsi="Consolas" w:eastAsia="Malgun Gothic"/>
-          <w:color w:val="1F4D78"/>
-          <w:sz w:val="21"/>
-        </w:rPr>
-        <w:t>브링 양식 재작성</w:t>
-      </w:r>
-      <w:r>
-        <w:rPr>
-          <w:rFonts w:ascii="Calibri" w:hAnsi="Calibri" w:eastAsia="Malgun Gothic"/>
-          <w:color w:val="1F2937"/>
-          <w:sz w:val="21"/>
-        </w:rPr>
-        <w:t>을 누릅니다.</w:t>
-      </w:r>
-    </w:p>
-    <w:p>
-      <w:pPr>
-        <w:pStyle w:val="ListNumber"/>
-      </w:pPr>
-      <w:r>
-        <w:rPr>
-          <w:rFonts w:ascii="Calibri" w:hAnsi="Calibri" w:eastAsia="Malgun Gothic"/>
-          <w:color w:val="1F2937"/>
-          <w:sz w:val="21"/>
-        </w:rPr>
-        <w:t>⑦ 추천 업체와 브링 최종금액을 검토합니다.</w:t>
-      </w:r>
-    </w:p>
-    <w:p>
-      <w:pPr>
-        <w:pStyle w:val="ListNumber"/>
-      </w:pPr>
-      <w:r>
-        <w:rPr>
-          <w:rFonts w:ascii="Calibri" w:hAnsi="Calibri" w:eastAsia="Malgun Gothic"/>
-          <w:color w:val="1F2937"/>
-          <w:sz w:val="21"/>
-        </w:rPr>
-        <w:t>⑧ 발송 결과와 요청 ID를 확인합니다.</w:t>
-      </w:r>
-    </w:p>
-    <w:p>
-      <w:pPr>
-        <w:pStyle w:val="ListNumber"/>
-      </w:pPr>
-      <w:r>
-        <w:rPr>
-          <w:rFonts w:ascii="Calibri" w:hAnsi="Calibri" w:eastAsia="Malgun Gothic"/>
-          <w:color w:val="1F2937"/>
-          <w:sz w:val="21"/>
-        </w:rPr>
-        <w:t xml:space="preserve">건물주 승인 후 ⑩에서 실제 입금 내역을 확인해 </w:t>
-      </w:r>
-      <w:r>
-        <w:rPr>
-          <w:rFonts w:ascii="Consolas" w:hAnsi="Consolas" w:eastAsia="Malgun Gothic"/>
-          <w:color w:val="1F4D78"/>
-          <w:sz w:val="21"/>
-        </w:rPr>
-        <w:t>입금 확인</w:t>
-      </w:r>
-      <w:r>
-        <w:rPr>
-          <w:rFonts w:ascii="Calibri" w:hAnsi="Calibri" w:eastAsia="Malgun Gothic"/>
-          <w:color w:val="1F2937"/>
-          <w:sz w:val="21"/>
-        </w:rPr>
-        <w:t>을 누릅니다.</w:t>
-      </w:r>
-    </w:p>
-    <w:p>
-      <w:pPr>
-        <w:pStyle w:val="ListNumber"/>
-      </w:pPr>
-      <w:r>
-        <w:rPr>
-          <w:rFonts w:ascii="Calibri" w:hAnsi="Calibri" w:eastAsia="Malgun Gothic"/>
-          <w:color w:val="1F2937"/>
-          <w:sz w:val="21"/>
-        </w:rPr>
-        <w:t>⑪ 이후 공사 일정, 사진, 보고서, 정산을 기록합니다.</w:t>
-      </w:r>
-    </w:p>
-    <w:p>
-      <w:pPr>
-        <w:pStyle w:val="ListNumber"/>
-      </w:pPr>
-      <w:r>
-        <w:rPr>
-          <w:rFonts w:ascii="Calibri" w:hAnsi="Calibri" w:eastAsia="Malgun Gothic"/>
-          <w:color w:val="1F2937"/>
-          <w:sz w:val="21"/>
-        </w:rPr>
-        <w:t>처리하지 않을 케이스는 휴지통으로 이동합니다. 완전 삭제 전에는 복원 필요 여부를 확인합니다.</w:t>
+        <w:t>⑤가 완료되면 ⑥ 견적 비교가 진행중으로 열립니다.</w:t>
       </w:r>
     </w:p>
     <w:p>
@@ -5341,7 +4413,7 @@
           <w:color w:val="2E74B5"/>
           <w:sz w:val="32"/>
         </w:rPr>
-        <w:t>9. 주요 데이터 저장 위치</w:t>
+        <w:t>6. ⑥ 견적서와 사업자등록증 업로드</w:t>
       </w:r>
     </w:p>
     <w:p>
@@ -5354,7 +4426,7 @@
           <w:color w:val="2E74B5"/>
           <w:sz w:val="26"/>
         </w:rPr>
-        <w:t>9.1 Google Drive</w:t>
+        <w:t>6.1 파일을 올리는 위치</w:t>
       </w:r>
     </w:p>
     <w:tbl>
@@ -5405,7 +4477,7 @@
                 <w:color w:val="17365D"/>
                 <w:sz w:val="17"/>
               </w:rPr>
-              <w:t>항목</w:t>
+              <w:t>왼쪽 영역</w:t>
             </w:r>
           </w:p>
         </w:tc>
@@ -5439,7 +4511,7 @@
                 <w:color w:val="17365D"/>
                 <w:sz w:val="17"/>
               </w:rPr>
-              <w:t>현재 설정</w:t>
+              <w:t>오른쪽 영역</w:t>
             </w:r>
           </w:p>
         </w:tc>
@@ -5471,7 +4543,7 @@
                 <w:color w:val="1F2937"/>
                 <w:sz w:val="17"/>
               </w:rPr>
-              <w:t>온보딩 DOCX 폴더 ID</w:t>
+              <w:t>견적 파일 업로드</w:t>
             </w:r>
           </w:p>
         </w:tc>
@@ -5493,11 +4565,11 @@
             <w:r/>
             <w:r>
               <w:rPr>
-                <w:rFonts w:ascii="Consolas" w:hAnsi="Consolas" w:eastAsia="Malgun Gothic"/>
-                <w:color w:val="1F4D78"/>
+                <w:rFonts w:ascii="Calibri" w:hAnsi="Calibri" w:eastAsia="Malgun Gothic"/>
+                <w:color w:val="1F2937"/>
                 <w:sz w:val="17"/>
               </w:rPr>
-              <w:t>1GKI8oc4iicdEw7MnPKpfZrwKd4ZGKnBZ</w:t>
+              <w:t>사업자등록증 업로드</w:t>
             </w:r>
           </w:p>
         </w:tc>
@@ -5530,384 +4602,7 @@
                 <w:color w:val="1F2937"/>
                 <w:sz w:val="17"/>
               </w:rPr>
-              <w:t>견적 저장 루트 ID</w:t>
-            </w:r>
-          </w:p>
-        </w:tc>
-        <w:tc>
-          <w:tcPr>
-            <w:tcW w:type="dxa" w:w="6860"/>
-            <w:shd w:fill="F8FAFC"/>
-            <w:tcMar>
-              <w:top w:w="80" w:type="dxa"/>
-              <w:start w:w="120" w:type="dxa"/>
-              <w:bottom w:w="80" w:type="dxa"/>
-              <w:end w:w="120" w:type="dxa"/>
-            </w:tcMar>
-            <w:vAlign w:val="center"/>
-          </w:tcPr>
-          <w:p>
-            <w:pPr>
-              <w:spacing w:after="0" w:line="259" w:lineRule="auto"/>
-            </w:pPr>
-            <w:r/>
-            <w:r>
-              <w:rPr>
-                <w:rFonts w:ascii="Consolas" w:hAnsi="Consolas" w:eastAsia="Malgun Gothic"/>
-                <w:color w:val="1F4D78"/>
-                <w:sz w:val="17"/>
-              </w:rPr>
-              <w:t>11QX5F-KRQvvYNc0hso3QACuMS7lMZw4r</w:t>
-            </w:r>
-          </w:p>
-        </w:tc>
-      </w:tr>
-      <w:tr>
-        <w:trPr>
-          <w:cantSplit/>
-        </w:trPr>
-        <w:tc>
-          <w:tcPr>
-            <w:tcW w:type="dxa" w:w="2500"/>
-            <w:tcMar>
-              <w:top w:w="80" w:type="dxa"/>
-              <w:start w:w="120" w:type="dxa"/>
-              <w:bottom w:w="80" w:type="dxa"/>
-              <w:end w:w="120" w:type="dxa"/>
-            </w:tcMar>
-            <w:vAlign w:val="center"/>
-          </w:tcPr>
-          <w:p>
-            <w:pPr>
-              <w:spacing w:after="0" w:line="259" w:lineRule="auto"/>
-              <w:jc w:val="center"/>
-            </w:pPr>
-            <w:r/>
-            <w:r>
-              <w:rPr>
-                <w:rFonts w:ascii="Calibri" w:hAnsi="Calibri" w:eastAsia="Malgun Gothic"/>
-                <w:color w:val="1F2937"/>
-                <w:sz w:val="17"/>
-              </w:rPr>
-              <w:t>브링 견적 템플릿 ID</w:t>
-            </w:r>
-          </w:p>
-        </w:tc>
-        <w:tc>
-          <w:tcPr>
-            <w:tcW w:type="dxa" w:w="6860"/>
-            <w:tcMar>
-              <w:top w:w="80" w:type="dxa"/>
-              <w:start w:w="120" w:type="dxa"/>
-              <w:bottom w:w="80" w:type="dxa"/>
-              <w:end w:w="120" w:type="dxa"/>
-            </w:tcMar>
-            <w:vAlign w:val="center"/>
-          </w:tcPr>
-          <w:p>
-            <w:pPr>
-              <w:spacing w:after="0" w:line="259" w:lineRule="auto"/>
-            </w:pPr>
-            <w:r/>
-            <w:r>
-              <w:rPr>
-                <w:rFonts w:ascii="Consolas" w:hAnsi="Consolas" w:eastAsia="Malgun Gothic"/>
-                <w:color w:val="1F4D78"/>
-                <w:sz w:val="17"/>
-              </w:rPr>
-              <w:t>1JXP8NEaU0I_96ZMAZFn2GlYQHkLsbhSJCawsdMgqH7w</w:t>
-            </w:r>
-          </w:p>
-        </w:tc>
-      </w:tr>
-      <w:tr>
-        <w:trPr>
-          <w:cantSplit/>
-        </w:trPr>
-        <w:tc>
-          <w:tcPr>
-            <w:tcW w:type="dxa" w:w="2500"/>
-            <w:shd w:fill="F8FAFC"/>
-            <w:tcMar>
-              <w:top w:w="80" w:type="dxa"/>
-              <w:start w:w="120" w:type="dxa"/>
-              <w:bottom w:w="80" w:type="dxa"/>
-              <w:end w:w="120" w:type="dxa"/>
-            </w:tcMar>
-            <w:vAlign w:val="center"/>
-          </w:tcPr>
-          <w:p>
-            <w:pPr>
-              <w:spacing w:after="0" w:line="259" w:lineRule="auto"/>
-              <w:jc w:val="center"/>
-            </w:pPr>
-            <w:r/>
-            <w:r>
-              <w:rPr>
-                <w:rFonts w:ascii="Calibri" w:hAnsi="Calibri" w:eastAsia="Malgun Gothic"/>
-                <w:color w:val="1F2937"/>
-                <w:sz w:val="17"/>
-              </w:rPr>
-              <w:t>입금 관리 폴더 ID</w:t>
-            </w:r>
-          </w:p>
-        </w:tc>
-        <w:tc>
-          <w:tcPr>
-            <w:tcW w:type="dxa" w:w="6860"/>
-            <w:shd w:fill="F8FAFC"/>
-            <w:tcMar>
-              <w:top w:w="80" w:type="dxa"/>
-              <w:start w:w="120" w:type="dxa"/>
-              <w:bottom w:w="80" w:type="dxa"/>
-              <w:end w:w="120" w:type="dxa"/>
-            </w:tcMar>
-            <w:vAlign w:val="center"/>
-          </w:tcPr>
-          <w:p>
-            <w:pPr>
-              <w:spacing w:after="0" w:line="259" w:lineRule="auto"/>
-            </w:pPr>
-            <w:r/>
-            <w:r>
-              <w:rPr>
-                <w:rFonts w:ascii="Consolas" w:hAnsi="Consolas" w:eastAsia="Malgun Gothic"/>
-                <w:color w:val="1F4D78"/>
-                <w:sz w:val="17"/>
-              </w:rPr>
-              <w:t>1q1uKquSngjyi0upoCRmjnRxm_CD1sAcN</w:t>
-            </w:r>
-          </w:p>
-        </w:tc>
-      </w:tr>
-    </w:tbl>
-    <w:p>
-      <w:pPr>
-        <w:spacing w:after="40"/>
-      </w:pPr>
-    </w:p>
-    <w:p>
-      <w:r>
-        <w:rPr>
-          <w:rFonts w:ascii="Calibri" w:hAnsi="Calibri" w:eastAsia="Malgun Gothic"/>
-          <w:color w:val="1F2937"/>
-          <w:sz w:val="22"/>
-        </w:rPr>
-        <w:t>견적 폴더 구조 예시:</w:t>
-      </w:r>
-    </w:p>
-    <w:p>
-      <w:pPr>
-        <w:pStyle w:val="CodeBlock"/>
-        <w:keepLines/>
-        <w:shd w:fill="F4F7FB"/>
-      </w:pPr>
-      <w:r>
-        <w:rPr>
-          <w:rFonts w:ascii="Consolas" w:hAnsi="Consolas" w:eastAsia="Malgun Gothic"/>
-          <w:color w:val="1F4D78"/>
-          <w:sz w:val="18"/>
-        </w:rPr>
-        <w:t>견적 저장 루트/</w:t>
-        <w:br/>
-        <w:t xml:space="preserve">  BR-접수번호_건물명/</w:t>
-        <w:br/>
-        <w:t xml:space="preserve">    원본 견적서/</w:t>
-        <w:br/>
-        <w:t xml:space="preserve">    브링 양식 견적서/</w:t>
-        <w:br/>
-        <w:t xml:space="preserve">    사업자등록증/</w:t>
-        <w:br/>
-        <w:t xml:space="preserve">    건물주 추천 발송/</w:t>
-      </w:r>
-    </w:p>
-    <w:p>
-      <w:pPr>
-        <w:pStyle w:val="Heading2"/>
-      </w:pPr>
-      <w:r>
-        <w:rPr>
-          <w:rFonts w:ascii="Calibri" w:hAnsi="Calibri" w:eastAsia="Malgun Gothic"/>
-          <w:color w:val="2E74B5"/>
-          <w:sz w:val="26"/>
-        </w:rPr>
-        <w:t>9.2 Firebase 주요 경로</w:t>
-      </w:r>
-    </w:p>
-    <w:tbl>
-      <w:tblPr>
-        <w:tblStyle w:val="TableGrid"/>
-        <w:tblW w:type="dxa" w:w="9360"/>
-        <w:jc w:val="left"/>
-        <w:tblLayout w:type="fixed"/>
-        <w:tblLook w:firstColumn="1" w:firstRow="1" w:lastColumn="0" w:lastRow="0" w:noHBand="0" w:noVBand="1" w:val="04A0"/>
-        <w:tblInd w:w="120" w:type="dxa"/>
-      </w:tblPr>
-      <w:tblGrid>
-        <w:gridCol w:w="2500"/>
-        <w:gridCol w:w="6860"/>
-      </w:tblGrid>
-      <w:tr>
-        <w:trPr>
-          <w:tblHeader w:val="true"/>
-          <w:cantSplit/>
-        </w:trPr>
-        <w:tc>
-          <w:tcPr>
-            <w:tcW w:type="dxa" w:w="2500"/>
-            <w:shd w:fill="E8EEF5"/>
-            <w:tcMar>
-              <w:top w:w="80" w:type="dxa"/>
-              <w:start w:w="120" w:type="dxa"/>
-              <w:bottom w:w="80" w:type="dxa"/>
-              <w:end w:w="120" w:type="dxa"/>
-            </w:tcMar>
-            <w:vAlign w:val="center"/>
-          </w:tcPr>
-          <w:p>
-            <w:pPr>
-              <w:spacing w:after="0" w:line="259" w:lineRule="auto"/>
-              <w:jc w:val="center"/>
-            </w:pPr>
-            <w:r>
-              <w:rPr>
-                <w:b/>
-                <w:color w:val="17365D"/>
-              </w:rPr>
-            </w:r>
-            <w:r>
-              <w:rPr>
-                <w:rFonts w:ascii="Calibri" w:hAnsi="Calibri" w:eastAsia="Malgun Gothic"/>
-                <w:b/>
-                <w:color w:val="17365D"/>
-                <w:sz w:val="17"/>
-              </w:rPr>
-              <w:t>경로</w:t>
-            </w:r>
-          </w:p>
-        </w:tc>
-        <w:tc>
-          <w:tcPr>
-            <w:tcW w:type="dxa" w:w="6860"/>
-            <w:shd w:fill="E8EEF5"/>
-            <w:tcMar>
-              <w:top w:w="80" w:type="dxa"/>
-              <w:start w:w="120" w:type="dxa"/>
-              <w:bottom w:w="80" w:type="dxa"/>
-              <w:end w:w="120" w:type="dxa"/>
-            </w:tcMar>
-            <w:vAlign w:val="center"/>
-          </w:tcPr>
-          <w:p>
-            <w:pPr>
-              <w:spacing w:after="0" w:line="259" w:lineRule="auto"/>
-              <w:jc w:val="center"/>
-            </w:pPr>
-            <w:r>
-              <w:rPr>
-                <w:b/>
-                <w:color w:val="17365D"/>
-              </w:rPr>
-            </w:r>
-            <w:r>
-              <w:rPr>
-                <w:rFonts w:ascii="Calibri" w:hAnsi="Calibri" w:eastAsia="Malgun Gothic"/>
-                <w:b/>
-                <w:color w:val="17365D"/>
-                <w:sz w:val="17"/>
-              </w:rPr>
-              <w:t>내용</w:t>
-            </w:r>
-          </w:p>
-        </w:tc>
-      </w:tr>
-      <w:tr>
-        <w:trPr>
-          <w:cantSplit/>
-        </w:trPr>
-        <w:tc>
-          <w:tcPr>
-            <w:tcW w:type="dxa" w:w="2500"/>
-            <w:tcMar>
-              <w:top w:w="80" w:type="dxa"/>
-              <w:start w:w="120" w:type="dxa"/>
-              <w:bottom w:w="80" w:type="dxa"/>
-              <w:end w:w="120" w:type="dxa"/>
-            </w:tcMar>
-            <w:vAlign w:val="center"/>
-          </w:tcPr>
-          <w:p>
-            <w:pPr>
-              <w:spacing w:after="0" w:line="259" w:lineRule="auto"/>
-              <w:jc w:val="center"/>
-            </w:pPr>
-            <w:r/>
-            <w:r>
-              <w:rPr>
-                <w:rFonts w:ascii="Consolas" w:hAnsi="Consolas" w:eastAsia="Malgun Gothic"/>
-                <w:color w:val="1F4D78"/>
-                <w:sz w:val="17"/>
-              </w:rPr>
-              <w:t>cases/{caseId}</w:t>
-            </w:r>
-          </w:p>
-        </w:tc>
-        <w:tc>
-          <w:tcPr>
-            <w:tcW w:type="dxa" w:w="6860"/>
-            <w:tcMar>
-              <w:top w:w="80" w:type="dxa"/>
-              <w:start w:w="120" w:type="dxa"/>
-              <w:bottom w:w="80" w:type="dxa"/>
-              <w:end w:w="120" w:type="dxa"/>
-            </w:tcMar>
-            <w:vAlign w:val="center"/>
-          </w:tcPr>
-          <w:p>
-            <w:pPr>
-              <w:spacing w:after="0" w:line="259" w:lineRule="auto"/>
-            </w:pPr>
-            <w:r/>
-            <w:r>
-              <w:rPr>
-                <w:rFonts w:ascii="Calibri" w:hAnsi="Calibri" w:eastAsia="Malgun Gothic"/>
-                <w:color w:val="1F2937"/>
-                <w:sz w:val="17"/>
-              </w:rPr>
-              <w:t>케이스 본문, 단계 상태, 견적, 발송 결과, 로그</w:t>
-            </w:r>
-          </w:p>
-        </w:tc>
-      </w:tr>
-      <w:tr>
-        <w:trPr>
-          <w:cantSplit/>
-        </w:trPr>
-        <w:tc>
-          <w:tcPr>
-            <w:tcW w:type="dxa" w:w="2500"/>
-            <w:shd w:fill="F8FAFC"/>
-            <w:tcMar>
-              <w:top w:w="80" w:type="dxa"/>
-              <w:start w:w="120" w:type="dxa"/>
-              <w:bottom w:w="80" w:type="dxa"/>
-              <w:end w:w="120" w:type="dxa"/>
-            </w:tcMar>
-            <w:vAlign w:val="center"/>
-          </w:tcPr>
-          <w:p>
-            <w:pPr>
-              <w:spacing w:after="0" w:line="259" w:lineRule="auto"/>
-              <w:jc w:val="center"/>
-            </w:pPr>
-            <w:r/>
-            <w:r>
-              <w:rPr>
-                <w:rFonts w:ascii="Consolas" w:hAnsi="Consolas" w:eastAsia="Malgun Gothic"/>
-                <w:color w:val="1F4D78"/>
-                <w:sz w:val="17"/>
-              </w:rPr>
-              <w:t>caseSettings</w:t>
+              <w:t>업체 견적서만 선택</w:t>
             </w:r>
           </w:p>
         </w:tc>
@@ -5934,183 +4629,7 @@
                 <w:color w:val="1F2937"/>
                 <w:sz w:val="17"/>
               </w:rPr>
-              <w:t>자동화 URL, 업체·건물 관련 공용 설정</w:t>
-            </w:r>
-          </w:p>
-        </w:tc>
-      </w:tr>
-      <w:tr>
-        <w:trPr>
-          <w:cantSplit/>
-        </w:trPr>
-        <w:tc>
-          <w:tcPr>
-            <w:tcW w:type="dxa" w:w="2500"/>
-            <w:tcMar>
-              <w:top w:w="80" w:type="dxa"/>
-              <w:start w:w="120" w:type="dxa"/>
-              <w:bottom w:w="80" w:type="dxa"/>
-              <w:end w:w="120" w:type="dxa"/>
-            </w:tcMar>
-            <w:vAlign w:val="center"/>
-          </w:tcPr>
-          <w:p>
-            <w:pPr>
-              <w:spacing w:after="0" w:line="259" w:lineRule="auto"/>
-              <w:jc w:val="center"/>
-            </w:pPr>
-            <w:r/>
-            <w:r>
-              <w:rPr>
-                <w:rFonts w:ascii="Consolas" w:hAnsi="Consolas" w:eastAsia="Malgun Gothic"/>
-                <w:color w:val="1F4D78"/>
-                <w:sz w:val="17"/>
-              </w:rPr>
-              <w:t>workflow</w:t>
-            </w:r>
-          </w:p>
-        </w:tc>
-        <w:tc>
-          <w:tcPr>
-            <w:tcW w:type="dxa" w:w="6860"/>
-            <w:tcMar>
-              <w:top w:w="80" w:type="dxa"/>
-              <w:start w:w="120" w:type="dxa"/>
-              <w:bottom w:w="80" w:type="dxa"/>
-              <w:end w:w="120" w:type="dxa"/>
-            </w:tcMar>
-            <w:vAlign w:val="center"/>
-          </w:tcPr>
-          <w:p>
-            <w:pPr>
-              <w:spacing w:after="0" w:line="259" w:lineRule="auto"/>
-            </w:pPr>
-            <w:r/>
-            <w:r>
-              <w:rPr>
-                <w:rFonts w:ascii="Calibri" w:hAnsi="Calibri" w:eastAsia="Malgun Gothic"/>
-                <w:color w:val="1F2937"/>
-                <w:sz w:val="17"/>
-              </w:rPr>
-              <w:t>업무 흐름 보드</w:t>
-            </w:r>
-          </w:p>
-        </w:tc>
-      </w:tr>
-      <w:tr>
-        <w:trPr>
-          <w:cantSplit/>
-        </w:trPr>
-        <w:tc>
-          <w:tcPr>
-            <w:tcW w:type="dxa" w:w="2500"/>
-            <w:shd w:fill="F8FAFC"/>
-            <w:tcMar>
-              <w:top w:w="80" w:type="dxa"/>
-              <w:start w:w="120" w:type="dxa"/>
-              <w:bottom w:w="80" w:type="dxa"/>
-              <w:end w:w="120" w:type="dxa"/>
-            </w:tcMar>
-            <w:vAlign w:val="center"/>
-          </w:tcPr>
-          <w:p>
-            <w:pPr>
-              <w:spacing w:after="0" w:line="259" w:lineRule="auto"/>
-              <w:jc w:val="center"/>
-            </w:pPr>
-            <w:r/>
-            <w:r>
-              <w:rPr>
-                <w:rFonts w:ascii="Consolas" w:hAnsi="Consolas" w:eastAsia="Malgun Gothic"/>
-                <w:color w:val="1F4D78"/>
-                <w:sz w:val="17"/>
-              </w:rPr>
-              <w:t>paymentCalendars/{Google UID}</w:t>
-            </w:r>
-          </w:p>
-        </w:tc>
-        <w:tc>
-          <w:tcPr>
-            <w:tcW w:type="dxa" w:w="6860"/>
-            <w:shd w:fill="F8FAFC"/>
-            <w:tcMar>
-              <w:top w:w="80" w:type="dxa"/>
-              <w:start w:w="120" w:type="dxa"/>
-              <w:bottom w:w="80" w:type="dxa"/>
-              <w:end w:w="120" w:type="dxa"/>
-            </w:tcMar>
-            <w:vAlign w:val="center"/>
-          </w:tcPr>
-          <w:p>
-            <w:pPr>
-              <w:spacing w:after="0" w:line="259" w:lineRule="auto"/>
-            </w:pPr>
-            <w:r/>
-            <w:r>
-              <w:rPr>
-                <w:rFonts w:ascii="Calibri" w:hAnsi="Calibri" w:eastAsia="Malgun Gothic"/>
-                <w:color w:val="1F2937"/>
-                <w:sz w:val="17"/>
-              </w:rPr>
-              <w:t>로그인 사용자 전용 월세·입금 캘린더</w:t>
-            </w:r>
-          </w:p>
-        </w:tc>
-      </w:tr>
-      <w:tr>
-        <w:trPr>
-          <w:cantSplit/>
-        </w:trPr>
-        <w:tc>
-          <w:tcPr>
-            <w:tcW w:type="dxa" w:w="2500"/>
-            <w:tcMar>
-              <w:top w:w="80" w:type="dxa"/>
-              <w:start w:w="120" w:type="dxa"/>
-              <w:bottom w:w="80" w:type="dxa"/>
-              <w:end w:w="120" w:type="dxa"/>
-            </w:tcMar>
-            <w:vAlign w:val="center"/>
-          </w:tcPr>
-          <w:p>
-            <w:pPr>
-              <w:spacing w:after="0" w:line="259" w:lineRule="auto"/>
-              <w:jc w:val="center"/>
-            </w:pPr>
-            <w:r/>
-            <w:r>
-              <w:rPr>
-                <w:rFonts w:ascii="Consolas" w:hAnsi="Consolas" w:eastAsia="Malgun Gothic"/>
-                <w:color w:val="1F4D78"/>
-                <w:sz w:val="17"/>
-              </w:rPr>
-              <w:t>signage</w:t>
-            </w:r>
-          </w:p>
-        </w:tc>
-        <w:tc>
-          <w:tcPr>
-            <w:tcW w:type="dxa" w:w="6860"/>
-            <w:tcMar>
-              <w:top w:w="80" w:type="dxa"/>
-              <w:start w:w="120" w:type="dxa"/>
-              <w:bottom w:w="80" w:type="dxa"/>
-              <w:end w:w="120" w:type="dxa"/>
-            </w:tcMar>
-            <w:vAlign w:val="center"/>
-          </w:tcPr>
-          <w:p>
-            <w:pPr>
-              <w:spacing w:after="0" w:line="259" w:lineRule="auto"/>
-            </w:pPr>
-            <w:r/>
-            <w:r>
-              <w:rPr>
-                <w:rFonts w:ascii="Calibri" w:hAnsi="Calibri" w:eastAsia="Malgun Gothic"/>
-                <w:color w:val="1F2937"/>
-                <w:sz w:val="17"/>
-              </w:rPr>
-              <w:t>위탁판매/사이니지 데이터</w:t>
+              <w:t>업체 사업자등록증만 선택</w:t>
             </w:r>
           </w:p>
         </w:tc>
@@ -6123,415 +4642,15 @@
     </w:p>
     <w:p>
       <w:pPr>
-        <w:pStyle w:val="Heading2"/>
+        <w:pStyle w:val="ListNumber"/>
       </w:pPr>
       <w:r>
         <w:rPr>
           <w:rFonts w:ascii="Calibri" w:hAnsi="Calibri" w:eastAsia="Malgun Gothic"/>
-          <w:color w:val="2E74B5"/>
-          <w:sz w:val="26"/>
+          <w:color w:val="1F2937"/>
+          <w:sz w:val="21"/>
         </w:rPr>
-        <w:t>9.3 저장소 주요 파일</w:t>
-      </w:r>
-    </w:p>
-    <w:tbl>
-      <w:tblPr>
-        <w:tblStyle w:val="TableGrid"/>
-        <w:tblW w:type="dxa" w:w="9360"/>
-        <w:jc w:val="left"/>
-        <w:tblLayout w:type="fixed"/>
-        <w:tblLook w:firstColumn="1" w:firstRow="1" w:lastColumn="0" w:lastRow="0" w:noHBand="0" w:noVBand="1" w:val="04A0"/>
-        <w:tblInd w:w="120" w:type="dxa"/>
-      </w:tblPr>
-      <w:tblGrid>
-        <w:gridCol w:w="2500"/>
-        <w:gridCol w:w="6860"/>
-      </w:tblGrid>
-      <w:tr>
-        <w:trPr>
-          <w:tblHeader w:val="true"/>
-          <w:cantSplit/>
-        </w:trPr>
-        <w:tc>
-          <w:tcPr>
-            <w:tcW w:type="dxa" w:w="2500"/>
-            <w:shd w:fill="E8EEF5"/>
-            <w:tcMar>
-              <w:top w:w="80" w:type="dxa"/>
-              <w:start w:w="120" w:type="dxa"/>
-              <w:bottom w:w="80" w:type="dxa"/>
-              <w:end w:w="120" w:type="dxa"/>
-            </w:tcMar>
-            <w:vAlign w:val="center"/>
-          </w:tcPr>
-          <w:p>
-            <w:pPr>
-              <w:spacing w:after="0" w:line="259" w:lineRule="auto"/>
-              <w:jc w:val="center"/>
-            </w:pPr>
-            <w:r>
-              <w:rPr>
-                <w:b/>
-                <w:color w:val="17365D"/>
-              </w:rPr>
-            </w:r>
-            <w:r>
-              <w:rPr>
-                <w:rFonts w:ascii="Calibri" w:hAnsi="Calibri" w:eastAsia="Malgun Gothic"/>
-                <w:b/>
-                <w:color w:val="17365D"/>
-                <w:sz w:val="17"/>
-              </w:rPr>
-              <w:t>파일</w:t>
-            </w:r>
-          </w:p>
-        </w:tc>
-        <w:tc>
-          <w:tcPr>
-            <w:tcW w:type="dxa" w:w="6860"/>
-            <w:shd w:fill="E8EEF5"/>
-            <w:tcMar>
-              <w:top w:w="80" w:type="dxa"/>
-              <w:start w:w="120" w:type="dxa"/>
-              <w:bottom w:w="80" w:type="dxa"/>
-              <w:end w:w="120" w:type="dxa"/>
-            </w:tcMar>
-            <w:vAlign w:val="center"/>
-          </w:tcPr>
-          <w:p>
-            <w:pPr>
-              <w:spacing w:after="0" w:line="259" w:lineRule="auto"/>
-              <w:jc w:val="center"/>
-            </w:pPr>
-            <w:r>
-              <w:rPr>
-                <w:b/>
-                <w:color w:val="17365D"/>
-              </w:rPr>
-            </w:r>
-            <w:r>
-              <w:rPr>
-                <w:rFonts w:ascii="Calibri" w:hAnsi="Calibri" w:eastAsia="Malgun Gothic"/>
-                <w:b/>
-                <w:color w:val="17365D"/>
-                <w:sz w:val="17"/>
-              </w:rPr>
-              <w:t>역할</w:t>
-            </w:r>
-          </w:p>
-        </w:tc>
-      </w:tr>
-      <w:tr>
-        <w:trPr>
-          <w:cantSplit/>
-        </w:trPr>
-        <w:tc>
-          <w:tcPr>
-            <w:tcW w:type="dxa" w:w="2500"/>
-            <w:tcMar>
-              <w:top w:w="80" w:type="dxa"/>
-              <w:start w:w="120" w:type="dxa"/>
-              <w:bottom w:w="80" w:type="dxa"/>
-              <w:end w:w="120" w:type="dxa"/>
-            </w:tcMar>
-            <w:vAlign w:val="center"/>
-          </w:tcPr>
-          <w:p>
-            <w:pPr>
-              <w:spacing w:after="0" w:line="259" w:lineRule="auto"/>
-              <w:jc w:val="center"/>
-            </w:pPr>
-            <w:r/>
-            <w:r>
-              <w:rPr>
-                <w:rFonts w:ascii="Consolas" w:hAnsi="Consolas" w:eastAsia="Malgun Gothic"/>
-                <w:color w:val="1F4D78"/>
-                <w:sz w:val="17"/>
-              </w:rPr>
-              <w:t>index.html</w:t>
-            </w:r>
-          </w:p>
-        </w:tc>
-        <w:tc>
-          <w:tcPr>
-            <w:tcW w:type="dxa" w:w="6860"/>
-            <w:tcMar>
-              <w:top w:w="80" w:type="dxa"/>
-              <w:start w:w="120" w:type="dxa"/>
-              <w:bottom w:w="80" w:type="dxa"/>
-              <w:end w:w="120" w:type="dxa"/>
-            </w:tcMar>
-            <w:vAlign w:val="center"/>
-          </w:tcPr>
-          <w:p>
-            <w:pPr>
-              <w:spacing w:after="0" w:line="259" w:lineRule="auto"/>
-            </w:pPr>
-            <w:r/>
-            <w:r>
-              <w:rPr>
-                <w:rFonts w:ascii="Calibri" w:hAnsi="Calibri" w:eastAsia="Malgun Gothic"/>
-                <w:color w:val="1F2937"/>
-                <w:sz w:val="17"/>
-              </w:rPr>
-              <w:t>관리자 화면, 케이스·견적·입금 캘린더 UI</w:t>
-            </w:r>
-          </w:p>
-        </w:tc>
-      </w:tr>
-      <w:tr>
-        <w:trPr>
-          <w:cantSplit/>
-        </w:trPr>
-        <w:tc>
-          <w:tcPr>
-            <w:tcW w:type="dxa" w:w="2500"/>
-            <w:shd w:fill="F8FAFC"/>
-            <w:tcMar>
-              <w:top w:w="80" w:type="dxa"/>
-              <w:start w:w="120" w:type="dxa"/>
-              <w:bottom w:w="80" w:type="dxa"/>
-              <w:end w:w="120" w:type="dxa"/>
-            </w:tcMar>
-            <w:vAlign w:val="center"/>
-          </w:tcPr>
-          <w:p>
-            <w:pPr>
-              <w:spacing w:after="0" w:line="259" w:lineRule="auto"/>
-              <w:jc w:val="center"/>
-            </w:pPr>
-            <w:r/>
-            <w:r>
-              <w:rPr>
-                <w:rFonts w:ascii="Consolas" w:hAnsi="Consolas" w:eastAsia="Malgun Gothic"/>
-                <w:color w:val="1F4D78"/>
-                <w:sz w:val="17"/>
-              </w:rPr>
-              <w:t>approve.html</w:t>
-            </w:r>
-          </w:p>
-        </w:tc>
-        <w:tc>
-          <w:tcPr>
-            <w:tcW w:type="dxa" w:w="6860"/>
-            <w:shd w:fill="F8FAFC"/>
-            <w:tcMar>
-              <w:top w:w="80" w:type="dxa"/>
-              <w:start w:w="120" w:type="dxa"/>
-              <w:bottom w:w="80" w:type="dxa"/>
-              <w:end w:w="120" w:type="dxa"/>
-            </w:tcMar>
-            <w:vAlign w:val="center"/>
-          </w:tcPr>
-          <w:p>
-            <w:pPr>
-              <w:spacing w:after="0" w:line="259" w:lineRule="auto"/>
-            </w:pPr>
-            <w:r/>
-            <w:r>
-              <w:rPr>
-                <w:rFonts w:ascii="Calibri" w:hAnsi="Calibri" w:eastAsia="Malgun Gothic"/>
-                <w:color w:val="1F2937"/>
-                <w:sz w:val="17"/>
-              </w:rPr>
-              <w:t>건물주 모바일 승인 화면</w:t>
-            </w:r>
-          </w:p>
-        </w:tc>
-      </w:tr>
-      <w:tr>
-        <w:trPr>
-          <w:cantSplit/>
-        </w:trPr>
-        <w:tc>
-          <w:tcPr>
-            <w:tcW w:type="dxa" w:w="2500"/>
-            <w:tcMar>
-              <w:top w:w="80" w:type="dxa"/>
-              <w:start w:w="120" w:type="dxa"/>
-              <w:bottom w:w="80" w:type="dxa"/>
-              <w:end w:w="120" w:type="dxa"/>
-            </w:tcMar>
-            <w:vAlign w:val="center"/>
-          </w:tcPr>
-          <w:p>
-            <w:pPr>
-              <w:spacing w:after="0" w:line="259" w:lineRule="auto"/>
-              <w:jc w:val="center"/>
-            </w:pPr>
-            <w:r/>
-            <w:r>
-              <w:rPr>
-                <w:rFonts w:ascii="Consolas" w:hAnsi="Consolas" w:eastAsia="Malgun Gothic"/>
-                <w:color w:val="1F4D78"/>
-                <w:sz w:val="17"/>
-              </w:rPr>
-              <w:t>wonju-map.html</w:t>
-            </w:r>
-          </w:p>
-        </w:tc>
-        <w:tc>
-          <w:tcPr>
-            <w:tcW w:type="dxa" w:w="6860"/>
-            <w:tcMar>
-              <w:top w:w="80" w:type="dxa"/>
-              <w:start w:w="120" w:type="dxa"/>
-              <w:bottom w:w="80" w:type="dxa"/>
-              <w:end w:w="120" w:type="dxa"/>
-            </w:tcMar>
-            <w:vAlign w:val="center"/>
-          </w:tcPr>
-          <w:p>
-            <w:pPr>
-              <w:spacing w:after="0" w:line="259" w:lineRule="auto"/>
-            </w:pPr>
-            <w:r/>
-            <w:r>
-              <w:rPr>
-                <w:rFonts w:ascii="Calibri" w:hAnsi="Calibri" w:eastAsia="Malgun Gothic"/>
-                <w:color w:val="1F2937"/>
-                <w:sz w:val="17"/>
-              </w:rPr>
-              <w:t>원주 업체 건물지도</w:t>
-            </w:r>
-          </w:p>
-        </w:tc>
-      </w:tr>
-      <w:tr>
-        <w:trPr>
-          <w:cantSplit/>
-        </w:trPr>
-        <w:tc>
-          <w:tcPr>
-            <w:tcW w:type="dxa" w:w="2500"/>
-            <w:shd w:fill="F8FAFC"/>
-            <w:tcMar>
-              <w:top w:w="80" w:type="dxa"/>
-              <w:start w:w="120" w:type="dxa"/>
-              <w:bottom w:w="80" w:type="dxa"/>
-              <w:end w:w="120" w:type="dxa"/>
-            </w:tcMar>
-            <w:vAlign w:val="center"/>
-          </w:tcPr>
-          <w:p>
-            <w:pPr>
-              <w:spacing w:after="0" w:line="259" w:lineRule="auto"/>
-              <w:jc w:val="center"/>
-            </w:pPr>
-            <w:r/>
-            <w:r>
-              <w:rPr>
-                <w:rFonts w:ascii="Consolas" w:hAnsi="Consolas" w:eastAsia="Malgun Gothic"/>
-                <w:color w:val="1F4D78"/>
-                <w:sz w:val="17"/>
-              </w:rPr>
-              <w:t>data/building-maintenance-companies.js</w:t>
-            </w:r>
-          </w:p>
-        </w:tc>
-        <w:tc>
-          <w:tcPr>
-            <w:tcW w:type="dxa" w:w="6860"/>
-            <w:shd w:fill="F8FAFC"/>
-            <w:tcMar>
-              <w:top w:w="80" w:type="dxa"/>
-              <w:start w:w="120" w:type="dxa"/>
-              <w:bottom w:w="80" w:type="dxa"/>
-              <w:end w:w="120" w:type="dxa"/>
-            </w:tcMar>
-            <w:vAlign w:val="center"/>
-          </w:tcPr>
-          <w:p>
-            <w:pPr>
-              <w:spacing w:after="0" w:line="259" w:lineRule="auto"/>
-            </w:pPr>
-            <w:r/>
-            <w:r>
-              <w:rPr>
-                <w:rFonts w:ascii="Calibri" w:hAnsi="Calibri" w:eastAsia="Malgun Gothic"/>
-                <w:color w:val="1F2937"/>
-                <w:sz w:val="17"/>
-              </w:rPr>
-              <w:t>건물지도·업체 후보 기본 데이터</w:t>
-            </w:r>
-          </w:p>
-        </w:tc>
-      </w:tr>
-      <w:tr>
-        <w:trPr>
-          <w:cantSplit/>
-        </w:trPr>
-        <w:tc>
-          <w:tcPr>
-            <w:tcW w:type="dxa" w:w="2500"/>
-            <w:tcMar>
-              <w:top w:w="80" w:type="dxa"/>
-              <w:start w:w="120" w:type="dxa"/>
-              <w:bottom w:w="80" w:type="dxa"/>
-              <w:end w:w="120" w:type="dxa"/>
-            </w:tcMar>
-            <w:vAlign w:val="center"/>
-          </w:tcPr>
-          <w:p>
-            <w:pPr>
-              <w:spacing w:after="0" w:line="259" w:lineRule="auto"/>
-              <w:jc w:val="center"/>
-            </w:pPr>
-            <w:r/>
-            <w:r>
-              <w:rPr>
-                <w:rFonts w:ascii="Consolas" w:hAnsi="Consolas" w:eastAsia="Malgun Gothic"/>
-                <w:color w:val="1F4D78"/>
-                <w:sz w:val="17"/>
-              </w:rPr>
-              <w:t>database.rules.json</w:t>
-            </w:r>
-          </w:p>
-        </w:tc>
-        <w:tc>
-          <w:tcPr>
-            <w:tcW w:type="dxa" w:w="6860"/>
-            <w:tcMar>
-              <w:top w:w="80" w:type="dxa"/>
-              <w:start w:w="120" w:type="dxa"/>
-              <w:bottom w:w="80" w:type="dxa"/>
-              <w:end w:w="120" w:type="dxa"/>
-            </w:tcMar>
-            <w:vAlign w:val="center"/>
-          </w:tcPr>
-          <w:p>
-            <w:pPr>
-              <w:spacing w:after="0" w:line="259" w:lineRule="auto"/>
-            </w:pPr>
-            <w:r/>
-            <w:r>
-              <w:rPr>
-                <w:rFonts w:ascii="Calibri" w:hAnsi="Calibri" w:eastAsia="Malgun Gothic"/>
-                <w:color w:val="1F2937"/>
-                <w:sz w:val="17"/>
-              </w:rPr>
-              <w:t>Firebase Realtime Database 규칙</w:t>
-            </w:r>
-          </w:p>
-        </w:tc>
-      </w:tr>
-    </w:tbl>
-    <w:p>
-      <w:pPr>
-        <w:spacing w:after="40"/>
-      </w:pPr>
-    </w:p>
-    <w:p>
-      <w:pPr>
-        <w:pStyle w:val="Heading1"/>
-      </w:pPr>
-      <w:r>
-        <w:rPr>
-          <w:rFonts w:ascii="Calibri" w:hAnsi="Calibri" w:eastAsia="Malgun Gothic"/>
-          <w:color w:val="2E74B5"/>
-          <w:sz w:val="32"/>
-        </w:rPr>
-        <w:t>10. GitHub Pages 배포</w:t>
+        <w:t>파일을 선택하거나 점선 영역으로 끌어 놓습니다.</w:t>
       </w:r>
     </w:p>
     <w:p>
@@ -6544,23 +4663,7 @@
           <w:color w:val="1F2937"/>
           <w:sz w:val="21"/>
         </w:rPr>
-        <w:t xml:space="preserve">수정 전 </w:t>
-      </w:r>
-      <w:r>
-        <w:rPr>
-          <w:rFonts w:ascii="Consolas" w:hAnsi="Consolas" w:eastAsia="Malgun Gothic"/>
-          <w:color w:val="1F4D78"/>
-          <w:sz w:val="21"/>
-        </w:rPr>
-        <w:t>git status</w:t>
-      </w:r>
-      <w:r>
-        <w:rPr>
-          <w:rFonts w:ascii="Calibri" w:hAnsi="Calibri" w:eastAsia="Malgun Gothic"/>
-          <w:color w:val="1F2937"/>
-          <w:sz w:val="21"/>
-        </w:rPr>
-        <w:t>로 다른 사람의 변경이 있는지 확인합니다.</w:t>
+        <w:t>선택된 파일명이 맞는지 확인합니다.</w:t>
       </w:r>
     </w:p>
     <w:p>
@@ -6573,7 +4676,28 @@
           <w:color w:val="1F2937"/>
           <w:sz w:val="21"/>
         </w:rPr>
-        <w:t>수정 파일만 선택해 커밋합니다.</w:t>
+        <w:t>잘못 선택한 파일은 파일명 옆 휴지통 버튼으로 뺍니다.</w:t>
+      </w:r>
+    </w:p>
+    <w:p>
+      <w:pPr>
+        <w:pStyle w:val="ListNumber"/>
+      </w:pPr>
+      <w:r>
+        <w:rPr>
+          <w:rFonts w:ascii="Consolas" w:hAnsi="Consolas" w:eastAsia="Malgun Gothic"/>
+          <w:color w:val="1F4D78"/>
+          <w:sz w:val="21"/>
+        </w:rPr>
+        <w:t>선택 파일 모두 업로드</w:t>
+      </w:r>
+      <w:r>
+        <w:rPr>
+          <w:rFonts w:ascii="Calibri" w:hAnsi="Calibri" w:eastAsia="Malgun Gothic"/>
+          <w:color w:val="1F2937"/>
+          <w:sz w:val="21"/>
+        </w:rPr>
+        <w:t>를 누릅니다.</w:t>
       </w:r>
     </w:p>
     <w:p>
@@ -6586,7 +4710,113 @@
           <w:color w:val="1F2937"/>
           <w:sz w:val="21"/>
         </w:rPr>
-        <w:t>현재 운영 배포 브랜치에 push합니다.</w:t>
+        <w:t>진행창이 끝날 때까지 같은 파일을 다시 올리지 않습니다.</w:t>
+      </w:r>
+    </w:p>
+    <w:p>
+      <w:pPr>
+        <w:pStyle w:val="Heading2"/>
+      </w:pPr>
+      <w:r>
+        <w:rPr>
+          <w:rFonts w:ascii="Calibri" w:hAnsi="Calibri" w:eastAsia="Malgun Gothic"/>
+          <w:color w:val="2E74B5"/>
+          <w:sz w:val="26"/>
+        </w:rPr>
+        <w:t>6.2 견적 카드 확인</w:t>
+      </w:r>
+    </w:p>
+    <w:p>
+      <w:r>
+        <w:rPr>
+          <w:rFonts w:ascii="Calibri" w:hAnsi="Calibri" w:eastAsia="Malgun Gothic"/>
+          <w:color w:val="1F2937"/>
+          <w:sz w:val="22"/>
+        </w:rPr>
+        <w:t>업로드가 끝나면 업체별 견적 카드가 표시됩니다. 다음 내용을 원본과 비교합니다.</w:t>
+      </w:r>
+    </w:p>
+    <w:p>
+      <w:pPr>
+        <w:pStyle w:val="ListBullet"/>
+      </w:pPr>
+      <w:r>
+        <w:rPr>
+          <w:rFonts w:ascii="Calibri" w:hAnsi="Calibri" w:eastAsia="Malgun Gothic"/>
+          <w:color w:val="1F2937"/>
+          <w:sz w:val="21"/>
+        </w:rPr>
+        <w:t>업체명이 맞는가</w:t>
+      </w:r>
+    </w:p>
+    <w:p>
+      <w:pPr>
+        <w:pStyle w:val="ListBullet"/>
+      </w:pPr>
+      <w:r>
+        <w:rPr>
+          <w:rFonts w:ascii="Calibri" w:hAnsi="Calibri" w:eastAsia="Malgun Gothic"/>
+          <w:color w:val="1F2937"/>
+          <w:sz w:val="21"/>
+        </w:rPr>
+        <w:t>합계금액이 맞는가</w:t>
+      </w:r>
+    </w:p>
+    <w:p>
+      <w:pPr>
+        <w:pStyle w:val="ListBullet"/>
+      </w:pPr>
+      <w:r>
+        <w:rPr>
+          <w:rFonts w:ascii="Calibri" w:hAnsi="Calibri" w:eastAsia="Malgun Gothic"/>
+          <w:color w:val="1F2937"/>
+          <w:sz w:val="21"/>
+        </w:rPr>
+        <w:t>품목명이 원본 견적서와 같은가</w:t>
+      </w:r>
+    </w:p>
+    <w:p>
+      <w:pPr>
+        <w:pStyle w:val="ListBullet"/>
+      </w:pPr>
+      <w:r>
+        <w:rPr>
+          <w:rFonts w:ascii="Calibri" w:hAnsi="Calibri" w:eastAsia="Malgun Gothic"/>
+          <w:color w:val="1F2937"/>
+          <w:sz w:val="21"/>
+        </w:rPr>
+        <w:t>사업자번호, 대표자, 주소, 업태, 업종이 맞는가</w:t>
+      </w:r>
+    </w:p>
+    <w:p>
+      <w:pPr>
+        <w:pStyle w:val="ListBullet"/>
+      </w:pPr>
+      <w:r>
+        <w:rPr>
+          <w:rFonts w:ascii="Consolas" w:hAnsi="Consolas" w:eastAsia="Malgun Gothic"/>
+          <w:color w:val="1F4D78"/>
+          <w:sz w:val="21"/>
+        </w:rPr>
+        <w:t>엑셀 견적서</w:t>
+      </w:r>
+      <w:r>
+        <w:rPr>
+          <w:rFonts w:ascii="Calibri" w:hAnsi="Calibri" w:eastAsia="Malgun Gothic"/>
+          <w:color w:val="1F2937"/>
+          <w:sz w:val="21"/>
+        </w:rPr>
+        <w:t xml:space="preserve"> 버튼으로 브링 양식이 열리는가</w:t>
+      </w:r>
+    </w:p>
+    <w:p>
+      <w:r>
+        <w:rPr>
+          <w:rFonts w:ascii="Calibri" w:hAnsi="Calibri" w:eastAsia="Malgun Gothic"/>
+          <w:color w:val="1F2937"/>
+          <w:sz w:val="22"/>
+        </w:rPr>
+        <w:t>금액이 틀릴 때:</w:t>
       </w:r>
     </w:p>
     <w:p>
@@ -6599,7 +4829,44 @@
           <w:color w:val="1F2937"/>
           <w:sz w:val="21"/>
         </w:rPr>
-        <w:t>GitHub Pages 배포가 끝날 때까지 기다립니다.</w:t>
+        <w:t xml:space="preserve">카드의 </w:t>
+      </w:r>
+      <w:r>
+        <w:rPr>
+          <w:rFonts w:ascii="Consolas" w:hAnsi="Consolas" w:eastAsia="Malgun Gothic"/>
+          <w:color w:val="1F4D78"/>
+          <w:sz w:val="21"/>
+        </w:rPr>
+        <w:t>합계금액 확인/수정</w:t>
+      </w:r>
+      <w:r>
+        <w:rPr>
+          <w:rFonts w:ascii="Calibri" w:hAnsi="Calibri" w:eastAsia="Malgun Gothic"/>
+          <w:color w:val="1F2937"/>
+          <w:sz w:val="21"/>
+        </w:rPr>
+        <w:t>에 원본 총액을 입력합니다.</w:t>
+      </w:r>
+    </w:p>
+    <w:p>
+      <w:pPr>
+        <w:pStyle w:val="ListNumber"/>
+      </w:pPr>
+      <w:r>
+        <w:rPr>
+          <w:rFonts w:ascii="Consolas" w:hAnsi="Consolas" w:eastAsia="Malgun Gothic"/>
+          <w:color w:val="1F4D78"/>
+          <w:sz w:val="21"/>
+        </w:rPr>
+        <w:t>브링 양식 재작성</w:t>
+      </w:r>
+      <w:r>
+        <w:rPr>
+          <w:rFonts w:ascii="Calibri" w:hAnsi="Calibri" w:eastAsia="Malgun Gothic"/>
+          <w:color w:val="1F2937"/>
+          <w:sz w:val="21"/>
+        </w:rPr>
+        <w:t>을 누릅니다.</w:t>
       </w:r>
     </w:p>
     <w:p>
@@ -6612,36 +4879,7 @@
           <w:color w:val="1F2937"/>
           <w:sz w:val="21"/>
         </w:rPr>
-        <w:t xml:space="preserve">관리자 화면에서 버전 배지를 확인하고 </w:t>
-      </w:r>
-      <w:r>
-        <w:rPr>
-          <w:rFonts w:ascii="Consolas" w:hAnsi="Consolas" w:eastAsia="Malgun Gothic"/>
-          <w:color w:val="1F4D78"/>
-          <w:sz w:val="21"/>
-        </w:rPr>
-        <w:t>Ctrl+Shift+R</w:t>
-      </w:r>
-      <w:r>
-        <w:rPr>
-          <w:rFonts w:ascii="Calibri" w:hAnsi="Calibri" w:eastAsia="Malgun Gothic"/>
-          <w:color w:val="1F2937"/>
-          <w:sz w:val="21"/>
-        </w:rPr>
-        <w:t>로 새로고침합니다.</w:t>
-      </w:r>
-    </w:p>
-    <w:p>
-      <w:pPr>
-        <w:pStyle w:val="ListNumber"/>
-      </w:pPr>
-      <w:r>
-        <w:rPr>
-          <w:rFonts w:ascii="Calibri" w:hAnsi="Calibri" w:eastAsia="Malgun Gothic"/>
-          <w:color w:val="1F2937"/>
-          <w:sz w:val="21"/>
-        </w:rPr>
-        <w:t>케이스 목록, 업체 선택, 파일 업로드, 모바일 승인 링크를 빠르게 확인합니다.</w:t>
+        <w:t>새 엑셀 견적서에서 공급가액, 부가세와 합계를 다시 확인합니다.</w:t>
       </w:r>
     </w:p>
     <w:p>
@@ -6655,19 +4893,588 @@
       </w:pPr>
       <w:r>
         <w:rPr>
+          <w:rFonts w:ascii="Calibri" w:hAnsi="Calibri" w:eastAsia="Malgun Gothic"/>
+          <w:color w:val="1F2937"/>
+          <w:sz w:val="20"/>
+        </w:rPr>
+        <w:t>카드에는 업체가 보낸 원본 금액이 표시됩니다. 브링 엑셀에는 원본 금액에 10%를 더하고 100원 단위로 반올림한 금액이 들어갑니다.</w:t>
+      </w:r>
+    </w:p>
+    <w:p>
+      <w:pPr>
+        <w:pStyle w:val="Heading2"/>
+      </w:pPr>
+      <w:r>
+        <w:rPr>
+          <w:rFonts w:ascii="Calibri" w:hAnsi="Calibri" w:eastAsia="Malgun Gothic"/>
+          <w:color w:val="2E74B5"/>
+          <w:sz w:val="26"/>
+        </w:rPr>
+        <w:t>6.3 사업자등록증의 역할</w:t>
+      </w:r>
+    </w:p>
+    <w:p>
+      <w:r>
+        <w:rPr>
+          <w:rFonts w:ascii="Calibri" w:hAnsi="Calibri" w:eastAsia="Malgun Gothic"/>
+          <w:color w:val="1F2937"/>
+          <w:sz w:val="22"/>
+        </w:rPr>
+        <w:t>사업자등록증은 견적 카드로 표시되지 않습니다. 같은 업체의 브링 엑셀에서 사업자번호, 대표자, 주소, 업태와 업종 등 빈칸을 채우는 데 사용됩니다.</w:t>
+      </w:r>
+    </w:p>
+    <w:p>
+      <w:pPr>
+        <w:pStyle w:val="ListBullet"/>
+      </w:pPr>
+      <w:r>
+        <w:rPr>
+          <w:rFonts w:ascii="Calibri" w:hAnsi="Calibri" w:eastAsia="Malgun Gothic"/>
+          <w:color w:val="1F2937"/>
+          <w:sz w:val="21"/>
+        </w:rPr>
+        <w:t>견적서와 사업자등록증의 업체명이 같아야 자동 연결됩니다.</w:t>
+      </w:r>
+    </w:p>
+    <w:p>
+      <w:pPr>
+        <w:pStyle w:val="ListBullet"/>
+      </w:pPr>
+      <w:r>
+        <w:rPr>
+          <w:rFonts w:ascii="Calibri" w:hAnsi="Calibri" w:eastAsia="Malgun Gothic"/>
+          <w:color w:val="1F2937"/>
+          <w:sz w:val="21"/>
+        </w:rPr>
+        <w:t>이름이 크게 다르면 자동 연결되지 않을 수 있습니다.</w:t>
+      </w:r>
+    </w:p>
+    <w:p>
+      <w:pPr>
+        <w:pStyle w:val="ListBullet"/>
+      </w:pPr>
+      <w:r>
+        <w:rPr>
+          <w:rFonts w:ascii="Calibri" w:hAnsi="Calibri" w:eastAsia="Malgun Gothic"/>
+          <w:color w:val="1F2937"/>
+          <w:sz w:val="21"/>
+        </w:rPr>
+        <w:t>이메일이 원본에 없으면 빈칸으로 남는 것이 정상입니다.</w:t>
+      </w:r>
+    </w:p>
+    <w:p>
+      <w:pPr>
+        <w:pStyle w:val="Heading2"/>
+      </w:pPr>
+      <w:r>
+        <w:rPr>
+          <w:rFonts w:ascii="Calibri" w:hAnsi="Calibri" w:eastAsia="Malgun Gothic"/>
+          <w:color w:val="2E74B5"/>
+          <w:sz w:val="26"/>
+        </w:rPr>
+        <w:t>6.4 ⑥ 완료 기준</w:t>
+      </w:r>
+    </w:p>
+    <w:p>
+      <w:pPr>
+        <w:pStyle w:val="ListBullet"/>
+      </w:pPr>
+      <w:r>
+        <w:rPr>
+          <w:rFonts w:ascii="Calibri" w:hAnsi="Calibri" w:eastAsia="Malgun Gothic"/>
+          <w:color w:val="1F2937"/>
+          <w:sz w:val="21"/>
+        </w:rPr>
+        <w:t>금액이 확인된 견적 카드가 1건 이상이면 ⑥이 완료됩니다.</w:t>
+      </w:r>
+    </w:p>
+    <w:p>
+      <w:pPr>
+        <w:pStyle w:val="ListBullet"/>
+      </w:pPr>
+      <w:r>
+        <w:rPr>
+          <w:rFonts w:ascii="Calibri" w:hAnsi="Calibri" w:eastAsia="Malgun Gothic"/>
+          <w:color w:val="1F2937"/>
+          <w:sz w:val="21"/>
+        </w:rPr>
+        <w:t>업로드 작업이 전부 끝난 뒤 ⑦이 진행중으로 바뀌는지 확인합니다.</w:t>
+      </w:r>
+    </w:p>
+    <w:p>
+      <w:pPr>
+        <w:pStyle w:val="ListBullet"/>
+      </w:pPr>
+      <w:r>
+        <w:rPr>
+          <w:rFonts w:ascii="Calibri" w:hAnsi="Calibri" w:eastAsia="Malgun Gothic"/>
+          <w:color w:val="1F2937"/>
+          <w:sz w:val="21"/>
+        </w:rPr>
+        <w:t>사업자등록증은 권장 자료지만 ⑥ 완료의 필수 조건은 아닙니다.</w:t>
+      </w:r>
+    </w:p>
+    <w:p>
+      <w:pPr>
+        <w:pStyle w:val="Heading1"/>
+      </w:pPr>
+      <w:r>
+        <w:rPr>
+          <w:rFonts w:ascii="Calibri" w:hAnsi="Calibri" w:eastAsia="Malgun Gothic"/>
+          <w:color w:val="2E74B5"/>
+          <w:sz w:val="32"/>
+        </w:rPr>
+        <w:t>7. ⑦~⑩ 추천, 승인과 입금</w:t>
+      </w:r>
+    </w:p>
+    <w:p>
+      <w:pPr>
+        <w:pStyle w:val="Heading2"/>
+      </w:pPr>
+      <w:r>
+        <w:rPr>
+          <w:rFonts w:ascii="Calibri" w:hAnsi="Calibri" w:eastAsia="Malgun Gothic"/>
+          <w:color w:val="2E74B5"/>
+          <w:sz w:val="26"/>
+        </w:rPr>
+        <w:t>7.1 ⑦ 최적 추천</w:t>
+      </w:r>
+    </w:p>
+    <w:p>
+      <w:pPr>
+        <w:pStyle w:val="ListBullet"/>
+      </w:pPr>
+      <w:r>
+        <w:rPr>
+          <w:rFonts w:ascii="Calibri" w:hAnsi="Calibri" w:eastAsia="Malgun Gothic"/>
+          <w:color w:val="1F2937"/>
+          <w:sz w:val="21"/>
+        </w:rPr>
+        <w:t>원본 견적금액이 가장 낮은 업체가 자동 추천됩니다.</w:t>
+      </w:r>
+    </w:p>
+    <w:p>
+      <w:pPr>
+        <w:pStyle w:val="ListBullet"/>
+      </w:pPr>
+      <w:r>
+        <w:rPr>
+          <w:rFonts w:ascii="Calibri" w:hAnsi="Calibri" w:eastAsia="Malgun Gothic"/>
+          <w:color w:val="1F2937"/>
+          <w:sz w:val="21"/>
+        </w:rPr>
+        <w:t>⑦에는 추천 업체, 원본 견적서, 브링 엑셀과 품목 내용이 표시됩니다.</w:t>
+      </w:r>
+    </w:p>
+    <w:p>
+      <w:pPr>
+        <w:pStyle w:val="ListBullet"/>
+      </w:pPr>
+      <w:r>
+        <w:rPr>
+          <w:rFonts w:ascii="Calibri" w:hAnsi="Calibri" w:eastAsia="Malgun Gothic"/>
+          <w:color w:val="1F2937"/>
+          <w:sz w:val="21"/>
+        </w:rPr>
+        <w:t>추천 업체와 금액이 예상과 다른 경우 ⑥ 견적 금액부터 다시 확인합니다.</w:t>
+      </w:r>
+    </w:p>
+    <w:p>
+      <w:pPr>
+        <w:pStyle w:val="ListBullet"/>
+      </w:pPr>
+      <w:r>
+        <w:rPr>
+          <w:rFonts w:ascii="Calibri" w:hAnsi="Calibri" w:eastAsia="Malgun Gothic"/>
+          <w:color w:val="1F2937"/>
+          <w:sz w:val="21"/>
+        </w:rPr>
+        <w:t>추천 이미지가 만들어지면 ⑧로 넘어갑니다.</w:t>
+      </w:r>
+    </w:p>
+    <w:p>
+      <w:pPr>
+        <w:pStyle w:val="Heading2"/>
+      </w:pPr>
+      <w:r>
+        <w:rPr>
+          <w:rFonts w:ascii="Calibri" w:hAnsi="Calibri" w:eastAsia="Malgun Gothic"/>
+          <w:color w:val="2E74B5"/>
+          <w:sz w:val="26"/>
+        </w:rPr>
+        <w:t>7.2 ⑧ 건물주 추천 발송</w:t>
+      </w:r>
+    </w:p>
+    <w:p>
+      <w:pPr>
+        <w:pStyle w:val="ListBullet"/>
+      </w:pPr>
+      <w:r>
+        <w:rPr>
+          <w:rFonts w:ascii="Calibri" w:hAnsi="Calibri" w:eastAsia="Malgun Gothic"/>
+          <w:color w:val="1F2937"/>
+          <w:sz w:val="21"/>
+        </w:rPr>
+        <w:t>건물주에게 추천 업체, 브링 최종금액, 견적 이미지와 승인 링크가 발송됩니다.</w:t>
+      </w:r>
+    </w:p>
+    <w:p>
+      <w:pPr>
+        <w:pStyle w:val="ListBullet"/>
+      </w:pPr>
+      <w:r>
+        <w:rPr>
+          <w:rFonts w:ascii="Calibri" w:hAnsi="Calibri" w:eastAsia="Malgun Gothic"/>
+          <w:color w:val="1F2937"/>
+          <w:sz w:val="21"/>
+        </w:rPr>
+        <w:t>문자 도착만으로 판단하지 말고 ⑧이 완료됐는지 확인합니다.</w:t>
+      </w:r>
+    </w:p>
+    <w:p>
+      <w:pPr>
+        <w:pStyle w:val="ListBullet"/>
+      </w:pPr>
+      <w:r>
+        <w:rPr>
+          <w:rFonts w:ascii="Calibri" w:hAnsi="Calibri" w:eastAsia="Malgun Gothic"/>
+          <w:color w:val="1F2937"/>
+          <w:sz w:val="21"/>
+        </w:rPr>
+        <w:t>⑧이 완료되면 ⑨가 진행중으로 바뀝니다.</w:t>
+      </w:r>
+    </w:p>
+    <w:p>
+      <w:pPr>
+        <w:pStyle w:val="Heading2"/>
+      </w:pPr>
+      <w:r>
+        <w:rPr>
+          <w:rFonts w:ascii="Calibri" w:hAnsi="Calibri" w:eastAsia="Malgun Gothic"/>
+          <w:color w:val="2E74B5"/>
+          <w:sz w:val="26"/>
+        </w:rPr>
+        <w:t>7.3 ⑨ 건물주 선택</w:t>
+      </w:r>
+    </w:p>
+    <w:p>
+      <w:r>
+        <w:rPr>
+          <w:rFonts w:ascii="Calibri" w:hAnsi="Calibri" w:eastAsia="Malgun Gothic"/>
+          <w:color w:val="1F2937"/>
+          <w:sz w:val="22"/>
+        </w:rPr>
+        <w:t>건물주는 모바일 링크에서 두 가지 중 하나를 선택합니다.</w:t>
+      </w:r>
+    </w:p>
+    <w:p>
+      <w:pPr>
+        <w:pStyle w:val="ListBullet"/>
+      </w:pPr>
+      <w:r>
+        <w:rPr>
           <w:rFonts w:ascii="Consolas" w:hAnsi="Consolas" w:eastAsia="Malgun Gothic"/>
           <w:color w:val="1F4D78"/>
-          <w:sz w:val="20"/>
+          <w:sz w:val="21"/>
         </w:rPr>
-        <w:t>index.html</w:t>
+        <w:t>승인하고 입금 진행</w:t>
       </w:r>
+      <w:r>
+        <w:rPr>
+          <w:rFonts w:ascii="Calibri" w:hAnsi="Calibri" w:eastAsia="Malgun Gothic"/>
+          <w:color w:val="1F2937"/>
+          <w:sz w:val="21"/>
+        </w:rPr>
+        <w:t>: ⑨ 완료, ⑩ 진행중</w:t>
+      </w:r>
+    </w:p>
+    <w:p>
+      <w:pPr>
+        <w:pStyle w:val="ListBullet"/>
+      </w:pPr>
+      <w:r>
+        <w:rPr>
+          <w:rFonts w:ascii="Consolas" w:hAnsi="Consolas" w:eastAsia="Malgun Gothic"/>
+          <w:color w:val="1F4D78"/>
+          <w:sz w:val="21"/>
+        </w:rPr>
+        <w:t>다른 견적 요청</w:t>
+      </w:r>
+      <w:r>
+        <w:rPr>
+          <w:rFonts w:ascii="Calibri" w:hAnsi="Calibri" w:eastAsia="Malgun Gothic"/>
+          <w:color w:val="1F2937"/>
+          <w:sz w:val="21"/>
+        </w:rPr>
+        <w:t>: 현재 견적 이력을 남기고 ⑤부터 다시 진행</w:t>
+      </w:r>
+    </w:p>
+    <w:p>
+      <w:pPr>
+        <w:pStyle w:val="Heading2"/>
+      </w:pPr>
+      <w:r>
+        <w:rPr>
+          <w:rFonts w:ascii="Calibri" w:hAnsi="Calibri" w:eastAsia="Malgun Gothic"/>
+          <w:color w:val="2E74B5"/>
+          <w:sz w:val="26"/>
+        </w:rPr>
+        <w:t>7.4 ⑩ 입금 확인</w:t>
+      </w:r>
+    </w:p>
+    <w:p>
+      <w:pPr>
+        <w:pStyle w:val="ListNumber"/>
+      </w:pPr>
+      <w:r>
+        <w:rPr>
+          <w:rFonts w:ascii="Calibri" w:hAnsi="Calibri" w:eastAsia="Malgun Gothic"/>
+          <w:color w:val="1F2937"/>
+          <w:sz w:val="21"/>
+        </w:rPr>
+        <w:t>건물주명, 입금자명, 입금액을 확인합니다.</w:t>
+      </w:r>
+    </w:p>
+    <w:p>
+      <w:pPr>
+        <w:pStyle w:val="ListNumber"/>
+      </w:pPr>
+      <w:r>
+        <w:rPr>
+          <w:rFonts w:ascii="Calibri" w:hAnsi="Calibri" w:eastAsia="Malgun Gothic"/>
+          <w:color w:val="1F2937"/>
+          <w:sz w:val="21"/>
+        </w:rPr>
+        <w:t>실제 사업자계좌의 입금 내역과 비교합니다.</w:t>
+      </w:r>
+    </w:p>
+    <w:p>
+      <w:pPr>
+        <w:pStyle w:val="ListNumber"/>
+      </w:pPr>
+      <w:r>
+        <w:rPr>
+          <w:rFonts w:ascii="Calibri" w:hAnsi="Calibri" w:eastAsia="Malgun Gothic"/>
+          <w:color w:val="1F2937"/>
+          <w:sz w:val="21"/>
+        </w:rPr>
+        <w:t xml:space="preserve">금액과 입금자가 맞을 때만 </w:t>
+      </w:r>
+      <w:r>
+        <w:rPr>
+          <w:rFonts w:ascii="Consolas" w:hAnsi="Consolas" w:eastAsia="Malgun Gothic"/>
+          <w:color w:val="1F4D78"/>
+          <w:sz w:val="21"/>
+        </w:rPr>
+        <w:t>입금 확인</w:t>
+      </w:r>
+      <w:r>
+        <w:rPr>
+          <w:rFonts w:ascii="Calibri" w:hAnsi="Calibri" w:eastAsia="Malgun Gothic"/>
+          <w:color w:val="1F2937"/>
+          <w:sz w:val="21"/>
+        </w:rPr>
+        <w:t>을 누릅니다.</w:t>
+      </w:r>
+    </w:p>
+    <w:p>
+      <w:pPr>
+        <w:pStyle w:val="ListNumber"/>
+      </w:pPr>
+      <w:r>
+        <w:rPr>
+          <w:rFonts w:ascii="Calibri" w:hAnsi="Calibri" w:eastAsia="Malgun Gothic"/>
+          <w:color w:val="1F2937"/>
+          <w:sz w:val="21"/>
+        </w:rPr>
+        <w:t>⑩이 완료되고 ⑪이 진행중으로 바뀌는지 확인합니다.</w:t>
+      </w:r>
+    </w:p>
+    <w:p>
+      <w:pPr>
+        <w:spacing w:before="80" w:after="160"/>
+        <w:ind w:left="259" w:right="259"/>
+        <w:shd w:fill="FFF7DF"/>
+        <w:pBdr>
+          <w:left w:val="single" w:sz="18" w:space="8" w:color="C69214"/>
+        </w:pBdr>
+      </w:pPr>
       <w:r>
         <w:rPr>
           <w:rFonts w:ascii="Calibri" w:hAnsi="Calibri" w:eastAsia="Malgun Gothic"/>
           <w:color w:val="1F2937"/>
           <w:sz w:val="20"/>
         </w:rPr>
-        <w:t>은 큰 단일 파일이라 충돌이 잦습니다. 동시에 여러 명이 수정하지 말고, 한 명이 작업하거나 별도 브랜치와 Pull Request로 합칩니다.</w:t>
+        <w:t>건물주가 입금했다고 말한 것만으로 완료하지 않습니다. 실제 계좌 입금을 확인해야 합니다.</w:t>
+      </w:r>
+    </w:p>
+    <w:p>
+      <w:pPr>
+        <w:pStyle w:val="Heading1"/>
+      </w:pPr>
+      <w:r>
+        <w:rPr>
+          <w:rFonts w:ascii="Calibri" w:hAnsi="Calibri" w:eastAsia="Malgun Gothic"/>
+          <w:color w:val="2E74B5"/>
+          <w:sz w:val="32"/>
+        </w:rPr>
+        <w:t>8. ⑪~⑰ 공사 기록</w:t>
+      </w:r>
+    </w:p>
+    <w:p>
+      <w:pPr>
+        <w:pStyle w:val="Heading2"/>
+      </w:pPr>
+      <w:r>
+        <w:rPr>
+          <w:rFonts w:ascii="Calibri" w:hAnsi="Calibri" w:eastAsia="Malgun Gothic"/>
+          <w:color w:val="2E74B5"/>
+          <w:sz w:val="26"/>
+        </w:rPr>
+        <w:t>8.1 ⑪ 업체 연결·일정</w:t>
+      </w:r>
+    </w:p>
+    <w:p>
+      <w:pPr>
+        <w:pStyle w:val="ListBullet"/>
+      </w:pPr>
+      <w:r>
+        <w:rPr>
+          <w:rFonts w:ascii="Calibri" w:hAnsi="Calibri" w:eastAsia="Malgun Gothic"/>
+          <w:color w:val="1F2937"/>
+          <w:sz w:val="21"/>
+        </w:rPr>
+        <w:t>최종 업체명과 담당자 연락처를 확인합니다.</w:t>
+      </w:r>
+    </w:p>
+    <w:p>
+      <w:pPr>
+        <w:pStyle w:val="ListBullet"/>
+      </w:pPr>
+      <w:r>
+        <w:rPr>
+          <w:rFonts w:ascii="Calibri" w:hAnsi="Calibri" w:eastAsia="Malgun Gothic"/>
+          <w:color w:val="1F2937"/>
+          <w:sz w:val="21"/>
+        </w:rPr>
+        <w:t>방문 날짜와 시간을 확정합니다.</w:t>
+      </w:r>
+    </w:p>
+    <w:p>
+      <w:pPr>
+        <w:pStyle w:val="ListBullet"/>
+      </w:pPr>
+      <w:r>
+        <w:rPr>
+          <w:rFonts w:ascii="Calibri" w:hAnsi="Calibri" w:eastAsia="Malgun Gothic"/>
+          <w:color w:val="1F2937"/>
+          <w:sz w:val="21"/>
+        </w:rPr>
+        <w:t>세입자에게 방문 일정을 안내합니다.</w:t>
+      </w:r>
+    </w:p>
+    <w:p>
+      <w:pPr>
+        <w:pStyle w:val="Heading2"/>
+      </w:pPr>
+      <w:r>
+        <w:rPr>
+          <w:rFonts w:ascii="Calibri" w:hAnsi="Calibri" w:eastAsia="Malgun Gothic"/>
+          <w:color w:val="2E74B5"/>
+          <w:sz w:val="26"/>
+        </w:rPr>
+        <w:t>8.2 ⑫~⑭ 현장 기록</w:t>
+      </w:r>
+    </w:p>
+    <w:p>
+      <w:pPr>
+        <w:pStyle w:val="ListBullet"/>
+      </w:pPr>
+      <w:r>
+        <w:rPr>
+          <w:rFonts w:ascii="Calibri" w:hAnsi="Calibri" w:eastAsia="Malgun Gothic"/>
+          <w:color w:val="1F2937"/>
+          <w:sz w:val="21"/>
+        </w:rPr>
+        <w:t>⑫에는 점검 결과와 실제 작업 범위를 기록합니다.</w:t>
+      </w:r>
+    </w:p>
+    <w:p>
+      <w:pPr>
+        <w:pStyle w:val="ListBullet"/>
+      </w:pPr>
+      <w:r>
+        <w:rPr>
+          <w:rFonts w:ascii="Calibri" w:hAnsi="Calibri" w:eastAsia="Malgun Gothic"/>
+          <w:color w:val="1F2937"/>
+          <w:sz w:val="21"/>
+        </w:rPr>
+        <w:t>⑬에는 작업 전 사진과 작업 후 사진을 구분해 올립니다.</w:t>
+      </w:r>
+    </w:p>
+    <w:p>
+      <w:pPr>
+        <w:pStyle w:val="ListBullet"/>
+      </w:pPr>
+      <w:r>
+        <w:rPr>
+          <w:rFonts w:ascii="Calibri" w:hAnsi="Calibri" w:eastAsia="Malgun Gothic"/>
+          <w:color w:val="1F2937"/>
+          <w:sz w:val="21"/>
+        </w:rPr>
+        <w:t>⑭에는 전후 차이, 교체 품목과 특이사항을 정리합니다.</w:t>
+      </w:r>
+    </w:p>
+    <w:p>
+      <w:pPr>
+        <w:pStyle w:val="Heading2"/>
+      </w:pPr>
+      <w:r>
+        <w:rPr>
+          <w:rFonts w:ascii="Calibri" w:hAnsi="Calibri" w:eastAsia="Malgun Gothic"/>
+          <w:color w:val="2E74B5"/>
+          <w:sz w:val="26"/>
+        </w:rPr>
+        <w:t>8.3 ⑮~⑰ 마무리</w:t>
+      </w:r>
+    </w:p>
+    <w:p>
+      <w:pPr>
+        <w:pStyle w:val="ListBullet"/>
+      </w:pPr>
+      <w:r>
+        <w:rPr>
+          <w:rFonts w:ascii="Calibri" w:hAnsi="Calibri" w:eastAsia="Malgun Gothic"/>
+          <w:color w:val="1F2937"/>
+          <w:sz w:val="21"/>
+        </w:rPr>
+        <w:t>⑮에서 세금계산서, 영수증과 업체 정산을 확인합니다.</w:t>
+      </w:r>
+    </w:p>
+    <w:p>
+      <w:pPr>
+        <w:pStyle w:val="ListBullet"/>
+      </w:pPr>
+      <w:r>
+        <w:rPr>
+          <w:rFonts w:ascii="Calibri" w:hAnsi="Calibri" w:eastAsia="Malgun Gothic"/>
+          <w:color w:val="1F2937"/>
+          <w:sz w:val="21"/>
+        </w:rPr>
+        <w:t>⑯에서 해당 건물의 월간 처리 내역에 반영합니다.</w:t>
+      </w:r>
+    </w:p>
+    <w:p>
+      <w:pPr>
+        <w:pStyle w:val="ListBullet"/>
+      </w:pPr>
+      <w:r>
+        <w:rPr>
+          <w:rFonts w:ascii="Calibri" w:hAnsi="Calibri" w:eastAsia="Malgun Gothic"/>
+          <w:color w:val="1F2937"/>
+          <w:sz w:val="21"/>
+        </w:rPr>
+        <w:t>⑰에서 하자, 재방문과 A/S 내용을 계속 기록합니다.</w:t>
       </w:r>
     </w:p>
     <w:p>
@@ -6685,7 +5492,7 @@
           <w:color w:val="2E74B5"/>
           <w:sz w:val="32"/>
         </w:rPr>
-        <w:t>11. 자주 발생하는 문제</w:t>
+        <w:t>9. 케이스가 멈췄을 때</w:t>
       </w:r>
     </w:p>
     <w:tbl>
@@ -6805,7 +5612,7 @@
                 <w:color w:val="17365D"/>
                 <w:sz w:val="17"/>
               </w:rPr>
-              <w:t>해결 방향</w:t>
+              <w:t>처리 방법</w:t>
             </w:r>
           </w:p>
         </w:tc>
@@ -6837,7 +5644,7 @@
                 <w:color w:val="1F2937"/>
                 <w:sz w:val="17"/>
               </w:rPr>
-              <w:t>온보딩 파일 미매칭</w:t>
+              <w:t>① 온보딩 미매칭</w:t>
             </w:r>
           </w:p>
         </w:tc>
@@ -6863,7 +5670,7 @@
                 <w:color w:val="1F2937"/>
                 <w:sz w:val="17"/>
               </w:rPr>
-              <w:t>DOCX가 올바른 폴더에 있는지, 본문 건물명·주소</w:t>
+              <w:t>건물명과 주소</w:t>
             </w:r>
           </w:p>
         </w:tc>
@@ -6889,7 +5696,7 @@
                 <w:color w:val="1F2937"/>
                 <w:sz w:val="17"/>
               </w:rPr>
-              <w:t>폴더 ID와 본문 라벨 수정 후 재접수</w:t>
+              <w:t>온보딩 문서와 표기를 맞춘 뒤 다시 확인</w:t>
             </w:r>
           </w:p>
         </w:tc>
@@ -6922,7 +5729,7 @@
                 <w:color w:val="1F2937"/>
                 <w:sz w:val="17"/>
               </w:rPr>
-              <w:t>Google 로그인 실패</w:t>
+              <w:t>② 접수 문자가 안 감</w:t>
             </w:r>
           </w:p>
         </w:tc>
@@ -6949,7 +5756,7 @@
                 <w:color w:val="1F2937"/>
                 <w:sz w:val="17"/>
               </w:rPr>
-              <w:t>Firebase Google 공급자, 승인 도메인</w:t>
+              <w:t>세입자·건물주 휴대폰 번호</w:t>
             </w:r>
           </w:p>
         </w:tc>
@@ -6972,19 +5779,11 @@
             <w:r/>
             <w:r>
               <w:rPr>
-                <w:rFonts w:ascii="Consolas" w:hAnsi="Consolas" w:eastAsia="Malgun Gothic"/>
-                <w:color w:val="1F4D78"/>
-                <w:sz w:val="17"/>
-              </w:rPr>
-              <w:t>bringengineering.github.io</w:t>
-            </w:r>
-            <w:r>
-              <w:rPr>
                 <w:rFonts w:ascii="Calibri" w:hAnsi="Calibri" w:eastAsia="Malgun Gothic"/>
                 <w:color w:val="1F2937"/>
                 <w:sz w:val="17"/>
               </w:rPr>
-              <w:t xml:space="preserve"> 승인 도메인 확인</w:t>
+              <w:t>번호를 확인하고 실패 사유를 담당자에게 전달</w:t>
             </w:r>
           </w:p>
         </w:tc>
@@ -7016,15 +5815,7 @@
                 <w:color w:val="1F2937"/>
                 <w:sz w:val="17"/>
               </w:rPr>
-              <w:t xml:space="preserve">SENS </w:t>
-            </w:r>
-            <w:r>
-              <w:rPr>
-                <w:rFonts w:ascii="Consolas" w:hAnsi="Consolas" w:eastAsia="Malgun Gothic"/>
-                <w:color w:val="1F4D78"/>
-                <w:sz w:val="17"/>
-              </w:rPr>
-              <w:t>from not authenticated</w:t>
+              <w:t>⑤ 업체 문자가 안 감</w:t>
             </w:r>
           </w:p>
         </w:tc>
@@ -7050,7 +5841,7 @@
                 <w:color w:val="1F2937"/>
                 <w:sz w:val="17"/>
               </w:rPr>
-              <w:t>발신번호 승인 상태</w:t>
+              <w:t>휴대폰 번호와 사진</w:t>
             </w:r>
           </w:p>
         </w:tc>
@@ -7076,7 +5867,7 @@
                 <w:color w:val="1F2937"/>
                 <w:sz w:val="17"/>
               </w:rPr>
-              <w:t>승인된 발신번호인지 확인한 뒤 시스템 관리자에게 재시도 요청</w:t>
+              <w:t>일반전화 업체를 제외하고 사진 형식 확인</w:t>
             </w:r>
           </w:p>
         </w:tc>
@@ -7109,7 +5900,7 @@
                 <w:color w:val="1F2937"/>
                 <w:sz w:val="17"/>
               </w:rPr>
-              <w:t>업체 문자가 안 감</w:t>
+              <w:t>⑤가 계속 진행중</w:t>
             </w:r>
           </w:p>
         </w:tc>
@@ -7136,7 +5927,7 @@
                 <w:color w:val="1F2937"/>
                 <w:sz w:val="17"/>
               </w:rPr>
-              <w:t>업체 번호가 휴대폰인지, 첫 JPG/JPEG 사진이 있는지</w:t>
+              <w:t>선택 업체 중 실패 건</w:t>
             </w:r>
           </w:p>
         </w:tc>
@@ -7163,7 +5954,7 @@
                 <w:color w:val="1F2937"/>
                 <w:sz w:val="17"/>
               </w:rPr>
-              <w:t>033/0507만 있으면 휴대폰 번호 보완</w:t>
+              <w:t>실패 업체만 다시 처리</w:t>
             </w:r>
           </w:p>
         </w:tc>
@@ -7195,7 +5986,7 @@
                 <w:color w:val="1F2937"/>
                 <w:sz w:val="17"/>
               </w:rPr>
-              <w:t>⑤가 진행중에 멈춤</w:t>
+              <w:t>견적 업로드가 느림</w:t>
             </w:r>
           </w:p>
         </w:tc>
@@ -7221,7 +6012,7 @@
                 <w:color w:val="1F2937"/>
                 <w:sz w:val="17"/>
               </w:rPr>
-              <w:t>선택 업체 중 실패 업체, 요청 ID</w:t>
+              <w:t>파일 크기와 파일 수</w:t>
             </w:r>
           </w:p>
         </w:tc>
@@ -7247,7 +6038,7 @@
                 <w:color w:val="1F2937"/>
                 <w:sz w:val="17"/>
               </w:rPr>
-              <w:t>⑤ 메모와 SENS 콘솔 발송 내역 비교</w:t>
+              <w:t>5MB 이하인지 확인하고 완료까지 기다림</w:t>
             </w:r>
           </w:p>
         </w:tc>
@@ -7280,7 +6071,7 @@
                 <w:color w:val="1F2937"/>
                 <w:sz w:val="17"/>
               </w:rPr>
-              <w:t>견적 업로드가 느림</w:t>
+              <w:t>사업자 정보가 빈칸</w:t>
             </w:r>
           </w:p>
         </w:tc>
@@ -7307,7 +6098,7 @@
                 <w:color w:val="1F2937"/>
                 <w:sz w:val="17"/>
               </w:rPr>
-              <w:t>파일 크기와 분석 대기 상태</w:t>
+              <w:t>두 파일의 업체명</w:t>
             </w:r>
           </w:p>
         </w:tc>
@@ -7334,7 +6125,7 @@
                 <w:color w:val="1F2937"/>
                 <w:sz w:val="17"/>
               </w:rPr>
-              <w:t>파일 5MB 이하인지 확인하고 완료될 때까지 같은 파일을 다시 올리지 않음</w:t>
+              <w:t>업체명 표기를 맞추고 브링 양식 재작성</w:t>
             </w:r>
           </w:p>
         </w:tc>
@@ -7366,7 +6157,7 @@
                 <w:color w:val="1F2937"/>
                 <w:sz w:val="17"/>
               </w:rPr>
-              <w:t>사업자 정보가 빈칸</w:t>
+              <w:t>견적 카드 삭제 후 재등장</w:t>
             </w:r>
           </w:p>
         </w:tc>
@@ -7392,7 +6183,7 @@
                 <w:color w:val="1F2937"/>
                 <w:sz w:val="17"/>
               </w:rPr>
-              <w:t>업체명/사업자번호 매칭</w:t>
+              <w:t>다른 탭이 열려 있는지</w:t>
             </w:r>
           </w:p>
         </w:tc>
@@ -7418,7 +6209,7 @@
                 <w:color w:val="1F2937"/>
                 <w:sz w:val="17"/>
               </w:rPr>
-              <w:t>견적서와 사업자등록증의 업체명을 확인한 뒤 재작성</w:t>
+              <w:t>다른 탭을 닫고 새로고침 후 다시 제거</w:t>
             </w:r>
           </w:p>
         </w:tc>
@@ -7451,7 +6242,7 @@
                 <w:color w:val="1F2937"/>
                 <w:sz w:val="17"/>
               </w:rPr>
-              <w:t>단계가 되돌아감</w:t>
+              <w:t>⑦ 추천 금액이 이상함</w:t>
             </w:r>
           </w:p>
         </w:tc>
@@ -7478,7 +6269,7 @@
                 <w:color w:val="1F2937"/>
                 <w:sz w:val="17"/>
               </w:rPr>
-              <w:t>오래 열린 브라우저, 여러 탭 동시 수정</w:t>
+              <w:t>⑥ 원본 금액</w:t>
             </w:r>
           </w:p>
         </w:tc>
@@ -7505,7 +6296,7 @@
                 <w:color w:val="1F2937"/>
                 <w:sz w:val="17"/>
               </w:rPr>
-              <w:t>다른 탭을 닫고 새로고침한 뒤 다시 처리</w:t>
+              <w:t>원본 금액 수정 후 재작성</w:t>
             </w:r>
           </w:p>
         </w:tc>
@@ -7537,7 +6328,7 @@
                 <w:color w:val="1F2937"/>
                 <w:sz w:val="17"/>
               </w:rPr>
-              <w:t>견적 삭제 후 되살아남</w:t>
+              <w:t>⑧ 문자 후 단계가 멈춤</w:t>
             </w:r>
           </w:p>
         </w:tc>
@@ -7563,7 +6354,7 @@
                 <w:color w:val="1F2937"/>
                 <w:sz w:val="17"/>
               </w:rPr>
-              <w:t>Firebase 삭제 완료 전 오래된 저장</w:t>
+              <w:t>⑧ 발송 결과 메모</w:t>
             </w:r>
           </w:p>
         </w:tc>
@@ -7589,7 +6380,7 @@
                 <w:color w:val="1F2937"/>
                 <w:sz w:val="17"/>
               </w:rPr>
-              <w:t>케이스 child 삭제 로그와 다른 탭을 확인</w:t>
+              <w:t>케이스 ID와 발송 시간을 시스템 담당자에게 전달</w:t>
             </w:r>
           </w:p>
         </w:tc>
@@ -7622,7 +6413,7 @@
                 <w:color w:val="1F2937"/>
                 <w:sz w:val="17"/>
               </w:rPr>
-              <w:t>승인 링크가 안 열림</w:t>
+              <w:t>완료와 진행중이 깜빡임</w:t>
             </w:r>
           </w:p>
         </w:tc>
@@ -7649,7 +6440,7 @@
                 <w:color w:val="1F2937"/>
                 <w:sz w:val="17"/>
               </w:rPr>
-              <w:t>문자에 포함된 링크와 승인 화면 상태</w:t>
+              <w:t>여러 탭 동시 사용</w:t>
             </w:r>
           </w:p>
         </w:tc>
@@ -7676,349 +6467,7 @@
                 <w:color w:val="1F2937"/>
                 <w:sz w:val="17"/>
               </w:rPr>
-              <w:t>시스템 관리자에게 링크 재생성 후 ⑧ 재발송 요청</w:t>
-            </w:r>
-          </w:p>
-        </w:tc>
-      </w:tr>
-      <w:tr>
-        <w:trPr>
-          <w:cantSplit/>
-        </w:trPr>
-        <w:tc>
-          <w:tcPr>
-            <w:tcW w:type="dxa" w:w="1700"/>
-            <w:tcMar>
-              <w:top w:w="80" w:type="dxa"/>
-              <w:start w:w="120" w:type="dxa"/>
-              <w:bottom w:w="80" w:type="dxa"/>
-              <w:end w:w="120" w:type="dxa"/>
-            </w:tcMar>
-            <w:vAlign w:val="center"/>
-          </w:tcPr>
-          <w:p>
-            <w:pPr>
-              <w:spacing w:after="0" w:line="259" w:lineRule="auto"/>
-              <w:jc w:val="center"/>
-            </w:pPr>
-            <w:r/>
-            <w:r>
-              <w:rPr>
-                <w:rFonts w:ascii="Calibri" w:hAnsi="Calibri" w:eastAsia="Malgun Gothic"/>
-                <w:color w:val="1F2937"/>
-                <w:sz w:val="17"/>
-              </w:rPr>
-              <w:t>⑧ 문자 도착 후 단계 정지</w:t>
-            </w:r>
-          </w:p>
-        </w:tc>
-        <w:tc>
-          <w:tcPr>
-            <w:tcW w:type="dxa" w:w="3700"/>
-            <w:tcMar>
-              <w:top w:w="80" w:type="dxa"/>
-              <w:start w:w="120" w:type="dxa"/>
-              <w:bottom w:w="80" w:type="dxa"/>
-              <w:end w:w="120" w:type="dxa"/>
-            </w:tcMar>
-            <w:vAlign w:val="center"/>
-          </w:tcPr>
-          <w:p>
-            <w:pPr>
-              <w:spacing w:after="0" w:line="259" w:lineRule="auto"/>
-            </w:pPr>
-            <w:r/>
-            <w:r>
-              <w:rPr>
-                <w:rFonts w:ascii="Calibri" w:hAnsi="Calibri" w:eastAsia="Malgun Gothic"/>
-                <w:color w:val="1F2937"/>
-                <w:sz w:val="17"/>
-              </w:rPr>
-              <w:t>발송 결과와 케이스 기록</w:t>
-            </w:r>
-          </w:p>
-        </w:tc>
-        <w:tc>
-          <w:tcPr>
-            <w:tcW w:type="dxa" w:w="3960"/>
-            <w:tcMar>
-              <w:top w:w="80" w:type="dxa"/>
-              <w:start w:w="120" w:type="dxa"/>
-              <w:bottom w:w="80" w:type="dxa"/>
-              <w:end w:w="120" w:type="dxa"/>
-            </w:tcMar>
-            <w:vAlign w:val="center"/>
-          </w:tcPr>
-          <w:p>
-            <w:pPr>
-              <w:spacing w:after="0" w:line="259" w:lineRule="auto"/>
-            </w:pPr>
-            <w:r/>
-            <w:r>
-              <w:rPr>
-                <w:rFonts w:ascii="Calibri" w:hAnsi="Calibri" w:eastAsia="Malgun Gothic"/>
-                <w:color w:val="1F2937"/>
-                <w:sz w:val="17"/>
-              </w:rPr>
-              <w:t>시스템 관리자에게 발송 기록과 케이스 ID 전달</w:t>
-            </w:r>
-          </w:p>
-        </w:tc>
-      </w:tr>
-      <w:tr>
-        <w:trPr>
-          <w:cantSplit/>
-        </w:trPr>
-        <w:tc>
-          <w:tcPr>
-            <w:tcW w:type="dxa" w:w="1700"/>
-            <w:shd w:fill="F8FAFC"/>
-            <w:tcMar>
-              <w:top w:w="80" w:type="dxa"/>
-              <w:start w:w="120" w:type="dxa"/>
-              <w:bottom w:w="80" w:type="dxa"/>
-              <w:end w:w="120" w:type="dxa"/>
-            </w:tcMar>
-            <w:vAlign w:val="center"/>
-          </w:tcPr>
-          <w:p>
-            <w:pPr>
-              <w:spacing w:after="0" w:line="259" w:lineRule="auto"/>
-              <w:jc w:val="center"/>
-            </w:pPr>
-            <w:r/>
-            <w:r>
-              <w:rPr>
-                <w:rFonts w:ascii="Calibri" w:hAnsi="Calibri" w:eastAsia="Malgun Gothic"/>
-                <w:color w:val="1F2937"/>
-                <w:sz w:val="17"/>
-              </w:rPr>
-              <w:t>Drive 권한 오류</w:t>
-            </w:r>
-          </w:p>
-        </w:tc>
-        <w:tc>
-          <w:tcPr>
-            <w:tcW w:type="dxa" w:w="3700"/>
-            <w:shd w:fill="F8FAFC"/>
-            <w:tcMar>
-              <w:top w:w="80" w:type="dxa"/>
-              <w:start w:w="120" w:type="dxa"/>
-              <w:bottom w:w="80" w:type="dxa"/>
-              <w:end w:w="120" w:type="dxa"/>
-            </w:tcMar>
-            <w:vAlign w:val="center"/>
-          </w:tcPr>
-          <w:p>
-            <w:pPr>
-              <w:spacing w:after="0" w:line="259" w:lineRule="auto"/>
-            </w:pPr>
-            <w:r/>
-            <w:r>
-              <w:rPr>
-                <w:rFonts w:ascii="Calibri" w:hAnsi="Calibri" w:eastAsia="Malgun Gothic"/>
-                <w:color w:val="1F2937"/>
-                <w:sz w:val="17"/>
-              </w:rPr>
-              <w:t>로그인 계정의 폴더 공유 권한</w:t>
-            </w:r>
-          </w:p>
-        </w:tc>
-        <w:tc>
-          <w:tcPr>
-            <w:tcW w:type="dxa" w:w="3960"/>
-            <w:shd w:fill="F8FAFC"/>
-            <w:tcMar>
-              <w:top w:w="80" w:type="dxa"/>
-              <w:start w:w="120" w:type="dxa"/>
-              <w:bottom w:w="80" w:type="dxa"/>
-              <w:end w:w="120" w:type="dxa"/>
-            </w:tcMar>
-            <w:vAlign w:val="center"/>
-          </w:tcPr>
-          <w:p>
-            <w:pPr>
-              <w:spacing w:after="0" w:line="259" w:lineRule="auto"/>
-            </w:pPr>
-            <w:r/>
-            <w:r>
-              <w:rPr>
-                <w:rFonts w:ascii="Calibri" w:hAnsi="Calibri" w:eastAsia="Malgun Gothic"/>
-                <w:color w:val="1F2937"/>
-                <w:sz w:val="17"/>
-              </w:rPr>
-              <w:t>운영 Drive를 편집자로 다시 공유하고 재시도</w:t>
-            </w:r>
-          </w:p>
-        </w:tc>
-      </w:tr>
-      <w:tr>
-        <w:trPr>
-          <w:cantSplit/>
-        </w:trPr>
-        <w:tc>
-          <w:tcPr>
-            <w:tcW w:type="dxa" w:w="1700"/>
-            <w:tcMar>
-              <w:top w:w="80" w:type="dxa"/>
-              <w:start w:w="120" w:type="dxa"/>
-              <w:bottom w:w="80" w:type="dxa"/>
-              <w:end w:w="120" w:type="dxa"/>
-            </w:tcMar>
-            <w:vAlign w:val="center"/>
-          </w:tcPr>
-          <w:p>
-            <w:pPr>
-              <w:spacing w:after="0" w:line="259" w:lineRule="auto"/>
-              <w:jc w:val="center"/>
-            </w:pPr>
-            <w:r/>
-            <w:r>
-              <w:rPr>
-                <w:rFonts w:ascii="Calibri" w:hAnsi="Calibri" w:eastAsia="Malgun Gothic"/>
-                <w:color w:val="1F2937"/>
-                <w:sz w:val="17"/>
-              </w:rPr>
-              <w:t>방문 시간이 1899년으로 표시</w:t>
-            </w:r>
-          </w:p>
-        </w:tc>
-        <w:tc>
-          <w:tcPr>
-            <w:tcW w:type="dxa" w:w="3700"/>
-            <w:tcMar>
-              <w:top w:w="80" w:type="dxa"/>
-              <w:start w:w="120" w:type="dxa"/>
-              <w:bottom w:w="80" w:type="dxa"/>
-              <w:end w:w="120" w:type="dxa"/>
-            </w:tcMar>
-            <w:vAlign w:val="center"/>
-          </w:tcPr>
-          <w:p>
-            <w:pPr>
-              <w:spacing w:after="0" w:line="259" w:lineRule="auto"/>
-            </w:pPr>
-            <w:r/>
-            <w:r>
-              <w:rPr>
-                <w:rFonts w:ascii="Calibri" w:hAnsi="Calibri" w:eastAsia="Malgun Gothic"/>
-                <w:color w:val="1F2937"/>
-                <w:sz w:val="17"/>
-              </w:rPr>
-              <w:t>Google Form 시간 전용 값</w:t>
-            </w:r>
-          </w:p>
-        </w:tc>
-        <w:tc>
-          <w:tcPr>
-            <w:tcW w:type="dxa" w:w="3960"/>
-            <w:tcMar>
-              <w:top w:w="80" w:type="dxa"/>
-              <w:start w:w="120" w:type="dxa"/>
-              <w:bottom w:w="80" w:type="dxa"/>
-              <w:end w:w="120" w:type="dxa"/>
-            </w:tcMar>
-            <w:vAlign w:val="center"/>
-          </w:tcPr>
-          <w:p>
-            <w:pPr>
-              <w:spacing w:after="0" w:line="259" w:lineRule="auto"/>
-            </w:pPr>
-            <w:r/>
-            <w:r>
-              <w:rPr>
-                <w:rFonts w:ascii="Calibri" w:hAnsi="Calibri" w:eastAsia="Malgun Gothic"/>
-                <w:color w:val="1F2937"/>
-                <w:sz w:val="17"/>
-              </w:rPr>
-              <w:t>접수일 또는 방문일과 결합되는 최신 코드 확인</w:t>
-            </w:r>
-          </w:p>
-        </w:tc>
-      </w:tr>
-      <w:tr>
-        <w:trPr>
-          <w:cantSplit/>
-        </w:trPr>
-        <w:tc>
-          <w:tcPr>
-            <w:tcW w:type="dxa" w:w="1700"/>
-            <w:shd w:fill="F8FAFC"/>
-            <w:tcMar>
-              <w:top w:w="80" w:type="dxa"/>
-              <w:start w:w="120" w:type="dxa"/>
-              <w:bottom w:w="80" w:type="dxa"/>
-              <w:end w:w="120" w:type="dxa"/>
-            </w:tcMar>
-            <w:vAlign w:val="center"/>
-          </w:tcPr>
-          <w:p>
-            <w:pPr>
-              <w:spacing w:after="0" w:line="259" w:lineRule="auto"/>
-              <w:jc w:val="center"/>
-            </w:pPr>
-            <w:r/>
-            <w:r>
-              <w:rPr>
-                <w:rFonts w:ascii="Calibri" w:hAnsi="Calibri" w:eastAsia="Malgun Gothic"/>
-                <w:color w:val="1F2937"/>
-                <w:sz w:val="17"/>
-              </w:rPr>
-              <w:t>입금 캘린더가 팀원마다 다름</w:t>
-            </w:r>
-          </w:p>
-        </w:tc>
-        <w:tc>
-          <w:tcPr>
-            <w:tcW w:type="dxa" w:w="3700"/>
-            <w:shd w:fill="F8FAFC"/>
-            <w:tcMar>
-              <w:top w:w="80" w:type="dxa"/>
-              <w:start w:w="120" w:type="dxa"/>
-              <w:bottom w:w="80" w:type="dxa"/>
-              <w:end w:w="120" w:type="dxa"/>
-            </w:tcMar>
-            <w:vAlign w:val="center"/>
-          </w:tcPr>
-          <w:p>
-            <w:pPr>
-              <w:spacing w:after="0" w:line="259" w:lineRule="auto"/>
-            </w:pPr>
-            <w:r/>
-            <w:r>
-              <w:rPr>
-                <w:rFonts w:ascii="Calibri" w:hAnsi="Calibri" w:eastAsia="Malgun Gothic"/>
-                <w:color w:val="1F2937"/>
-                <w:sz w:val="17"/>
-              </w:rPr>
-              <w:t>로그인 Google UID</w:t>
-            </w:r>
-          </w:p>
-        </w:tc>
-        <w:tc>
-          <w:tcPr>
-            <w:tcW w:type="dxa" w:w="3960"/>
-            <w:shd w:fill="F8FAFC"/>
-            <w:tcMar>
-              <w:top w:w="80" w:type="dxa"/>
-              <w:start w:w="120" w:type="dxa"/>
-              <w:bottom w:w="80" w:type="dxa"/>
-              <w:end w:w="120" w:type="dxa"/>
-            </w:tcMar>
-            <w:vAlign w:val="center"/>
-          </w:tcPr>
-          <w:p>
-            <w:pPr>
-              <w:spacing w:after="0" w:line="259" w:lineRule="auto"/>
-            </w:pPr>
-            <w:r/>
-            <w:r>
-              <w:rPr>
-                <w:rFonts w:ascii="Calibri" w:hAnsi="Calibri" w:eastAsia="Malgun Gothic"/>
-                <w:color w:val="1F2937"/>
-                <w:sz w:val="17"/>
-              </w:rPr>
-              <w:t>지정 정산 계정을 사용하거나 공유형 구조 개발</w:t>
+              <w:t>케이스 화면을 한 탭만 열고 새로고침</w:t>
             </w:r>
           </w:p>
         </w:tc>
@@ -8039,163 +6488,7 @@
           <w:color w:val="2E74B5"/>
           <w:sz w:val="32"/>
         </w:rPr>
-        <w:t>12. 테스트 체크리스트</w:t>
-      </w:r>
-    </w:p>
-    <w:p>
-      <w:pPr>
-        <w:pStyle w:val="Heading2"/>
-      </w:pPr>
-      <w:r>
-        <w:rPr>
-          <w:rFonts w:ascii="Calibri" w:hAnsi="Calibri" w:eastAsia="Malgun Gothic"/>
-          <w:color w:val="2E74B5"/>
-          <w:sz w:val="26"/>
-        </w:rPr>
-        <w:t>12.1 신규 건물 도입 테스트</w:t>
-      </w:r>
-    </w:p>
-    <w:p>
-      <w:pPr>
-        <w:pStyle w:val="ListNumber"/>
-      </w:pPr>
-      <w:r>
-        <w:rPr>
-          <w:rFonts w:ascii="Calibri" w:hAnsi="Calibri" w:eastAsia="Malgun Gothic"/>
-          <w:color w:val="1F2937"/>
-          <w:sz w:val="21"/>
-        </w:rPr>
-        <w:t>온보딩 DOCX를 올린다.</w:t>
-      </w:r>
-    </w:p>
-    <w:p>
-      <w:pPr>
-        <w:pStyle w:val="ListNumber"/>
-      </w:pPr>
-      <w:r>
-        <w:rPr>
-          <w:rFonts w:ascii="Calibri" w:hAnsi="Calibri" w:eastAsia="Malgun Gothic"/>
-          <w:color w:val="1F2937"/>
-          <w:sz w:val="21"/>
-        </w:rPr>
-        <w:t>건물 목록을 동기화한다.</w:t>
-      </w:r>
-    </w:p>
-    <w:p>
-      <w:pPr>
-        <w:pStyle w:val="ListNumber"/>
-      </w:pPr>
-      <w:r>
-        <w:rPr>
-          <w:rFonts w:ascii="Calibri" w:hAnsi="Calibri" w:eastAsia="Malgun Gothic"/>
-          <w:color w:val="1F2937"/>
-          <w:sz w:val="21"/>
-        </w:rPr>
-        <w:t>테스트 폼을 제출한다.</w:t>
-      </w:r>
-    </w:p>
-    <w:p>
-      <w:pPr>
-        <w:pStyle w:val="ListNumber"/>
-      </w:pPr>
-      <w:r>
-        <w:rPr>
-          <w:rFonts w:ascii="Calibri" w:hAnsi="Calibri" w:eastAsia="Malgun Gothic"/>
-          <w:color w:val="1F2937"/>
-          <w:sz w:val="21"/>
-        </w:rPr>
-        <w:t>① 매칭, ② 발송, ③·④ 자동 완료, ⑤ 대기를 확인한다.</w:t>
-      </w:r>
-    </w:p>
-    <w:p>
-      <w:pPr>
-        <w:pStyle w:val="ListNumber"/>
-      </w:pPr>
-      <w:r>
-        <w:rPr>
-          <w:rFonts w:ascii="Calibri" w:hAnsi="Calibri" w:eastAsia="Malgun Gothic"/>
-          <w:color w:val="1F2937"/>
-          <w:sz w:val="21"/>
-        </w:rPr>
-        <w:t>테스트 업체를 선택해 ⑤ MMS를 보낸다.</w:t>
-      </w:r>
-    </w:p>
-    <w:p>
-      <w:pPr>
-        <w:pStyle w:val="ListNumber"/>
-      </w:pPr>
-      <w:r>
-        <w:rPr>
-          <w:rFonts w:ascii="Calibri" w:hAnsi="Calibri" w:eastAsia="Malgun Gothic"/>
-          <w:color w:val="1F2937"/>
-          <w:sz w:val="21"/>
-        </w:rPr>
-        <w:t>견적서와 사업자등록증을 ⑥에 올린다.</w:t>
-      </w:r>
-    </w:p>
-    <w:p>
-      <w:pPr>
-        <w:pStyle w:val="ListNumber"/>
-      </w:pPr>
-      <w:r>
-        <w:rPr>
-          <w:rFonts w:ascii="Calibri" w:hAnsi="Calibri" w:eastAsia="Malgun Gothic"/>
-          <w:color w:val="1F2937"/>
-          <w:sz w:val="21"/>
-        </w:rPr>
-        <w:t>브링 엑셀 금액·품목·사업자 정보를 확인한다.</w:t>
-      </w:r>
-    </w:p>
-    <w:p>
-      <w:pPr>
-        <w:pStyle w:val="ListNumber"/>
-      </w:pPr>
-      <w:r>
-        <w:rPr>
-          <w:rFonts w:ascii="Calibri" w:hAnsi="Calibri" w:eastAsia="Malgun Gothic"/>
-          <w:color w:val="1F2937"/>
-          <w:sz w:val="21"/>
-        </w:rPr>
-        <w:t>⑦ 추천과 ⑧ 건물주 발송을 확인한다.</w:t>
-      </w:r>
-    </w:p>
-    <w:p>
-      <w:pPr>
-        <w:pStyle w:val="ListNumber"/>
-      </w:pPr>
-      <w:r>
-        <w:rPr>
-          <w:rFonts w:ascii="Calibri" w:hAnsi="Calibri" w:eastAsia="Malgun Gothic"/>
-          <w:color w:val="1F2937"/>
-          <w:sz w:val="21"/>
-        </w:rPr>
-        <w:t>모바일 승인 후 ⑩ 진입을 확인한다.</w:t>
-      </w:r>
-    </w:p>
-    <w:p>
-      <w:pPr>
-        <w:pStyle w:val="ListNumber"/>
-      </w:pPr>
-      <w:r>
-        <w:rPr>
-          <w:rFonts w:ascii="Calibri" w:hAnsi="Calibri" w:eastAsia="Malgun Gothic"/>
-          <w:color w:val="1F2937"/>
-          <w:sz w:val="21"/>
-        </w:rPr>
-        <w:t>관리자가 입금 확인 후 ⑪ 진입을 확인한다.</w:t>
-      </w:r>
-    </w:p>
-    <w:p>
-      <w:pPr>
-        <w:pStyle w:val="Heading2"/>
-      </w:pPr>
-      <w:r>
-        <w:rPr>
-          <w:rFonts w:ascii="Calibri" w:hAnsi="Calibri" w:eastAsia="Malgun Gothic"/>
-          <w:color w:val="2E74B5"/>
-          <w:sz w:val="26"/>
-        </w:rPr>
-        <w:t>12.2 배포 후 최소 점검</w:t>
+        <w:t>10. 휴지통과 삭제</w:t>
       </w:r>
     </w:p>
     <w:p>
@@ -8208,7 +6501,23 @@
           <w:color w:val="1F2937"/>
           <w:sz w:val="21"/>
         </w:rPr>
-        <w:t>관리자 화면 버전이 최신이다.</w:t>
+        <w:t xml:space="preserve">처리하지 않을 케이스는 왼쪽 </w:t>
+      </w:r>
+      <w:r>
+        <w:rPr>
+          <w:rFonts w:ascii="Consolas" w:hAnsi="Consolas" w:eastAsia="Malgun Gothic"/>
+          <w:color w:val="1F4D78"/>
+          <w:sz w:val="21"/>
+        </w:rPr>
+        <w:t>휴지통</w:t>
+      </w:r>
+      <w:r>
+        <w:rPr>
+          <w:rFonts w:ascii="Calibri" w:hAnsi="Calibri" w:eastAsia="Malgun Gothic"/>
+          <w:color w:val="1F2937"/>
+          <w:sz w:val="21"/>
+        </w:rPr>
+        <w:t>으로 이동합니다.</w:t>
       </w:r>
     </w:p>
     <w:p>
@@ -8221,7 +6530,44 @@
           <w:color w:val="1F2937"/>
           <w:sz w:val="21"/>
         </w:rPr>
-        <w:t>Google 로그인과 로그아웃이 된다.</w:t>
+        <w:t xml:space="preserve">휴지통의 </w:t>
+      </w:r>
+      <w:r>
+        <w:rPr>
+          <w:rFonts w:ascii="Consolas" w:hAnsi="Consolas" w:eastAsia="Malgun Gothic"/>
+          <w:color w:val="1F4D78"/>
+          <w:sz w:val="21"/>
+        </w:rPr>
+        <w:t>복원</w:t>
+      </w:r>
+      <w:r>
+        <w:rPr>
+          <w:rFonts w:ascii="Calibri" w:hAnsi="Calibri" w:eastAsia="Malgun Gothic"/>
+          <w:color w:val="1F2937"/>
+          <w:sz w:val="21"/>
+        </w:rPr>
+        <w:t>은 케이스를 일반 목록으로 되돌립니다.</w:t>
+      </w:r>
+    </w:p>
+    <w:p>
+      <w:pPr>
+        <w:pStyle w:val="ListBullet"/>
+      </w:pPr>
+      <w:r>
+        <w:rPr>
+          <w:rFonts w:ascii="Consolas" w:hAnsi="Consolas" w:eastAsia="Malgun Gothic"/>
+          <w:color w:val="1F4D78"/>
+          <w:sz w:val="21"/>
+        </w:rPr>
+        <w:t>삭제</w:t>
+      </w:r>
+      <w:r>
+        <w:rPr>
+          <w:rFonts w:ascii="Calibri" w:hAnsi="Calibri" w:eastAsia="Malgun Gothic"/>
+          <w:color w:val="1F2937"/>
+          <w:sz w:val="21"/>
+        </w:rPr>
+        <w:t>는 케이스를 완전히 지우므로 복원이 필요한지 먼저 확인합니다.</w:t>
       </w:r>
     </w:p>
     <w:p>
@@ -8234,59 +6580,23 @@
           <w:color w:val="1F2937"/>
           <w:sz w:val="21"/>
         </w:rPr>
-        <w:t>케이스가 실시간으로 보인다.</w:t>
+        <w:t xml:space="preserve">견적 카드의 </w:t>
       </w:r>
-    </w:p>
-    <w:p>
-      <w:pPr>
-        <w:pStyle w:val="ListBullet"/>
-      </w:pPr>
+      <w:r>
+        <w:rPr>
+          <w:rFonts w:ascii="Consolas" w:hAnsi="Consolas" w:eastAsia="Malgun Gothic"/>
+          <w:color w:val="1F4D78"/>
+          <w:sz w:val="21"/>
+        </w:rPr>
+        <w:t>목록에서 제거</w:t>
+      </w:r>
       <w:r>
         <w:rPr>
           <w:rFonts w:ascii="Calibri" w:hAnsi="Calibri" w:eastAsia="Malgun Gothic"/>
           <w:color w:val="1F2937"/>
           <w:sz w:val="21"/>
         </w:rPr>
-        <w:t>업체 선택 상태가 새로고침 후 유지된다.</w:t>
-      </w:r>
-    </w:p>
-    <w:p>
-      <w:pPr>
-        <w:pStyle w:val="ListBullet"/>
-      </w:pPr>
-      <w:r>
-        <w:rPr>
-          <w:rFonts w:ascii="Calibri" w:hAnsi="Calibri" w:eastAsia="Malgun Gothic"/>
-          <w:color w:val="1F2937"/>
-          <w:sz w:val="21"/>
-        </w:rPr>
-        <w:t>파일 업로드 진행창과 취소가 정상이다.</w:t>
-      </w:r>
-    </w:p>
-    <w:p>
-      <w:pPr>
-        <w:pStyle w:val="ListBullet"/>
-      </w:pPr>
-      <w:r>
-        <w:rPr>
-          <w:rFonts w:ascii="Calibri" w:hAnsi="Calibri" w:eastAsia="Malgun Gothic"/>
-          <w:color w:val="1F2937"/>
-          <w:sz w:val="21"/>
-        </w:rPr>
-        <w:t>건물주 승인 페이지가 모바일에서 열린다.</w:t>
-      </w:r>
-    </w:p>
-    <w:p>
-      <w:pPr>
-        <w:pStyle w:val="ListBullet"/>
-      </w:pPr>
-      <w:r>
-        <w:rPr>
-          <w:rFonts w:ascii="Calibri" w:hAnsi="Calibri" w:eastAsia="Malgun Gothic"/>
-          <w:color w:val="1F2937"/>
-          <w:sz w:val="21"/>
-        </w:rPr>
-        <w:t>휴지통 복원·영구 삭제가 정상이다.</w:t>
+        <w:t>는 화면 목록에서만 제거하며 원본 보관 파일은 남을 수 있습니다.</w:t>
       </w:r>
     </w:p>
     <w:p>
@@ -8304,221 +6614,7 @@
           <w:color w:val="2E74B5"/>
           <w:sz w:val="32"/>
         </w:rPr>
-        <w:t>13. 보안과 개인정보 주의</w:t>
-      </w:r>
-    </w:p>
-    <w:p>
-      <w:pPr>
-        <w:spacing w:before="80" w:after="160"/>
-        <w:ind w:left="259" w:right="259"/>
-        <w:shd w:fill="FFF7DF"/>
-        <w:pBdr>
-          <w:left w:val="single" w:sz="18" w:space="8" w:color="C69214"/>
-        </w:pBdr>
-      </w:pPr>
-      <w:r>
-        <w:rPr>
-          <w:rFonts w:ascii="Calibri" w:hAnsi="Calibri" w:eastAsia="Malgun Gothic"/>
-          <w:b/>
-          <w:color w:val="1F2937"/>
-          <w:sz w:val="20"/>
-        </w:rPr>
-        <w:t>현재 제한</w:t>
-      </w:r>
-      <w:r>
-        <w:rPr>
-          <w:rFonts w:ascii="Calibri" w:hAnsi="Calibri" w:eastAsia="Malgun Gothic"/>
-          <w:color w:val="1F2937"/>
-          <w:sz w:val="20"/>
-        </w:rPr>
-        <w:t xml:space="preserve"> 관리자 화면에는 Google 로그인 게이트가 있지만 Firebase 규칙의 </w:t>
-      </w:r>
-      <w:r>
-        <w:rPr>
-          <w:rFonts w:ascii="Consolas" w:hAnsi="Consolas" w:eastAsia="Malgun Gothic"/>
-          <w:color w:val="1F4D78"/>
-          <w:sz w:val="20"/>
-        </w:rPr>
-        <w:t>cases</w:t>
-      </w:r>
-      <w:r>
-        <w:rPr>
-          <w:rFonts w:ascii="Calibri" w:hAnsi="Calibri" w:eastAsia="Malgun Gothic"/>
-          <w:color w:val="1F2937"/>
-          <w:sz w:val="20"/>
-        </w:rPr>
-        <w:t xml:space="preserve">, </w:t>
-      </w:r>
-      <w:r>
-        <w:rPr>
-          <w:rFonts w:ascii="Consolas" w:hAnsi="Consolas" w:eastAsia="Malgun Gothic"/>
-          <w:color w:val="1F4D78"/>
-          <w:sz w:val="20"/>
-        </w:rPr>
-        <w:t>caseSettings</w:t>
-      </w:r>
-      <w:r>
-        <w:rPr>
-          <w:rFonts w:ascii="Calibri" w:hAnsi="Calibri" w:eastAsia="Malgun Gothic"/>
-          <w:color w:val="1F2937"/>
-          <w:sz w:val="20"/>
-        </w:rPr>
-        <w:t xml:space="preserve">, </w:t>
-      </w:r>
-      <w:r>
-        <w:rPr>
-          <w:rFonts w:ascii="Consolas" w:hAnsi="Consolas" w:eastAsia="Malgun Gothic"/>
-          <w:color w:val="1F4D78"/>
-          <w:sz w:val="20"/>
-        </w:rPr>
-        <w:t>workflow</w:t>
-      </w:r>
-      <w:r>
-        <w:rPr>
-          <w:rFonts w:ascii="Calibri" w:hAnsi="Calibri" w:eastAsia="Malgun Gothic"/>
-          <w:color w:val="1F2937"/>
-          <w:sz w:val="20"/>
-        </w:rPr>
-        <w:t>는 현재 공개 읽기·쓰기 설정입니다. 로그인 화면만으로 데이터베이스 접근이 완전히 보호되는 것은 아닙니다.</w:t>
-      </w:r>
-    </w:p>
-    <w:p>
-      <w:pPr>
-        <w:pStyle w:val="ListBullet"/>
-      </w:pPr>
-      <w:r>
-        <w:rPr>
-          <w:rFonts w:ascii="Calibri" w:hAnsi="Calibri" w:eastAsia="Malgun Gothic"/>
-          <w:color w:val="1F2937"/>
-          <w:sz w:val="21"/>
-        </w:rPr>
-        <w:t>관리자 URL을 외부에 배포하지 않습니다.</w:t>
-      </w:r>
-    </w:p>
-    <w:p>
-      <w:pPr>
-        <w:pStyle w:val="ListBullet"/>
-      </w:pPr>
-      <w:r>
-        <w:rPr>
-          <w:rFonts w:ascii="Calibri" w:hAnsi="Calibri" w:eastAsia="Malgun Gothic"/>
-          <w:color w:val="1F2937"/>
-          <w:sz w:val="21"/>
-        </w:rPr>
-        <w:t>Firebase에는 세입자 이름·전화·호실을 마스킹한 값을 사용합니다.</w:t>
-      </w:r>
-    </w:p>
-    <w:p>
-      <w:pPr>
-        <w:pStyle w:val="ListBullet"/>
-      </w:pPr>
-      <w:r>
-        <w:rPr>
-          <w:rFonts w:ascii="Calibri" w:hAnsi="Calibri" w:eastAsia="Malgun Gothic"/>
-          <w:color w:val="1F2937"/>
-          <w:sz w:val="21"/>
-        </w:rPr>
-        <w:t>원본 개인정보와 사진은 권한 있는 Google Sheet/Drive에서만 확인합니다.</w:t>
-      </w:r>
-    </w:p>
-    <w:p>
-      <w:pPr>
-        <w:pStyle w:val="ListBullet"/>
-      </w:pPr>
-      <w:r>
-        <w:rPr>
-          <w:rFonts w:ascii="Calibri" w:hAnsi="Calibri" w:eastAsia="Malgun Gothic"/>
-          <w:color w:val="1F2937"/>
-          <w:sz w:val="21"/>
-        </w:rPr>
-        <w:t>NCP Secret Key, MinerU 토큰, Popbill SecretKey, 카카오 스킬 토큰은 GitHub·문서·메신저에 평문으로 남기지 않습니다.</w:t>
-      </w:r>
-    </w:p>
-    <w:p>
-      <w:pPr>
-        <w:pStyle w:val="ListBullet"/>
-      </w:pPr>
-      <w:r>
-        <w:rPr>
-          <w:rFonts w:ascii="Calibri" w:hAnsi="Calibri" w:eastAsia="Malgun Gothic"/>
-          <w:color w:val="1F2937"/>
-          <w:sz w:val="21"/>
-        </w:rPr>
-        <w:t xml:space="preserve">운영 안정화 후 </w:t>
-      </w:r>
-      <w:r>
-        <w:rPr>
-          <w:rFonts w:ascii="Consolas" w:hAnsi="Consolas" w:eastAsia="Malgun Gothic"/>
-          <w:color w:val="1F4D78"/>
-          <w:sz w:val="21"/>
-        </w:rPr>
-        <w:t>/cases</w:t>
-      </w:r>
-      <w:r>
-        <w:rPr>
-          <w:rFonts w:ascii="Calibri" w:hAnsi="Calibri" w:eastAsia="Malgun Gothic"/>
-          <w:color w:val="1F2937"/>
-          <w:sz w:val="21"/>
-        </w:rPr>
-        <w:t xml:space="preserve">, </w:t>
-      </w:r>
-      <w:r>
-        <w:rPr>
-          <w:rFonts w:ascii="Consolas" w:hAnsi="Consolas" w:eastAsia="Malgun Gothic"/>
-          <w:color w:val="1F4D78"/>
-          <w:sz w:val="21"/>
-        </w:rPr>
-        <w:t>/caseSettings</w:t>
-      </w:r>
-      <w:r>
-        <w:rPr>
-          <w:rFonts w:ascii="Calibri" w:hAnsi="Calibri" w:eastAsia="Malgun Gothic"/>
-          <w:color w:val="1F2937"/>
-          <w:sz w:val="21"/>
-        </w:rPr>
-        <w:t xml:space="preserve">, </w:t>
-      </w:r>
-      <w:r>
-        <w:rPr>
-          <w:rFonts w:ascii="Consolas" w:hAnsi="Consolas" w:eastAsia="Malgun Gothic"/>
-          <w:color w:val="1F4D78"/>
-          <w:sz w:val="21"/>
-        </w:rPr>
-        <w:t>/workflow</w:t>
-      </w:r>
-      <w:r>
-        <w:rPr>
-          <w:rFonts w:ascii="Calibri" w:hAnsi="Calibri" w:eastAsia="Malgun Gothic"/>
-          <w:color w:val="1F2937"/>
-          <w:sz w:val="21"/>
-        </w:rPr>
-        <w:t>도 인증 사용자와 역할 기반 규칙으로 잠그는 보안 개선이 필요합니다.</w:t>
-      </w:r>
-    </w:p>
-    <w:p>
-      <w:pPr>
-        <w:pStyle w:val="ListBullet"/>
-      </w:pPr>
-      <w:r>
-        <w:rPr>
-          <w:rFonts w:ascii="Calibri" w:hAnsi="Calibri" w:eastAsia="Malgun Gothic"/>
-          <w:color w:val="1F2937"/>
-          <w:sz w:val="21"/>
-        </w:rPr>
-        <w:t>로그 공유 전 전화번호, 계좌번호, API 응답의 민감값을 가립니다.</w:t>
-      </w:r>
-    </w:p>
-    <w:p>
-      <w:pPr>
-        <w:pStyle w:val="Heading1"/>
-      </w:pPr>
-      <w:r>
-        <w:rPr>
-          <w:rFonts w:ascii="Calibri" w:hAnsi="Calibri" w:eastAsia="Malgun Gothic"/>
-          <w:color w:val="2E74B5"/>
-          <w:sz w:val="32"/>
-        </w:rPr>
-        <w:t>14. 인계 완료 확인표</w:t>
+        <w:t>11. 케이스 한 건 마감 체크리스트</w:t>
       </w:r>
     </w:p>
     <w:tbl>
@@ -8531,9 +6627,8 @@
         <w:tblInd w:w="120" w:type="dxa"/>
       </w:tblPr>
       <w:tblGrid>
-        <w:gridCol w:w="1700"/>
-        <w:gridCol w:w="3700"/>
-        <w:gridCol w:w="3960"/>
+        <w:gridCol w:w="2500"/>
+        <w:gridCol w:w="6860"/>
       </w:tblGrid>
       <w:tr>
         <w:trPr>
@@ -8542,7 +6637,7 @@
         </w:trPr>
         <w:tc>
           <w:tcPr>
-            <w:tcW w:type="dxa" w:w="1700"/>
+            <w:tcW w:type="dxa" w:w="2500"/>
             <w:shd w:fill="E8EEF5"/>
             <w:tcMar>
               <w:top w:w="80" w:type="dxa"/>
@@ -8576,41 +6671,7 @@
         </w:tc>
         <w:tc>
           <w:tcPr>
-            <w:tcW w:type="dxa" w:w="3700"/>
-            <w:shd w:fill="E8EEF5"/>
-            <w:tcMar>
-              <w:top w:w="80" w:type="dxa"/>
-              <w:start w:w="120" w:type="dxa"/>
-              <w:bottom w:w="80" w:type="dxa"/>
-              <w:end w:w="120" w:type="dxa"/>
-            </w:tcMar>
-            <w:vAlign w:val="center"/>
-          </w:tcPr>
-          <w:p>
-            <w:pPr>
-              <w:spacing w:after="0" w:line="259" w:lineRule="auto"/>
-              <w:jc w:val="center"/>
-            </w:pPr>
-            <w:r>
-              <w:rPr>
-                <w:b/>
-                <w:color w:val="17365D"/>
-              </w:rPr>
-            </w:r>
-            <w:r>
-              <w:rPr>
-                <w:rFonts w:ascii="Calibri" w:hAnsi="Calibri" w:eastAsia="Malgun Gothic"/>
-                <w:b/>
-                <w:color w:val="17365D"/>
-                <w:sz w:val="17"/>
-              </w:rPr>
-              <w:t>담당</w:t>
-            </w:r>
-          </w:p>
-        </w:tc>
-        <w:tc>
-          <w:tcPr>
-            <w:tcW w:type="dxa" w:w="3960"/>
+            <w:tcW w:type="dxa" w:w="6860"/>
             <w:shd w:fill="E8EEF5"/>
             <w:tcMar>
               <w:top w:w="80" w:type="dxa"/>
@@ -8649,7 +6710,7 @@
         </w:trPr>
         <w:tc>
           <w:tcPr>
-            <w:tcW w:type="dxa" w:w="1700"/>
+            <w:tcW w:type="dxa" w:w="2500"/>
             <w:tcMar>
               <w:top w:w="80" w:type="dxa"/>
               <w:start w:w="120" w:type="dxa"/>
@@ -8670,31 +6731,13 @@
                 <w:color w:val="1F2937"/>
                 <w:sz w:val="17"/>
               </w:rPr>
-              <w:t>관리자 화면 Google 로그인</w:t>
+              <w:t>건물과 온보딩 파일이 정확히 연결됐다</w:t>
             </w:r>
           </w:p>
         </w:tc>
         <w:tc>
           <w:tcPr>
-            <w:tcW w:type="dxa" w:w="3700"/>
-            <w:tcMar>
-              <w:top w:w="80" w:type="dxa"/>
-              <w:start w:w="120" w:type="dxa"/>
-              <w:bottom w:w="80" w:type="dxa"/>
-              <w:end w:w="120" w:type="dxa"/>
-            </w:tcMar>
-            <w:vAlign w:val="center"/>
-          </w:tcPr>
-          <w:p>
-            <w:pPr>
-              <w:spacing w:after="0" w:line="259" w:lineRule="auto"/>
-            </w:pPr>
-            <w:r/>
-          </w:p>
-        </w:tc>
-        <w:tc>
-          <w:tcPr>
-            <w:tcW w:type="dxa" w:w="3960"/>
+            <w:tcW w:type="dxa" w:w="6860"/>
             <w:tcMar>
               <w:top w:w="80" w:type="dxa"/>
               <w:start w:w="120" w:type="dxa"/>
@@ -8717,7 +6760,7 @@
         </w:trPr>
         <w:tc>
           <w:tcPr>
-            <w:tcW w:type="dxa" w:w="1700"/>
+            <w:tcW w:type="dxa" w:w="2500"/>
             <w:shd w:fill="F8FAFC"/>
             <w:tcMar>
               <w:top w:w="80" w:type="dxa"/>
@@ -8739,32 +6782,13 @@
                 <w:color w:val="1F2937"/>
                 <w:sz w:val="17"/>
               </w:rPr>
-              <w:t>응답 시트와 Drive 권한</w:t>
+              <w:t>세입자·건물주 접수 문자가 발송됐다</w:t>
             </w:r>
           </w:p>
         </w:tc>
         <w:tc>
           <w:tcPr>
-            <w:tcW w:type="dxa" w:w="3700"/>
-            <w:shd w:fill="F8FAFC"/>
-            <w:tcMar>
-              <w:top w:w="80" w:type="dxa"/>
-              <w:start w:w="120" w:type="dxa"/>
-              <w:bottom w:w="80" w:type="dxa"/>
-              <w:end w:w="120" w:type="dxa"/>
-            </w:tcMar>
-            <w:vAlign w:val="center"/>
-          </w:tcPr>
-          <w:p>
-            <w:pPr>
-              <w:spacing w:after="0" w:line="259" w:lineRule="auto"/>
-            </w:pPr>
-            <w:r/>
-          </w:p>
-        </w:tc>
-        <w:tc>
-          <w:tcPr>
-            <w:tcW w:type="dxa" w:w="3960"/>
+            <w:tcW w:type="dxa" w:w="6860"/>
             <w:shd w:fill="F8FAFC"/>
             <w:tcMar>
               <w:top w:w="80" w:type="dxa"/>
@@ -8788,7 +6812,7 @@
         </w:trPr>
         <w:tc>
           <w:tcPr>
-            <w:tcW w:type="dxa" w:w="1700"/>
+            <w:tcW w:type="dxa" w:w="2500"/>
             <w:tcMar>
               <w:top w:w="80" w:type="dxa"/>
               <w:start w:w="120" w:type="dxa"/>
@@ -8809,31 +6833,13 @@
                 <w:color w:val="1F2937"/>
                 <w:sz w:val="17"/>
               </w:rPr>
-              <w:t>신규 건물 온보딩 등록 테스트</w:t>
+              <w:t>문제 유형과 업체 분류가 맞다</w:t>
             </w:r>
           </w:p>
         </w:tc>
         <w:tc>
           <w:tcPr>
-            <w:tcW w:type="dxa" w:w="3700"/>
-            <w:tcMar>
-              <w:top w:w="80" w:type="dxa"/>
-              <w:start w:w="120" w:type="dxa"/>
-              <w:bottom w:w="80" w:type="dxa"/>
-              <w:end w:w="120" w:type="dxa"/>
-            </w:tcMar>
-            <w:vAlign w:val="center"/>
-          </w:tcPr>
-          <w:p>
-            <w:pPr>
-              <w:spacing w:after="0" w:line="259" w:lineRule="auto"/>
-            </w:pPr>
-            <w:r/>
-          </w:p>
-        </w:tc>
-        <w:tc>
-          <w:tcPr>
-            <w:tcW w:type="dxa" w:w="3960"/>
+            <w:tcW w:type="dxa" w:w="6860"/>
             <w:tcMar>
               <w:top w:w="80" w:type="dxa"/>
               <w:start w:w="120" w:type="dxa"/>
@@ -8856,7 +6862,7 @@
         </w:trPr>
         <w:tc>
           <w:tcPr>
-            <w:tcW w:type="dxa" w:w="1700"/>
+            <w:tcW w:type="dxa" w:w="2500"/>
             <w:shd w:fill="F8FAFC"/>
             <w:tcMar>
               <w:top w:w="80" w:type="dxa"/>
@@ -8878,32 +6884,13 @@
                 <w:color w:val="1F2937"/>
                 <w:sz w:val="17"/>
               </w:rPr>
-              <w:t>SENS·카카오 발송 테스트</w:t>
+              <w:t>선택 업체에 견적 요청이 발송됐다</w:t>
             </w:r>
           </w:p>
         </w:tc>
         <w:tc>
           <w:tcPr>
-            <w:tcW w:type="dxa" w:w="3700"/>
-            <w:shd w:fill="F8FAFC"/>
-            <w:tcMar>
-              <w:top w:w="80" w:type="dxa"/>
-              <w:start w:w="120" w:type="dxa"/>
-              <w:bottom w:w="80" w:type="dxa"/>
-              <w:end w:w="120" w:type="dxa"/>
-            </w:tcMar>
-            <w:vAlign w:val="center"/>
-          </w:tcPr>
-          <w:p>
-            <w:pPr>
-              <w:spacing w:after="0" w:line="259" w:lineRule="auto"/>
-            </w:pPr>
-            <w:r/>
-          </w:p>
-        </w:tc>
-        <w:tc>
-          <w:tcPr>
-            <w:tcW w:type="dxa" w:w="3960"/>
+            <w:tcW w:type="dxa" w:w="6860"/>
             <w:shd w:fill="F8FAFC"/>
             <w:tcMar>
               <w:top w:w="80" w:type="dxa"/>
@@ -8927,7 +6914,7 @@
         </w:trPr>
         <w:tc>
           <w:tcPr>
-            <w:tcW w:type="dxa" w:w="1700"/>
+            <w:tcW w:type="dxa" w:w="2500"/>
             <w:tcMar>
               <w:top w:w="80" w:type="dxa"/>
               <w:start w:w="120" w:type="dxa"/>
@@ -8948,31 +6935,13 @@
                 <w:color w:val="1F2937"/>
                 <w:sz w:val="17"/>
               </w:rPr>
-              <w:t>견적서·사업자등록증 업로드 테스트</w:t>
+              <w:t>원본 견적금액과 품목을 확인했다</w:t>
             </w:r>
           </w:p>
         </w:tc>
         <w:tc>
           <w:tcPr>
-            <w:tcW w:type="dxa" w:w="3700"/>
-            <w:tcMar>
-              <w:top w:w="80" w:type="dxa"/>
-              <w:start w:w="120" w:type="dxa"/>
-              <w:bottom w:w="80" w:type="dxa"/>
-              <w:end w:w="120" w:type="dxa"/>
-            </w:tcMar>
-            <w:vAlign w:val="center"/>
-          </w:tcPr>
-          <w:p>
-            <w:pPr>
-              <w:spacing w:after="0" w:line="259" w:lineRule="auto"/>
-            </w:pPr>
-            <w:r/>
-          </w:p>
-        </w:tc>
-        <w:tc>
-          <w:tcPr>
-            <w:tcW w:type="dxa" w:w="3960"/>
+            <w:tcW w:type="dxa" w:w="6860"/>
             <w:tcMar>
               <w:top w:w="80" w:type="dxa"/>
               <w:start w:w="120" w:type="dxa"/>
@@ -8995,7 +6964,7 @@
         </w:trPr>
         <w:tc>
           <w:tcPr>
-            <w:tcW w:type="dxa" w:w="1700"/>
+            <w:tcW w:type="dxa" w:w="2500"/>
             <w:shd w:fill="F8FAFC"/>
             <w:tcMar>
               <w:top w:w="80" w:type="dxa"/>
@@ -9017,32 +6986,13 @@
                 <w:color w:val="1F2937"/>
                 <w:sz w:val="17"/>
               </w:rPr>
-              <w:t>건물주 승인 링크 테스트</w:t>
+              <w:t>사업자등록증 정보가 브링 엑셀에 반영됐다</w:t>
             </w:r>
           </w:p>
         </w:tc>
         <w:tc>
           <w:tcPr>
-            <w:tcW w:type="dxa" w:w="3700"/>
-            <w:shd w:fill="F8FAFC"/>
-            <w:tcMar>
-              <w:top w:w="80" w:type="dxa"/>
-              <w:start w:w="120" w:type="dxa"/>
-              <w:bottom w:w="80" w:type="dxa"/>
-              <w:end w:w="120" w:type="dxa"/>
-            </w:tcMar>
-            <w:vAlign w:val="center"/>
-          </w:tcPr>
-          <w:p>
-            <w:pPr>
-              <w:spacing w:after="0" w:line="259" w:lineRule="auto"/>
-            </w:pPr>
-            <w:r/>
-          </w:p>
-        </w:tc>
-        <w:tc>
-          <w:tcPr>
-            <w:tcW w:type="dxa" w:w="3960"/>
+            <w:tcW w:type="dxa" w:w="6860"/>
             <w:shd w:fill="F8FAFC"/>
             <w:tcMar>
               <w:top w:w="80" w:type="dxa"/>
@@ -9066,7 +7016,7 @@
         </w:trPr>
         <w:tc>
           <w:tcPr>
-            <w:tcW w:type="dxa" w:w="1700"/>
+            <w:tcW w:type="dxa" w:w="2500"/>
             <w:tcMar>
               <w:top w:w="80" w:type="dxa"/>
               <w:start w:w="120" w:type="dxa"/>
@@ -9087,31 +7037,13 @@
                 <w:color w:val="1F2937"/>
                 <w:sz w:val="17"/>
               </w:rPr>
-              <w:t>⑩ 입금 확인과 ⑪ 전환 테스트</w:t>
+              <w:t>추천 업체와 브링 최종금액을 확인했다</w:t>
             </w:r>
           </w:p>
         </w:tc>
         <w:tc>
           <w:tcPr>
-            <w:tcW w:type="dxa" w:w="3700"/>
-            <w:tcMar>
-              <w:top w:w="80" w:type="dxa"/>
-              <w:start w:w="120" w:type="dxa"/>
-              <w:bottom w:w="80" w:type="dxa"/>
-              <w:end w:w="120" w:type="dxa"/>
-            </w:tcMar>
-            <w:vAlign w:val="center"/>
-          </w:tcPr>
-          <w:p>
-            <w:pPr>
-              <w:spacing w:after="0" w:line="259" w:lineRule="auto"/>
-            </w:pPr>
-            <w:r/>
-          </w:p>
-        </w:tc>
-        <w:tc>
-          <w:tcPr>
-            <w:tcW w:type="dxa" w:w="3960"/>
+            <w:tcW w:type="dxa" w:w="6860"/>
             <w:tcMar>
               <w:top w:w="80" w:type="dxa"/>
               <w:start w:w="120" w:type="dxa"/>
@@ -9134,7 +7066,7 @@
         </w:trPr>
         <w:tc>
           <w:tcPr>
-            <w:tcW w:type="dxa" w:w="1700"/>
+            <w:tcW w:type="dxa" w:w="2500"/>
             <w:shd w:fill="F8FAFC"/>
             <w:tcMar>
               <w:top w:w="80" w:type="dxa"/>
@@ -9156,32 +7088,13 @@
                 <w:color w:val="1F2937"/>
                 <w:sz w:val="17"/>
               </w:rPr>
-              <w:t>GitHub Pages 배포 실습</w:t>
+              <w:t>건물주가 승인했다</w:t>
             </w:r>
           </w:p>
         </w:tc>
         <w:tc>
           <w:tcPr>
-            <w:tcW w:type="dxa" w:w="3700"/>
-            <w:shd w:fill="F8FAFC"/>
-            <w:tcMar>
-              <w:top w:w="80" w:type="dxa"/>
-              <w:start w:w="120" w:type="dxa"/>
-              <w:bottom w:w="80" w:type="dxa"/>
-              <w:end w:w="120" w:type="dxa"/>
-            </w:tcMar>
-            <w:vAlign w:val="center"/>
-          </w:tcPr>
-          <w:p>
-            <w:pPr>
-              <w:spacing w:after="0" w:line="259" w:lineRule="auto"/>
-            </w:pPr>
-            <w:r/>
-          </w:p>
-        </w:tc>
-        <w:tc>
-          <w:tcPr>
-            <w:tcW w:type="dxa" w:w="3960"/>
+            <w:tcW w:type="dxa" w:w="6860"/>
             <w:shd w:fill="F8FAFC"/>
             <w:tcMar>
               <w:top w:w="80" w:type="dxa"/>
@@ -9205,7 +7118,7 @@
         </w:trPr>
         <w:tc>
           <w:tcPr>
-            <w:tcW w:type="dxa" w:w="1700"/>
+            <w:tcW w:type="dxa" w:w="2500"/>
             <w:tcMar>
               <w:top w:w="80" w:type="dxa"/>
               <w:start w:w="120" w:type="dxa"/>
@@ -9226,31 +7139,13 @@
                 <w:color w:val="1F2937"/>
                 <w:sz w:val="17"/>
               </w:rPr>
-              <w:t>비밀키 보관 위치 인계</w:t>
+              <w:t>실제 입금을 확인했다</w:t>
             </w:r>
           </w:p>
         </w:tc>
         <w:tc>
           <w:tcPr>
-            <w:tcW w:type="dxa" w:w="3700"/>
-            <w:tcMar>
-              <w:top w:w="80" w:type="dxa"/>
-              <w:start w:w="120" w:type="dxa"/>
-              <w:bottom w:w="80" w:type="dxa"/>
-              <w:end w:w="120" w:type="dxa"/>
-            </w:tcMar>
-            <w:vAlign w:val="center"/>
-          </w:tcPr>
-          <w:p>
-            <w:pPr>
-              <w:spacing w:after="0" w:line="259" w:lineRule="auto"/>
-            </w:pPr>
-            <w:r/>
-          </w:p>
-        </w:tc>
-        <w:tc>
-          <w:tcPr>
-            <w:tcW w:type="dxa" w:w="3960"/>
+            <w:tcW w:type="dxa" w:w="6860"/>
             <w:tcMar>
               <w:top w:w="80" w:type="dxa"/>
               <w:start w:w="120" w:type="dxa"/>
@@ -9273,7 +7168,7 @@
         </w:trPr>
         <w:tc>
           <w:tcPr>
-            <w:tcW w:type="dxa" w:w="1700"/>
+            <w:tcW w:type="dxa" w:w="2500"/>
             <w:shd w:fill="F8FAFC"/>
             <w:tcMar>
               <w:top w:w="80" w:type="dxa"/>
@@ -9295,13 +7190,13 @@
                 <w:color w:val="1F2937"/>
                 <w:sz w:val="17"/>
               </w:rPr>
-              <w:t>퇴사자 권한 회수 절차 확인</w:t>
+              <w:t>업체 일정과 세입자 방문 시간을 확정했다</w:t>
             </w:r>
           </w:p>
         </w:tc>
         <w:tc>
           <w:tcPr>
-            <w:tcW w:type="dxa" w:w="3700"/>
+            <w:tcW w:type="dxa" w:w="6860"/>
             <w:shd w:fill="F8FAFC"/>
             <w:tcMar>
               <w:top w:w="80" w:type="dxa"/>
@@ -9318,9 +7213,92 @@
             <w:r/>
           </w:p>
         </w:tc>
+      </w:tr>
+      <w:tr>
+        <w:trPr>
+          <w:cantSplit/>
+        </w:trPr>
         <w:tc>
           <w:tcPr>
-            <w:tcW w:type="dxa" w:w="3960"/>
+            <w:tcW w:type="dxa" w:w="2500"/>
+            <w:tcMar>
+              <w:top w:w="80" w:type="dxa"/>
+              <w:start w:w="120" w:type="dxa"/>
+              <w:bottom w:w="80" w:type="dxa"/>
+              <w:end w:w="120" w:type="dxa"/>
+            </w:tcMar>
+            <w:vAlign w:val="center"/>
+          </w:tcPr>
+          <w:p>
+            <w:pPr>
+              <w:spacing w:after="0" w:line="259" w:lineRule="auto"/>
+              <w:jc w:val="center"/>
+            </w:pPr>
+            <w:r/>
+            <w:r>
+              <w:rPr>
+                <w:rFonts w:ascii="Calibri" w:hAnsi="Calibri" w:eastAsia="Malgun Gothic"/>
+                <w:color w:val="1F2937"/>
+                <w:sz w:val="17"/>
+              </w:rPr>
+              <w:t>작업 전·후 사진과 보고서를 남겼다</w:t>
+            </w:r>
+          </w:p>
+        </w:tc>
+        <w:tc>
+          <w:tcPr>
+            <w:tcW w:type="dxa" w:w="6860"/>
+            <w:tcMar>
+              <w:top w:w="80" w:type="dxa"/>
+              <w:start w:w="120" w:type="dxa"/>
+              <w:bottom w:w="80" w:type="dxa"/>
+              <w:end w:w="120" w:type="dxa"/>
+            </w:tcMar>
+            <w:vAlign w:val="center"/>
+          </w:tcPr>
+          <w:p>
+            <w:pPr>
+              <w:spacing w:after="0" w:line="259" w:lineRule="auto"/>
+            </w:pPr>
+            <w:r/>
+          </w:p>
+        </w:tc>
+      </w:tr>
+      <w:tr>
+        <w:trPr>
+          <w:cantSplit/>
+        </w:trPr>
+        <w:tc>
+          <w:tcPr>
+            <w:tcW w:type="dxa" w:w="2500"/>
+            <w:shd w:fill="F8FAFC"/>
+            <w:tcMar>
+              <w:top w:w="80" w:type="dxa"/>
+              <w:start w:w="120" w:type="dxa"/>
+              <w:bottom w:w="80" w:type="dxa"/>
+              <w:end w:w="120" w:type="dxa"/>
+            </w:tcMar>
+            <w:vAlign w:val="center"/>
+          </w:tcPr>
+          <w:p>
+            <w:pPr>
+              <w:spacing w:after="0" w:line="259" w:lineRule="auto"/>
+              <w:jc w:val="center"/>
+            </w:pPr>
+            <w:r/>
+            <w:r>
+              <w:rPr>
+                <w:rFonts w:ascii="Calibri" w:hAnsi="Calibri" w:eastAsia="Malgun Gothic"/>
+                <w:color w:val="1F2937"/>
+                <w:sz w:val="17"/>
+              </w:rPr>
+              <w:t>정산·증빙과 A/S 기록을 마쳤다</w:t>
+            </w:r>
+          </w:p>
+        </w:tc>
+        <w:tc>
+          <w:tcPr>
+            <w:tcW w:type="dxa" w:w="6860"/>
             <w:shd w:fill="F8FAFC"/>
             <w:tcMar>
               <w:top w:w="80" w:type="dxa"/>
@@ -9354,718 +7332,142 @@
           <w:color w:val="2E74B5"/>
           <w:sz w:val="32"/>
         </w:rPr>
-        <w:t>15. 인계 시 팀이 채울 연락처</w:t>
+        <w:t>12. 새 팀원 연습 순서</w:t>
       </w:r>
     </w:p>
-    <w:tbl>
-      <w:tblPr>
-        <w:tblStyle w:val="TableGrid"/>
-        <w:tblW w:type="dxa" w:w="9360"/>
-        <w:jc w:val="left"/>
-        <w:tblLayout w:type="fixed"/>
-        <w:tblLook w:firstColumn="1" w:firstRow="1" w:lastColumn="0" w:lastRow="0" w:noHBand="0" w:noVBand="1" w:val="04A0"/>
-        <w:tblInd w:w="120" w:type="dxa"/>
-      </w:tblPr>
-      <w:tblGrid>
-        <w:gridCol w:w="1300"/>
-        <w:gridCol w:w="1700"/>
-        <w:gridCol w:w="3200"/>
-        <w:gridCol w:w="3160"/>
-      </w:tblGrid>
-      <w:tr>
-        <w:trPr>
-          <w:tblHeader w:val="true"/>
-          <w:cantSplit/>
-        </w:trPr>
-        <w:tc>
-          <w:tcPr>
-            <w:tcW w:type="dxa" w:w="1300"/>
-            <w:shd w:fill="E8EEF5"/>
-            <w:tcMar>
-              <w:top w:w="80" w:type="dxa"/>
-              <w:start w:w="120" w:type="dxa"/>
-              <w:bottom w:w="80" w:type="dxa"/>
-              <w:end w:w="120" w:type="dxa"/>
-            </w:tcMar>
-            <w:vAlign w:val="center"/>
-          </w:tcPr>
-          <w:p>
-            <w:pPr>
-              <w:spacing w:after="0" w:line="259" w:lineRule="auto"/>
-              <w:jc w:val="center"/>
-            </w:pPr>
-            <w:r>
-              <w:rPr>
-                <w:b/>
-                <w:color w:val="17365D"/>
-              </w:rPr>
-            </w:r>
-            <w:r>
-              <w:rPr>
-                <w:rFonts w:ascii="Calibri" w:hAnsi="Calibri" w:eastAsia="Malgun Gothic"/>
-                <w:b/>
-                <w:color w:val="17365D"/>
-                <w:sz w:val="16"/>
-              </w:rPr>
-              <w:t>구분</w:t>
-            </w:r>
-          </w:p>
-        </w:tc>
-        <w:tc>
-          <w:tcPr>
-            <w:tcW w:type="dxa" w:w="1700"/>
-            <w:shd w:fill="E8EEF5"/>
-            <w:tcMar>
-              <w:top w:w="80" w:type="dxa"/>
-              <w:start w:w="120" w:type="dxa"/>
-              <w:bottom w:w="80" w:type="dxa"/>
-              <w:end w:w="120" w:type="dxa"/>
-            </w:tcMar>
-            <w:vAlign w:val="center"/>
-          </w:tcPr>
-          <w:p>
-            <w:pPr>
-              <w:spacing w:after="0" w:line="259" w:lineRule="auto"/>
-              <w:jc w:val="center"/>
-            </w:pPr>
-            <w:r>
-              <w:rPr>
-                <w:b/>
-                <w:color w:val="17365D"/>
-              </w:rPr>
-            </w:r>
-            <w:r>
-              <w:rPr>
-                <w:rFonts w:ascii="Calibri" w:hAnsi="Calibri" w:eastAsia="Malgun Gothic"/>
-                <w:b/>
-                <w:color w:val="17365D"/>
-                <w:sz w:val="16"/>
-              </w:rPr>
-              <w:t>이름</w:t>
-            </w:r>
-          </w:p>
-        </w:tc>
-        <w:tc>
-          <w:tcPr>
-            <w:tcW w:type="dxa" w:w="3200"/>
-            <w:shd w:fill="E8EEF5"/>
-            <w:tcMar>
-              <w:top w:w="80" w:type="dxa"/>
-              <w:start w:w="120" w:type="dxa"/>
-              <w:bottom w:w="80" w:type="dxa"/>
-              <w:end w:w="120" w:type="dxa"/>
-            </w:tcMar>
-            <w:vAlign w:val="center"/>
-          </w:tcPr>
-          <w:p>
-            <w:pPr>
-              <w:spacing w:after="0" w:line="259" w:lineRule="auto"/>
-              <w:jc w:val="center"/>
-            </w:pPr>
-            <w:r>
-              <w:rPr>
-                <w:b/>
-                <w:color w:val="17365D"/>
-              </w:rPr>
-            </w:r>
-            <w:r>
-              <w:rPr>
-                <w:rFonts w:ascii="Calibri" w:hAnsi="Calibri" w:eastAsia="Malgun Gothic"/>
-                <w:b/>
-                <w:color w:val="17365D"/>
-                <w:sz w:val="16"/>
-              </w:rPr>
-              <w:t>연락처/계정</w:t>
-            </w:r>
-          </w:p>
-        </w:tc>
-        <w:tc>
-          <w:tcPr>
-            <w:tcW w:type="dxa" w:w="3160"/>
-            <w:shd w:fill="E8EEF5"/>
-            <w:tcMar>
-              <w:top w:w="80" w:type="dxa"/>
-              <w:start w:w="120" w:type="dxa"/>
-              <w:bottom w:w="80" w:type="dxa"/>
-              <w:end w:w="120" w:type="dxa"/>
-            </w:tcMar>
-            <w:vAlign w:val="center"/>
-          </w:tcPr>
-          <w:p>
-            <w:pPr>
-              <w:spacing w:after="0" w:line="259" w:lineRule="auto"/>
-              <w:jc w:val="center"/>
-            </w:pPr>
-            <w:r>
-              <w:rPr>
-                <w:b/>
-                <w:color w:val="17365D"/>
-              </w:rPr>
-            </w:r>
-            <w:r>
-              <w:rPr>
-                <w:rFonts w:ascii="Calibri" w:hAnsi="Calibri" w:eastAsia="Malgun Gothic"/>
-                <w:b/>
-                <w:color w:val="17365D"/>
-                <w:sz w:val="16"/>
-              </w:rPr>
-              <w:t>비고</w:t>
-            </w:r>
-          </w:p>
-        </w:tc>
-      </w:tr>
-      <w:tr>
-        <w:trPr>
-          <w:cantSplit/>
-        </w:trPr>
-        <w:tc>
-          <w:tcPr>
-            <w:tcW w:type="dxa" w:w="1300"/>
-            <w:tcMar>
-              <w:top w:w="80" w:type="dxa"/>
-              <w:start w:w="120" w:type="dxa"/>
-              <w:bottom w:w="80" w:type="dxa"/>
-              <w:end w:w="120" w:type="dxa"/>
-            </w:tcMar>
-            <w:vAlign w:val="center"/>
-          </w:tcPr>
-          <w:p>
-            <w:pPr>
-              <w:spacing w:after="0" w:line="259" w:lineRule="auto"/>
-            </w:pPr>
-            <w:r/>
-            <w:r>
-              <w:rPr>
-                <w:rFonts w:ascii="Calibri" w:hAnsi="Calibri" w:eastAsia="Malgun Gothic"/>
-                <w:color w:val="1F2937"/>
-                <w:sz w:val="16"/>
-              </w:rPr>
-              <w:t>운영 총괄</w:t>
-            </w:r>
-          </w:p>
-        </w:tc>
-        <w:tc>
-          <w:tcPr>
-            <w:tcW w:type="dxa" w:w="1700"/>
-            <w:tcMar>
-              <w:top w:w="80" w:type="dxa"/>
-              <w:start w:w="120" w:type="dxa"/>
-              <w:bottom w:w="80" w:type="dxa"/>
-              <w:end w:w="120" w:type="dxa"/>
-            </w:tcMar>
-            <w:vAlign w:val="center"/>
-          </w:tcPr>
-          <w:p>
-            <w:pPr>
-              <w:spacing w:after="0" w:line="259" w:lineRule="auto"/>
-            </w:pPr>
-            <w:r/>
-          </w:p>
-        </w:tc>
-        <w:tc>
-          <w:tcPr>
-            <w:tcW w:type="dxa" w:w="3200"/>
-            <w:tcMar>
-              <w:top w:w="80" w:type="dxa"/>
-              <w:start w:w="120" w:type="dxa"/>
-              <w:bottom w:w="80" w:type="dxa"/>
-              <w:end w:w="120" w:type="dxa"/>
-            </w:tcMar>
-            <w:vAlign w:val="center"/>
-          </w:tcPr>
-          <w:p>
-            <w:pPr>
-              <w:spacing w:after="0" w:line="259" w:lineRule="auto"/>
-            </w:pPr>
-            <w:r/>
-          </w:p>
-        </w:tc>
-        <w:tc>
-          <w:tcPr>
-            <w:tcW w:type="dxa" w:w="3160"/>
-            <w:tcMar>
-              <w:top w:w="80" w:type="dxa"/>
-              <w:start w:w="120" w:type="dxa"/>
-              <w:bottom w:w="80" w:type="dxa"/>
-              <w:end w:w="120" w:type="dxa"/>
-            </w:tcMar>
-            <w:vAlign w:val="center"/>
-          </w:tcPr>
-          <w:p>
-            <w:pPr>
-              <w:spacing w:after="0" w:line="259" w:lineRule="auto"/>
-            </w:pPr>
-            <w:r/>
-          </w:p>
-        </w:tc>
-      </w:tr>
-      <w:tr>
-        <w:trPr>
-          <w:cantSplit/>
-        </w:trPr>
-        <w:tc>
-          <w:tcPr>
-            <w:tcW w:type="dxa" w:w="1300"/>
-            <w:shd w:fill="F8FAFC"/>
-            <w:tcMar>
-              <w:top w:w="80" w:type="dxa"/>
-              <w:start w:w="120" w:type="dxa"/>
-              <w:bottom w:w="80" w:type="dxa"/>
-              <w:end w:w="120" w:type="dxa"/>
-            </w:tcMar>
-            <w:vAlign w:val="center"/>
-          </w:tcPr>
-          <w:p>
-            <w:pPr>
-              <w:spacing w:after="0" w:line="259" w:lineRule="auto"/>
-            </w:pPr>
-            <w:r/>
-            <w:r>
-              <w:rPr>
-                <w:rFonts w:ascii="Calibri" w:hAnsi="Calibri" w:eastAsia="Malgun Gothic"/>
-                <w:color w:val="1F2937"/>
-                <w:sz w:val="16"/>
-              </w:rPr>
-              <w:t>자동화 관리자</w:t>
-            </w:r>
-          </w:p>
-        </w:tc>
-        <w:tc>
-          <w:tcPr>
-            <w:tcW w:type="dxa" w:w="1700"/>
-            <w:shd w:fill="F8FAFC"/>
-            <w:tcMar>
-              <w:top w:w="80" w:type="dxa"/>
-              <w:start w:w="120" w:type="dxa"/>
-              <w:bottom w:w="80" w:type="dxa"/>
-              <w:end w:w="120" w:type="dxa"/>
-            </w:tcMar>
-            <w:vAlign w:val="center"/>
-          </w:tcPr>
-          <w:p>
-            <w:pPr>
-              <w:spacing w:after="0" w:line="259" w:lineRule="auto"/>
-            </w:pPr>
-            <w:r/>
-          </w:p>
-        </w:tc>
-        <w:tc>
-          <w:tcPr>
-            <w:tcW w:type="dxa" w:w="3200"/>
-            <w:shd w:fill="F8FAFC"/>
-            <w:tcMar>
-              <w:top w:w="80" w:type="dxa"/>
-              <w:start w:w="120" w:type="dxa"/>
-              <w:bottom w:w="80" w:type="dxa"/>
-              <w:end w:w="120" w:type="dxa"/>
-            </w:tcMar>
-            <w:vAlign w:val="center"/>
-          </w:tcPr>
-          <w:p>
-            <w:pPr>
-              <w:spacing w:after="0" w:line="259" w:lineRule="auto"/>
-            </w:pPr>
-            <w:r/>
-          </w:p>
-        </w:tc>
-        <w:tc>
-          <w:tcPr>
-            <w:tcW w:type="dxa" w:w="3160"/>
-            <w:shd w:fill="F8FAFC"/>
-            <w:tcMar>
-              <w:top w:w="80" w:type="dxa"/>
-              <w:start w:w="120" w:type="dxa"/>
-              <w:bottom w:w="80" w:type="dxa"/>
-              <w:end w:w="120" w:type="dxa"/>
-            </w:tcMar>
-            <w:vAlign w:val="center"/>
-          </w:tcPr>
-          <w:p>
-            <w:pPr>
-              <w:spacing w:after="0" w:line="259" w:lineRule="auto"/>
-            </w:pPr>
-            <w:r/>
-          </w:p>
-        </w:tc>
-      </w:tr>
-      <w:tr>
-        <w:trPr>
-          <w:cantSplit/>
-        </w:trPr>
-        <w:tc>
-          <w:tcPr>
-            <w:tcW w:type="dxa" w:w="1300"/>
-            <w:tcMar>
-              <w:top w:w="80" w:type="dxa"/>
-              <w:start w:w="120" w:type="dxa"/>
-              <w:bottom w:w="80" w:type="dxa"/>
-              <w:end w:w="120" w:type="dxa"/>
-            </w:tcMar>
-            <w:vAlign w:val="center"/>
-          </w:tcPr>
-          <w:p>
-            <w:pPr>
-              <w:spacing w:after="0" w:line="259" w:lineRule="auto"/>
-            </w:pPr>
-            <w:r/>
-            <w:r>
-              <w:rPr>
-                <w:rFonts w:ascii="Calibri" w:hAnsi="Calibri" w:eastAsia="Malgun Gothic"/>
-                <w:color w:val="1F2937"/>
-                <w:sz w:val="16"/>
-              </w:rPr>
-              <w:t>GitHub/Firebase 담당</w:t>
-            </w:r>
-          </w:p>
-        </w:tc>
-        <w:tc>
-          <w:tcPr>
-            <w:tcW w:type="dxa" w:w="1700"/>
-            <w:tcMar>
-              <w:top w:w="80" w:type="dxa"/>
-              <w:start w:w="120" w:type="dxa"/>
-              <w:bottom w:w="80" w:type="dxa"/>
-              <w:end w:w="120" w:type="dxa"/>
-            </w:tcMar>
-            <w:vAlign w:val="center"/>
-          </w:tcPr>
-          <w:p>
-            <w:pPr>
-              <w:spacing w:after="0" w:line="259" w:lineRule="auto"/>
-            </w:pPr>
-            <w:r/>
-          </w:p>
-        </w:tc>
-        <w:tc>
-          <w:tcPr>
-            <w:tcW w:type="dxa" w:w="3200"/>
-            <w:tcMar>
-              <w:top w:w="80" w:type="dxa"/>
-              <w:start w:w="120" w:type="dxa"/>
-              <w:bottom w:w="80" w:type="dxa"/>
-              <w:end w:w="120" w:type="dxa"/>
-            </w:tcMar>
-            <w:vAlign w:val="center"/>
-          </w:tcPr>
-          <w:p>
-            <w:pPr>
-              <w:spacing w:after="0" w:line="259" w:lineRule="auto"/>
-            </w:pPr>
-            <w:r/>
-          </w:p>
-        </w:tc>
-        <w:tc>
-          <w:tcPr>
-            <w:tcW w:type="dxa" w:w="3160"/>
-            <w:tcMar>
-              <w:top w:w="80" w:type="dxa"/>
-              <w:start w:w="120" w:type="dxa"/>
-              <w:bottom w:w="80" w:type="dxa"/>
-              <w:end w:w="120" w:type="dxa"/>
-            </w:tcMar>
-            <w:vAlign w:val="center"/>
-          </w:tcPr>
-          <w:p>
-            <w:pPr>
-              <w:spacing w:after="0" w:line="259" w:lineRule="auto"/>
-            </w:pPr>
-            <w:r/>
-          </w:p>
-        </w:tc>
-      </w:tr>
-      <w:tr>
-        <w:trPr>
-          <w:cantSplit/>
-        </w:trPr>
-        <w:tc>
-          <w:tcPr>
-            <w:tcW w:type="dxa" w:w="1300"/>
-            <w:shd w:fill="F8FAFC"/>
-            <w:tcMar>
-              <w:top w:w="80" w:type="dxa"/>
-              <w:start w:w="120" w:type="dxa"/>
-              <w:bottom w:w="80" w:type="dxa"/>
-              <w:end w:w="120" w:type="dxa"/>
-            </w:tcMar>
-            <w:vAlign w:val="center"/>
-          </w:tcPr>
-          <w:p>
-            <w:pPr>
-              <w:spacing w:after="0" w:line="259" w:lineRule="auto"/>
-            </w:pPr>
-            <w:r/>
-            <w:r>
-              <w:rPr>
-                <w:rFonts w:ascii="Calibri" w:hAnsi="Calibri" w:eastAsia="Malgun Gothic"/>
-                <w:color w:val="1F2937"/>
-                <w:sz w:val="16"/>
-              </w:rPr>
-              <w:t>정산·팝빌 담당</w:t>
-            </w:r>
-          </w:p>
-        </w:tc>
-        <w:tc>
-          <w:tcPr>
-            <w:tcW w:type="dxa" w:w="1700"/>
-            <w:shd w:fill="F8FAFC"/>
-            <w:tcMar>
-              <w:top w:w="80" w:type="dxa"/>
-              <w:start w:w="120" w:type="dxa"/>
-              <w:bottom w:w="80" w:type="dxa"/>
-              <w:end w:w="120" w:type="dxa"/>
-            </w:tcMar>
-            <w:vAlign w:val="center"/>
-          </w:tcPr>
-          <w:p>
-            <w:pPr>
-              <w:spacing w:after="0" w:line="259" w:lineRule="auto"/>
-            </w:pPr>
-            <w:r/>
-          </w:p>
-        </w:tc>
-        <w:tc>
-          <w:tcPr>
-            <w:tcW w:type="dxa" w:w="3200"/>
-            <w:shd w:fill="F8FAFC"/>
-            <w:tcMar>
-              <w:top w:w="80" w:type="dxa"/>
-              <w:start w:w="120" w:type="dxa"/>
-              <w:bottom w:w="80" w:type="dxa"/>
-              <w:end w:w="120" w:type="dxa"/>
-            </w:tcMar>
-            <w:vAlign w:val="center"/>
-          </w:tcPr>
-          <w:p>
-            <w:pPr>
-              <w:spacing w:after="0" w:line="259" w:lineRule="auto"/>
-            </w:pPr>
-            <w:r/>
-          </w:p>
-        </w:tc>
-        <w:tc>
-          <w:tcPr>
-            <w:tcW w:type="dxa" w:w="3160"/>
-            <w:shd w:fill="F8FAFC"/>
-            <w:tcMar>
-              <w:top w:w="80" w:type="dxa"/>
-              <w:start w:w="120" w:type="dxa"/>
-              <w:bottom w:w="80" w:type="dxa"/>
-              <w:end w:w="120" w:type="dxa"/>
-            </w:tcMar>
-            <w:vAlign w:val="center"/>
-          </w:tcPr>
-          <w:p>
-            <w:pPr>
-              <w:spacing w:after="0" w:line="259" w:lineRule="auto"/>
-            </w:pPr>
-            <w:r/>
-          </w:p>
-        </w:tc>
-      </w:tr>
-      <w:tr>
-        <w:trPr>
-          <w:cantSplit/>
-        </w:trPr>
-        <w:tc>
-          <w:tcPr>
-            <w:tcW w:type="dxa" w:w="1300"/>
-            <w:tcMar>
-              <w:top w:w="80" w:type="dxa"/>
-              <w:start w:w="120" w:type="dxa"/>
-              <w:bottom w:w="80" w:type="dxa"/>
-              <w:end w:w="120" w:type="dxa"/>
-            </w:tcMar>
-            <w:vAlign w:val="center"/>
-          </w:tcPr>
-          <w:p>
-            <w:pPr>
-              <w:spacing w:after="0" w:line="259" w:lineRule="auto"/>
-            </w:pPr>
-            <w:r/>
-            <w:r>
-              <w:rPr>
-                <w:rFonts w:ascii="Calibri" w:hAnsi="Calibri" w:eastAsia="Malgun Gothic"/>
-                <w:color w:val="1F2937"/>
-                <w:sz w:val="16"/>
-              </w:rPr>
-              <w:t>NCP/Kakao 담당</w:t>
-            </w:r>
-          </w:p>
-        </w:tc>
-        <w:tc>
-          <w:tcPr>
-            <w:tcW w:type="dxa" w:w="1700"/>
-            <w:tcMar>
-              <w:top w:w="80" w:type="dxa"/>
-              <w:start w:w="120" w:type="dxa"/>
-              <w:bottom w:w="80" w:type="dxa"/>
-              <w:end w:w="120" w:type="dxa"/>
-            </w:tcMar>
-            <w:vAlign w:val="center"/>
-          </w:tcPr>
-          <w:p>
-            <w:pPr>
-              <w:spacing w:after="0" w:line="259" w:lineRule="auto"/>
-            </w:pPr>
-            <w:r/>
-          </w:p>
-        </w:tc>
-        <w:tc>
-          <w:tcPr>
-            <w:tcW w:type="dxa" w:w="3200"/>
-            <w:tcMar>
-              <w:top w:w="80" w:type="dxa"/>
-              <w:start w:w="120" w:type="dxa"/>
-              <w:bottom w:w="80" w:type="dxa"/>
-              <w:end w:w="120" w:type="dxa"/>
-            </w:tcMar>
-            <w:vAlign w:val="center"/>
-          </w:tcPr>
-          <w:p>
-            <w:pPr>
-              <w:spacing w:after="0" w:line="259" w:lineRule="auto"/>
-            </w:pPr>
-            <w:r/>
-          </w:p>
-        </w:tc>
-        <w:tc>
-          <w:tcPr>
-            <w:tcW w:type="dxa" w:w="3160"/>
-            <w:tcMar>
-              <w:top w:w="80" w:type="dxa"/>
-              <w:start w:w="120" w:type="dxa"/>
-              <w:bottom w:w="80" w:type="dxa"/>
-              <w:end w:w="120" w:type="dxa"/>
-            </w:tcMar>
-            <w:vAlign w:val="center"/>
-          </w:tcPr>
-          <w:p>
-            <w:pPr>
-              <w:spacing w:after="0" w:line="259" w:lineRule="auto"/>
-            </w:pPr>
-            <w:r/>
-          </w:p>
-        </w:tc>
-      </w:tr>
-      <w:tr>
-        <w:trPr>
-          <w:cantSplit/>
-        </w:trPr>
-        <w:tc>
-          <w:tcPr>
-            <w:tcW w:type="dxa" w:w="1300"/>
-            <w:shd w:fill="F8FAFC"/>
-            <w:tcMar>
-              <w:top w:w="80" w:type="dxa"/>
-              <w:start w:w="120" w:type="dxa"/>
-              <w:bottom w:w="80" w:type="dxa"/>
-              <w:end w:w="120" w:type="dxa"/>
-            </w:tcMar>
-            <w:vAlign w:val="center"/>
-          </w:tcPr>
-          <w:p>
-            <w:pPr>
-              <w:spacing w:after="0" w:line="259" w:lineRule="auto"/>
-            </w:pPr>
-            <w:r/>
-            <w:r>
-              <w:rPr>
-                <w:rFonts w:ascii="Calibri" w:hAnsi="Calibri" w:eastAsia="Malgun Gothic"/>
-                <w:color w:val="1F2937"/>
-                <w:sz w:val="16"/>
-              </w:rPr>
-              <w:t>비상 연락 담당</w:t>
-            </w:r>
-          </w:p>
-        </w:tc>
-        <w:tc>
-          <w:tcPr>
-            <w:tcW w:type="dxa" w:w="1700"/>
-            <w:shd w:fill="F8FAFC"/>
-            <w:tcMar>
-              <w:top w:w="80" w:type="dxa"/>
-              <w:start w:w="120" w:type="dxa"/>
-              <w:bottom w:w="80" w:type="dxa"/>
-              <w:end w:w="120" w:type="dxa"/>
-            </w:tcMar>
-            <w:vAlign w:val="center"/>
-          </w:tcPr>
-          <w:p>
-            <w:pPr>
-              <w:spacing w:after="0" w:line="259" w:lineRule="auto"/>
-            </w:pPr>
-            <w:r/>
-          </w:p>
-        </w:tc>
-        <w:tc>
-          <w:tcPr>
-            <w:tcW w:type="dxa" w:w="3200"/>
-            <w:shd w:fill="F8FAFC"/>
-            <w:tcMar>
-              <w:top w:w="80" w:type="dxa"/>
-              <w:start w:w="120" w:type="dxa"/>
-              <w:bottom w:w="80" w:type="dxa"/>
-              <w:end w:w="120" w:type="dxa"/>
-            </w:tcMar>
-            <w:vAlign w:val="center"/>
-          </w:tcPr>
-          <w:p>
-            <w:pPr>
-              <w:spacing w:after="0" w:line="259" w:lineRule="auto"/>
-            </w:pPr>
-            <w:r/>
-          </w:p>
-        </w:tc>
-        <w:tc>
-          <w:tcPr>
-            <w:tcW w:type="dxa" w:w="3160"/>
-            <w:shd w:fill="F8FAFC"/>
-            <w:tcMar>
-              <w:top w:w="80" w:type="dxa"/>
-              <w:start w:w="120" w:type="dxa"/>
-              <w:bottom w:w="80" w:type="dxa"/>
-              <w:end w:w="120" w:type="dxa"/>
-            </w:tcMar>
-            <w:vAlign w:val="center"/>
-          </w:tcPr>
-          <w:p>
-            <w:pPr>
-              <w:spacing w:after="0" w:line="259" w:lineRule="auto"/>
-            </w:pPr>
-            <w:r/>
-          </w:p>
-        </w:tc>
-      </w:tr>
-    </w:tbl>
     <w:p>
       <w:pPr>
-        <w:spacing w:after="40"/>
+        <w:pStyle w:val="ListNumber"/>
       </w:pPr>
-    </w:p>
-    <w:p>
       <w:r>
         <w:rPr>
           <w:rFonts w:ascii="Calibri" w:hAnsi="Calibri" w:eastAsia="Malgun Gothic"/>
           <w:color w:val="1F2937"/>
-          <w:sz w:val="22"/>
+          <w:sz w:val="21"/>
         </w:rPr>
-        <w:t xml:space="preserve">이 문서는 팀 운영의 시작점입니다. 화면 기능과 최신 변경사항은 </w:t>
+        <w:t>테스트 케이스 한 건을 엽니다.</w:t>
       </w:r>
-      <w:r>
-        <w:rPr>
-          <w:rFonts w:ascii="Consolas" w:hAnsi="Consolas" w:eastAsia="Malgun Gothic"/>
-          <w:color w:val="1F4D78"/>
-          <w:sz w:val="22"/>
-        </w:rPr>
-        <w:t>README.md</w:t>
-      </w:r>
+    </w:p>
+    <w:p>
+      <w:pPr>
+        <w:pStyle w:val="ListNumber"/>
+      </w:pPr>
       <w:r>
         <w:rPr>
           <w:rFonts w:ascii="Calibri" w:hAnsi="Calibri" w:eastAsia="Malgun Gothic"/>
           <w:color w:val="1F2937"/>
-          <w:sz w:val="22"/>
+          <w:sz w:val="21"/>
         </w:rPr>
-        <w:t>와 관리자 화면의 업데이트 내역을 함께 확인합니다.</w:t>
+        <w:t>①~④에서 어떤 정보가 자동으로 만들어지는지 읽습니다.</w:t>
+      </w:r>
+    </w:p>
+    <w:p>
+      <w:pPr>
+        <w:pStyle w:val="ListNumber"/>
+      </w:pPr>
+      <w:r>
+        <w:rPr>
+          <w:rFonts w:ascii="Calibri" w:hAnsi="Calibri" w:eastAsia="Malgun Gothic"/>
+          <w:color w:val="1F2937"/>
+          <w:sz w:val="21"/>
+        </w:rPr>
+        <w:t>테스트 업체를 한 곳 선택했다가 해제해 봅니다.</w:t>
+      </w:r>
+    </w:p>
+    <w:p>
+      <w:pPr>
+        <w:pStyle w:val="ListNumber"/>
+      </w:pPr>
+      <w:r>
+        <w:rPr>
+          <w:rFonts w:ascii="Calibri" w:hAnsi="Calibri" w:eastAsia="Malgun Gothic"/>
+          <w:color w:val="1F2937"/>
+          <w:sz w:val="21"/>
+        </w:rPr>
+        <w:t>발송 직전 확인창의 업체, 번호와 문구를 확인합니다. 실제 발송은 담당자와 함께합니다.</w:t>
+      </w:r>
+    </w:p>
+    <w:p>
+      <w:pPr>
+        <w:pStyle w:val="ListNumber"/>
+      </w:pPr>
+      <w:r>
+        <w:rPr>
+          <w:rFonts w:ascii="Calibri" w:hAnsi="Calibri" w:eastAsia="Malgun Gothic"/>
+          <w:color w:val="1F2937"/>
+          <w:sz w:val="21"/>
+        </w:rPr>
+        <w:t>테스트 견적서와 사업자등록증을 각각 올립니다.</w:t>
+      </w:r>
+    </w:p>
+    <w:p>
+      <w:pPr>
+        <w:pStyle w:val="ListNumber"/>
+      </w:pPr>
+      <w:r>
+        <w:rPr>
+          <w:rFonts w:ascii="Calibri" w:hAnsi="Calibri" w:eastAsia="Malgun Gothic"/>
+          <w:color w:val="1F2937"/>
+          <w:sz w:val="21"/>
+        </w:rPr>
+        <w:t>원본 금액과 브링 엑셀 금액의 차이를 확인합니다.</w:t>
+      </w:r>
+    </w:p>
+    <w:p>
+      <w:pPr>
+        <w:pStyle w:val="ListNumber"/>
+      </w:pPr>
+      <w:r>
+        <w:rPr>
+          <w:rFonts w:ascii="Calibri" w:hAnsi="Calibri" w:eastAsia="Malgun Gothic"/>
+          <w:color w:val="1F2937"/>
+          <w:sz w:val="21"/>
+        </w:rPr>
+        <w:t>⑦ 추천 카드와 ⑧ 건물주 발송 내용을 확인합니다.</w:t>
+      </w:r>
+    </w:p>
+    <w:p>
+      <w:pPr>
+        <w:pStyle w:val="ListNumber"/>
+      </w:pPr>
+      <w:r>
+        <w:rPr>
+          <w:rFonts w:ascii="Calibri" w:hAnsi="Calibri" w:eastAsia="Malgun Gothic"/>
+          <w:color w:val="1F2937"/>
+          <w:sz w:val="21"/>
+        </w:rPr>
+        <w:t>테스트 승인 후 ⑩ 입금 확인까지 연습합니다.</w:t>
+      </w:r>
+    </w:p>
+    <w:p>
+      <w:pPr>
+        <w:pStyle w:val="ListNumber"/>
+      </w:pPr>
+      <w:r>
+        <w:rPr>
+          <w:rFonts w:ascii="Calibri" w:hAnsi="Calibri" w:eastAsia="Malgun Gothic"/>
+          <w:color w:val="1F2937"/>
+          <w:sz w:val="21"/>
+        </w:rPr>
+        <w:t>테스트 케이스를 휴지통으로 이동하고 복원해 봅니다.</w:t>
+      </w:r>
+    </w:p>
+    <w:p>
+      <w:pPr>
+        <w:spacing w:before="80" w:after="160"/>
+        <w:ind w:left="259" w:right="259"/>
+        <w:shd w:fill="FFF7DF"/>
+        <w:pBdr>
+          <w:left w:val="single" w:sz="18" w:space="8" w:color="C69214"/>
+        </w:pBdr>
+      </w:pPr>
+      <w:r>
+        <w:rPr>
+          <w:rFonts w:ascii="Calibri" w:hAnsi="Calibri" w:eastAsia="Malgun Gothic"/>
+          <w:color w:val="1F2937"/>
+          <w:sz w:val="20"/>
+        </w:rPr>
+        <w:t>처음에는 실제 케이스의 완료 상태를 임의로 바꾸지 않습니다. 테스트 케이스에서 전체 흐름을 한 번 연습한 뒤 운영 케이스를 담당합니다.</w:t>
       </w:r>
     </w:p>
     <w:sectPr>

--- a/deliverables/BRING_Care_팀_운영_인수인계서_20260803.docx
+++ b/deliverables/BRING_Care_팀_운영_인수인계서_20260803.docx
@@ -592,6 +592,62 @@
           <w:sz w:val="21"/>
         </w:rPr>
         <w:t>으로 바뀌었는지 확인합니다.</w:t>
+      </w:r>
+    </w:p>
+    <w:p>
+      <w:pPr>
+        <w:keepLines/>
+        <w:spacing w:before="120" w:after="40"/>
+        <w:jc w:val="center"/>
+      </w:pPr>
+      <w:r>
+        <w:drawing>
+          <wp:inline xmlns:a="http://schemas.openxmlformats.org/drawingml/2006/main" xmlns:pic="http://schemas.openxmlformats.org/drawingml/2006/picture">
+            <wp:extent cx="5623560" cy="3163252"/>
+            <wp:docPr id="1" name="Picture 1"/>
+            <wp:cNvGraphicFramePr>
+              <a:graphicFrameLocks noChangeAspect="1"/>
+            </wp:cNvGraphicFramePr>
+            <a:graphic>
+              <a:graphicData uri="http://schemas.openxmlformats.org/drawingml/2006/picture">
+                <pic:pic>
+                  <pic:nvPicPr>
+                    <pic:cNvPr id="0" name="case-overview.png"/>
+                    <pic:cNvPicPr/>
+                  </pic:nvPicPr>
+                  <pic:blipFill>
+                    <a:blip r:embed="rId11"/>
+                    <a:stretch>
+                      <a:fillRect/>
+                    </a:stretch>
+                  </pic:blipFill>
+                  <pic:spPr>
+                    <a:xfrm>
+                      <a:off x="0" y="0"/>
+                      <a:ext cx="5623560" cy="3163252"/>
+                    </a:xfrm>
+                    <a:prstGeom prst="rect"/>
+                  </pic:spPr>
+                </pic:pic>
+              </a:graphicData>
+            </a:graphic>
+          </wp:inline>
+        </w:drawing>
+      </w:r>
+    </w:p>
+    <w:p>
+      <w:pPr>
+        <w:spacing w:after="200"/>
+        <w:jc w:val="center"/>
+      </w:pPr>
+      <w:r>
+        <w:rPr>
+          <w:rFonts w:ascii="Calibri" w:hAnsi="Calibri" w:eastAsia="Malgun Gothic"/>
+          <w:i/>
+          <w:color w:val="667085"/>
+          <w:sz w:val="17"/>
+        </w:rPr>
+        <w:t>화면 1. 케이스 목록과 기본 정보: 왼쪽에서 케이스를 선택하고, 오른쪽에서 접수 정보와 현재 진행 단계를 확인합니다.</w:t>
       </w:r>
     </w:p>
     <w:p>
@@ -4103,6 +4159,62 @@
     </w:p>
     <w:p>
       <w:pPr>
+        <w:keepLines/>
+        <w:spacing w:before="120" w:after="40"/>
+        <w:jc w:val="center"/>
+      </w:pPr>
+      <w:r>
+        <w:drawing>
+          <wp:inline xmlns:a="http://schemas.openxmlformats.org/drawingml/2006/main" xmlns:pic="http://schemas.openxmlformats.org/drawingml/2006/picture">
+            <wp:extent cx="5623560" cy="1682963"/>
+            <wp:docPr id="2" name="Picture 2"/>
+            <wp:cNvGraphicFramePr>
+              <a:graphicFrameLocks noChangeAspect="1"/>
+            </wp:cNvGraphicFramePr>
+            <a:graphic>
+              <a:graphicData uri="http://schemas.openxmlformats.org/drawingml/2006/picture">
+                <pic:pic>
+                  <pic:nvPicPr>
+                    <pic:cNvPr id="0" name="vendor-selection.png"/>
+                    <pic:cNvPicPr/>
+                  </pic:nvPicPr>
+                  <pic:blipFill>
+                    <a:blip r:embed="rId12"/>
+                    <a:stretch>
+                      <a:fillRect/>
+                    </a:stretch>
+                  </pic:blipFill>
+                  <pic:spPr>
+                    <a:xfrm>
+                      <a:off x="0" y="0"/>
+                      <a:ext cx="5623560" cy="1682963"/>
+                    </a:xfrm>
+                    <a:prstGeom prst="rect"/>
+                  </pic:spPr>
+                </pic:pic>
+              </a:graphicData>
+            </a:graphic>
+          </wp:inline>
+        </w:drawing>
+      </w:r>
+    </w:p>
+    <w:p>
+      <w:pPr>
+        <w:spacing w:after="200"/>
+        <w:jc w:val="center"/>
+      </w:pPr>
+      <w:r>
+        <w:rPr>
+          <w:rFonts w:ascii="Calibri" w:hAnsi="Calibri" w:eastAsia="Malgun Gothic"/>
+          <w:i/>
+          <w:color w:val="667085"/>
+          <w:sz w:val="17"/>
+        </w:rPr>
+        <w:t>화면 2. 업체 선택: 업체명, 연락처, 주소와 서비스 내용을 비교한 뒤 문자 발송이 가능한 업체를 선택합니다.</w:t>
+      </w:r>
+    </w:p>
+    <w:p>
+      <w:pPr>
         <w:spacing w:before="80" w:after="160"/>
         <w:ind w:left="259" w:right="259"/>
         <w:shd w:fill="FFF7DF"/>
@@ -4715,6 +4827,62 @@
     </w:p>
     <w:p>
       <w:pPr>
+        <w:keepLines/>
+        <w:spacing w:before="120" w:after="40"/>
+        <w:jc w:val="center"/>
+      </w:pPr>
+      <w:r>
+        <w:drawing>
+          <wp:inline xmlns:a="http://schemas.openxmlformats.org/drawingml/2006/main" xmlns:pic="http://schemas.openxmlformats.org/drawingml/2006/picture">
+            <wp:extent cx="5623560" cy="2315584"/>
+            <wp:docPr id="3" name="Picture 3"/>
+            <wp:cNvGraphicFramePr>
+              <a:graphicFrameLocks noChangeAspect="1"/>
+            </wp:cNvGraphicFramePr>
+            <a:graphic>
+              <a:graphicData uri="http://schemas.openxmlformats.org/drawingml/2006/picture">
+                <pic:pic>
+                  <pic:nvPicPr>
+                    <pic:cNvPr id="0" name="quote-upload.png"/>
+                    <pic:cNvPicPr/>
+                  </pic:nvPicPr>
+                  <pic:blipFill>
+                    <a:blip r:embed="rId13"/>
+                    <a:stretch>
+                      <a:fillRect/>
+                    </a:stretch>
+                  </pic:blipFill>
+                  <pic:spPr>
+                    <a:xfrm>
+                      <a:off x="0" y="0"/>
+                      <a:ext cx="5623560" cy="2315584"/>
+                    </a:xfrm>
+                    <a:prstGeom prst="rect"/>
+                  </pic:spPr>
+                </pic:pic>
+              </a:graphicData>
+            </a:graphic>
+          </wp:inline>
+        </w:drawing>
+      </w:r>
+    </w:p>
+    <w:p>
+      <w:pPr>
+        <w:spacing w:after="200"/>
+        <w:jc w:val="center"/>
+      </w:pPr>
+      <w:r>
+        <w:rPr>
+          <w:rFonts w:ascii="Calibri" w:hAnsi="Calibri" w:eastAsia="Malgun Gothic"/>
+          <w:i/>
+          <w:color w:val="667085"/>
+          <w:sz w:val="17"/>
+        </w:rPr>
+        <w:t>화면 3. 견적 파일 업로드: 왼쪽에는 견적서, 오른쪽에는 사업자등록증을 넣고 선택 파일을 한 번에 업로드합니다.</w:t>
+      </w:r>
+    </w:p>
+    <w:p>
+      <w:pPr>
         <w:pStyle w:val="Heading2"/>
       </w:pPr>
       <w:r>
@@ -5090,6 +5258,62 @@
           <w:sz w:val="21"/>
         </w:rPr>
         <w:t>추천 이미지가 만들어지면 ⑧로 넘어갑니다.</w:t>
+      </w:r>
+    </w:p>
+    <w:p>
+      <w:pPr>
+        <w:keepLines/>
+        <w:spacing w:before="120" w:after="40"/>
+        <w:jc w:val="center"/>
+      </w:pPr>
+      <w:r>
+        <w:drawing>
+          <wp:inline xmlns:a="http://schemas.openxmlformats.org/drawingml/2006/main" xmlns:pic="http://schemas.openxmlformats.org/drawingml/2006/picture">
+            <wp:extent cx="5623560" cy="2315584"/>
+            <wp:docPr id="4" name="Picture 4"/>
+            <wp:cNvGraphicFramePr>
+              <a:graphicFrameLocks noChangeAspect="1"/>
+            </wp:cNvGraphicFramePr>
+            <a:graphic>
+              <a:graphicData uri="http://schemas.openxmlformats.org/drawingml/2006/picture">
+                <pic:pic>
+                  <pic:nvPicPr>
+                    <pic:cNvPr id="0" name="recommendation.png"/>
+                    <pic:cNvPicPr/>
+                  </pic:nvPicPr>
+                  <pic:blipFill>
+                    <a:blip r:embed="rId14"/>
+                    <a:stretch>
+                      <a:fillRect/>
+                    </a:stretch>
+                  </pic:blipFill>
+                  <pic:spPr>
+                    <a:xfrm>
+                      <a:off x="0" y="0"/>
+                      <a:ext cx="5623560" cy="2315584"/>
+                    </a:xfrm>
+                    <a:prstGeom prst="rect"/>
+                  </pic:spPr>
+                </pic:pic>
+              </a:graphicData>
+            </a:graphic>
+          </wp:inline>
+        </w:drawing>
+      </w:r>
+    </w:p>
+    <w:p>
+      <w:pPr>
+        <w:spacing w:after="200"/>
+        <w:jc w:val="center"/>
+      </w:pPr>
+      <w:r>
+        <w:rPr>
+          <w:rFonts w:ascii="Calibri" w:hAnsi="Calibri" w:eastAsia="Malgun Gothic"/>
+          <w:i/>
+          <w:color w:val="667085"/>
+          <w:sz w:val="17"/>
+        </w:rPr>
+        <w:t>화면 4. 최적 추천: 추천 업체, 브링 최종금액과 업체 정보를 확인한 뒤 건물주 발송·승인·입금 단계로 이어갑니다.</w:t>
       </w:r>
     </w:p>
     <w:p>
